--- a/docs/Пояснительная_Записка.docx
+++ b/docs/Пояснительная_Записка.docx
@@ -1,6 +1,6 @@
 
 <file path=word/document.xml><?xml version="1.0" encoding="utf-8"?>
-<w:document xmlns:wpc="http://schemas.microsoft.com/office/word/2010/wordprocessingCanvas" xmlns:cx="http://schemas.microsoft.com/office/drawing/2014/chartex" xmlns:cx1="http://schemas.microsoft.com/office/drawing/2015/9/8/chartex" xmlns:cx2="http://schemas.microsoft.com/office/drawing/2015/10/21/chartex" xmlns:cx3="http://schemas.microsoft.com/office/drawing/2016/5/9/chartex" xmlns:cx4="http://schemas.microsoft.com/office/drawing/2016/5/10/chartex" xmlns:cx5="http://schemas.microsoft.com/office/drawing/2016/5/11/chartex" xmlns:cx6="http://schemas.microsoft.com/office/drawing/2016/5/12/chartex" xmlns:cx7="http://schemas.microsoft.com/office/drawing/2016/5/13/chartex" xmlns:cx8="http://schemas.microsoft.com/office/drawing/2016/5/14/chartex" xmlns:mc="http://schemas.openxmlformats.org/markup-compatibility/2006" xmlns:aink="http://schemas.microsoft.com/office/drawing/2016/ink" xmlns:am3d="http://schemas.microsoft.com/office/drawing/2017/model3d" xmlns:o="urn:schemas-microsoft-com:office:office" xmlns:r="http://schemas.openxmlformats.org/officeDocument/2006/relationships" xmlns:m="http://schemas.openxmlformats.org/officeDocument/2006/math" xmlns:v="urn:schemas-microsoft-com:vml" xmlns:wp14="http://schemas.microsoft.com/office/word/2010/wordprocessingDrawing" xmlns:wp="http://schemas.openxmlformats.org/drawingml/2006/wordprocessingDrawing" xmlns:w10="urn:schemas-microsoft-com:office:word" xmlns:w="http://schemas.openxmlformats.org/wordprocessingml/2006/main" xmlns:w14="http://schemas.microsoft.com/office/word/2010/wordml" xmlns:w15="http://schemas.microsoft.com/office/word/2012/wordml" xmlns:w16cex="http://schemas.microsoft.com/office/word/2018/wordml/cex" xmlns:w16cid="http://schemas.microsoft.com/office/word/2016/wordml/cid" xmlns:w16="http://schemas.microsoft.com/office/word/2018/wordml" xmlns:w16sdtdh="http://schemas.microsoft.com/office/word/2020/wordml/sdtdatahash" xmlns:w16se="http://schemas.microsoft.com/office/word/2015/wordml/symex" xmlns:wpg="http://schemas.microsoft.com/office/word/2010/wordprocessingGroup" xmlns:wpi="http://schemas.microsoft.com/office/word/2010/wordprocessingInk" xmlns:wne="http://schemas.microsoft.com/office/word/2006/wordml" xmlns:wps="http://schemas.microsoft.com/office/word/2010/wordprocessingShape" mc:Ignorable="w14 w15 w16se w16cid w16 w16cex w16sdtdh wp14">
+<w:document xmlns:wpc="http://schemas.microsoft.com/office/word/2010/wordprocessingCanvas" xmlns:cx="http://schemas.microsoft.com/office/drawing/2014/chartex" xmlns:cx1="http://schemas.microsoft.com/office/drawing/2015/9/8/chartex" xmlns:cx2="http://schemas.microsoft.com/office/drawing/2015/10/21/chartex" xmlns:cx3="http://schemas.microsoft.com/office/drawing/2016/5/9/chartex" xmlns:cx4="http://schemas.microsoft.com/office/drawing/2016/5/10/chartex" xmlns:cx5="http://schemas.microsoft.com/office/drawing/2016/5/11/chartex" xmlns:cx6="http://schemas.microsoft.com/office/drawing/2016/5/12/chartex" xmlns:cx7="http://schemas.microsoft.com/office/drawing/2016/5/13/chartex" xmlns:cx8="http://schemas.microsoft.com/office/drawing/2016/5/14/chartex" xmlns:mc="http://schemas.openxmlformats.org/markup-compatibility/2006" xmlns:aink="http://schemas.microsoft.com/office/drawing/2016/ink" xmlns:am3d="http://schemas.microsoft.com/office/drawing/2017/model3d" xmlns:o="urn:schemas-microsoft-com:office:office" xmlns:oel="http://schemas.microsoft.com/office/2019/extlst" xmlns:r="http://schemas.openxmlformats.org/officeDocument/2006/relationships" xmlns:m="http://schemas.openxmlformats.org/officeDocument/2006/math" xmlns:v="urn:schemas-microsoft-com:vml" xmlns:wp14="http://schemas.microsoft.com/office/word/2010/wordprocessingDrawing" xmlns:wp="http://schemas.openxmlformats.org/drawingml/2006/wordprocessingDrawing" xmlns:w10="urn:schemas-microsoft-com:office:word" xmlns:w="http://schemas.openxmlformats.org/wordprocessingml/2006/main" xmlns:w14="http://schemas.microsoft.com/office/word/2010/wordml" xmlns:w15="http://schemas.microsoft.com/office/word/2012/wordml" xmlns:w16cex="http://schemas.microsoft.com/office/word/2018/wordml/cex" xmlns:w16cid="http://schemas.microsoft.com/office/word/2016/wordml/cid" xmlns:w16="http://schemas.microsoft.com/office/word/2018/wordml" xmlns:w16du="http://schemas.microsoft.com/office/word/2023/wordml/word16du" xmlns:w16sdtdh="http://schemas.microsoft.com/office/word/2020/wordml/sdtdatahash" xmlns:w16sdtfl="http://schemas.microsoft.com/office/word/2024/wordml/sdtformatlock" xmlns:w16se="http://schemas.microsoft.com/office/word/2015/wordml/symex" xmlns:wpg="http://schemas.microsoft.com/office/word/2010/wordprocessingGroup" xmlns:wpi="http://schemas.microsoft.com/office/word/2010/wordprocessingInk" xmlns:wne="http://schemas.microsoft.com/office/word/2006/wordml" xmlns:wps="http://schemas.microsoft.com/office/word/2010/wordprocessingShape" mc:Ignorable="w14 w15 w16se w16cid w16 w16cex w16sdtdh w16sdtfl w16du wp14">
   <w:body>
     <w:p>
       <w:pPr>
@@ -350,23 +350,13 @@
         </w:rPr>
         <w:t xml:space="preserve">_________ </w:t>
       </w:r>
-      <w:proofErr w:type="spellStart"/>
       <w:r>
         <w:rPr>
           <w:rFonts w:eastAsia="Times New Roman" w:cs="Times New Roman"/>
           <w:color w:val="000000"/>
           <w:szCs w:val="22"/>
         </w:rPr>
-        <w:t>Полушвайко</w:t>
-      </w:r>
-      <w:proofErr w:type="spellEnd"/>
-      <w:r>
-        <w:rPr>
-          <w:rFonts w:eastAsia="Times New Roman" w:cs="Times New Roman"/>
-          <w:color w:val="000000"/>
-          <w:szCs w:val="22"/>
-        </w:rPr>
-        <w:t xml:space="preserve"> К.Н.</w:t>
+        <w:t>Полушвайко К.Н.</w:t>
       </w:r>
     </w:p>
     <w:p>
@@ -395,9 +385,8 @@
           <w:color w:val="000000"/>
           <w:szCs w:val="22"/>
         </w:rPr>
-        <w:t>«__</w:t>
-      </w:r>
-      <w:proofErr w:type="gramStart"/>
+        <w:t>«___»  ________________ 202</w:t>
+      </w:r>
       <w:r>
         <w:rPr>
           <w:rFonts w:eastAsia="Times New Roman" w:cs="Times New Roman"/>
@@ -405,9 +394,8 @@
           <w:color w:val="000000"/>
           <w:szCs w:val="22"/>
         </w:rPr>
-        <w:t>_»  _</w:t>
-      </w:r>
-      <w:proofErr w:type="gramEnd"/>
+        <w:t>6</w:t>
+      </w:r>
       <w:r>
         <w:rPr>
           <w:rFonts w:eastAsia="Times New Roman" w:cs="Times New Roman"/>
@@ -415,17 +403,57 @@
           <w:color w:val="000000"/>
           <w:szCs w:val="22"/>
         </w:rPr>
-        <w:t>_______________ 202</w:t>
-      </w:r>
-      <w:r>
+        <w:t xml:space="preserve"> г.</w:t>
+      </w:r>
+    </w:p>
+    <w:p>
+      <w:pPr>
+        <w:ind w:left="3451" w:hanging="10"/>
+        <w:jc w:val="center"/>
+        <w:rPr>
+          <w:rFonts w:eastAsia="Times New Roman" w:cs="Times New Roman"/>
+          <w:color w:val="000000"/>
+          <w:szCs w:val="22"/>
+        </w:rPr>
+      </w:pPr>
+      <w:r>
+        <w:rPr>
+          <w:rFonts w:eastAsia="Times New Roman" w:cs="Times New Roman"/>
+          <w:color w:val="000000"/>
+          <w:szCs w:val="22"/>
+        </w:rPr>
+        <w:t xml:space="preserve">Проверил: </w:t>
+      </w:r>
+    </w:p>
+    <w:p>
+      <w:pPr>
+        <w:ind w:left="5814" w:right="59" w:firstLine="0"/>
+        <w:rPr>
+          <w:rFonts w:eastAsia="Times New Roman" w:cs="Times New Roman"/>
+          <w:color w:val="000000"/>
+          <w:szCs w:val="22"/>
+        </w:rPr>
+      </w:pPr>
+      <w:r>
+        <w:rPr>
+          <w:rFonts w:eastAsia="Times New Roman" w:cs="Times New Roman"/>
+          <w:color w:val="000000"/>
+          <w:szCs w:val="22"/>
+        </w:rPr>
+        <w:t xml:space="preserve">к.т.н., доцент каф. КСУП __________ Калентьев А.А. </w:t>
+      </w:r>
+    </w:p>
+    <w:p>
+      <w:pPr>
+        <w:ind w:firstLine="0"/>
+        <w:jc w:val="right"/>
         <w:rPr>
           <w:rFonts w:eastAsia="Times New Roman" w:cs="Times New Roman"/>
           <w:bCs/>
           <w:color w:val="000000"/>
           <w:szCs w:val="22"/>
         </w:rPr>
-        <w:t>6</w:t>
-      </w:r>
+      </w:pPr>
       <w:r>
         <w:rPr>
           <w:rFonts w:eastAsia="Times New Roman" w:cs="Times New Roman"/>
@@ -433,57 +461,17 @@
           <w:color w:val="000000"/>
           <w:szCs w:val="22"/>
         </w:rPr>
-        <w:t xml:space="preserve"> г.</w:t>
-      </w:r>
-    </w:p>
-    <w:p>
-      <w:pPr>
-        <w:ind w:left="3451" w:hanging="10"/>
-        <w:jc w:val="center"/>
-        <w:rPr>
-          <w:rFonts w:eastAsia="Times New Roman" w:cs="Times New Roman"/>
-          <w:color w:val="000000"/>
-          <w:szCs w:val="22"/>
-        </w:rPr>
-      </w:pPr>
-      <w:r>
-        <w:rPr>
-          <w:rFonts w:eastAsia="Times New Roman" w:cs="Times New Roman"/>
-          <w:color w:val="000000"/>
-          <w:szCs w:val="22"/>
-        </w:rPr>
-        <w:t xml:space="preserve">Проверил: </w:t>
-      </w:r>
-    </w:p>
-    <w:p>
-      <w:pPr>
-        <w:ind w:left="5814" w:right="59" w:firstLine="0"/>
-        <w:rPr>
-          <w:rFonts w:eastAsia="Times New Roman" w:cs="Times New Roman"/>
-          <w:color w:val="000000"/>
-          <w:szCs w:val="22"/>
-        </w:rPr>
-      </w:pPr>
-      <w:r>
-        <w:rPr>
-          <w:rFonts w:eastAsia="Times New Roman" w:cs="Times New Roman"/>
-          <w:color w:val="000000"/>
-          <w:szCs w:val="22"/>
-        </w:rPr>
-        <w:t xml:space="preserve">к.т.н., доцент каф. КСУП __________ Калентьев А.А. </w:t>
-      </w:r>
-    </w:p>
-    <w:p>
-      <w:pPr>
-        <w:ind w:firstLine="0"/>
-        <w:jc w:val="right"/>
+        <w:t>«___»  ________________ 202</w:t>
+      </w:r>
+      <w:r>
         <w:rPr>
           <w:rFonts w:eastAsia="Times New Roman" w:cs="Times New Roman"/>
           <w:bCs/>
           <w:color w:val="000000"/>
           <w:szCs w:val="22"/>
         </w:rPr>
-      </w:pPr>
+        <w:t>6</w:t>
+      </w:r>
       <w:r>
         <w:rPr>
           <w:rFonts w:eastAsia="Times New Roman" w:cs="Times New Roman"/>
@@ -491,44 +479,6 @@
           <w:color w:val="000000"/>
           <w:szCs w:val="22"/>
         </w:rPr>
-        <w:t>«__</w:t>
-      </w:r>
-      <w:proofErr w:type="gramStart"/>
-      <w:r>
-        <w:rPr>
-          <w:rFonts w:eastAsia="Times New Roman" w:cs="Times New Roman"/>
-          <w:bCs/>
-          <w:color w:val="000000"/>
-          <w:szCs w:val="22"/>
-        </w:rPr>
-        <w:t>_»  _</w:t>
-      </w:r>
-      <w:proofErr w:type="gramEnd"/>
-      <w:r>
-        <w:rPr>
-          <w:rFonts w:eastAsia="Times New Roman" w:cs="Times New Roman"/>
-          <w:bCs/>
-          <w:color w:val="000000"/>
-          <w:szCs w:val="22"/>
-        </w:rPr>
-        <w:t>_______________ 202</w:t>
-      </w:r>
-      <w:r>
-        <w:rPr>
-          <w:rFonts w:eastAsia="Times New Roman" w:cs="Times New Roman"/>
-          <w:bCs/>
-          <w:color w:val="000000"/>
-          <w:szCs w:val="22"/>
-        </w:rPr>
-        <w:t>6</w:t>
-      </w:r>
-      <w:r>
-        <w:rPr>
-          <w:rFonts w:eastAsia="Times New Roman" w:cs="Times New Roman"/>
-          <w:bCs/>
-          <w:color w:val="000000"/>
-          <w:szCs w:val="22"/>
-        </w:rPr>
         <w:t xml:space="preserve"> г.</w:t>
       </w:r>
     </w:p>
@@ -1013,7 +963,6 @@
         </w:rPr>
         <w:t>С</w:t>
       </w:r>
-      <w:proofErr w:type="spellStart"/>
       <w:r>
         <w:rPr>
           <w:rFonts w:cs="Times New Roman"/>
@@ -1023,7 +972,6 @@
         <w:t>ommunity</w:t>
       </w:r>
       <w:bookmarkEnd w:id="3"/>
-      <w:proofErr w:type="spellEnd"/>
       <w:r>
         <w:rPr>
           <w:rFonts w:eastAsia="Times New Roman" w:cs="Times New Roman"/>
@@ -4190,15 +4138,15 @@
       </w:pPr>
       <w:bookmarkStart w:id="9" w:name="_Toc217316416"/>
       <w:bookmarkStart w:id="10" w:name="_Toc217342903"/>
-      <w:bookmarkStart w:id="11" w:name="_Hlk217316734"/>
-      <w:bookmarkStart w:id="12" w:name="_Toc226200119"/>
+      <w:bookmarkStart w:id="11" w:name="_Toc226200119"/>
+      <w:bookmarkStart w:id="12" w:name="_Hlk217316734"/>
       <w:r>
         <w:lastRenderedPageBreak/>
         <w:t>2 Постановка и анализ задачи</w:t>
       </w:r>
       <w:bookmarkEnd w:id="9"/>
       <w:bookmarkEnd w:id="10"/>
-      <w:bookmarkEnd w:id="12"/>
+      <w:bookmarkEnd w:id="11"/>
     </w:p>
     <w:p/>
     <w:p>
@@ -6111,19 +6059,21 @@
     </w:p>
     <w:p>
       <w:r>
-        <w:t xml:space="preserve">По результатам анализа можно сделать вывод, что поставленная задача является реализуемой средствами C#, </w:t>
-      </w:r>
-      <w:proofErr w:type="spellStart"/>
-      <w:r>
-        <w:t>WinForms</w:t>
-      </w:r>
-      <w:proofErr w:type="spellEnd"/>
-      <w:r>
-        <w:t xml:space="preserve"> и API КОМПАС-3D, однако требует строгой валидации входных параметров, аккуратной работы с </w:t>
-      </w:r>
+        <w:t xml:space="preserve">По результатам анализа можно сделать вывод, что поставленная задача является реализуемой средствами C#, WinForms и API КОМПАС-3D, однако требует строгой валидации входных параметров, аккуратной работы с </w:t>
+      </w:r>
+      <w:commentRangeStart w:id="25"/>
       <w:r>
         <w:lastRenderedPageBreak/>
         <w:t>геометрическими операциями и продуманного управления жизненным циклом объектов КОМПАС-3D.</w:t>
+      </w:r>
+      <w:commentRangeEnd w:id="25"/>
+      <w:r>
+        <w:rPr>
+          <w:rStyle w:val="afc"/>
+          <w:sz w:val="28"/>
+          <w:szCs w:val="28"/>
+        </w:rPr>
+        <w:commentReference w:id="25"/>
       </w:r>
       <w:r>
         <w:br w:type="page"/>
@@ -6138,17 +6088,17 @@
         </w:numPr>
         <w:spacing w:before="0" w:after="0"/>
       </w:pPr>
-      <w:bookmarkStart w:id="25" w:name="_Toc217316420"/>
-      <w:bookmarkStart w:id="26" w:name="_Toc217342907"/>
-      <w:bookmarkStart w:id="27" w:name="_Toc226200123"/>
-      <w:bookmarkEnd w:id="11"/>
+      <w:bookmarkStart w:id="26" w:name="_Toc217316420"/>
+      <w:bookmarkStart w:id="27" w:name="_Toc217342907"/>
+      <w:bookmarkStart w:id="28" w:name="_Toc226200123"/>
+      <w:bookmarkEnd w:id="12"/>
       <w:r>
         <w:lastRenderedPageBreak/>
         <w:t>Описание предмета проектирования</w:t>
       </w:r>
-      <w:bookmarkEnd w:id="25"/>
       <w:bookmarkEnd w:id="26"/>
       <w:bookmarkEnd w:id="27"/>
+      <w:bookmarkEnd w:id="28"/>
     </w:p>
     <w:p>
       <w:pPr>
@@ -6170,22 +6120,7 @@
         </w:rPr>
       </w:pPr>
       <w:r>
-        <w:t xml:space="preserve">Основные </w:t>
-      </w:r>
-      <w:r>
-        <w:t>составны</w:t>
-      </w:r>
-      <w:r>
-        <w:t>е</w:t>
-      </w:r>
-      <w:r>
-        <w:t xml:space="preserve"> част</w:t>
-      </w:r>
-      <w:r>
-        <w:t>и</w:t>
-      </w:r>
-      <w:r>
-        <w:t xml:space="preserve"> гантели</w:t>
+        <w:t>Основные составные части гантели</w:t>
       </w:r>
       <w:r>
         <w:t xml:space="preserve"> с параметрами</w:t>
@@ -6199,19 +6134,7 @@
         <w:pStyle w:val="a"/>
       </w:pPr>
       <w:r>
-        <w:t>стержень (ручк</w:t>
-      </w:r>
-      <w:r>
-        <w:t>а</w:t>
-      </w:r>
-      <w:r>
-        <w:t xml:space="preserve">) – показан на рисунке </w:t>
-      </w:r>
-      <w:r>
-        <w:t>3</w:t>
-      </w:r>
-      <w:r>
-        <w:t>.1;</w:t>
+        <w:t>стержень (ручка) – показан на рисунке 3.1;</w:t>
       </w:r>
     </w:p>
     <w:p>
@@ -6219,13 +6142,7 @@
         <w:pStyle w:val="a"/>
       </w:pPr>
       <w:r>
-        <w:t xml:space="preserve">сменный диск – показан на рисунке </w:t>
-      </w:r>
-      <w:r>
-        <w:t>3</w:t>
-      </w:r>
-      <w:r>
-        <w:t>.2;</w:t>
+        <w:t>сменный диск – показан на рисунке 3.2;</w:t>
       </w:r>
     </w:p>
     <w:p>
@@ -6233,19 +6150,7 @@
         <w:pStyle w:val="a"/>
       </w:pPr>
       <w:r>
-        <w:t>сборк</w:t>
-      </w:r>
-      <w:r>
-        <w:t>а</w:t>
-      </w:r>
-      <w:r>
-        <w:t xml:space="preserve"> гантели из стержня и выбранного количества дисков – показана на рисунке </w:t>
-      </w:r>
-      <w:r>
-        <w:t>3</w:t>
-      </w:r>
-      <w:r>
-        <w:t>.3.</w:t>
+        <w:t>сборка гантели из стержня и выбранного количества дисков – показана на рисунке 3.3.</w:t>
       </w:r>
       <w:r>
         <w:t xml:space="preserve"> </w:t>
@@ -6281,7 +6186,7 @@
                     </pic:cNvPicPr>
                   </pic:nvPicPr>
                   <pic:blipFill>
-                    <a:blip r:embed="rId8">
+                    <a:blip r:embed="rId12">
                       <a:extLst>
                         <a:ext uri="{28A0092B-C50C-407E-A947-70E740481C1C}">
                           <a14:useLocalDpi xmlns:a14="http://schemas.microsoft.com/office/drawing/2010/main" val="0"/>
@@ -6378,7 +6283,7 @@
                     </pic:cNvPicPr>
                   </pic:nvPicPr>
                   <pic:blipFill>
-                    <a:blip r:embed="rId9">
+                    <a:blip r:embed="rId13">
                       <a:extLst>
                         <a:ext uri="{28A0092B-C50C-407E-A947-70E740481C1C}">
                           <a14:useLocalDpi xmlns:a14="http://schemas.microsoft.com/office/drawing/2010/main" val="0"/>
@@ -6421,13 +6326,7 @@
         <w:t>3</w:t>
       </w:r>
       <w:r>
-        <w:t xml:space="preserve">.2 — </w:t>
-      </w:r>
-      <w:r>
-        <w:t xml:space="preserve">Параметры </w:t>
-      </w:r>
-      <w:r>
-        <w:t>сменного диска</w:t>
+        <w:t>.2 — Параметры сменного диска</w:t>
       </w:r>
     </w:p>
     <w:p>
@@ -6461,7 +6360,7 @@
                     </pic:cNvPicPr>
                   </pic:nvPicPr>
                   <pic:blipFill>
-                    <a:blip r:embed="rId10">
+                    <a:blip r:embed="rId14">
                       <a:extLst>
                         <a:ext uri="{28A0092B-C50C-407E-A947-70E740481C1C}">
                           <a14:useLocalDpi xmlns:a14="http://schemas.microsoft.com/office/drawing/2010/main" val="0"/>
@@ -6504,13 +6403,7 @@
         <w:t>3</w:t>
       </w:r>
       <w:r>
-        <w:t xml:space="preserve">.3 — </w:t>
-      </w:r>
-      <w:r>
-        <w:t>Параметры</w:t>
-      </w:r>
-      <w:r>
-        <w:t xml:space="preserve"> гантели</w:t>
+        <w:t>.3 — Параметры гантели</w:t>
       </w:r>
     </w:p>
     <w:p>
@@ -6659,16 +6552,16 @@
         </w:numPr>
         <w:spacing w:before="0" w:after="0"/>
       </w:pPr>
-      <w:bookmarkStart w:id="28" w:name="_Toc217316421"/>
-      <w:bookmarkStart w:id="29" w:name="_Toc217342908"/>
-      <w:bookmarkStart w:id="30" w:name="_Hlk217236325"/>
+      <w:bookmarkStart w:id="29" w:name="_Toc217316421"/>
+      <w:bookmarkStart w:id="30" w:name="_Toc217342908"/>
       <w:bookmarkStart w:id="31" w:name="_Toc226200124"/>
+      <w:bookmarkStart w:id="32" w:name="_Hlk217236325"/>
       <w:r>
         <w:lastRenderedPageBreak/>
         <w:t>Выбор инструментов и средств реализации</w:t>
       </w:r>
-      <w:bookmarkEnd w:id="28"/>
       <w:bookmarkEnd w:id="29"/>
+      <w:bookmarkEnd w:id="30"/>
       <w:bookmarkEnd w:id="31"/>
     </w:p>
     <w:p>
@@ -6685,15 +6578,15 @@
           <w:lang w:val="en-US"/>
         </w:rPr>
       </w:pPr>
-      <w:bookmarkStart w:id="32" w:name="_Toc217316422"/>
-      <w:bookmarkStart w:id="33" w:name="_Toc217342909"/>
-      <w:bookmarkStart w:id="34" w:name="_Toc226200125"/>
+      <w:bookmarkStart w:id="33" w:name="_Toc217316422"/>
+      <w:bookmarkStart w:id="34" w:name="_Toc217342909"/>
+      <w:bookmarkStart w:id="35" w:name="_Toc226200125"/>
       <w:r>
         <w:t>4.1 Платформа и технологии</w:t>
       </w:r>
-      <w:bookmarkEnd w:id="32"/>
       <w:bookmarkEnd w:id="33"/>
       <w:bookmarkEnd w:id="34"/>
+      <w:bookmarkEnd w:id="35"/>
     </w:p>
     <w:p>
       <w:pPr>
@@ -6884,15 +6777,15 @@
         <w:pStyle w:val="2"/>
         <w:spacing w:before="0" w:after="0"/>
       </w:pPr>
-      <w:bookmarkStart w:id="35" w:name="_Toc217316423"/>
-      <w:bookmarkStart w:id="36" w:name="_Toc217342910"/>
-      <w:bookmarkStart w:id="37" w:name="_Toc226200126"/>
+      <w:bookmarkStart w:id="36" w:name="_Toc217316423"/>
+      <w:bookmarkStart w:id="37" w:name="_Toc217342910"/>
+      <w:bookmarkStart w:id="38" w:name="_Toc226200126"/>
       <w:r>
         <w:t>4.2 Средства разработки</w:t>
       </w:r>
-      <w:bookmarkEnd w:id="35"/>
       <w:bookmarkEnd w:id="36"/>
       <w:bookmarkEnd w:id="37"/>
+      <w:bookmarkEnd w:id="38"/>
     </w:p>
     <w:p/>
     <w:p>
@@ -6967,7 +6860,6 @@
         </w:rPr>
         <w:t>С</w:t>
       </w:r>
-      <w:proofErr w:type="spellStart"/>
       <w:r>
         <w:rPr>
           <w:rFonts w:cs="Times New Roman"/>
@@ -6975,7 +6867,6 @@
         </w:rPr>
         <w:t>ommunity</w:t>
       </w:r>
-      <w:proofErr w:type="spellEnd"/>
       <w:r>
         <w:rPr>
           <w:rFonts w:cs="Times New Roman"/>
@@ -7047,15 +6938,15 @@
         <w:pStyle w:val="2"/>
         <w:spacing w:before="0" w:after="0"/>
       </w:pPr>
-      <w:bookmarkStart w:id="38" w:name="_Toc217316424"/>
-      <w:bookmarkStart w:id="39" w:name="_Toc217342911"/>
-      <w:bookmarkStart w:id="40" w:name="_Toc226200127"/>
+      <w:bookmarkStart w:id="39" w:name="_Toc217316424"/>
+      <w:bookmarkStart w:id="40" w:name="_Toc217342911"/>
+      <w:bookmarkStart w:id="41" w:name="_Toc226200127"/>
       <w:r>
         <w:t>4.3 Минимальные требования к рабочей станции</w:t>
       </w:r>
-      <w:bookmarkEnd w:id="38"/>
       <w:bookmarkEnd w:id="39"/>
       <w:bookmarkEnd w:id="40"/>
+      <w:bookmarkEnd w:id="41"/>
     </w:p>
     <w:p/>
     <w:p>
@@ -7066,15 +6957,28 @@
         <w:t>Гантель спортивная переменной массы</w:t>
       </w:r>
       <w:r>
-        <w:t>» и САПР Компас-3D v24 рабочая станция должна соответствовать следующим минимальным характеристикам:</w:t>
-      </w:r>
-    </w:p>
-    <w:p>
-      <w:bookmarkStart w:id="41" w:name="_Hlk217236132"/>
+        <w:t>» и САПР Компас-3D v24 ра</w:t>
+      </w:r>
+      <w:commentRangeStart w:id="42"/>
+      <w:r>
+        <w:t>бочая станция должна соответствовать следующим минимальным характеристикам:</w:t>
+      </w:r>
+      <w:commentRangeEnd w:id="42"/>
+      <w:r>
+        <w:rPr>
+          <w:rStyle w:val="afc"/>
+          <w:sz w:val="28"/>
+          <w:szCs w:val="28"/>
+        </w:rPr>
+        <w:commentReference w:id="42"/>
+      </w:r>
+    </w:p>
+    <w:p>
+      <w:bookmarkStart w:id="43" w:name="_Hlk217236132"/>
       <w:r>
         <w:t>–</w:t>
       </w:r>
-      <w:bookmarkEnd w:id="41"/>
+      <w:bookmarkEnd w:id="43"/>
       <w:r>
         <w:t xml:space="preserve"> центральный процессор с тактовой частотой не ниже 2,5 ГГц;</w:t>
       </w:r>
@@ -7117,17 +7021,17 @@
           <w:lang w:val="en-US"/>
         </w:rPr>
       </w:pPr>
-      <w:bookmarkStart w:id="42" w:name="_Toc217316425"/>
-      <w:bookmarkStart w:id="43" w:name="_Toc217342912"/>
-      <w:bookmarkStart w:id="44" w:name="_Toc226200128"/>
-      <w:bookmarkEnd w:id="30"/>
+      <w:bookmarkStart w:id="44" w:name="_Toc217316425"/>
+      <w:bookmarkStart w:id="45" w:name="_Toc217342912"/>
+      <w:bookmarkStart w:id="46" w:name="_Toc226200128"/>
+      <w:bookmarkEnd w:id="32"/>
       <w:r>
         <w:lastRenderedPageBreak/>
         <w:t>Назначение плагина</w:t>
       </w:r>
-      <w:bookmarkEnd w:id="42"/>
-      <w:bookmarkEnd w:id="43"/>
       <w:bookmarkEnd w:id="44"/>
+      <w:bookmarkEnd w:id="45"/>
+      <w:bookmarkEnd w:id="46"/>
     </w:p>
     <w:p>
       <w:pPr>
@@ -7186,16 +7090,26 @@
         </w:numPr>
         <w:spacing w:before="0" w:after="0"/>
       </w:pPr>
-      <w:bookmarkStart w:id="45" w:name="_Toc217316426"/>
-      <w:bookmarkStart w:id="46" w:name="_Toc217342913"/>
-      <w:bookmarkStart w:id="47" w:name="_Toc226200129"/>
+      <w:bookmarkStart w:id="47" w:name="_Toc217316426"/>
+      <w:bookmarkStart w:id="48" w:name="_Toc217342913"/>
+      <w:bookmarkStart w:id="49" w:name="_Toc226200129"/>
+      <w:commentRangeStart w:id="50"/>
       <w:r>
         <w:lastRenderedPageBreak/>
         <w:t>Обзор аналогов</w:t>
       </w:r>
-      <w:bookmarkEnd w:id="45"/>
-      <w:bookmarkEnd w:id="46"/>
       <w:bookmarkEnd w:id="47"/>
+      <w:bookmarkEnd w:id="48"/>
+      <w:bookmarkEnd w:id="49"/>
+      <w:commentRangeEnd w:id="50"/>
+      <w:r>
+        <w:rPr>
+          <w:rStyle w:val="afc"/>
+          <w:sz w:val="28"/>
+          <w:szCs w:val="40"/>
+        </w:rPr>
+        <w:commentReference w:id="50"/>
+      </w:r>
     </w:p>
     <w:p>
       <w:pPr>
@@ -7324,15 +7238,7 @@
         <w:t>Generator</w:t>
       </w:r>
       <w:r>
-        <w:t xml:space="preserve"> позволяет формировать </w:t>
-      </w:r>
-      <w:proofErr w:type="spellStart"/>
-      <w:r>
-        <w:t>многодиаметрические</w:t>
-      </w:r>
-      <w:proofErr w:type="spellEnd"/>
-      <w:r>
-        <w:t xml:space="preserve"> валы на основе ввода параметров пользователем в специальном диалоговом окне.</w:t>
+        <w:t xml:space="preserve"> позволяет формировать многодиаметрические валы на основе ввода параметров пользователем в специальном диалоговом окне.</w:t>
       </w:r>
     </w:p>
     <w:p>
@@ -7341,6 +7247,7 @@
       </w:r>
     </w:p>
     <w:p>
+      <w:commentRangeStart w:id="51"/>
       <w:r>
         <w:t>создавать составные валы из последовательности цилиндрических, конических и многогранных участков;</w:t>
       </w:r>
@@ -7359,16 +7266,19 @@
       <w:r>
         <w:t xml:space="preserve">добавлять к секциям вала элементы, такие как фаски, скругления, резьбы, шпоночные пазы, посадочные элементы под гаечный ключ и др. </w:t>
       </w:r>
-    </w:p>
-    <w:p>
-      <w:r>
-        <w:t xml:space="preserve">На рисунке </w:t>
-      </w:r>
-      <w:r>
-        <w:t>6</w:t>
-      </w:r>
-      <w:r>
-        <w:t xml:space="preserve">.1 представлен пользовательский интерфейс плагина </w:t>
+      <w:commentRangeEnd w:id="51"/>
+      <w:r>
+        <w:rPr>
+          <w:rStyle w:val="afc"/>
+          <w:sz w:val="28"/>
+          <w:szCs w:val="28"/>
+        </w:rPr>
+        <w:commentReference w:id="51"/>
+      </w:r>
+    </w:p>
+    <w:p>
+      <w:r>
+        <w:t xml:space="preserve">На рисунке 6.1 представлен пользовательский интерфейс плагина </w:t>
       </w:r>
       <w:r>
         <w:rPr>
@@ -7406,6 +7316,9 @@
         </w:rPr>
       </w:pPr>
       <w:r>
+        <w:rPr>
+          <w:noProof/>
+        </w:rPr>
         <w:lastRenderedPageBreak/>
         <w:drawing>
           <wp:inline distT="0" distB="0" distL="0" distR="0" wp14:anchorId="31015419" wp14:editId="0D2D24C5">
@@ -7425,7 +7338,7 @@
                     </pic:cNvPicPr>
                   </pic:nvPicPr>
                   <pic:blipFill>
-                    <a:blip r:embed="rId11">
+                    <a:blip r:embed="rId15">
                       <a:extLst>
                         <a:ext uri="{28A0092B-C50C-407E-A947-70E740481C1C}">
                           <a14:useLocalDpi xmlns:a14="http://schemas.microsoft.com/office/drawing/2010/main" val="0"/>
@@ -7462,13 +7375,7 @@
         <w:pStyle w:val="af4"/>
       </w:pPr>
       <w:r>
-        <w:t xml:space="preserve">Рисунок </w:t>
-      </w:r>
-      <w:r>
-        <w:t>6</w:t>
-      </w:r>
-      <w:r>
-        <w:t>.1 – Пользовательский интерфейс плагина Shaft Component Generator для построения вала</w:t>
+        <w:t>Рисунок 6.1 – Пользовательский интерфейс плагина Shaft Component Generator для построения вала</w:t>
       </w:r>
     </w:p>
     <w:p>
@@ -7480,72 +7387,13 @@
       </w:pPr>
     </w:p>
     <w:p>
-      <w:proofErr w:type="spellStart"/>
-      <w:r>
-        <w:t>GridfinityGenerator</w:t>
-      </w:r>
-      <w:proofErr w:type="spellEnd"/>
-      <w:r>
-        <w:t xml:space="preserve"> – это плагин для Autodesk Fusion 360, предназначенный для автоматизированного создания контейнеров и базовых плит системы хранения </w:t>
-      </w:r>
-      <w:proofErr w:type="spellStart"/>
-      <w:r>
-        <w:t>Gridfinity</w:t>
-      </w:r>
-      <w:proofErr w:type="spellEnd"/>
-      <w:r>
-        <w:t>. После установки в меню Fusion 360 появляются команды для генерации «</w:t>
-      </w:r>
-      <w:proofErr w:type="spellStart"/>
-      <w:r>
-        <w:t>Gridfinity</w:t>
-      </w:r>
-      <w:proofErr w:type="spellEnd"/>
-      <w:r>
-        <w:t xml:space="preserve"> </w:t>
-      </w:r>
-      <w:proofErr w:type="spellStart"/>
-      <w:r>
-        <w:t>bin</w:t>
-      </w:r>
-      <w:proofErr w:type="spellEnd"/>
-      <w:r>
-        <w:t>» и «</w:t>
-      </w:r>
-      <w:proofErr w:type="spellStart"/>
-      <w:r>
-        <w:t>Gridfinity</w:t>
-      </w:r>
-      <w:proofErr w:type="spellEnd"/>
-      <w:r>
-        <w:t xml:space="preserve"> </w:t>
-      </w:r>
-      <w:proofErr w:type="spellStart"/>
-      <w:r>
-        <w:t>baseplate</w:t>
-      </w:r>
-      <w:proofErr w:type="spellEnd"/>
-      <w:r>
-        <w:t>». Пользователь задаёт размеры ячейки (количество «клеток» по X и Y, высоту, наличие бортика, отверстий и др.) через простое диалоговое окно, а плагин автоматически строит параметрическую 3D-модель контейнера или основания.</w:t>
-      </w:r>
-    </w:p>
-    <w:p>
-      <w:r>
-        <w:t xml:space="preserve">На рисунке </w:t>
-      </w:r>
-      <w:r>
-        <w:t>6</w:t>
-      </w:r>
-      <w:r>
-        <w:t xml:space="preserve">.2 представлен пользовательский интерфейс </w:t>
-      </w:r>
-      <w:proofErr w:type="spellStart"/>
-      <w:r>
-        <w:t>GridfinityGenerator</w:t>
-      </w:r>
-      <w:proofErr w:type="spellEnd"/>
-      <w:r>
-        <w:t>.</w:t>
+      <w:r>
+        <w:t>GridfinityGenerator – это плагин для Autodesk Fusion 360, предназначенный для автоматизированного создания контейнеров и базовых плит системы хранения Gridfinity. После установки в меню Fusion 360 появляются команды для генерации «Gridfinity bin» и «Gridfinity baseplate». Пользователь задаёт размеры ячейки (количество «клеток» по X и Y, высоту, наличие бортика, отверстий и др.) через простое диалоговое окно, а плагин автоматически строит параметрическую 3D-модель контейнера или основания.</w:t>
+      </w:r>
+    </w:p>
+    <w:p>
+      <w:r>
+        <w:t>На рисунке 6.2 представлен пользовательский интерфейс GridfinityGenerator.</w:t>
       </w:r>
     </w:p>
     <w:p>
@@ -7553,6 +7401,9 @@
         <w:pStyle w:val="af4"/>
       </w:pPr>
       <w:r>
+        <w:rPr>
+          <w:noProof/>
+        </w:rPr>
         <w:lastRenderedPageBreak/>
         <w:drawing>
           <wp:inline distT="0" distB="0" distL="0" distR="0" wp14:anchorId="1B041E6C" wp14:editId="2A38D41B">
@@ -7572,7 +7423,7 @@
                     </pic:cNvPicPr>
                   </pic:nvPicPr>
                   <pic:blipFill>
-                    <a:blip r:embed="rId12">
+                    <a:blip r:embed="rId16">
                       <a:extLst>
                         <a:ext uri="{28A0092B-C50C-407E-A947-70E740481C1C}">
                           <a14:useLocalDpi xmlns:a14="http://schemas.microsoft.com/office/drawing/2010/main" val="0"/>
@@ -7609,13 +7460,7 @@
         <w:pStyle w:val="af4"/>
       </w:pPr>
       <w:r>
-        <w:t xml:space="preserve">Рисунок </w:t>
-      </w:r>
-      <w:r>
-        <w:t>6</w:t>
-      </w:r>
-      <w:r>
-        <w:t>.2 – Пользовательский интерфейс плагина GridfinityGenerator для построения контейнеров</w:t>
+        <w:t>Рисунок 6.2 – Пользовательский интерфейс плагина GridfinityGenerator для построения контейнеров</w:t>
       </w:r>
     </w:p>
     <w:p>
@@ -7649,29 +7494,13 @@
         </w:numPr>
         <w:spacing w:before="0" w:after="0"/>
       </w:pPr>
-      <w:bookmarkStart w:id="48" w:name="_Toc217316429"/>
-      <w:bookmarkStart w:id="49" w:name="_Toc217342916"/>
-      <w:bookmarkStart w:id="50" w:name="_Hlk217332378"/>
-      <w:bookmarkStart w:id="51" w:name="_Toc226200130"/>
+      <w:bookmarkStart w:id="52" w:name="_Toc217316429"/>
+      <w:bookmarkStart w:id="53" w:name="_Toc217342916"/>
+      <w:bookmarkStart w:id="54" w:name="_Toc226200130"/>
+      <w:bookmarkStart w:id="55" w:name="_Hlk217332378"/>
       <w:r>
         <w:lastRenderedPageBreak/>
         <w:t>Описание реализации</w:t>
-      </w:r>
-      <w:bookmarkEnd w:id="48"/>
-      <w:bookmarkEnd w:id="49"/>
-      <w:bookmarkEnd w:id="51"/>
-    </w:p>
-    <w:p/>
-    <w:p>
-      <w:pPr>
-        <w:pStyle w:val="2"/>
-        <w:spacing w:before="0" w:after="0"/>
-      </w:pPr>
-      <w:bookmarkStart w:id="52" w:name="_Toc217316430"/>
-      <w:bookmarkStart w:id="53" w:name="_Toc217342917"/>
-      <w:bookmarkStart w:id="54" w:name="_Toc226200131"/>
-      <w:r>
-        <w:t>7.1 UML-диаграммы классов: после проектирования и после реализации</w:t>
       </w:r>
       <w:bookmarkEnd w:id="52"/>
       <w:bookmarkEnd w:id="53"/>
@@ -7679,14 +7508,30 @@
     </w:p>
     <w:p/>
     <w:p>
+      <w:pPr>
+        <w:pStyle w:val="2"/>
+        <w:spacing w:before="0" w:after="0"/>
+      </w:pPr>
+      <w:bookmarkStart w:id="56" w:name="_Toc217316430"/>
+      <w:bookmarkStart w:id="57" w:name="_Toc217342917"/>
+      <w:bookmarkStart w:id="58" w:name="_Toc226200131"/>
+      <w:r>
+        <w:t>7.1 UML-диаграммы классов: после проектирования и после реализации</w:t>
+      </w:r>
+      <w:bookmarkEnd w:id="56"/>
+      <w:bookmarkEnd w:id="57"/>
+      <w:bookmarkEnd w:id="58"/>
+    </w:p>
+    <w:p/>
+    <w:p>
       <w:r>
         <w:t xml:space="preserve">На рисунке 7.1 представлена </w:t>
       </w:r>
-      <w:bookmarkStart w:id="55" w:name="_Hlk217317630"/>
+      <w:bookmarkStart w:id="59" w:name="_Hlk217317630"/>
       <w:r>
         <w:t xml:space="preserve">UML-диаграмма </w:t>
       </w:r>
-      <w:bookmarkEnd w:id="55"/>
+      <w:bookmarkEnd w:id="59"/>
       <w:r>
         <w:t>классов,</w:t>
       </w:r>
@@ -7730,7 +7575,7 @@
                     <pic:cNvPicPr/>
                   </pic:nvPicPr>
                   <pic:blipFill>
-                    <a:blip r:embed="rId13">
+                    <a:blip r:embed="rId17">
                       <a:extLst>
                         <a:ext uri="{28A0092B-C50C-407E-A947-70E740481C1C}">
                           <a14:useLocalDpi xmlns:a14="http://schemas.microsoft.com/office/drawing/2010/main" val="0"/>
@@ -7773,11 +7618,11 @@
       <w:r>
         <w:t xml:space="preserve"> </w:t>
       </w:r>
-      <w:bookmarkStart w:id="56" w:name="_Hlk217317502"/>
+      <w:bookmarkStart w:id="60" w:name="_Hlk217317502"/>
       <w:r>
         <w:t>UML-диаграмма классов</w:t>
       </w:r>
-      <w:bookmarkEnd w:id="56"/>
+      <w:bookmarkEnd w:id="60"/>
       <w:r>
         <w:t xml:space="preserve"> плагина «</w:t>
       </w:r>
@@ -7838,7 +7683,7 @@
                     <pic:cNvPicPr/>
                   </pic:nvPicPr>
                   <pic:blipFill rotWithShape="1">
-                    <a:blip r:embed="rId14" cstate="print">
+                    <a:blip r:embed="rId18" cstate="print">
                       <a:extLst>
                         <a:ext uri="{28A0092B-C50C-407E-A947-70E740481C1C}">
                           <a14:useLocalDpi xmlns:a14="http://schemas.microsoft.com/office/drawing/2010/main" val="0"/>
@@ -7876,7 +7721,7 @@
       <w:pPr>
         <w:pStyle w:val="a1"/>
       </w:pPr>
-      <w:bookmarkStart w:id="57" w:name="_Hlk217317866"/>
+      <w:bookmarkStart w:id="61" w:name="_Hlk217317866"/>
       <w:r>
         <w:t>Рисунок 7.2</w:t>
       </w:r>
@@ -7896,7 +7741,7 @@
         <w:t>» (после реализации)</w:t>
       </w:r>
     </w:p>
-    <w:bookmarkEnd w:id="57"/>
+    <w:bookmarkEnd w:id="61"/>
     <w:p>
       <w:pPr>
         <w:pStyle w:val="a1"/>
@@ -7909,303 +7754,46 @@
         <w:pStyle w:val="2"/>
         <w:spacing w:before="0" w:after="0"/>
       </w:pPr>
-      <w:bookmarkStart w:id="58" w:name="_Toc217316431"/>
-      <w:bookmarkStart w:id="59" w:name="_Hlk217332031"/>
-      <w:bookmarkStart w:id="60" w:name="_Toc217342918"/>
-      <w:bookmarkStart w:id="61" w:name="_Toc226200132"/>
+      <w:bookmarkStart w:id="62" w:name="_Toc217316431"/>
+      <w:bookmarkStart w:id="63" w:name="_Hlk217332031"/>
+      <w:bookmarkStart w:id="64" w:name="_Toc217342918"/>
+      <w:bookmarkStart w:id="65" w:name="_Toc226200132"/>
       <w:r>
         <w:t xml:space="preserve">7.2 </w:t>
       </w:r>
-      <w:bookmarkEnd w:id="58"/>
-      <w:bookmarkEnd w:id="59"/>
+      <w:bookmarkEnd w:id="62"/>
+      <w:bookmarkEnd w:id="63"/>
       <w:r>
         <w:t>Описание ключевых архитектурных изменений</w:t>
       </w:r>
-      <w:bookmarkEnd w:id="60"/>
-      <w:bookmarkEnd w:id="61"/>
+      <w:bookmarkEnd w:id="64"/>
+      <w:bookmarkEnd w:id="65"/>
     </w:p>
     <w:p/>
     <w:p>
       <w:r>
-        <w:t>В процессе реализации плагина первоначальная архитектура</w:t>
-      </w:r>
-      <w:r>
-        <w:t xml:space="preserve"> </w:t>
-      </w:r>
-      <w:r>
-        <w:t>была уточнена и дополнена. Основные архитектурные изменения заключаются в следующем.</w:t>
-      </w:r>
-    </w:p>
-    <w:p>
-      <w:r>
-        <w:t xml:space="preserve">1. </w:t>
-      </w:r>
-      <w:r>
-        <w:t>Добавление скругления дисков.</w:t>
-      </w:r>
-    </w:p>
-    <w:p>
-      <w:r>
-        <w:t>Для поддержки скругления в модель диска был добавлен параметр</w:t>
-      </w:r>
-      <w:r>
-        <w:t xml:space="preserve"> </w:t>
-      </w:r>
-      <w:proofErr w:type="spellStart"/>
-      <w:r>
-        <w:t>FilletDiameter</w:t>
-      </w:r>
-      <w:proofErr w:type="spellEnd"/>
-      <w:r>
-        <w:t>, определяющий диаметр скругления кромок.</w:t>
-      </w:r>
-      <w:r>
-        <w:t xml:space="preserve"> </w:t>
-      </w:r>
-      <w:r>
-        <w:t>Соответствующее поле было добавлено в пользовательский элемент</w:t>
-      </w:r>
-      <w:r>
-        <w:t xml:space="preserve"> </w:t>
-      </w:r>
-      <w:proofErr w:type="spellStart"/>
-      <w:r>
-        <w:t>DiskParametersControl</w:t>
-      </w:r>
-      <w:proofErr w:type="spellEnd"/>
-      <w:r>
-        <w:t>, а валидация параметров диска была</w:t>
-      </w:r>
-      <w:r>
-        <w:t xml:space="preserve"> </w:t>
-      </w:r>
-      <w:r>
-        <w:t>дополнена проверками допустимости данного значения.</w:t>
-      </w:r>
-      <w:r>
-        <w:t xml:space="preserve"> </w:t>
-      </w:r>
-      <w:r>
-        <w:t xml:space="preserve">При построении модели сборщик </w:t>
-      </w:r>
-      <w:proofErr w:type="spellStart"/>
-      <w:r>
-        <w:t>Builder</w:t>
-      </w:r>
-      <w:proofErr w:type="spellEnd"/>
-      <w:r>
-        <w:t xml:space="preserve"> вычисляет радиус</w:t>
-      </w:r>
-      <w:r>
-        <w:t xml:space="preserve"> </w:t>
-      </w:r>
-      <w:r>
-        <w:t>скругления на основе параметров диска и после создания каждого</w:t>
-      </w:r>
-      <w:r>
-        <w:t xml:space="preserve"> </w:t>
-      </w:r>
-      <w:r>
-        <w:t xml:space="preserve">диска вызывает метод </w:t>
-      </w:r>
-      <w:proofErr w:type="spellStart"/>
-      <w:r>
-        <w:t>ApplyFilletToOperationEdges</w:t>
-      </w:r>
-      <w:proofErr w:type="spellEnd"/>
-      <w:r>
-        <w:t>(...)</w:t>
-      </w:r>
-      <w:r>
-        <w:t xml:space="preserve"> </w:t>
-      </w:r>
-      <w:r>
-        <w:t xml:space="preserve">класса </w:t>
-      </w:r>
-      <w:proofErr w:type="spellStart"/>
-      <w:r>
-        <w:t>Wrapper</w:t>
-      </w:r>
-      <w:proofErr w:type="spellEnd"/>
-      <w:r>
-        <w:t>, выполняющий скругление рёбер средствами</w:t>
-      </w:r>
-      <w:r>
-        <w:t xml:space="preserve"> </w:t>
-      </w:r>
-      <w:r>
-        <w:t>API КОМПАС-3D</w:t>
-      </w:r>
-      <w:r>
-        <w:t>.</w:t>
+        <w:t>В процессе реализации плагина первоначальная архитектура была уточнена и дополнена. Основные архитектурные изменения заключаются в следующем.</w:t>
+      </w:r>
+    </w:p>
+    <w:p>
+      <w:r>
+        <w:t>1. Добавление скругления дисков.</w:t>
+      </w:r>
+    </w:p>
+    <w:p>
+      <w:r>
+        <w:t>Для поддержки скругления в модель диска был добавлен параметр FilletDiameter, определяющий диаметр скругления кромок. Соответствующее поле было добавлено в пользовательский элемент DiskParametersControl, а валидация параметров диска была дополнена проверками допустимости данного значения. При построении модели сборщик Builder вычисляет радиус скругления на основе параметров диска и после создания каждого диска вызывает метод ApplyFilletToOperationEdges(...) класса Wrapper, выполняющий скругление рёбер средствами API КОМПАС-3D.</w:t>
       </w:r>
     </w:p>
     <w:p>
       <w:r>
         <w:lastRenderedPageBreak/>
-        <w:t xml:space="preserve">2. </w:t>
-      </w:r>
-      <w:r>
-        <w:t>Добавление насечек на стержне.</w:t>
-      </w:r>
-    </w:p>
-    <w:p>
-      <w:r>
-        <w:t xml:space="preserve">Для реализации насечек в модель </w:t>
-      </w:r>
-      <w:proofErr w:type="spellStart"/>
-      <w:r>
-        <w:t>RodParameters</w:t>
-      </w:r>
-      <w:proofErr w:type="spellEnd"/>
-      <w:r>
-        <w:t xml:space="preserve"> были добавлены</w:t>
-      </w:r>
-      <w:r>
-        <w:t xml:space="preserve"> </w:t>
-      </w:r>
-      <w:r>
-        <w:t xml:space="preserve">параметры </w:t>
-      </w:r>
-      <w:proofErr w:type="spellStart"/>
-      <w:r>
-        <w:t>GrooveCount</w:t>
-      </w:r>
-      <w:proofErr w:type="spellEnd"/>
-      <w:r>
-        <w:t xml:space="preserve"> и </w:t>
-      </w:r>
-      <w:proofErr w:type="spellStart"/>
-      <w:r>
-        <w:t>GrooveDepth</w:t>
-      </w:r>
-      <w:proofErr w:type="spellEnd"/>
-      <w:r>
-        <w:t>, задающие количество</w:t>
-      </w:r>
-      <w:r>
-        <w:t xml:space="preserve"> </w:t>
-      </w:r>
-      <w:r>
-        <w:t>кольцевых насечек и их глубину. Кроме того, в классе были</w:t>
-      </w:r>
-      <w:r>
-        <w:t xml:space="preserve"> </w:t>
-      </w:r>
-      <w:r>
-        <w:t>введены константы, определяющие ширину насечки, отступ от края</w:t>
-      </w:r>
-      <w:r>
-        <w:t xml:space="preserve"> </w:t>
-      </w:r>
-      <w:r>
-        <w:t>и минимальный зазор между соседними насечками.</w:t>
-      </w:r>
-      <w:r>
-        <w:t xml:space="preserve"> </w:t>
-      </w:r>
-      <w:r>
-        <w:t xml:space="preserve">Пользовательский элемент </w:t>
-      </w:r>
-      <w:proofErr w:type="spellStart"/>
-      <w:r>
-        <w:t>RodParametersControl</w:t>
-      </w:r>
-      <w:proofErr w:type="spellEnd"/>
-      <w:r>
-        <w:t xml:space="preserve"> был расширен</w:t>
-      </w:r>
-      <w:r>
-        <w:t xml:space="preserve"> </w:t>
-      </w:r>
-      <w:r>
-        <w:t>полями ввода количества и глубины насечек, а механизм</w:t>
-      </w:r>
-      <w:r>
-        <w:t xml:space="preserve"> </w:t>
-      </w:r>
-      <w:r>
-        <w:t>валидации был дополнен проверками допустимого числа насечек,</w:t>
-      </w:r>
-      <w:r>
-        <w:t xml:space="preserve"> </w:t>
-      </w:r>
-      <w:r>
-        <w:t>их глубины, возможности размещения на длине рукояти и</w:t>
-      </w:r>
-      <w:r>
-        <w:t xml:space="preserve"> </w:t>
-      </w:r>
-      <w:r>
-        <w:t>сохранения необходимого диаметра в зоне прорези.</w:t>
-      </w:r>
-      <w:r>
-        <w:t xml:space="preserve"> </w:t>
-      </w:r>
-      <w:r>
-        <w:t xml:space="preserve">Построение насечек реализовано в классе </w:t>
-      </w:r>
-      <w:proofErr w:type="spellStart"/>
-      <w:r>
-        <w:t>Builder</w:t>
-      </w:r>
-      <w:proofErr w:type="spellEnd"/>
-      <w:r>
-        <w:t>: после</w:t>
-      </w:r>
-      <w:r>
-        <w:t xml:space="preserve"> </w:t>
-      </w:r>
-      <w:r>
-        <w:t xml:space="preserve">построения стержня вызывается метод </w:t>
-      </w:r>
-      <w:proofErr w:type="spellStart"/>
-      <w:r>
-        <w:t>BuildHandleGrooves</w:t>
-      </w:r>
-      <w:proofErr w:type="spellEnd"/>
-      <w:r>
-        <w:t>(...),</w:t>
-      </w:r>
-      <w:r>
-        <w:t xml:space="preserve"> </w:t>
-      </w:r>
-      <w:r>
-        <w:t>который рассчитывает положение каждой насечки и передаёт</w:t>
-      </w:r>
-      <w:r>
-        <w:t xml:space="preserve"> </w:t>
-      </w:r>
-      <w:r>
-        <w:t xml:space="preserve">соответствующие параметры в </w:t>
-      </w:r>
-      <w:proofErr w:type="spellStart"/>
-      <w:r>
-        <w:t>Wrapper</w:t>
-      </w:r>
-      <w:proofErr w:type="spellEnd"/>
-      <w:r>
-        <w:t>. Низкоуровневое</w:t>
-      </w:r>
-      <w:r>
-        <w:t xml:space="preserve"> </w:t>
-      </w:r>
-      <w:r>
-        <w:t xml:space="preserve">выполнение вырезов осуществляется методом </w:t>
-      </w:r>
-      <w:proofErr w:type="spellStart"/>
-      <w:r>
-        <w:t>CutRingAtX</w:t>
-      </w:r>
-      <w:proofErr w:type="spellEnd"/>
-      <w:r>
-        <w:t>(...),</w:t>
-      </w:r>
-      <w:r>
-        <w:t xml:space="preserve"> </w:t>
-      </w:r>
-      <w:r>
-        <w:t>формирующим кольцевые прорези средствами API КОМПАС-3D.</w:t>
+        <w:t>2. Добавление насечек на стержне.</w:t>
+      </w:r>
+    </w:p>
+    <w:p>
+      <w:r>
+        <w:t>Для реализации насечек в модель RodParameters были добавлены параметры GrooveCount и GrooveDepth, задающие количество кольцевых насечек и их глубину. Кроме того, в классе были введены константы, определяющие ширину насечки, отступ от края и минимальный зазор между соседними насечками. Пользовательский элемент RodParametersControl был расширен полями ввода количества и глубины насечек, а механизм валидации был дополнен проверками допустимого числа насечек, их глубины, возможности размещения на длине рукояти и сохранения необходимого диаметра в зоне прорези. Построение насечек реализовано в классе Builder: после построения стержня вызывается метод BuildHandleGrooves(...), который рассчитывает положение каждой насечки и передаёт соответствующие параметры в Wrapper. Низкоуровневое выполнение вырезов осуществляется методом CutRingAtX(...), формирующим кольцевые прорези средствами API КОМПАС-3D.</w:t>
       </w:r>
     </w:p>
     <w:p/>
@@ -8214,19 +7802,19 @@
         <w:pStyle w:val="2"/>
         <w:spacing w:before="0" w:after="0"/>
       </w:pPr>
-      <w:bookmarkStart w:id="62" w:name="_Toc217316432"/>
-      <w:bookmarkStart w:id="63" w:name="_Toc217342919"/>
-      <w:bookmarkStart w:id="64" w:name="_Hlk217332161"/>
-      <w:bookmarkStart w:id="65" w:name="_Hlk217333103"/>
-      <w:bookmarkStart w:id="66" w:name="_Toc226200133"/>
+      <w:bookmarkStart w:id="66" w:name="_Toc217316432"/>
+      <w:bookmarkStart w:id="67" w:name="_Toc217342919"/>
+      <w:bookmarkStart w:id="68" w:name="_Toc226200133"/>
+      <w:bookmarkStart w:id="69" w:name="_Hlk217332161"/>
+      <w:bookmarkStart w:id="70" w:name="_Hlk217333103"/>
       <w:r>
         <w:t>7.3 Таблицы программных сущностей и их членов</w:t>
       </w:r>
-      <w:bookmarkEnd w:id="62"/>
-      <w:bookmarkEnd w:id="63"/>
       <w:bookmarkEnd w:id="66"/>
-    </w:p>
-    <w:bookmarkEnd w:id="64"/>
+      <w:bookmarkEnd w:id="67"/>
+      <w:bookmarkEnd w:id="68"/>
+    </w:p>
+    <w:bookmarkEnd w:id="69"/>
     <w:p>
       <w:pPr>
         <w:ind w:firstLine="0"/>
@@ -8242,8 +7830,8 @@
       <w:r>
         <w:t>представлены итоговые таблицы сущностей</w:t>
       </w:r>
-      <w:bookmarkStart w:id="67" w:name="X765cd42eefcabd88cdabe62370f27105e675323"/>
-      <w:bookmarkEnd w:id="65"/>
+      <w:bookmarkStart w:id="71" w:name="X765cd42eefcabd88cdabe62370f27105e675323"/>
+      <w:bookmarkEnd w:id="70"/>
       <w:r>
         <w:t>.</w:t>
       </w:r>
@@ -8255,8 +7843,8 @@
           <w:color w:val="auto"/>
         </w:rPr>
       </w:pPr>
-      <w:bookmarkStart w:id="68" w:name="X1930571af122f0cf833034ebc36f4b70b6d0c73"/>
-      <w:bookmarkEnd w:id="67"/>
+      <w:bookmarkStart w:id="72" w:name="X1930571af122f0cf833034ebc36f4b70b6d0c73"/>
+      <w:bookmarkEnd w:id="71"/>
       <w:r>
         <w:t xml:space="preserve">Таблица </w:t>
       </w:r>
@@ -8264,13 +7852,8 @@
         <w:t>7</w:t>
       </w:r>
       <w:r>
-        <w:t xml:space="preserve">.1 – Свойства и методы класса </w:t>
-      </w:r>
-      <w:proofErr w:type="spellStart"/>
-      <w:r>
-        <w:t>DumbbellParameters</w:t>
-      </w:r>
-      <w:proofErr w:type="spellEnd"/>
+        <w:t>.1 – Свойства и методы класса DumbbellParameters</w:t>
+      </w:r>
     </w:p>
     <w:tbl>
       <w:tblPr>
@@ -8431,7 +8014,6 @@
                 <w:lang w:val="ru-RU"/>
               </w:rPr>
             </w:pPr>
-            <w:proofErr w:type="spellStart"/>
             <w:r>
               <w:rPr>
                 <w:rFonts w:cs="Times New Roman"/>
@@ -8439,7 +8021,6 @@
               </w:rPr>
               <w:t>Rod</w:t>
             </w:r>
-            <w:proofErr w:type="spellEnd"/>
           </w:p>
         </w:tc>
         <w:tc>
@@ -8463,7 +8044,6 @@
                 <w:lang w:val="ru-RU"/>
               </w:rPr>
             </w:pPr>
-            <w:proofErr w:type="spellStart"/>
             <w:r>
               <w:rPr>
                 <w:rFonts w:cs="Times New Roman"/>
@@ -8471,7 +8051,6 @@
               </w:rPr>
               <w:t>RodParameters</w:t>
             </w:r>
-            <w:proofErr w:type="spellEnd"/>
           </w:p>
         </w:tc>
         <w:tc>
@@ -8527,7 +8106,6 @@
                 <w:lang w:val="ru-RU"/>
               </w:rPr>
             </w:pPr>
-            <w:proofErr w:type="spellStart"/>
             <w:r>
               <w:rPr>
                 <w:rFonts w:cs="Times New Roman"/>
@@ -8535,7 +8113,6 @@
               </w:rPr>
               <w:t>Disks</w:t>
             </w:r>
-            <w:proofErr w:type="spellEnd"/>
           </w:p>
         </w:tc>
         <w:tc>
@@ -8559,39 +8136,12 @@
                 <w:lang w:val="ru-RU"/>
               </w:rPr>
             </w:pPr>
-            <w:proofErr w:type="spellStart"/>
-            <w:proofErr w:type="gramStart"/>
-            <w:r>
-              <w:rPr>
-                <w:rFonts w:cs="Times New Roman"/>
-                <w:lang w:val="ru-RU"/>
-              </w:rPr>
-              <w:t>IList</w:t>
-            </w:r>
-            <w:proofErr w:type="spellEnd"/>
-            <w:r>
-              <w:rPr>
-                <w:rFonts w:cs="Times New Roman"/>
-                <w:lang w:val="ru-RU"/>
-              </w:rPr>
-              <w:t>&lt;</w:t>
-            </w:r>
-            <w:proofErr w:type="spellStart"/>
-            <w:proofErr w:type="gramEnd"/>
-            <w:r>
-              <w:rPr>
-                <w:rFonts w:cs="Times New Roman"/>
-                <w:lang w:val="ru-RU"/>
-              </w:rPr>
-              <w:t>DiskParameters</w:t>
-            </w:r>
-            <w:proofErr w:type="spellEnd"/>
-            <w:r>
-              <w:rPr>
-                <w:rFonts w:cs="Times New Roman"/>
-                <w:lang w:val="ru-RU"/>
-              </w:rPr>
-              <w:t>&gt;</w:t>
+            <w:r>
+              <w:rPr>
+                <w:rFonts w:cs="Times New Roman"/>
+                <w:lang w:val="ru-RU"/>
+              </w:rPr>
+              <w:t>IList&lt;DiskParameters&gt;</w:t>
             </w:r>
           </w:p>
         </w:tc>
@@ -8648,7 +8198,6 @@
                 <w:lang w:val="ru-RU"/>
               </w:rPr>
             </w:pPr>
-            <w:proofErr w:type="spellStart"/>
             <w:r>
               <w:rPr>
                 <w:rFonts w:cs="Times New Roman"/>
@@ -8656,7 +8205,6 @@
               </w:rPr>
               <w:t>DisksPerSide</w:t>
             </w:r>
-            <w:proofErr w:type="spellEnd"/>
           </w:p>
         </w:tc>
         <w:tc>
@@ -8680,7 +8228,6 @@
                 <w:lang w:val="ru-RU"/>
               </w:rPr>
             </w:pPr>
-            <w:proofErr w:type="spellStart"/>
             <w:r>
               <w:rPr>
                 <w:rFonts w:cs="Times New Roman"/>
@@ -8688,7 +8235,6 @@
               </w:rPr>
               <w:t>int</w:t>
             </w:r>
-            <w:proofErr w:type="spellEnd"/>
           </w:p>
         </w:tc>
         <w:tc>
@@ -8731,22 +8277,8 @@
     <w:p>
       <w:r>
         <w:lastRenderedPageBreak/>
-        <w:t>Окончание т</w:t>
-      </w:r>
-      <w:r>
-        <w:t>аблиц</w:t>
-      </w:r>
-      <w:r>
-        <w:t>ы</w:t>
-      </w:r>
-      <w:r>
-        <w:t xml:space="preserve"> 7.1 – Свойства и методы класса </w:t>
-      </w:r>
-      <w:proofErr w:type="spellStart"/>
-      <w:r>
-        <w:t>DumbbellParameters</w:t>
-      </w:r>
-      <w:proofErr w:type="spellEnd"/>
+        <w:t>Окончание таблицы 7.1 – Свойства и методы класса DumbbellParameters</w:t>
+      </w:r>
     </w:p>
     <w:tbl>
       <w:tblPr>
@@ -8856,7 +8388,6 @@
                 <w:lang w:val="ru-RU"/>
               </w:rPr>
             </w:pPr>
-            <w:proofErr w:type="spellStart"/>
             <w:r>
               <w:rPr>
                 <w:rFonts w:cs="Times New Roman"/>
@@ -8864,7 +8395,6 @@
               </w:rPr>
               <w:t>TotalDiskWidthPerSide</w:t>
             </w:r>
-            <w:proofErr w:type="spellEnd"/>
           </w:p>
         </w:tc>
         <w:tc>
@@ -8888,7 +8418,6 @@
                 <w:lang w:val="ru-RU"/>
               </w:rPr>
             </w:pPr>
-            <w:proofErr w:type="spellStart"/>
             <w:r>
               <w:rPr>
                 <w:rFonts w:cs="Times New Roman"/>
@@ -8896,7 +8425,6 @@
               </w:rPr>
               <w:t>double</w:t>
             </w:r>
-            <w:proofErr w:type="spellEnd"/>
           </w:p>
         </w:tc>
         <w:tc>
@@ -8950,14 +8478,12 @@
                 <w:rFonts w:cs="Times New Roman"/>
               </w:rPr>
             </w:pPr>
-            <w:proofErr w:type="spellStart"/>
             <w:r>
               <w:rPr>
                 <w:rFonts w:cs="Times New Roman"/>
               </w:rPr>
               <w:t>GapBetweenDisks</w:t>
             </w:r>
-            <w:proofErr w:type="spellEnd"/>
           </w:p>
         </w:tc>
         <w:tc>
@@ -8979,7 +8505,6 @@
                 <w:rFonts w:cs="Times New Roman"/>
               </w:rPr>
             </w:pPr>
-            <w:proofErr w:type="spellStart"/>
             <w:r>
               <w:rPr>
                 <w:rFonts w:cs="Times New Roman"/>
@@ -8987,7 +8512,6 @@
               </w:rPr>
               <w:t>double</w:t>
             </w:r>
-            <w:proofErr w:type="spellEnd"/>
           </w:p>
         </w:tc>
         <w:tc>
@@ -9075,30 +8599,12 @@
                 <w:lang w:val="ru-RU"/>
               </w:rPr>
             </w:pPr>
-            <w:proofErr w:type="spellStart"/>
-            <w:proofErr w:type="gramStart"/>
-            <w:r>
-              <w:rPr>
-                <w:rFonts w:cs="Times New Roman"/>
-                <w:lang w:val="ru-RU"/>
-              </w:rPr>
-              <w:t>DumbbellParameters</w:t>
-            </w:r>
-            <w:proofErr w:type="spellEnd"/>
-            <w:r>
-              <w:rPr>
-                <w:rFonts w:cs="Times New Roman"/>
-                <w:lang w:val="ru-RU"/>
-              </w:rPr>
-              <w:t>(</w:t>
-            </w:r>
-            <w:proofErr w:type="gramEnd"/>
-            <w:r>
-              <w:rPr>
-                <w:rFonts w:cs="Times New Roman"/>
-                <w:lang w:val="ru-RU"/>
-              </w:rPr>
-              <w:t>)</w:t>
+            <w:r>
+              <w:rPr>
+                <w:rFonts w:cs="Times New Roman"/>
+                <w:lang w:val="ru-RU"/>
+              </w:rPr>
+              <w:t>DumbbellParameters()</w:t>
             </w:r>
           </w:p>
         </w:tc>
@@ -9185,30 +8691,12 @@
                 <w:lang w:val="ru-RU"/>
               </w:rPr>
             </w:pPr>
-            <w:proofErr w:type="spellStart"/>
-            <w:proofErr w:type="gramStart"/>
-            <w:r>
-              <w:rPr>
-                <w:rFonts w:cs="Times New Roman"/>
-                <w:lang w:val="ru-RU"/>
-              </w:rPr>
-              <w:t>Validate</w:t>
-            </w:r>
-            <w:proofErr w:type="spellEnd"/>
-            <w:r>
-              <w:rPr>
-                <w:rFonts w:cs="Times New Roman"/>
-                <w:lang w:val="ru-RU"/>
-              </w:rPr>
-              <w:t>(</w:t>
-            </w:r>
-            <w:proofErr w:type="gramEnd"/>
-            <w:r>
-              <w:rPr>
-                <w:rFonts w:cs="Times New Roman"/>
-                <w:lang w:val="ru-RU"/>
-              </w:rPr>
-              <w:t>)</w:t>
+            <w:r>
+              <w:rPr>
+                <w:rFonts w:cs="Times New Roman"/>
+                <w:lang w:val="ru-RU"/>
+              </w:rPr>
+              <w:t>Validate()</w:t>
             </w:r>
           </w:p>
         </w:tc>
@@ -9233,39 +8721,12 @@
                 <w:lang w:val="ru-RU"/>
               </w:rPr>
             </w:pPr>
-            <w:proofErr w:type="spellStart"/>
-            <w:proofErr w:type="gramStart"/>
-            <w:r>
-              <w:rPr>
-                <w:rFonts w:cs="Times New Roman"/>
-                <w:lang w:val="ru-RU"/>
-              </w:rPr>
-              <w:t>IReadOnlyList</w:t>
-            </w:r>
-            <w:proofErr w:type="spellEnd"/>
-            <w:r>
-              <w:rPr>
-                <w:rFonts w:cs="Times New Roman"/>
-                <w:lang w:val="ru-RU"/>
-              </w:rPr>
-              <w:t>&lt;</w:t>
-            </w:r>
-            <w:proofErr w:type="spellStart"/>
-            <w:proofErr w:type="gramEnd"/>
-            <w:r>
-              <w:rPr>
-                <w:rFonts w:cs="Times New Roman"/>
-                <w:lang w:val="ru-RU"/>
-              </w:rPr>
-              <w:t>ValidationError</w:t>
-            </w:r>
-            <w:proofErr w:type="spellEnd"/>
-            <w:r>
-              <w:rPr>
-                <w:rFonts w:cs="Times New Roman"/>
-                <w:lang w:val="ru-RU"/>
-              </w:rPr>
-              <w:t>&gt;</w:t>
+            <w:r>
+              <w:rPr>
+                <w:rFonts w:cs="Times New Roman"/>
+                <w:lang w:val="ru-RU"/>
+              </w:rPr>
+              <w:t>IReadOnlyList&lt;ValidationError&gt;</w:t>
             </w:r>
           </w:p>
         </w:tc>
@@ -9317,13 +8778,8 @@
         <w:t>7</w:t>
       </w:r>
       <w:r>
-        <w:t xml:space="preserve">.2 – Свойства и методы класса </w:t>
-      </w:r>
-      <w:proofErr w:type="spellStart"/>
-      <w:r>
-        <w:t>DiskParameters</w:t>
-      </w:r>
-      <w:proofErr w:type="spellEnd"/>
+        <w:t>.2 – Свойства и методы класса DiskParameters</w:t>
+      </w:r>
     </w:p>
     <w:tbl>
       <w:tblPr>
@@ -9484,7 +8940,6 @@
                 <w:lang w:val="ru-RU"/>
               </w:rPr>
             </w:pPr>
-            <w:proofErr w:type="spellStart"/>
             <w:r>
               <w:rPr>
                 <w:rFonts w:cs="Times New Roman"/>
@@ -9492,7 +8947,6 @@
               </w:rPr>
               <w:t>HoleDiameter</w:t>
             </w:r>
-            <w:proofErr w:type="spellEnd"/>
           </w:p>
         </w:tc>
         <w:tc>
@@ -9516,7 +8970,6 @@
                 <w:lang w:val="ru-RU"/>
               </w:rPr>
             </w:pPr>
-            <w:proofErr w:type="spellStart"/>
             <w:r>
               <w:rPr>
                 <w:rFonts w:cs="Times New Roman"/>
@@ -9524,7 +8977,6 @@
               </w:rPr>
               <w:t>double</w:t>
             </w:r>
-            <w:proofErr w:type="spellEnd"/>
           </w:p>
         </w:tc>
         <w:tc>
@@ -9580,7 +9032,6 @@
                 <w:lang w:val="ru-RU"/>
               </w:rPr>
             </w:pPr>
-            <w:proofErr w:type="spellStart"/>
             <w:r>
               <w:rPr>
                 <w:rFonts w:cs="Times New Roman"/>
@@ -9588,7 +9039,6 @@
               </w:rPr>
               <w:t>OuterDiameter</w:t>
             </w:r>
-            <w:proofErr w:type="spellEnd"/>
           </w:p>
         </w:tc>
         <w:tc>
@@ -9612,7 +9062,6 @@
                 <w:lang w:val="ru-RU"/>
               </w:rPr>
             </w:pPr>
-            <w:proofErr w:type="spellStart"/>
             <w:r>
               <w:rPr>
                 <w:rFonts w:cs="Times New Roman"/>
@@ -9620,7 +9069,6 @@
               </w:rPr>
               <w:t>double</w:t>
             </w:r>
-            <w:proofErr w:type="spellEnd"/>
           </w:p>
         </w:tc>
         <w:tc>
@@ -9676,7 +9124,6 @@
                 <w:lang w:val="ru-RU"/>
               </w:rPr>
             </w:pPr>
-            <w:proofErr w:type="spellStart"/>
             <w:r>
               <w:rPr>
                 <w:rFonts w:cs="Times New Roman"/>
@@ -9684,7 +9131,6 @@
               </w:rPr>
               <w:t>Thickness</w:t>
             </w:r>
-            <w:proofErr w:type="spellEnd"/>
           </w:p>
         </w:tc>
         <w:tc>
@@ -9708,7 +9154,6 @@
                 <w:lang w:val="ru-RU"/>
               </w:rPr>
             </w:pPr>
-            <w:proofErr w:type="spellStart"/>
             <w:r>
               <w:rPr>
                 <w:rFonts w:cs="Times New Roman"/>
@@ -9716,7 +9161,6 @@
               </w:rPr>
               <w:t>double</w:t>
             </w:r>
-            <w:proofErr w:type="spellEnd"/>
           </w:p>
         </w:tc>
         <w:tc>
@@ -9770,14 +9214,12 @@
                 <w:rFonts w:cs="Times New Roman"/>
               </w:rPr>
             </w:pPr>
-            <w:proofErr w:type="spellStart"/>
             <w:r>
               <w:rPr>
                 <w:rFonts w:cs="Times New Roman"/>
               </w:rPr>
               <w:t>FilletDiameter</w:t>
             </w:r>
-            <w:proofErr w:type="spellEnd"/>
           </w:p>
         </w:tc>
         <w:tc>
@@ -9799,7 +9241,6 @@
                 <w:rFonts w:cs="Times New Roman"/>
               </w:rPr>
             </w:pPr>
-            <w:proofErr w:type="spellStart"/>
             <w:r>
               <w:rPr>
                 <w:rFonts w:cs="Times New Roman"/>
@@ -9807,7 +9248,6 @@
               </w:rPr>
               <w:t>double</w:t>
             </w:r>
-            <w:proofErr w:type="spellEnd"/>
           </w:p>
         </w:tc>
         <w:tc>
@@ -9895,30 +9335,12 @@
                 <w:lang w:val="ru-RU"/>
               </w:rPr>
             </w:pPr>
-            <w:proofErr w:type="spellStart"/>
-            <w:proofErr w:type="gramStart"/>
-            <w:r>
-              <w:rPr>
-                <w:rFonts w:cs="Times New Roman"/>
-                <w:lang w:val="ru-RU"/>
-              </w:rPr>
-              <w:t>DiskParameters</w:t>
-            </w:r>
-            <w:proofErr w:type="spellEnd"/>
-            <w:r>
-              <w:rPr>
-                <w:rFonts w:cs="Times New Roman"/>
-                <w:lang w:val="ru-RU"/>
-              </w:rPr>
-              <w:t>(</w:t>
-            </w:r>
-            <w:proofErr w:type="gramEnd"/>
-            <w:r>
-              <w:rPr>
-                <w:rFonts w:cs="Times New Roman"/>
-                <w:lang w:val="ru-RU"/>
-              </w:rPr>
-              <w:t>)</w:t>
+            <w:r>
+              <w:rPr>
+                <w:rFonts w:cs="Times New Roman"/>
+                <w:lang w:val="ru-RU"/>
+              </w:rPr>
+              <w:t>DiskParameters()</w:t>
             </w:r>
           </w:p>
         </w:tc>
@@ -9988,28 +9410,8 @@
     <w:p>
       <w:r>
         <w:lastRenderedPageBreak/>
-        <w:t>Окончание т</w:t>
-      </w:r>
-      <w:r>
-        <w:t>аблиц</w:t>
-      </w:r>
-      <w:r>
-        <w:t>ы</w:t>
-      </w:r>
-      <w:r>
-        <w:t xml:space="preserve"> 7.2 – </w:t>
-      </w:r>
-      <w:r>
-        <w:t>Методы</w:t>
-      </w:r>
-      <w:r>
-        <w:t xml:space="preserve"> класса </w:t>
-      </w:r>
-      <w:proofErr w:type="spellStart"/>
-      <w:r>
-        <w:t>DiskParameters</w:t>
-      </w:r>
-      <w:proofErr w:type="spellEnd"/>
+        <w:t>Окончание таблицы 7.2 – Методы класса DiskParameters</w:t>
+      </w:r>
     </w:p>
     <w:tbl>
       <w:tblPr>
@@ -10119,30 +9521,12 @@
                 <w:lang w:val="ru-RU"/>
               </w:rPr>
             </w:pPr>
-            <w:proofErr w:type="spellStart"/>
-            <w:proofErr w:type="gramStart"/>
-            <w:r>
-              <w:rPr>
-                <w:rFonts w:cs="Times New Roman"/>
-                <w:lang w:val="ru-RU"/>
-              </w:rPr>
-              <w:t>SetDefault</w:t>
-            </w:r>
-            <w:proofErr w:type="spellEnd"/>
-            <w:r>
-              <w:rPr>
-                <w:rFonts w:cs="Times New Roman"/>
-                <w:lang w:val="ru-RU"/>
-              </w:rPr>
-              <w:t>(</w:t>
-            </w:r>
-            <w:proofErr w:type="gramEnd"/>
-            <w:r>
-              <w:rPr>
-                <w:rFonts w:cs="Times New Roman"/>
-                <w:lang w:val="ru-RU"/>
-              </w:rPr>
-              <w:t>)</w:t>
+            <w:r>
+              <w:rPr>
+                <w:rFonts w:cs="Times New Roman"/>
+                <w:lang w:val="ru-RU"/>
+              </w:rPr>
+              <w:t>SetDefault()</w:t>
             </w:r>
           </w:p>
         </w:tc>
@@ -10167,7 +9551,6 @@
                 <w:lang w:val="ru-RU"/>
               </w:rPr>
             </w:pPr>
-            <w:proofErr w:type="spellStart"/>
             <w:r>
               <w:rPr>
                 <w:rFonts w:cs="Times New Roman"/>
@@ -10182,7 +9565,6 @@
               </w:rPr>
               <w:t>oid</w:t>
             </w:r>
-            <w:proofErr w:type="spellEnd"/>
           </w:p>
         </w:tc>
         <w:tc>
@@ -10238,30 +9620,12 @@
                 <w:lang w:val="ru-RU"/>
               </w:rPr>
             </w:pPr>
-            <w:proofErr w:type="spellStart"/>
-            <w:proofErr w:type="gramStart"/>
-            <w:r>
-              <w:rPr>
-                <w:rFonts w:cs="Times New Roman"/>
-                <w:lang w:val="ru-RU"/>
-              </w:rPr>
-              <w:t>Validate</w:t>
-            </w:r>
-            <w:proofErr w:type="spellEnd"/>
-            <w:r>
-              <w:rPr>
-                <w:rFonts w:cs="Times New Roman"/>
-                <w:lang w:val="ru-RU"/>
-              </w:rPr>
-              <w:t>(</w:t>
-            </w:r>
-            <w:proofErr w:type="gramEnd"/>
-            <w:r>
-              <w:rPr>
-                <w:rFonts w:cs="Times New Roman"/>
-                <w:lang w:val="ru-RU"/>
-              </w:rPr>
-              <w:t>)</w:t>
+            <w:r>
+              <w:rPr>
+                <w:rFonts w:cs="Times New Roman"/>
+                <w:lang w:val="ru-RU"/>
+              </w:rPr>
+              <w:t>Validate()</w:t>
             </w:r>
           </w:p>
         </w:tc>
@@ -10286,39 +9650,12 @@
                 <w:lang w:val="ru-RU"/>
               </w:rPr>
             </w:pPr>
-            <w:proofErr w:type="spellStart"/>
-            <w:proofErr w:type="gramStart"/>
-            <w:r>
-              <w:rPr>
-                <w:rFonts w:cs="Times New Roman"/>
-                <w:lang w:val="ru-RU"/>
-              </w:rPr>
-              <w:t>IReadOnlyList</w:t>
-            </w:r>
-            <w:proofErr w:type="spellEnd"/>
-            <w:r>
-              <w:rPr>
-                <w:rFonts w:cs="Times New Roman"/>
-                <w:lang w:val="ru-RU"/>
-              </w:rPr>
-              <w:t>&lt;</w:t>
-            </w:r>
-            <w:proofErr w:type="spellStart"/>
-            <w:proofErr w:type="gramEnd"/>
-            <w:r>
-              <w:rPr>
-                <w:rFonts w:cs="Times New Roman"/>
-                <w:lang w:val="ru-RU"/>
-              </w:rPr>
-              <w:t>ValidationError</w:t>
-            </w:r>
-            <w:proofErr w:type="spellEnd"/>
-            <w:r>
-              <w:rPr>
-                <w:rFonts w:cs="Times New Roman"/>
-                <w:lang w:val="ru-RU"/>
-              </w:rPr>
-              <w:t>&gt;</w:t>
+            <w:r>
+              <w:rPr>
+                <w:rFonts w:cs="Times New Roman"/>
+                <w:lang w:val="ru-RU"/>
+              </w:rPr>
+              <w:t>IReadOnlyList&lt;ValidationError&gt;</w:t>
             </w:r>
           </w:p>
         </w:tc>
@@ -10370,13 +9707,8 @@
         <w:t>7</w:t>
       </w:r>
       <w:r>
-        <w:t xml:space="preserve">.3 – Свойства и методы класса </w:t>
-      </w:r>
-      <w:proofErr w:type="spellStart"/>
-      <w:r>
-        <w:t>RodParameters</w:t>
-      </w:r>
-      <w:proofErr w:type="spellEnd"/>
+        <w:t>.3 – Свойства и методы класса RodParameters</w:t>
+      </w:r>
     </w:p>
     <w:tbl>
       <w:tblPr>
@@ -10537,7 +9869,6 @@
                 <w:lang w:val="ru-RU"/>
               </w:rPr>
             </w:pPr>
-            <w:proofErr w:type="spellStart"/>
             <w:r>
               <w:rPr>
                 <w:rFonts w:cs="Times New Roman"/>
@@ -10545,7 +9876,6 @@
               </w:rPr>
               <w:t>CenterLength</w:t>
             </w:r>
-            <w:proofErr w:type="spellEnd"/>
           </w:p>
         </w:tc>
         <w:tc>
@@ -10569,7 +9899,6 @@
                 <w:lang w:val="ru-RU"/>
               </w:rPr>
             </w:pPr>
-            <w:proofErr w:type="spellStart"/>
             <w:r>
               <w:rPr>
                 <w:rFonts w:cs="Times New Roman"/>
@@ -10577,7 +9906,6 @@
               </w:rPr>
               <w:t>double</w:t>
             </w:r>
-            <w:proofErr w:type="spellEnd"/>
           </w:p>
         </w:tc>
         <w:tc>
@@ -10606,23 +9934,7 @@
                 <w:rFonts w:cs="Times New Roman"/>
                 <w:lang w:val="ru-RU"/>
               </w:rPr>
-              <w:t>Длина центральной (</w:t>
-            </w:r>
-            <w:proofErr w:type="spellStart"/>
-            <w:r>
-              <w:rPr>
-                <w:rFonts w:cs="Times New Roman"/>
-                <w:lang w:val="ru-RU"/>
-              </w:rPr>
-              <w:t>хватовой</w:t>
-            </w:r>
-            <w:proofErr w:type="spellEnd"/>
-            <w:r>
-              <w:rPr>
-                <w:rFonts w:cs="Times New Roman"/>
-                <w:lang w:val="ru-RU"/>
-              </w:rPr>
-              <w:t>) части стержня.</w:t>
+              <w:t>Длина центральной (хватовой) части стержня.</w:t>
             </w:r>
           </w:p>
         </w:tc>
@@ -10649,7 +9961,6 @@
                 <w:lang w:val="ru-RU"/>
               </w:rPr>
             </w:pPr>
-            <w:proofErr w:type="spellStart"/>
             <w:r>
               <w:rPr>
                 <w:rFonts w:cs="Times New Roman"/>
@@ -10657,7 +9968,6 @@
               </w:rPr>
               <w:t>HandleDiameter</w:t>
             </w:r>
-            <w:proofErr w:type="spellEnd"/>
           </w:p>
         </w:tc>
         <w:tc>
@@ -10681,7 +9991,6 @@
                 <w:lang w:val="ru-RU"/>
               </w:rPr>
             </w:pPr>
-            <w:proofErr w:type="spellStart"/>
             <w:r>
               <w:rPr>
                 <w:rFonts w:cs="Times New Roman"/>
@@ -10689,7 +9998,6 @@
               </w:rPr>
               <w:t>double</w:t>
             </w:r>
-            <w:proofErr w:type="spellEnd"/>
           </w:p>
         </w:tc>
         <w:tc>
@@ -10718,23 +10026,7 @@
                 <w:rFonts w:cs="Times New Roman"/>
                 <w:lang w:val="ru-RU"/>
               </w:rPr>
-              <w:t xml:space="preserve">Диаметр </w:t>
-            </w:r>
-            <w:proofErr w:type="spellStart"/>
-            <w:r>
-              <w:rPr>
-                <w:rFonts w:cs="Times New Roman"/>
-                <w:lang w:val="ru-RU"/>
-              </w:rPr>
-              <w:t>хватовой</w:t>
-            </w:r>
-            <w:proofErr w:type="spellEnd"/>
-            <w:r>
-              <w:rPr>
-                <w:rFonts w:cs="Times New Roman"/>
-                <w:lang w:val="ru-RU"/>
-              </w:rPr>
-              <w:t xml:space="preserve"> части стержня.</w:t>
+              <w:t>Диаметр хватовой части стержня.</w:t>
             </w:r>
           </w:p>
         </w:tc>
@@ -10761,7 +10053,6 @@
                 <w:lang w:val="ru-RU"/>
               </w:rPr>
             </w:pPr>
-            <w:proofErr w:type="spellStart"/>
             <w:r>
               <w:rPr>
                 <w:rFonts w:cs="Times New Roman"/>
@@ -10769,7 +10060,6 @@
               </w:rPr>
               <w:t>SeatDiameter</w:t>
             </w:r>
-            <w:proofErr w:type="spellEnd"/>
           </w:p>
         </w:tc>
         <w:tc>
@@ -10793,7 +10083,6 @@
                 <w:lang w:val="ru-RU"/>
               </w:rPr>
             </w:pPr>
-            <w:proofErr w:type="spellStart"/>
             <w:r>
               <w:rPr>
                 <w:rFonts w:cs="Times New Roman"/>
@@ -10801,7 +10090,6 @@
               </w:rPr>
               <w:t>double</w:t>
             </w:r>
-            <w:proofErr w:type="spellEnd"/>
           </w:p>
         </w:tc>
         <w:tc>
@@ -10857,7 +10145,6 @@
                 <w:lang w:val="ru-RU"/>
               </w:rPr>
             </w:pPr>
-            <w:proofErr w:type="spellStart"/>
             <w:r>
               <w:rPr>
                 <w:rFonts w:cs="Times New Roman"/>
@@ -10865,7 +10152,6 @@
               </w:rPr>
               <w:t>SeatLength</w:t>
             </w:r>
-            <w:proofErr w:type="spellEnd"/>
           </w:p>
         </w:tc>
         <w:tc>
@@ -10889,7 +10175,6 @@
                 <w:lang w:val="ru-RU"/>
               </w:rPr>
             </w:pPr>
-            <w:proofErr w:type="spellStart"/>
             <w:r>
               <w:rPr>
                 <w:rFonts w:cs="Times New Roman"/>
@@ -10897,7 +10182,6 @@
               </w:rPr>
               <w:t>double</w:t>
             </w:r>
-            <w:proofErr w:type="spellEnd"/>
           </w:p>
         </w:tc>
         <w:tc>
@@ -10926,23 +10210,7 @@
                 <w:rFonts w:cs="Times New Roman"/>
                 <w:lang w:val="ru-RU"/>
               </w:rPr>
-              <w:t xml:space="preserve">Длина посадочных мест под </w:t>
-            </w:r>
-            <w:proofErr w:type="gramStart"/>
-            <w:r>
-              <w:rPr>
-                <w:rFonts w:cs="Times New Roman"/>
-                <w:lang w:val="ru-RU"/>
-              </w:rPr>
-              <w:t>диски</w:t>
-            </w:r>
-            <w:proofErr w:type="gramEnd"/>
-            <w:r>
-              <w:rPr>
-                <w:rFonts w:cs="Times New Roman"/>
-                <w:lang w:val="ru-RU"/>
-              </w:rPr>
-              <w:t xml:space="preserve"> с одной стороны.</w:t>
+              <w:t>Длина посадочных мест под диски с одной стороны.</w:t>
             </w:r>
           </w:p>
         </w:tc>
@@ -10969,7 +10237,6 @@
                 <w:lang w:val="ru-RU"/>
               </w:rPr>
             </w:pPr>
-            <w:proofErr w:type="spellStart"/>
             <w:r>
               <w:rPr>
                 <w:rFonts w:cs="Times New Roman"/>
@@ -10977,7 +10244,6 @@
               </w:rPr>
               <w:t>TotalLength</w:t>
             </w:r>
-            <w:proofErr w:type="spellEnd"/>
           </w:p>
         </w:tc>
         <w:tc>
@@ -11001,7 +10267,6 @@
                 <w:lang w:val="ru-RU"/>
               </w:rPr>
             </w:pPr>
-            <w:proofErr w:type="spellStart"/>
             <w:r>
               <w:rPr>
                 <w:rFonts w:cs="Times New Roman"/>
@@ -11009,7 +10274,6 @@
               </w:rPr>
               <w:t>double</w:t>
             </w:r>
-            <w:proofErr w:type="spellEnd"/>
           </w:p>
         </w:tc>
         <w:tc>
@@ -11063,14 +10327,12 @@
                 <w:rFonts w:cs="Times New Roman"/>
               </w:rPr>
             </w:pPr>
-            <w:proofErr w:type="spellStart"/>
             <w:r>
               <w:rPr>
                 <w:rFonts w:cs="Times New Roman"/>
               </w:rPr>
               <w:t>GrooveCount</w:t>
             </w:r>
-            <w:proofErr w:type="spellEnd"/>
           </w:p>
         </w:tc>
         <w:tc>
@@ -11152,14 +10414,12 @@
                 <w:rFonts w:cs="Times New Roman"/>
               </w:rPr>
             </w:pPr>
-            <w:proofErr w:type="spellStart"/>
             <w:r>
               <w:rPr>
                 <w:rFonts w:cs="Times New Roman"/>
               </w:rPr>
               <w:t>GrooveDepth</w:t>
             </w:r>
-            <w:proofErr w:type="spellEnd"/>
           </w:p>
         </w:tc>
         <w:tc>
@@ -11182,7 +10442,6 @@
                 <w:lang w:val="en-US"/>
               </w:rPr>
             </w:pPr>
-            <w:proofErr w:type="spellStart"/>
             <w:r>
               <w:rPr>
                 <w:rFonts w:cs="Times New Roman"/>
@@ -11190,7 +10449,6 @@
               </w:rPr>
               <w:t>double</w:t>
             </w:r>
-            <w:proofErr w:type="spellEnd"/>
           </w:p>
         </w:tc>
         <w:tc>
@@ -11278,30 +10536,12 @@
                 <w:lang w:val="ru-RU"/>
               </w:rPr>
             </w:pPr>
-            <w:proofErr w:type="spellStart"/>
-            <w:proofErr w:type="gramStart"/>
-            <w:r>
-              <w:rPr>
-                <w:rFonts w:cs="Times New Roman"/>
-                <w:lang w:val="ru-RU"/>
-              </w:rPr>
-              <w:t>RodParameters</w:t>
-            </w:r>
-            <w:proofErr w:type="spellEnd"/>
-            <w:r>
-              <w:rPr>
-                <w:rFonts w:cs="Times New Roman"/>
-                <w:lang w:val="ru-RU"/>
-              </w:rPr>
-              <w:t>(</w:t>
-            </w:r>
-            <w:proofErr w:type="gramEnd"/>
-            <w:r>
-              <w:rPr>
-                <w:rFonts w:cs="Times New Roman"/>
-                <w:lang w:val="ru-RU"/>
-              </w:rPr>
-              <w:t>)</w:t>
+            <w:r>
+              <w:rPr>
+                <w:rFonts w:cs="Times New Roman"/>
+                <w:lang w:val="ru-RU"/>
+              </w:rPr>
+              <w:t>RodParameters()</w:t>
             </w:r>
           </w:p>
         </w:tc>
@@ -11388,30 +10628,12 @@
                 <w:lang w:val="ru-RU"/>
               </w:rPr>
             </w:pPr>
-            <w:proofErr w:type="spellStart"/>
-            <w:proofErr w:type="gramStart"/>
-            <w:r>
-              <w:rPr>
-                <w:rFonts w:cs="Times New Roman"/>
-                <w:lang w:val="ru-RU"/>
-              </w:rPr>
-              <w:t>SetDefault</w:t>
-            </w:r>
-            <w:proofErr w:type="spellEnd"/>
-            <w:r>
-              <w:rPr>
-                <w:rFonts w:cs="Times New Roman"/>
-                <w:lang w:val="ru-RU"/>
-              </w:rPr>
-              <w:t>(</w:t>
-            </w:r>
-            <w:proofErr w:type="gramEnd"/>
-            <w:r>
-              <w:rPr>
-                <w:rFonts w:cs="Times New Roman"/>
-                <w:lang w:val="ru-RU"/>
-              </w:rPr>
-              <w:t>)</w:t>
+            <w:r>
+              <w:rPr>
+                <w:rFonts w:cs="Times New Roman"/>
+                <w:lang w:val="ru-RU"/>
+              </w:rPr>
+              <w:t>SetDefault()</w:t>
             </w:r>
           </w:p>
         </w:tc>
@@ -11436,7 +10658,6 @@
                 <w:lang w:val="ru-RU"/>
               </w:rPr>
             </w:pPr>
-            <w:proofErr w:type="spellStart"/>
             <w:r>
               <w:rPr>
                 <w:rFonts w:cs="Times New Roman"/>
@@ -11444,7 +10665,6 @@
               </w:rPr>
               <w:t>void</w:t>
             </w:r>
-            <w:proofErr w:type="spellEnd"/>
           </w:p>
         </w:tc>
         <w:tc>
@@ -11500,30 +10720,12 @@
                 <w:lang w:val="ru-RU"/>
               </w:rPr>
             </w:pPr>
-            <w:proofErr w:type="spellStart"/>
-            <w:proofErr w:type="gramStart"/>
-            <w:r>
-              <w:rPr>
-                <w:rFonts w:cs="Times New Roman"/>
-                <w:lang w:val="ru-RU"/>
-              </w:rPr>
-              <w:t>Validate</w:t>
-            </w:r>
-            <w:proofErr w:type="spellEnd"/>
-            <w:r>
-              <w:rPr>
-                <w:rFonts w:cs="Times New Roman"/>
-                <w:lang w:val="ru-RU"/>
-              </w:rPr>
-              <w:t>(</w:t>
-            </w:r>
-            <w:proofErr w:type="gramEnd"/>
-            <w:r>
-              <w:rPr>
-                <w:rFonts w:cs="Times New Roman"/>
-                <w:lang w:val="ru-RU"/>
-              </w:rPr>
-              <w:t>)</w:t>
+            <w:r>
+              <w:rPr>
+                <w:rFonts w:cs="Times New Roman"/>
+                <w:lang w:val="ru-RU"/>
+              </w:rPr>
+              <w:t>Validate()</w:t>
             </w:r>
           </w:p>
         </w:tc>
@@ -11548,39 +10750,12 @@
                 <w:lang w:val="ru-RU"/>
               </w:rPr>
             </w:pPr>
-            <w:proofErr w:type="spellStart"/>
-            <w:proofErr w:type="gramStart"/>
-            <w:r>
-              <w:rPr>
-                <w:rFonts w:cs="Times New Roman"/>
-                <w:lang w:val="ru-RU"/>
-              </w:rPr>
-              <w:t>IReadOnlyList</w:t>
-            </w:r>
-            <w:proofErr w:type="spellEnd"/>
-            <w:r>
-              <w:rPr>
-                <w:rFonts w:cs="Times New Roman"/>
-                <w:lang w:val="ru-RU"/>
-              </w:rPr>
-              <w:t>&lt;</w:t>
-            </w:r>
-            <w:proofErr w:type="spellStart"/>
-            <w:proofErr w:type="gramEnd"/>
-            <w:r>
-              <w:rPr>
-                <w:rFonts w:cs="Times New Roman"/>
-                <w:lang w:val="ru-RU"/>
-              </w:rPr>
-              <w:t>ValidationError</w:t>
-            </w:r>
-            <w:proofErr w:type="spellEnd"/>
-            <w:r>
-              <w:rPr>
-                <w:rFonts w:cs="Times New Roman"/>
-                <w:lang w:val="ru-RU"/>
-              </w:rPr>
-              <w:t>&gt;</w:t>
+            <w:r>
+              <w:rPr>
+                <w:rFonts w:cs="Times New Roman"/>
+                <w:lang w:val="ru-RU"/>
+              </w:rPr>
+              <w:t>IReadOnlyList&lt;ValidationError&gt;</w:t>
             </w:r>
           </w:p>
         </w:tc>
@@ -11633,13 +10808,8 @@
         <w:t>7</w:t>
       </w:r>
       <w:r>
-        <w:t xml:space="preserve">.4 – Свойства и методы класса </w:t>
-      </w:r>
-      <w:proofErr w:type="spellStart"/>
-      <w:r>
-        <w:t>ValidationError</w:t>
-      </w:r>
-      <w:proofErr w:type="spellEnd"/>
+        <w:t>.4 – Свойства и методы класса ValidationError</w:t>
+      </w:r>
     </w:p>
     <w:tbl>
       <w:tblPr>
@@ -11830,7 +11000,6 @@
                 <w:lang w:val="ru-RU"/>
               </w:rPr>
             </w:pPr>
-            <w:proofErr w:type="spellStart"/>
             <w:r>
               <w:rPr>
                 <w:rFonts w:cs="Times New Roman"/>
@@ -11838,7 +11007,6 @@
               </w:rPr>
               <w:t>string</w:t>
             </w:r>
-            <w:proofErr w:type="spellEnd"/>
           </w:p>
         </w:tc>
         <w:tc>
@@ -11924,7 +11092,6 @@
                 <w:lang w:val="ru-RU"/>
               </w:rPr>
             </w:pPr>
-            <w:proofErr w:type="spellStart"/>
             <w:r>
               <w:rPr>
                 <w:rFonts w:cs="Times New Roman"/>
@@ -11932,7 +11099,6 @@
               </w:rPr>
               <w:t>string</w:t>
             </w:r>
-            <w:proofErr w:type="spellEnd"/>
           </w:p>
         </w:tc>
         <w:tc>
@@ -12021,30 +11187,12 @@
                 <w:lang w:val="en-US"/>
               </w:rPr>
             </w:pPr>
-            <w:proofErr w:type="spellStart"/>
-            <w:proofErr w:type="gramStart"/>
             <w:r>
               <w:rPr>
                 <w:rFonts w:cs="Times New Roman"/>
                 <w:lang w:val="en-US"/>
               </w:rPr>
-              <w:t>ValidationError</w:t>
-            </w:r>
-            <w:proofErr w:type="spellEnd"/>
-            <w:r>
-              <w:rPr>
-                <w:rFonts w:cs="Times New Roman"/>
-                <w:lang w:val="en-US"/>
-              </w:rPr>
-              <w:t>(</w:t>
-            </w:r>
-            <w:proofErr w:type="gramEnd"/>
-            <w:r>
-              <w:rPr>
-                <w:rFonts w:cs="Times New Roman"/>
-                <w:lang w:val="en-US"/>
-              </w:rPr>
-              <w:t>string source, string message)</w:t>
+              <w:t>ValidationError(string source, string message)</w:t>
             </w:r>
           </w:p>
         </w:tc>
@@ -12126,13 +11274,8 @@
         <w:t>7</w:t>
       </w:r>
       <w:r>
-        <w:t xml:space="preserve">.5 – Методы класса </w:t>
-      </w:r>
-      <w:proofErr w:type="spellStart"/>
-      <w:r>
-        <w:t>RodParametersControl</w:t>
-      </w:r>
-      <w:proofErr w:type="spellEnd"/>
+        <w:t>.5 – Методы класса RodParametersControl</w:t>
+      </w:r>
     </w:p>
     <w:tbl>
       <w:tblPr>
@@ -12293,30 +11436,12 @@
                 <w:lang w:val="ru-RU"/>
               </w:rPr>
             </w:pPr>
-            <w:proofErr w:type="spellStart"/>
-            <w:proofErr w:type="gramStart"/>
-            <w:r>
-              <w:rPr>
-                <w:rFonts w:cs="Times New Roman"/>
-                <w:lang w:val="ru-RU"/>
-              </w:rPr>
-              <w:t>RodParametersControl</w:t>
-            </w:r>
-            <w:proofErr w:type="spellEnd"/>
-            <w:r>
-              <w:rPr>
-                <w:rFonts w:cs="Times New Roman"/>
-                <w:lang w:val="ru-RU"/>
-              </w:rPr>
-              <w:t>(</w:t>
-            </w:r>
-            <w:proofErr w:type="gramEnd"/>
-            <w:r>
-              <w:rPr>
-                <w:rFonts w:cs="Times New Roman"/>
-                <w:lang w:val="ru-RU"/>
-              </w:rPr>
-              <w:t>)</w:t>
+            <w:r>
+              <w:rPr>
+                <w:rFonts w:cs="Times New Roman"/>
+                <w:lang w:val="ru-RU"/>
+              </w:rPr>
+              <w:t>RodParametersControl()</w:t>
             </w:r>
           </w:p>
         </w:tc>
@@ -12376,23 +11501,7 @@
                 <w:rFonts w:cs="Times New Roman"/>
                 <w:lang w:val="ru-RU"/>
               </w:rPr>
-              <w:t xml:space="preserve">Инициализирует пользовательский </w:t>
-            </w:r>
-            <w:proofErr w:type="spellStart"/>
-            <w:r>
-              <w:rPr>
-                <w:rFonts w:cs="Times New Roman"/>
-                <w:lang w:val="ru-RU"/>
-              </w:rPr>
-              <w:t>контрол</w:t>
-            </w:r>
-            <w:proofErr w:type="spellEnd"/>
-            <w:r>
-              <w:rPr>
-                <w:rFonts w:cs="Times New Roman"/>
-                <w:lang w:val="ru-RU"/>
-              </w:rPr>
-              <w:t xml:space="preserve"> ввода параметров стержня.</w:t>
+              <w:t>Инициализирует пользовательский контрол ввода параметров стержня.</w:t>
             </w:r>
           </w:p>
         </w:tc>
@@ -12419,30 +11528,12 @@
                 <w:lang w:val="ru-RU"/>
               </w:rPr>
             </w:pPr>
-            <w:proofErr w:type="spellStart"/>
-            <w:proofErr w:type="gramStart"/>
-            <w:r>
-              <w:rPr>
-                <w:rFonts w:cs="Times New Roman"/>
-                <w:lang w:val="ru-RU"/>
-              </w:rPr>
-              <w:t>GetModel</w:t>
-            </w:r>
-            <w:proofErr w:type="spellEnd"/>
-            <w:r>
-              <w:rPr>
-                <w:rFonts w:cs="Times New Roman"/>
-                <w:lang w:val="ru-RU"/>
-              </w:rPr>
-              <w:t>(</w:t>
-            </w:r>
-            <w:proofErr w:type="gramEnd"/>
-            <w:r>
-              <w:rPr>
-                <w:rFonts w:cs="Times New Roman"/>
-                <w:lang w:val="ru-RU"/>
-              </w:rPr>
-              <w:t>)</w:t>
+            <w:r>
+              <w:rPr>
+                <w:rFonts w:cs="Times New Roman"/>
+                <w:lang w:val="ru-RU"/>
+              </w:rPr>
+              <w:t>GetModel()</w:t>
             </w:r>
           </w:p>
         </w:tc>
@@ -12467,7 +11558,6 @@
                 <w:lang w:val="ru-RU"/>
               </w:rPr>
             </w:pPr>
-            <w:proofErr w:type="spellStart"/>
             <w:r>
               <w:rPr>
                 <w:rFonts w:cs="Times New Roman"/>
@@ -12475,7 +11565,6 @@
               </w:rPr>
               <w:t>RodParameters</w:t>
             </w:r>
-            <w:proofErr w:type="spellEnd"/>
           </w:p>
         </w:tc>
         <w:tc>
@@ -12504,23 +11593,7 @@
                 <w:rFonts w:cs="Times New Roman"/>
                 <w:lang w:val="ru-RU"/>
               </w:rPr>
-              <w:t xml:space="preserve">Читает значения из полей ввода и формирует модель </w:t>
-            </w:r>
-            <w:proofErr w:type="spellStart"/>
-            <w:r>
-              <w:rPr>
-                <w:rFonts w:cs="Times New Roman"/>
-                <w:lang w:val="ru-RU"/>
-              </w:rPr>
-              <w:t>RodParameters</w:t>
-            </w:r>
-            <w:proofErr w:type="spellEnd"/>
-            <w:r>
-              <w:rPr>
-                <w:rFonts w:cs="Times New Roman"/>
-                <w:lang w:val="ru-RU"/>
-              </w:rPr>
-              <w:t>.</w:t>
+              <w:t>Читает значения из полей ввода и формирует модель RodParameters.</w:t>
             </w:r>
           </w:p>
         </w:tc>
@@ -12547,30 +11620,12 @@
                 <w:lang w:val="ru-RU"/>
               </w:rPr>
             </w:pPr>
-            <w:proofErr w:type="spellStart"/>
-            <w:proofErr w:type="gramStart"/>
-            <w:r>
-              <w:rPr>
-                <w:rFonts w:cs="Times New Roman"/>
-                <w:lang w:val="ru-RU"/>
-              </w:rPr>
-              <w:t>SetDefault</w:t>
-            </w:r>
-            <w:proofErr w:type="spellEnd"/>
-            <w:r>
-              <w:rPr>
-                <w:rFonts w:cs="Times New Roman"/>
-                <w:lang w:val="ru-RU"/>
-              </w:rPr>
-              <w:t>(</w:t>
-            </w:r>
-            <w:proofErr w:type="gramEnd"/>
-            <w:r>
-              <w:rPr>
-                <w:rFonts w:cs="Times New Roman"/>
-                <w:lang w:val="ru-RU"/>
-              </w:rPr>
-              <w:t>)</w:t>
+            <w:r>
+              <w:rPr>
+                <w:rFonts w:cs="Times New Roman"/>
+                <w:lang w:val="ru-RU"/>
+              </w:rPr>
+              <w:t>SetDefault()</w:t>
             </w:r>
           </w:p>
         </w:tc>
@@ -12595,7 +11650,6 @@
                 <w:lang w:val="ru-RU"/>
               </w:rPr>
             </w:pPr>
-            <w:proofErr w:type="spellStart"/>
             <w:r>
               <w:rPr>
                 <w:rFonts w:cs="Times New Roman"/>
@@ -12603,7 +11657,6 @@
               </w:rPr>
               <w:t>void</w:t>
             </w:r>
-            <w:proofErr w:type="spellEnd"/>
           </w:p>
         </w:tc>
         <w:tc>
@@ -12659,30 +11712,12 @@
                 <w:lang w:val="ru-RU"/>
               </w:rPr>
             </w:pPr>
-            <w:proofErr w:type="spellStart"/>
-            <w:proofErr w:type="gramStart"/>
-            <w:r>
-              <w:rPr>
-                <w:rFonts w:cs="Times New Roman"/>
-                <w:lang w:val="ru-RU"/>
-              </w:rPr>
-              <w:t>ClearErrors</w:t>
-            </w:r>
-            <w:proofErr w:type="spellEnd"/>
-            <w:r>
-              <w:rPr>
-                <w:rFonts w:cs="Times New Roman"/>
-                <w:lang w:val="ru-RU"/>
-              </w:rPr>
-              <w:t>(</w:t>
-            </w:r>
-            <w:proofErr w:type="gramEnd"/>
-            <w:r>
-              <w:rPr>
-                <w:rFonts w:cs="Times New Roman"/>
-                <w:lang w:val="ru-RU"/>
-              </w:rPr>
-              <w:t>)</w:t>
+            <w:r>
+              <w:rPr>
+                <w:rFonts w:cs="Times New Roman"/>
+                <w:lang w:val="ru-RU"/>
+              </w:rPr>
+              <w:t>ClearErrors()</w:t>
             </w:r>
           </w:p>
         </w:tc>
@@ -12707,7 +11742,6 @@
                 <w:lang w:val="ru-RU"/>
               </w:rPr>
             </w:pPr>
-            <w:proofErr w:type="spellStart"/>
             <w:r>
               <w:rPr>
                 <w:rFonts w:cs="Times New Roman"/>
@@ -12715,7 +11749,6 @@
               </w:rPr>
               <w:t>void</w:t>
             </w:r>
-            <w:proofErr w:type="spellEnd"/>
           </w:p>
         </w:tc>
         <w:tc>
@@ -12771,46 +11804,12 @@
                 <w:lang w:val="en-US"/>
               </w:rPr>
             </w:pPr>
-            <w:proofErr w:type="spellStart"/>
-            <w:proofErr w:type="gramStart"/>
             <w:r>
               <w:rPr>
                 <w:rFonts w:cs="Times New Roman"/>
                 <w:lang w:val="en-US"/>
               </w:rPr>
-              <w:t>SetError</w:t>
-            </w:r>
-            <w:proofErr w:type="spellEnd"/>
-            <w:r>
-              <w:rPr>
-                <w:rFonts w:cs="Times New Roman"/>
-                <w:lang w:val="en-US"/>
-              </w:rPr>
-              <w:t>(</w:t>
-            </w:r>
-            <w:proofErr w:type="gramEnd"/>
-            <w:r>
-              <w:rPr>
-                <w:rFonts w:cs="Times New Roman"/>
-                <w:lang w:val="en-US"/>
-              </w:rPr>
-              <w:t xml:space="preserve">string </w:t>
-            </w:r>
-            <w:proofErr w:type="spellStart"/>
-            <w:r>
-              <w:rPr>
-                <w:rFonts w:cs="Times New Roman"/>
-                <w:lang w:val="en-US"/>
-              </w:rPr>
-              <w:t>propertyName</w:t>
-            </w:r>
-            <w:proofErr w:type="spellEnd"/>
-            <w:r>
-              <w:rPr>
-                <w:rFonts w:cs="Times New Roman"/>
-                <w:lang w:val="en-US"/>
-              </w:rPr>
-              <w:t>, string message)</w:t>
+              <w:t>SetError(string propertyName, string message)</w:t>
             </w:r>
           </w:p>
         </w:tc>
@@ -12835,7 +11834,6 @@
                 <w:lang w:val="ru-RU"/>
               </w:rPr>
             </w:pPr>
-            <w:proofErr w:type="spellStart"/>
             <w:r>
               <w:rPr>
                 <w:rFonts w:cs="Times New Roman"/>
@@ -12843,7 +11841,6 @@
               </w:rPr>
               <w:t>void</w:t>
             </w:r>
-            <w:proofErr w:type="spellEnd"/>
           </w:p>
         </w:tc>
         <w:tc>
@@ -12882,16 +11879,8 @@
     <w:p>
       <w:r>
         <w:lastRenderedPageBreak/>
-        <w:t>Окончание т</w:t>
-      </w:r>
-      <w:r>
-        <w:t xml:space="preserve">аблица 7.5 – Методы класса </w:t>
-      </w:r>
-      <w:proofErr w:type="spellStart"/>
-      <w:r>
-        <w:t>RodParametersControl</w:t>
-      </w:r>
-      <w:proofErr w:type="spellEnd"/>
+        <w:t>Окончание таблица 7.5 – Методы класса RodParametersControl</w:t>
+      </w:r>
     </w:p>
     <w:tbl>
       <w:tblPr>
@@ -13001,71 +11990,12 @@
                 <w:lang w:val="ru-RU"/>
               </w:rPr>
             </w:pPr>
-            <w:proofErr w:type="spellStart"/>
-            <w:proofErr w:type="gramStart"/>
-            <w:r>
-              <w:rPr>
-                <w:rFonts w:cs="Times New Roman"/>
-                <w:lang w:val="ru-RU"/>
-              </w:rPr>
-              <w:t>ApplyErrors</w:t>
-            </w:r>
-            <w:proofErr w:type="spellEnd"/>
-            <w:r>
-              <w:rPr>
-                <w:rFonts w:cs="Times New Roman"/>
-                <w:lang w:val="ru-RU"/>
-              </w:rPr>
-              <w:t>(</w:t>
-            </w:r>
-            <w:proofErr w:type="spellStart"/>
-            <w:proofErr w:type="gramEnd"/>
-            <w:r>
-              <w:rPr>
-                <w:rFonts w:cs="Times New Roman"/>
-                <w:lang w:val="ru-RU"/>
-              </w:rPr>
-              <w:t>IReadOnlyList</w:t>
-            </w:r>
-            <w:proofErr w:type="spellEnd"/>
-            <w:r>
-              <w:rPr>
-                <w:rFonts w:cs="Times New Roman"/>
-                <w:lang w:val="ru-RU"/>
-              </w:rPr>
-              <w:t>&lt;</w:t>
-            </w:r>
-            <w:proofErr w:type="spellStart"/>
-            <w:r>
-              <w:rPr>
-                <w:rFonts w:cs="Times New Roman"/>
-                <w:lang w:val="ru-RU"/>
-              </w:rPr>
-              <w:t>ValidationError</w:t>
-            </w:r>
-            <w:proofErr w:type="spellEnd"/>
-            <w:r>
-              <w:rPr>
-                <w:rFonts w:cs="Times New Roman"/>
-                <w:lang w:val="ru-RU"/>
-              </w:rPr>
-              <w:t xml:space="preserve">&gt; </w:t>
-            </w:r>
-            <w:proofErr w:type="spellStart"/>
-            <w:r>
-              <w:rPr>
-                <w:rFonts w:cs="Times New Roman"/>
-                <w:lang w:val="ru-RU"/>
-              </w:rPr>
-              <w:t>errors</w:t>
-            </w:r>
-            <w:proofErr w:type="spellEnd"/>
-            <w:r>
-              <w:rPr>
-                <w:rFonts w:cs="Times New Roman"/>
-                <w:lang w:val="ru-RU"/>
-              </w:rPr>
-              <w:t>)</w:t>
+            <w:r>
+              <w:rPr>
+                <w:rFonts w:cs="Times New Roman"/>
+                <w:lang w:val="ru-RU"/>
+              </w:rPr>
+              <w:t>ApplyErrors(IReadOnlyList&lt;ValidationError&gt; errors)</w:t>
             </w:r>
           </w:p>
         </w:tc>
@@ -13090,7 +12020,6 @@
                 <w:lang w:val="ru-RU"/>
               </w:rPr>
             </w:pPr>
-            <w:proofErr w:type="spellStart"/>
             <w:r>
               <w:rPr>
                 <w:rFonts w:cs="Times New Roman"/>
@@ -13105,7 +12034,6 @@
               </w:rPr>
               <w:t>oid</w:t>
             </w:r>
-            <w:proofErr w:type="spellEnd"/>
           </w:p>
         </w:tc>
         <w:tc>
@@ -13134,23 +12062,7 @@
                 <w:rFonts w:cs="Times New Roman"/>
                 <w:lang w:val="ru-RU"/>
               </w:rPr>
-              <w:t xml:space="preserve">Разносит список ошибок валидации по полям </w:t>
-            </w:r>
-            <w:proofErr w:type="spellStart"/>
-            <w:r>
-              <w:rPr>
-                <w:rFonts w:cs="Times New Roman"/>
-                <w:lang w:val="ru-RU"/>
-              </w:rPr>
-              <w:t>контрола</w:t>
-            </w:r>
-            <w:proofErr w:type="spellEnd"/>
-            <w:r>
-              <w:rPr>
-                <w:rFonts w:cs="Times New Roman"/>
-                <w:lang w:val="ru-RU"/>
-              </w:rPr>
-              <w:t>.</w:t>
+              <w:t>Разносит список ошибок валидации по полям контрола.</w:t>
             </w:r>
           </w:p>
         </w:tc>
@@ -13177,30 +12089,12 @@
                 <w:lang w:val="ru-RU"/>
               </w:rPr>
             </w:pPr>
-            <w:proofErr w:type="spellStart"/>
-            <w:proofErr w:type="gramStart"/>
-            <w:r>
-              <w:rPr>
-                <w:rFonts w:cs="Times New Roman"/>
-                <w:lang w:val="ru-RU"/>
-              </w:rPr>
-              <w:t>RecalculateTotalLength</w:t>
-            </w:r>
-            <w:proofErr w:type="spellEnd"/>
-            <w:r>
-              <w:rPr>
-                <w:rFonts w:cs="Times New Roman"/>
-                <w:lang w:val="ru-RU"/>
-              </w:rPr>
-              <w:t>(</w:t>
-            </w:r>
-            <w:proofErr w:type="gramEnd"/>
-            <w:r>
-              <w:rPr>
-                <w:rFonts w:cs="Times New Roman"/>
-                <w:lang w:val="ru-RU"/>
-              </w:rPr>
-              <w:t>)</w:t>
+            <w:r>
+              <w:rPr>
+                <w:rFonts w:cs="Times New Roman"/>
+                <w:lang w:val="ru-RU"/>
+              </w:rPr>
+              <w:t>RecalculateTotalLength()</w:t>
             </w:r>
           </w:p>
         </w:tc>
@@ -13225,7 +12119,6 @@
                 <w:lang w:val="ru-RU"/>
               </w:rPr>
             </w:pPr>
-            <w:proofErr w:type="spellStart"/>
             <w:r>
               <w:rPr>
                 <w:rFonts w:cs="Times New Roman"/>
@@ -13233,7 +12126,6 @@
               </w:rPr>
               <w:t>void</w:t>
             </w:r>
-            <w:proofErr w:type="spellEnd"/>
           </w:p>
         </w:tc>
         <w:tc>
@@ -13289,55 +12181,12 @@
                 <w:lang w:val="ru-RU"/>
               </w:rPr>
             </w:pPr>
-            <w:proofErr w:type="spellStart"/>
-            <w:proofErr w:type="gramStart"/>
-            <w:r>
-              <w:rPr>
-                <w:rFonts w:cs="Times New Roman"/>
-                <w:lang w:val="ru-RU"/>
-              </w:rPr>
-              <w:t>SetModel</w:t>
-            </w:r>
-            <w:proofErr w:type="spellEnd"/>
-            <w:r>
-              <w:rPr>
-                <w:rFonts w:cs="Times New Roman"/>
-                <w:lang w:val="ru-RU"/>
-              </w:rPr>
-              <w:t>(</w:t>
-            </w:r>
-            <w:proofErr w:type="spellStart"/>
-            <w:proofErr w:type="gramEnd"/>
-            <w:r>
-              <w:rPr>
-                <w:rFonts w:cs="Times New Roman"/>
-                <w:lang w:val="ru-RU"/>
-              </w:rPr>
-              <w:t>RodParameters</w:t>
-            </w:r>
-            <w:proofErr w:type="spellEnd"/>
-            <w:r>
-              <w:rPr>
-                <w:rFonts w:cs="Times New Roman"/>
-                <w:lang w:val="ru-RU"/>
-              </w:rPr>
-              <w:t xml:space="preserve"> </w:t>
-            </w:r>
-            <w:proofErr w:type="spellStart"/>
-            <w:r>
-              <w:rPr>
-                <w:rFonts w:cs="Times New Roman"/>
-                <w:lang w:val="ru-RU"/>
-              </w:rPr>
-              <w:t>model</w:t>
-            </w:r>
-            <w:proofErr w:type="spellEnd"/>
-            <w:r>
-              <w:rPr>
-                <w:rFonts w:cs="Times New Roman"/>
-                <w:lang w:val="ru-RU"/>
-              </w:rPr>
-              <w:t>)</w:t>
+            <w:r>
+              <w:rPr>
+                <w:rFonts w:cs="Times New Roman"/>
+                <w:lang w:val="ru-RU"/>
+              </w:rPr>
+              <w:t>SetModel(RodParameters model)</w:t>
             </w:r>
           </w:p>
         </w:tc>
@@ -13362,7 +12211,6 @@
                 <w:lang w:val="ru-RU"/>
               </w:rPr>
             </w:pPr>
-            <w:proofErr w:type="spellStart"/>
             <w:r>
               <w:rPr>
                 <w:rFonts w:cs="Times New Roman"/>
@@ -13370,7 +12218,6 @@
               </w:rPr>
               <w:t>void</w:t>
             </w:r>
-            <w:proofErr w:type="spellEnd"/>
           </w:p>
         </w:tc>
         <w:tc>
@@ -13399,39 +12246,7 @@
                 <w:rFonts w:cs="Times New Roman"/>
                 <w:lang w:val="ru-RU"/>
               </w:rPr>
-              <w:t xml:space="preserve">Заполняет </w:t>
-            </w:r>
-            <w:proofErr w:type="spellStart"/>
-            <w:r>
-              <w:rPr>
-                <w:rFonts w:cs="Times New Roman"/>
-                <w:lang w:val="ru-RU"/>
-              </w:rPr>
-              <w:t>контрол</w:t>
-            </w:r>
-            <w:proofErr w:type="spellEnd"/>
-            <w:r>
-              <w:rPr>
-                <w:rFonts w:cs="Times New Roman"/>
-                <w:lang w:val="ru-RU"/>
-              </w:rPr>
-              <w:t xml:space="preserve"> значениями из переданной модели </w:t>
-            </w:r>
-            <w:proofErr w:type="spellStart"/>
-            <w:r>
-              <w:rPr>
-                <w:rFonts w:cs="Times New Roman"/>
-                <w:lang w:val="ru-RU"/>
-              </w:rPr>
-              <w:t>RodParameters</w:t>
-            </w:r>
-            <w:proofErr w:type="spellEnd"/>
-            <w:r>
-              <w:rPr>
-                <w:rFonts w:cs="Times New Roman"/>
-                <w:lang w:val="ru-RU"/>
-              </w:rPr>
-              <w:t>.</w:t>
+              <w:t>Заполняет контрол значениями из переданной модели RodParameters.</w:t>
             </w:r>
           </w:p>
         </w:tc>
@@ -13453,13 +12268,8 @@
         <w:t>7</w:t>
       </w:r>
       <w:r>
-        <w:t xml:space="preserve">.6 – Свойства и методы класса </w:t>
-      </w:r>
-      <w:proofErr w:type="spellStart"/>
-      <w:r>
-        <w:t>DiskParametersControl</w:t>
-      </w:r>
-      <w:proofErr w:type="spellEnd"/>
+        <w:t>.6 – Свойства и методы класса DiskParametersControl</w:t>
+      </w:r>
     </w:p>
     <w:tbl>
       <w:tblPr>
@@ -13620,7 +12430,6 @@
                 <w:lang w:val="ru-RU"/>
               </w:rPr>
             </w:pPr>
-            <w:proofErr w:type="spellStart"/>
             <w:r>
               <w:rPr>
                 <w:rFonts w:cs="Times New Roman"/>
@@ -13628,7 +12437,6 @@
               </w:rPr>
               <w:t>DiskNumber</w:t>
             </w:r>
-            <w:proofErr w:type="spellEnd"/>
           </w:p>
         </w:tc>
         <w:tc>
@@ -13652,7 +12460,6 @@
                 <w:lang w:val="ru-RU"/>
               </w:rPr>
             </w:pPr>
-            <w:proofErr w:type="spellStart"/>
             <w:r>
               <w:rPr>
                 <w:rFonts w:cs="Times New Roman"/>
@@ -13660,7 +12467,6 @@
               </w:rPr>
               <w:t>int</w:t>
             </w:r>
-            <w:proofErr w:type="spellEnd"/>
           </w:p>
         </w:tc>
         <w:tc>
@@ -13749,30 +12555,12 @@
                 <w:lang w:val="ru-RU"/>
               </w:rPr>
             </w:pPr>
-            <w:proofErr w:type="spellStart"/>
-            <w:proofErr w:type="gramStart"/>
-            <w:r>
-              <w:rPr>
-                <w:rFonts w:cs="Times New Roman"/>
-                <w:lang w:val="ru-RU"/>
-              </w:rPr>
-              <w:t>DiskParametersControl</w:t>
-            </w:r>
-            <w:proofErr w:type="spellEnd"/>
-            <w:r>
-              <w:rPr>
-                <w:rFonts w:cs="Times New Roman"/>
-                <w:lang w:val="ru-RU"/>
-              </w:rPr>
-              <w:t>(</w:t>
-            </w:r>
-            <w:proofErr w:type="gramEnd"/>
-            <w:r>
-              <w:rPr>
-                <w:rFonts w:cs="Times New Roman"/>
-                <w:lang w:val="ru-RU"/>
-              </w:rPr>
-              <w:t>)</w:t>
+            <w:r>
+              <w:rPr>
+                <w:rFonts w:cs="Times New Roman"/>
+                <w:lang w:val="ru-RU"/>
+              </w:rPr>
+              <w:t>DiskParametersControl()</w:t>
             </w:r>
           </w:p>
         </w:tc>
@@ -13832,23 +12620,7 @@
                 <w:rFonts w:cs="Times New Roman"/>
                 <w:lang w:val="ru-RU"/>
               </w:rPr>
-              <w:t xml:space="preserve">Инициализирует пользовательский </w:t>
-            </w:r>
-            <w:proofErr w:type="spellStart"/>
-            <w:r>
-              <w:rPr>
-                <w:rFonts w:cs="Times New Roman"/>
-                <w:lang w:val="ru-RU"/>
-              </w:rPr>
-              <w:t>контрол</w:t>
-            </w:r>
-            <w:proofErr w:type="spellEnd"/>
-            <w:r>
-              <w:rPr>
-                <w:rFonts w:cs="Times New Roman"/>
-                <w:lang w:val="ru-RU"/>
-              </w:rPr>
-              <w:t xml:space="preserve"> ввода параметров одного диска.</w:t>
+              <w:t>Инициализирует пользовательский контрол ввода параметров одного диска.</w:t>
             </w:r>
           </w:p>
         </w:tc>
@@ -13875,30 +12647,12 @@
                 <w:lang w:val="ru-RU"/>
               </w:rPr>
             </w:pPr>
-            <w:proofErr w:type="spellStart"/>
-            <w:proofErr w:type="gramStart"/>
-            <w:r>
-              <w:rPr>
-                <w:rFonts w:cs="Times New Roman"/>
-                <w:lang w:val="ru-RU"/>
-              </w:rPr>
-              <w:t>GetModel</w:t>
-            </w:r>
-            <w:proofErr w:type="spellEnd"/>
-            <w:r>
-              <w:rPr>
-                <w:rFonts w:cs="Times New Roman"/>
-                <w:lang w:val="ru-RU"/>
-              </w:rPr>
-              <w:t>(</w:t>
-            </w:r>
-            <w:proofErr w:type="gramEnd"/>
-            <w:r>
-              <w:rPr>
-                <w:rFonts w:cs="Times New Roman"/>
-                <w:lang w:val="ru-RU"/>
-              </w:rPr>
-              <w:t>)</w:t>
+            <w:r>
+              <w:rPr>
+                <w:rFonts w:cs="Times New Roman"/>
+                <w:lang w:val="ru-RU"/>
+              </w:rPr>
+              <w:t>GetModel()</w:t>
             </w:r>
           </w:p>
         </w:tc>
@@ -13923,7 +12677,6 @@
                 <w:lang w:val="ru-RU"/>
               </w:rPr>
             </w:pPr>
-            <w:proofErr w:type="spellStart"/>
             <w:r>
               <w:rPr>
                 <w:rFonts w:cs="Times New Roman"/>
@@ -13931,7 +12684,6 @@
               </w:rPr>
               <w:t>DiskParameters</w:t>
             </w:r>
-            <w:proofErr w:type="spellEnd"/>
           </w:p>
         </w:tc>
         <w:tc>
@@ -13960,23 +12712,7 @@
                 <w:rFonts w:cs="Times New Roman"/>
                 <w:lang w:val="ru-RU"/>
               </w:rPr>
-              <w:t xml:space="preserve">Читает значения полей и формирует модель </w:t>
-            </w:r>
-            <w:proofErr w:type="spellStart"/>
-            <w:r>
-              <w:rPr>
-                <w:rFonts w:cs="Times New Roman"/>
-                <w:lang w:val="ru-RU"/>
-              </w:rPr>
-              <w:t>DiskParameters</w:t>
-            </w:r>
-            <w:proofErr w:type="spellEnd"/>
-            <w:r>
-              <w:rPr>
-                <w:rFonts w:cs="Times New Roman"/>
-                <w:lang w:val="ru-RU"/>
-              </w:rPr>
-              <w:t>.</w:t>
+              <w:t>Читает значения полей и формирует модель DiskParameters.</w:t>
             </w:r>
           </w:p>
         </w:tc>
@@ -14003,30 +12739,12 @@
                 <w:lang w:val="ru-RU"/>
               </w:rPr>
             </w:pPr>
-            <w:proofErr w:type="spellStart"/>
-            <w:proofErr w:type="gramStart"/>
-            <w:r>
-              <w:rPr>
-                <w:rFonts w:cs="Times New Roman"/>
-                <w:lang w:val="ru-RU"/>
-              </w:rPr>
-              <w:t>SetDefault</w:t>
-            </w:r>
-            <w:proofErr w:type="spellEnd"/>
-            <w:r>
-              <w:rPr>
-                <w:rFonts w:cs="Times New Roman"/>
-                <w:lang w:val="ru-RU"/>
-              </w:rPr>
-              <w:t>(</w:t>
-            </w:r>
-            <w:proofErr w:type="gramEnd"/>
-            <w:r>
-              <w:rPr>
-                <w:rFonts w:cs="Times New Roman"/>
-                <w:lang w:val="ru-RU"/>
-              </w:rPr>
-              <w:t>)</w:t>
+            <w:r>
+              <w:rPr>
+                <w:rFonts w:cs="Times New Roman"/>
+                <w:lang w:val="ru-RU"/>
+              </w:rPr>
+              <w:t>SetDefault()</w:t>
             </w:r>
           </w:p>
         </w:tc>
@@ -14051,7 +12769,6 @@
                 <w:lang w:val="ru-RU"/>
               </w:rPr>
             </w:pPr>
-            <w:proofErr w:type="spellStart"/>
             <w:r>
               <w:rPr>
                 <w:rFonts w:cs="Times New Roman"/>
@@ -14059,7 +12776,6 @@
               </w:rPr>
               <w:t>void</w:t>
             </w:r>
-            <w:proofErr w:type="spellEnd"/>
           </w:p>
         </w:tc>
         <w:tc>
@@ -14115,30 +12831,12 @@
                 <w:lang w:val="ru-RU"/>
               </w:rPr>
             </w:pPr>
-            <w:proofErr w:type="spellStart"/>
-            <w:proofErr w:type="gramStart"/>
-            <w:r>
-              <w:rPr>
-                <w:rFonts w:cs="Times New Roman"/>
-                <w:lang w:val="ru-RU"/>
-              </w:rPr>
-              <w:t>ClearErrors</w:t>
-            </w:r>
-            <w:proofErr w:type="spellEnd"/>
-            <w:r>
-              <w:rPr>
-                <w:rFonts w:cs="Times New Roman"/>
-                <w:lang w:val="ru-RU"/>
-              </w:rPr>
-              <w:t>(</w:t>
-            </w:r>
-            <w:proofErr w:type="gramEnd"/>
-            <w:r>
-              <w:rPr>
-                <w:rFonts w:cs="Times New Roman"/>
-                <w:lang w:val="ru-RU"/>
-              </w:rPr>
-              <w:t>)</w:t>
+            <w:r>
+              <w:rPr>
+                <w:rFonts w:cs="Times New Roman"/>
+                <w:lang w:val="ru-RU"/>
+              </w:rPr>
+              <w:t>ClearErrors()</w:t>
             </w:r>
           </w:p>
         </w:tc>
@@ -14163,7 +12861,6 @@
                 <w:lang w:val="ru-RU"/>
               </w:rPr>
             </w:pPr>
-            <w:proofErr w:type="spellStart"/>
             <w:r>
               <w:rPr>
                 <w:rFonts w:cs="Times New Roman"/>
@@ -14171,7 +12868,6 @@
               </w:rPr>
               <w:t>void</w:t>
             </w:r>
-            <w:proofErr w:type="spellEnd"/>
           </w:p>
         </w:tc>
         <w:tc>
@@ -14225,35 +12921,11 @@
                 <w:rFonts w:cs="Times New Roman"/>
               </w:rPr>
             </w:pPr>
-            <w:proofErr w:type="spellStart"/>
-            <w:proofErr w:type="gramStart"/>
-            <w:r>
-              <w:rPr>
-                <w:rFonts w:cs="Times New Roman"/>
-              </w:rPr>
-              <w:t>SetModel</w:t>
-            </w:r>
-            <w:proofErr w:type="spellEnd"/>
-            <w:r>
-              <w:rPr>
-                <w:rFonts w:cs="Times New Roman"/>
-              </w:rPr>
-              <w:t>(</w:t>
-            </w:r>
-            <w:proofErr w:type="spellStart"/>
-            <w:proofErr w:type="gramEnd"/>
-            <w:r>
-              <w:rPr>
-                <w:rFonts w:cs="Times New Roman"/>
-              </w:rPr>
-              <w:t>DiskParameters</w:t>
-            </w:r>
-            <w:proofErr w:type="spellEnd"/>
-            <w:r>
-              <w:rPr>
-                <w:rFonts w:cs="Times New Roman"/>
-              </w:rPr>
-              <w:t xml:space="preserve"> model)</w:t>
+            <w:r>
+              <w:rPr>
+                <w:rFonts w:cs="Times New Roman"/>
+              </w:rPr>
+              <w:t>SetModel(DiskParameters model)</w:t>
             </w:r>
           </w:p>
         </w:tc>
@@ -14310,23 +12982,7 @@
                 <w:rFonts w:cs="Times New Roman"/>
                 <w:lang w:val="ru-RU"/>
               </w:rPr>
-              <w:t xml:space="preserve">заполняет </w:t>
-            </w:r>
-            <w:proofErr w:type="spellStart"/>
-            <w:r>
-              <w:rPr>
-                <w:rFonts w:cs="Times New Roman"/>
-                <w:lang w:val="ru-RU"/>
-              </w:rPr>
-              <w:t>контрол</w:t>
-            </w:r>
-            <w:proofErr w:type="spellEnd"/>
-            <w:r>
-              <w:rPr>
-                <w:rFonts w:cs="Times New Roman"/>
-                <w:lang w:val="ru-RU"/>
-              </w:rPr>
-              <w:t xml:space="preserve"> значениями из переданной модели</w:t>
+              <w:t>заполняет контрол значениями из переданной модели</w:t>
             </w:r>
           </w:p>
         </w:tc>
@@ -14349,13 +13005,8 @@
         <w:t>7</w:t>
       </w:r>
       <w:r>
-        <w:t xml:space="preserve">.6 – Свойства и методы класса </w:t>
-      </w:r>
-      <w:proofErr w:type="spellStart"/>
-      <w:r>
-        <w:t>DiskParametersControl</w:t>
-      </w:r>
-      <w:proofErr w:type="spellEnd"/>
+        <w:t>.6 – Свойства и методы класса DiskParametersControl</w:t>
+      </w:r>
     </w:p>
     <w:tbl>
       <w:tblPr>
@@ -14483,46 +13134,12 @@
                 <w:lang w:val="en-US"/>
               </w:rPr>
             </w:pPr>
-            <w:proofErr w:type="spellStart"/>
-            <w:proofErr w:type="gramStart"/>
             <w:r>
               <w:rPr>
                 <w:rFonts w:cs="Times New Roman"/>
                 <w:lang w:val="en-US"/>
               </w:rPr>
-              <w:t>SetError</w:t>
-            </w:r>
-            <w:proofErr w:type="spellEnd"/>
-            <w:r>
-              <w:rPr>
-                <w:rFonts w:cs="Times New Roman"/>
-                <w:lang w:val="en-US"/>
-              </w:rPr>
-              <w:t>(</w:t>
-            </w:r>
-            <w:proofErr w:type="gramEnd"/>
-            <w:r>
-              <w:rPr>
-                <w:rFonts w:cs="Times New Roman"/>
-                <w:lang w:val="en-US"/>
-              </w:rPr>
-              <w:t xml:space="preserve">string </w:t>
-            </w:r>
-            <w:proofErr w:type="spellStart"/>
-            <w:r>
-              <w:rPr>
-                <w:rFonts w:cs="Times New Roman"/>
-                <w:lang w:val="en-US"/>
-              </w:rPr>
-              <w:t>propertyName</w:t>
-            </w:r>
-            <w:proofErr w:type="spellEnd"/>
-            <w:r>
-              <w:rPr>
-                <w:rFonts w:cs="Times New Roman"/>
-                <w:lang w:val="en-US"/>
-              </w:rPr>
-              <w:t>, string message)</w:t>
+              <w:t>SetError(string propertyName, string message)</w:t>
             </w:r>
           </w:p>
         </w:tc>
@@ -14547,7 +13164,6 @@
                 <w:lang w:val="ru-RU"/>
               </w:rPr>
             </w:pPr>
-            <w:proofErr w:type="spellStart"/>
             <w:r>
               <w:rPr>
                 <w:rFonts w:cs="Times New Roman"/>
@@ -14555,7 +13171,6 @@
               </w:rPr>
               <w:t>void</w:t>
             </w:r>
-            <w:proofErr w:type="spellEnd"/>
           </w:p>
         </w:tc>
         <w:tc>
@@ -14606,13 +13221,8 @@
         <w:t>7</w:t>
       </w:r>
       <w:r>
-        <w:t xml:space="preserve">.7 – Свойства и методы класса </w:t>
-      </w:r>
-      <w:proofErr w:type="spellStart"/>
-      <w:r>
-        <w:t>DisksControl</w:t>
-      </w:r>
-      <w:proofErr w:type="spellEnd"/>
+        <w:t>.7 – Свойства и методы класса DisksControl</w:t>
+      </w:r>
     </w:p>
     <w:tbl>
       <w:tblPr>
@@ -14773,7 +13383,6 @@
                 <w:lang w:val="ru-RU"/>
               </w:rPr>
             </w:pPr>
-            <w:proofErr w:type="spellStart"/>
             <w:r>
               <w:rPr>
                 <w:rFonts w:cs="Times New Roman"/>
@@ -14781,7 +13390,6 @@
               </w:rPr>
               <w:t>DisksPerSide</w:t>
             </w:r>
-            <w:proofErr w:type="spellEnd"/>
           </w:p>
         </w:tc>
         <w:tc>
@@ -14805,7 +13413,6 @@
                 <w:lang w:val="ru-RU"/>
               </w:rPr>
             </w:pPr>
-            <w:proofErr w:type="spellStart"/>
             <w:r>
               <w:rPr>
                 <w:rFonts w:cs="Times New Roman"/>
@@ -14813,7 +13420,6 @@
               </w:rPr>
               <w:t>int</w:t>
             </w:r>
-            <w:proofErr w:type="spellEnd"/>
           </w:p>
         </w:tc>
         <w:tc>
@@ -14902,30 +13508,12 @@
                 <w:lang w:val="ru-RU"/>
               </w:rPr>
             </w:pPr>
-            <w:proofErr w:type="spellStart"/>
-            <w:proofErr w:type="gramStart"/>
-            <w:r>
-              <w:rPr>
-                <w:rFonts w:cs="Times New Roman"/>
-                <w:lang w:val="ru-RU"/>
-              </w:rPr>
-              <w:t>DisksControl</w:t>
-            </w:r>
-            <w:proofErr w:type="spellEnd"/>
-            <w:r>
-              <w:rPr>
-                <w:rFonts w:cs="Times New Roman"/>
-                <w:lang w:val="ru-RU"/>
-              </w:rPr>
-              <w:t>(</w:t>
-            </w:r>
-            <w:proofErr w:type="gramEnd"/>
-            <w:r>
-              <w:rPr>
-                <w:rFonts w:cs="Times New Roman"/>
-                <w:lang w:val="ru-RU"/>
-              </w:rPr>
-              <w:t>)</w:t>
+            <w:r>
+              <w:rPr>
+                <w:rFonts w:cs="Times New Roman"/>
+                <w:lang w:val="ru-RU"/>
+              </w:rPr>
+              <w:t>DisksControl()</w:t>
             </w:r>
           </w:p>
         </w:tc>
@@ -14985,23 +13573,7 @@
                 <w:rFonts w:cs="Times New Roman"/>
                 <w:lang w:val="ru-RU"/>
               </w:rPr>
-              <w:t xml:space="preserve">Инициализирует пользовательский </w:t>
-            </w:r>
-            <w:proofErr w:type="spellStart"/>
-            <w:r>
-              <w:rPr>
-                <w:rFonts w:cs="Times New Roman"/>
-                <w:lang w:val="ru-RU"/>
-              </w:rPr>
-              <w:t>контрол</w:t>
-            </w:r>
-            <w:proofErr w:type="spellEnd"/>
-            <w:r>
-              <w:rPr>
-                <w:rFonts w:cs="Times New Roman"/>
-                <w:lang w:val="ru-RU"/>
-              </w:rPr>
-              <w:t xml:space="preserve"> для ввода параметров набора дисков.</w:t>
+              <w:t>Инициализирует пользовательский контрол для ввода параметров набора дисков.</w:t>
             </w:r>
           </w:p>
         </w:tc>
@@ -15028,30 +13600,12 @@
                 <w:lang w:val="ru-RU"/>
               </w:rPr>
             </w:pPr>
-            <w:proofErr w:type="spellStart"/>
-            <w:proofErr w:type="gramStart"/>
-            <w:r>
-              <w:rPr>
-                <w:rFonts w:cs="Times New Roman"/>
-                <w:lang w:val="ru-RU"/>
-              </w:rPr>
-              <w:t>GetDiskModels</w:t>
-            </w:r>
-            <w:proofErr w:type="spellEnd"/>
-            <w:r>
-              <w:rPr>
-                <w:rFonts w:cs="Times New Roman"/>
-                <w:lang w:val="ru-RU"/>
-              </w:rPr>
-              <w:t>(</w:t>
-            </w:r>
-            <w:proofErr w:type="gramEnd"/>
-            <w:r>
-              <w:rPr>
-                <w:rFonts w:cs="Times New Roman"/>
-                <w:lang w:val="ru-RU"/>
-              </w:rPr>
-              <w:t>)</w:t>
+            <w:r>
+              <w:rPr>
+                <w:rFonts w:cs="Times New Roman"/>
+                <w:lang w:val="ru-RU"/>
+              </w:rPr>
+              <w:t>GetDiskModels()</w:t>
             </w:r>
           </w:p>
         </w:tc>
@@ -15076,39 +13630,12 @@
                 <w:lang w:val="ru-RU"/>
               </w:rPr>
             </w:pPr>
-            <w:proofErr w:type="spellStart"/>
-            <w:proofErr w:type="gramStart"/>
-            <w:r>
-              <w:rPr>
-                <w:rFonts w:cs="Times New Roman"/>
-                <w:lang w:val="ru-RU"/>
-              </w:rPr>
-              <w:t>IReadOnlyList</w:t>
-            </w:r>
-            <w:proofErr w:type="spellEnd"/>
-            <w:r>
-              <w:rPr>
-                <w:rFonts w:cs="Times New Roman"/>
-                <w:lang w:val="ru-RU"/>
-              </w:rPr>
-              <w:t>&lt;</w:t>
-            </w:r>
-            <w:proofErr w:type="spellStart"/>
-            <w:proofErr w:type="gramEnd"/>
-            <w:r>
-              <w:rPr>
-                <w:rFonts w:cs="Times New Roman"/>
-                <w:lang w:val="ru-RU"/>
-              </w:rPr>
-              <w:t>DiskParameters</w:t>
-            </w:r>
-            <w:proofErr w:type="spellEnd"/>
-            <w:r>
-              <w:rPr>
-                <w:rFonts w:cs="Times New Roman"/>
-                <w:lang w:val="ru-RU"/>
-              </w:rPr>
-              <w:t>&gt;</w:t>
+            <w:r>
+              <w:rPr>
+                <w:rFonts w:cs="Times New Roman"/>
+                <w:lang w:val="ru-RU"/>
+              </w:rPr>
+              <w:t>IReadOnlyList&lt;DiskParameters&gt;</w:t>
             </w:r>
           </w:p>
         </w:tc>
@@ -15138,23 +13665,7 @@
                 <w:rFonts w:cs="Times New Roman"/>
                 <w:lang w:val="ru-RU"/>
               </w:rPr>
-              <w:t xml:space="preserve">Возвращает список моделей </w:t>
-            </w:r>
-            <w:proofErr w:type="spellStart"/>
-            <w:r>
-              <w:rPr>
-                <w:rFonts w:cs="Times New Roman"/>
-                <w:lang w:val="ru-RU"/>
-              </w:rPr>
-              <w:t>DiskParameters</w:t>
-            </w:r>
-            <w:proofErr w:type="spellEnd"/>
-            <w:r>
-              <w:rPr>
-                <w:rFonts w:cs="Times New Roman"/>
-                <w:lang w:val="ru-RU"/>
-              </w:rPr>
-              <w:t xml:space="preserve"> для всех дисков на одной стороне стержня.</w:t>
+              <w:t>Возвращает список моделей DiskParameters для всех дисков на одной стороне стержня.</w:t>
             </w:r>
           </w:p>
         </w:tc>
@@ -15181,55 +13692,12 @@
                 <w:lang w:val="ru-RU"/>
               </w:rPr>
             </w:pPr>
-            <w:proofErr w:type="spellStart"/>
-            <w:proofErr w:type="gramStart"/>
-            <w:r>
-              <w:rPr>
-                <w:rFonts w:cs="Times New Roman"/>
-                <w:lang w:val="ru-RU"/>
-              </w:rPr>
-              <w:t>EnsureDisksCount</w:t>
-            </w:r>
-            <w:proofErr w:type="spellEnd"/>
-            <w:r>
-              <w:rPr>
-                <w:rFonts w:cs="Times New Roman"/>
-                <w:lang w:val="ru-RU"/>
-              </w:rPr>
-              <w:t>(</w:t>
-            </w:r>
-            <w:proofErr w:type="spellStart"/>
-            <w:proofErr w:type="gramEnd"/>
-            <w:r>
-              <w:rPr>
-                <w:rFonts w:cs="Times New Roman"/>
-                <w:lang w:val="ru-RU"/>
-              </w:rPr>
-              <w:t>int</w:t>
-            </w:r>
-            <w:proofErr w:type="spellEnd"/>
-            <w:r>
-              <w:rPr>
-                <w:rFonts w:cs="Times New Roman"/>
-                <w:lang w:val="ru-RU"/>
-              </w:rPr>
-              <w:t xml:space="preserve"> </w:t>
-            </w:r>
-            <w:proofErr w:type="spellStart"/>
-            <w:r>
-              <w:rPr>
-                <w:rFonts w:cs="Times New Roman"/>
-                <w:lang w:val="ru-RU"/>
-              </w:rPr>
-              <w:t>desiredCount</w:t>
-            </w:r>
-            <w:proofErr w:type="spellEnd"/>
-            <w:r>
-              <w:rPr>
-                <w:rFonts w:cs="Times New Roman"/>
-                <w:lang w:val="ru-RU"/>
-              </w:rPr>
-              <w:t>)</w:t>
+            <w:r>
+              <w:rPr>
+                <w:rFonts w:cs="Times New Roman"/>
+                <w:lang w:val="ru-RU"/>
+              </w:rPr>
+              <w:t>EnsureDisksCount(int desiredCount)</w:t>
             </w:r>
           </w:p>
         </w:tc>
@@ -15254,7 +13722,6 @@
                 <w:lang w:val="ru-RU"/>
               </w:rPr>
             </w:pPr>
-            <w:proofErr w:type="spellStart"/>
             <w:r>
               <w:rPr>
                 <w:rFonts w:cs="Times New Roman"/>
@@ -15262,7 +13729,6 @@
               </w:rPr>
               <w:t>void</w:t>
             </w:r>
-            <w:proofErr w:type="spellEnd"/>
           </w:p>
         </w:tc>
         <w:tc>
@@ -15291,23 +13757,7 @@
                 <w:rFonts w:cs="Times New Roman"/>
                 <w:lang w:val="ru-RU"/>
               </w:rPr>
-              <w:t xml:space="preserve">Обеспечивает требуемое количество </w:t>
-            </w:r>
-            <w:proofErr w:type="spellStart"/>
-            <w:r>
-              <w:rPr>
-                <w:rFonts w:cs="Times New Roman"/>
-                <w:lang w:val="ru-RU"/>
-              </w:rPr>
-              <w:t>контролов</w:t>
-            </w:r>
-            <w:proofErr w:type="spellEnd"/>
-            <w:r>
-              <w:rPr>
-                <w:rFonts w:cs="Times New Roman"/>
-                <w:lang w:val="ru-RU"/>
-              </w:rPr>
-              <w:t xml:space="preserve"> дисков, добавляя или удаляя элементы.</w:t>
+              <w:t>Обеспечивает требуемое количество контролов дисков, добавляя или удаляя элементы.</w:t>
             </w:r>
           </w:p>
         </w:tc>
@@ -15334,30 +13784,12 @@
                 <w:lang w:val="ru-RU"/>
               </w:rPr>
             </w:pPr>
-            <w:proofErr w:type="spellStart"/>
-            <w:proofErr w:type="gramStart"/>
-            <w:r>
-              <w:rPr>
-                <w:rFonts w:cs="Times New Roman"/>
-                <w:lang w:val="ru-RU"/>
-              </w:rPr>
-              <w:t>SetDefault</w:t>
-            </w:r>
-            <w:proofErr w:type="spellEnd"/>
-            <w:r>
-              <w:rPr>
-                <w:rFonts w:cs="Times New Roman"/>
-                <w:lang w:val="ru-RU"/>
-              </w:rPr>
-              <w:t>(</w:t>
-            </w:r>
-            <w:proofErr w:type="gramEnd"/>
-            <w:r>
-              <w:rPr>
-                <w:rFonts w:cs="Times New Roman"/>
-                <w:lang w:val="ru-RU"/>
-              </w:rPr>
-              <w:t>)</w:t>
+            <w:r>
+              <w:rPr>
+                <w:rFonts w:cs="Times New Roman"/>
+                <w:lang w:val="ru-RU"/>
+              </w:rPr>
+              <w:t>SetDefault()</w:t>
             </w:r>
           </w:p>
         </w:tc>
@@ -15382,7 +13814,6 @@
                 <w:lang w:val="ru-RU"/>
               </w:rPr>
             </w:pPr>
-            <w:proofErr w:type="spellStart"/>
             <w:r>
               <w:rPr>
                 <w:rFonts w:cs="Times New Roman"/>
@@ -15390,7 +13821,6 @@
               </w:rPr>
               <w:t>void</w:t>
             </w:r>
-            <w:proofErr w:type="spellEnd"/>
           </w:p>
         </w:tc>
         <w:tc>
@@ -15431,28 +13861,21 @@
     <w:p>
       <w:r>
         <w:lastRenderedPageBreak/>
-        <w:t>Окончание т</w:t>
-      </w:r>
-      <w:r>
-        <w:t>аблиц</w:t>
-      </w:r>
-      <w:r>
-        <w:t>ы</w:t>
-      </w:r>
-      <w:r>
-        <w:t xml:space="preserve"> 7.7 – </w:t>
-      </w:r>
-      <w:r>
-        <w:t>М</w:t>
-      </w:r>
-      <w:r>
-        <w:t xml:space="preserve">етоды класса </w:t>
-      </w:r>
-      <w:proofErr w:type="spellStart"/>
-      <w:r>
-        <w:t>DisksControl</w:t>
-      </w:r>
-      <w:proofErr w:type="spellEnd"/>
+        <w:t xml:space="preserve">Окончание таблицы 7.7 – </w:t>
+      </w:r>
+      <w:commentRangeStart w:id="73"/>
+      <w:r>
+        <w:t>Методы класса DisksControl</w:t>
+      </w:r>
+      <w:commentRangeEnd w:id="73"/>
+      <w:r>
+        <w:rPr>
+          <w:rStyle w:val="afc"/>
+          <w:sz w:val="28"/>
+          <w:szCs w:val="28"/>
+        </w:rPr>
+        <w:commentReference w:id="73"/>
+      </w:r>
     </w:p>
     <w:tbl>
       <w:tblPr>
@@ -15562,30 +13985,12 @@
                 <w:lang w:val="ru-RU"/>
               </w:rPr>
             </w:pPr>
-            <w:proofErr w:type="spellStart"/>
-            <w:proofErr w:type="gramStart"/>
-            <w:r>
-              <w:rPr>
-                <w:rFonts w:cs="Times New Roman"/>
-                <w:lang w:val="ru-RU"/>
-              </w:rPr>
-              <w:t>ClearErrors</w:t>
-            </w:r>
-            <w:proofErr w:type="spellEnd"/>
-            <w:r>
-              <w:rPr>
-                <w:rFonts w:cs="Times New Roman"/>
-                <w:lang w:val="ru-RU"/>
-              </w:rPr>
-              <w:t>(</w:t>
-            </w:r>
-            <w:proofErr w:type="gramEnd"/>
-            <w:r>
-              <w:rPr>
-                <w:rFonts w:cs="Times New Roman"/>
-                <w:lang w:val="ru-RU"/>
-              </w:rPr>
-              <w:t>)</w:t>
+            <w:r>
+              <w:rPr>
+                <w:rFonts w:cs="Times New Roman"/>
+                <w:lang w:val="ru-RU"/>
+              </w:rPr>
+              <w:t>ClearErrors()</w:t>
             </w:r>
           </w:p>
         </w:tc>
@@ -15610,7 +14015,6 @@
                 <w:lang w:val="ru-RU"/>
               </w:rPr>
             </w:pPr>
-            <w:proofErr w:type="spellStart"/>
             <w:r>
               <w:rPr>
                 <w:rFonts w:cs="Times New Roman"/>
@@ -15618,7 +14022,6 @@
               </w:rPr>
               <w:t>void</w:t>
             </w:r>
-            <w:proofErr w:type="spellEnd"/>
           </w:p>
         </w:tc>
         <w:tc>
@@ -15647,23 +14050,7 @@
                 <w:rFonts w:cs="Times New Roman"/>
                 <w:lang w:val="ru-RU"/>
               </w:rPr>
-              <w:t xml:space="preserve">Очищает сообщения об ошибках на всех вложенных </w:t>
-            </w:r>
-            <w:proofErr w:type="spellStart"/>
-            <w:r>
-              <w:rPr>
-                <w:rFonts w:cs="Times New Roman"/>
-                <w:lang w:val="ru-RU"/>
-              </w:rPr>
-              <w:t>контролах</w:t>
-            </w:r>
-            <w:proofErr w:type="spellEnd"/>
-            <w:r>
-              <w:rPr>
-                <w:rFonts w:cs="Times New Roman"/>
-                <w:lang w:val="ru-RU"/>
-              </w:rPr>
-              <w:t xml:space="preserve"> дисков.</w:t>
+              <w:t>Очищает сообщения об ошибках на всех вложенных контролах дисков.</w:t>
             </w:r>
           </w:p>
         </w:tc>
@@ -15690,71 +14077,12 @@
                 <w:lang w:val="ru-RU"/>
               </w:rPr>
             </w:pPr>
-            <w:proofErr w:type="spellStart"/>
-            <w:proofErr w:type="gramStart"/>
-            <w:r>
-              <w:rPr>
-                <w:rFonts w:cs="Times New Roman"/>
-                <w:lang w:val="ru-RU"/>
-              </w:rPr>
-              <w:t>ApplyErrors</w:t>
-            </w:r>
-            <w:proofErr w:type="spellEnd"/>
-            <w:r>
-              <w:rPr>
-                <w:rFonts w:cs="Times New Roman"/>
-                <w:lang w:val="ru-RU"/>
-              </w:rPr>
-              <w:t>(</w:t>
-            </w:r>
-            <w:proofErr w:type="spellStart"/>
-            <w:proofErr w:type="gramEnd"/>
-            <w:r>
-              <w:rPr>
-                <w:rFonts w:cs="Times New Roman"/>
-                <w:lang w:val="ru-RU"/>
-              </w:rPr>
-              <w:t>IReadOnlyList</w:t>
-            </w:r>
-            <w:proofErr w:type="spellEnd"/>
-            <w:r>
-              <w:rPr>
-                <w:rFonts w:cs="Times New Roman"/>
-                <w:lang w:val="ru-RU"/>
-              </w:rPr>
-              <w:t>&lt;</w:t>
-            </w:r>
-            <w:proofErr w:type="spellStart"/>
-            <w:r>
-              <w:rPr>
-                <w:rFonts w:cs="Times New Roman"/>
-                <w:lang w:val="ru-RU"/>
-              </w:rPr>
-              <w:t>ValidationError</w:t>
-            </w:r>
-            <w:proofErr w:type="spellEnd"/>
-            <w:r>
-              <w:rPr>
-                <w:rFonts w:cs="Times New Roman"/>
-                <w:lang w:val="ru-RU"/>
-              </w:rPr>
-              <w:t xml:space="preserve">&gt; </w:t>
-            </w:r>
-            <w:proofErr w:type="spellStart"/>
-            <w:r>
-              <w:rPr>
-                <w:rFonts w:cs="Times New Roman"/>
-                <w:lang w:val="ru-RU"/>
-              </w:rPr>
-              <w:t>errors</w:t>
-            </w:r>
-            <w:proofErr w:type="spellEnd"/>
-            <w:r>
-              <w:rPr>
-                <w:rFonts w:cs="Times New Roman"/>
-                <w:lang w:val="ru-RU"/>
-              </w:rPr>
-              <w:t>)</w:t>
+            <w:r>
+              <w:rPr>
+                <w:rFonts w:cs="Times New Roman"/>
+                <w:lang w:val="ru-RU"/>
+              </w:rPr>
+              <w:t>ApplyErrors(IReadOnlyList&lt;ValidationError&gt; errors)</w:t>
             </w:r>
           </w:p>
         </w:tc>
@@ -15779,7 +14107,6 @@
                 <w:lang w:val="ru-RU"/>
               </w:rPr>
             </w:pPr>
-            <w:proofErr w:type="spellStart"/>
             <w:r>
               <w:rPr>
                 <w:rFonts w:cs="Times New Roman"/>
@@ -15787,7 +14114,6 @@
               </w:rPr>
               <w:t>void</w:t>
             </w:r>
-            <w:proofErr w:type="spellEnd"/>
           </w:p>
         </w:tc>
         <w:tc>
@@ -15816,23 +14142,7 @@
                 <w:rFonts w:cs="Times New Roman"/>
                 <w:lang w:val="ru-RU"/>
               </w:rPr>
-              <w:t xml:space="preserve">Разносит ошибки валидации по </w:t>
-            </w:r>
-            <w:proofErr w:type="spellStart"/>
-            <w:r>
-              <w:rPr>
-                <w:rFonts w:cs="Times New Roman"/>
-                <w:lang w:val="ru-RU"/>
-              </w:rPr>
-              <w:t>контролам</w:t>
-            </w:r>
-            <w:proofErr w:type="spellEnd"/>
-            <w:r>
-              <w:rPr>
-                <w:rFonts w:cs="Times New Roman"/>
-                <w:lang w:val="ru-RU"/>
-              </w:rPr>
-              <w:t xml:space="preserve"> дисков и полю количества дисков.</w:t>
+              <w:t>Разносит ошибки валидации по контролам дисков и полю количества дисков.</w:t>
             </w:r>
           </w:p>
         </w:tc>
@@ -15854,13 +14164,8 @@
         <w:t>7</w:t>
       </w:r>
       <w:r>
-        <w:t xml:space="preserve">.8 – Свойства и методы класса </w:t>
-      </w:r>
-      <w:proofErr w:type="spellStart"/>
-      <w:r>
-        <w:t>MainForm</w:t>
-      </w:r>
-      <w:proofErr w:type="spellEnd"/>
+        <w:t>.8 – Свойства и методы класса MainForm</w:t>
+      </w:r>
     </w:p>
     <w:tbl>
       <w:tblPr>
@@ -16021,7 +14326,6 @@
                 <w:lang w:val="ru-RU"/>
               </w:rPr>
             </w:pPr>
-            <w:proofErr w:type="spellStart"/>
             <w:r>
               <w:rPr>
                 <w:rFonts w:cs="Times New Roman"/>
@@ -16029,7 +14333,6 @@
               </w:rPr>
               <w:t>Builder</w:t>
             </w:r>
-            <w:proofErr w:type="spellEnd"/>
           </w:p>
         </w:tc>
         <w:tc>
@@ -16053,7 +14356,6 @@
                 <w:lang w:val="ru-RU"/>
               </w:rPr>
             </w:pPr>
-            <w:proofErr w:type="spellStart"/>
             <w:r>
               <w:rPr>
                 <w:rFonts w:cs="Times New Roman"/>
@@ -16061,7 +14363,6 @@
               </w:rPr>
               <w:t>Builder</w:t>
             </w:r>
-            <w:proofErr w:type="spellEnd"/>
           </w:p>
         </w:tc>
         <w:tc>
@@ -16125,7 +14426,6 @@
                 <w:lang w:val="ru-RU"/>
               </w:rPr>
             </w:pPr>
-            <w:proofErr w:type="spellStart"/>
             <w:r>
               <w:rPr>
                 <w:rFonts w:cs="Times New Roman"/>
@@ -16133,7 +14433,6 @@
               </w:rPr>
               <w:t>DisksTabHasErrors</w:t>
             </w:r>
-            <w:proofErr w:type="spellEnd"/>
           </w:p>
         </w:tc>
         <w:tc>
@@ -16157,7 +14456,6 @@
                 <w:lang w:val="ru-RU"/>
               </w:rPr>
             </w:pPr>
-            <w:proofErr w:type="spellStart"/>
             <w:r>
               <w:rPr>
                 <w:rFonts w:cs="Times New Roman"/>
@@ -16165,7 +14463,6 @@
               </w:rPr>
               <w:t>bool</w:t>
             </w:r>
-            <w:proofErr w:type="spellEnd"/>
           </w:p>
         </w:tc>
         <w:tc>
@@ -16221,7 +14518,6 @@
                 <w:lang w:val="ru-RU"/>
               </w:rPr>
             </w:pPr>
-            <w:proofErr w:type="spellStart"/>
             <w:r>
               <w:rPr>
                 <w:rFonts w:cs="Times New Roman"/>
@@ -16229,7 +14525,6 @@
               </w:rPr>
               <w:t>RodTabHasErrors</w:t>
             </w:r>
-            <w:proofErr w:type="spellEnd"/>
           </w:p>
         </w:tc>
         <w:tc>
@@ -16253,7 +14548,6 @@
                 <w:lang w:val="ru-RU"/>
               </w:rPr>
             </w:pPr>
-            <w:proofErr w:type="spellStart"/>
             <w:r>
               <w:rPr>
                 <w:rFonts w:cs="Times New Roman"/>
@@ -16261,7 +14555,6 @@
               </w:rPr>
               <w:t>bool</w:t>
             </w:r>
-            <w:proofErr w:type="spellEnd"/>
           </w:p>
         </w:tc>
         <w:tc>
@@ -16350,30 +14643,12 @@
                 <w:lang w:val="ru-RU"/>
               </w:rPr>
             </w:pPr>
-            <w:proofErr w:type="spellStart"/>
-            <w:proofErr w:type="gramStart"/>
-            <w:r>
-              <w:rPr>
-                <w:rFonts w:cs="Times New Roman"/>
-                <w:lang w:val="ru-RU"/>
-              </w:rPr>
-              <w:t>MainForm</w:t>
-            </w:r>
-            <w:proofErr w:type="spellEnd"/>
-            <w:r>
-              <w:rPr>
-                <w:rFonts w:cs="Times New Roman"/>
-                <w:lang w:val="ru-RU"/>
-              </w:rPr>
-              <w:t>(</w:t>
-            </w:r>
-            <w:proofErr w:type="gramEnd"/>
-            <w:r>
-              <w:rPr>
-                <w:rFonts w:cs="Times New Roman"/>
-                <w:lang w:val="ru-RU"/>
-              </w:rPr>
-              <w:t>)</w:t>
+            <w:r>
+              <w:rPr>
+                <w:rFonts w:cs="Times New Roman"/>
+                <w:lang w:val="ru-RU"/>
+              </w:rPr>
+              <w:t>MainForm()</w:t>
             </w:r>
           </w:p>
         </w:tc>
@@ -16460,30 +14735,12 @@
                 <w:lang w:val="ru-RU"/>
               </w:rPr>
             </w:pPr>
-            <w:proofErr w:type="spellStart"/>
-            <w:proofErr w:type="gramStart"/>
-            <w:r>
-              <w:rPr>
-                <w:rFonts w:cs="Times New Roman"/>
-                <w:lang w:val="ru-RU"/>
-              </w:rPr>
-              <w:t>AnyParametersChanged</w:t>
-            </w:r>
-            <w:proofErr w:type="spellEnd"/>
-            <w:r>
-              <w:rPr>
-                <w:rFonts w:cs="Times New Roman"/>
-                <w:lang w:val="ru-RU"/>
-              </w:rPr>
-              <w:t>(</w:t>
-            </w:r>
-            <w:proofErr w:type="gramEnd"/>
-            <w:r>
-              <w:rPr>
-                <w:rFonts w:cs="Times New Roman"/>
-                <w:lang w:val="ru-RU"/>
-              </w:rPr>
-              <w:t>)</w:t>
+            <w:r>
+              <w:rPr>
+                <w:rFonts w:cs="Times New Roman"/>
+                <w:lang w:val="ru-RU"/>
+              </w:rPr>
+              <w:t>AnyParametersChanged()</w:t>
             </w:r>
           </w:p>
         </w:tc>
@@ -16508,7 +14765,6 @@
                 <w:lang w:val="ru-RU"/>
               </w:rPr>
             </w:pPr>
-            <w:proofErr w:type="spellStart"/>
             <w:r>
               <w:rPr>
                 <w:rFonts w:cs="Times New Roman"/>
@@ -16516,7 +14772,6 @@
               </w:rPr>
               <w:t>void</w:t>
             </w:r>
-            <w:proofErr w:type="spellEnd"/>
           </w:p>
         </w:tc>
         <w:tc>
@@ -16600,13 +14855,8 @@
         <w:t>7</w:t>
       </w:r>
       <w:r>
-        <w:t xml:space="preserve">.8 – Методы класса </w:t>
-      </w:r>
-      <w:proofErr w:type="spellStart"/>
-      <w:r>
-        <w:t>MainForm</w:t>
-      </w:r>
-      <w:proofErr w:type="spellEnd"/>
+        <w:t>.8 – Методы класса MainForm</w:t>
+      </w:r>
     </w:p>
     <w:tbl>
       <w:tblPr>
@@ -16734,30 +14984,12 @@
                 <w:lang w:val="ru-RU"/>
               </w:rPr>
             </w:pPr>
-            <w:proofErr w:type="spellStart"/>
-            <w:proofErr w:type="gramStart"/>
-            <w:r>
-              <w:rPr>
-                <w:rFonts w:cs="Times New Roman"/>
-                <w:lang w:val="ru-RU"/>
-              </w:rPr>
-              <w:t>BuildModelFromControls</w:t>
-            </w:r>
-            <w:proofErr w:type="spellEnd"/>
-            <w:r>
-              <w:rPr>
-                <w:rFonts w:cs="Times New Roman"/>
-                <w:lang w:val="ru-RU"/>
-              </w:rPr>
-              <w:t>(</w:t>
-            </w:r>
-            <w:proofErr w:type="gramEnd"/>
-            <w:r>
-              <w:rPr>
-                <w:rFonts w:cs="Times New Roman"/>
-                <w:lang w:val="ru-RU"/>
-              </w:rPr>
-              <w:t>)</w:t>
+            <w:r>
+              <w:rPr>
+                <w:rFonts w:cs="Times New Roman"/>
+                <w:lang w:val="ru-RU"/>
+              </w:rPr>
+              <w:t>BuildModelFromControls()</w:t>
             </w:r>
           </w:p>
         </w:tc>
@@ -16782,7 +15014,6 @@
                 <w:lang w:val="ru-RU"/>
               </w:rPr>
             </w:pPr>
-            <w:proofErr w:type="spellStart"/>
             <w:r>
               <w:rPr>
                 <w:rFonts w:cs="Times New Roman"/>
@@ -16790,7 +15021,6 @@
               </w:rPr>
               <w:t>DumbbellParameters</w:t>
             </w:r>
-            <w:proofErr w:type="spellEnd"/>
           </w:p>
         </w:tc>
         <w:tc>
@@ -16819,39 +15049,7 @@
                 <w:rFonts w:cs="Times New Roman"/>
                 <w:lang w:val="ru-RU"/>
               </w:rPr>
-              <w:t xml:space="preserve">Считывает значения со всех </w:t>
-            </w:r>
-            <w:proofErr w:type="spellStart"/>
-            <w:r>
-              <w:rPr>
-                <w:rFonts w:cs="Times New Roman"/>
-                <w:lang w:val="ru-RU"/>
-              </w:rPr>
-              <w:t>контролов</w:t>
-            </w:r>
-            <w:proofErr w:type="spellEnd"/>
-            <w:r>
-              <w:rPr>
-                <w:rFonts w:cs="Times New Roman"/>
-                <w:lang w:val="ru-RU"/>
-              </w:rPr>
-              <w:t xml:space="preserve"> и формирует модель </w:t>
-            </w:r>
-            <w:proofErr w:type="spellStart"/>
-            <w:r>
-              <w:rPr>
-                <w:rFonts w:cs="Times New Roman"/>
-                <w:lang w:val="ru-RU"/>
-              </w:rPr>
-              <w:t>DumbbellParameters</w:t>
-            </w:r>
-            <w:proofErr w:type="spellEnd"/>
-            <w:r>
-              <w:rPr>
-                <w:rFonts w:cs="Times New Roman"/>
-                <w:lang w:val="ru-RU"/>
-              </w:rPr>
-              <w:t>.</w:t>
+              <w:t>Считывает значения со всех контролов и формирует модель DumbbellParameters.</w:t>
             </w:r>
           </w:p>
         </w:tc>
@@ -16878,30 +15076,12 @@
                 <w:lang w:val="ru-RU"/>
               </w:rPr>
             </w:pPr>
-            <w:proofErr w:type="spellStart"/>
-            <w:proofErr w:type="gramStart"/>
-            <w:r>
-              <w:rPr>
-                <w:rFonts w:cs="Times New Roman"/>
-                <w:lang w:val="ru-RU"/>
-              </w:rPr>
-              <w:t>ValidateAllParameters</w:t>
-            </w:r>
-            <w:proofErr w:type="spellEnd"/>
-            <w:r>
-              <w:rPr>
-                <w:rFonts w:cs="Times New Roman"/>
-                <w:lang w:val="ru-RU"/>
-              </w:rPr>
-              <w:t>(</w:t>
-            </w:r>
-            <w:proofErr w:type="gramEnd"/>
-            <w:r>
-              <w:rPr>
-                <w:rFonts w:cs="Times New Roman"/>
-                <w:lang w:val="ru-RU"/>
-              </w:rPr>
-              <w:t>)</w:t>
+            <w:r>
+              <w:rPr>
+                <w:rFonts w:cs="Times New Roman"/>
+                <w:lang w:val="ru-RU"/>
+              </w:rPr>
+              <w:t>ValidateAllParameters()</w:t>
             </w:r>
           </w:p>
         </w:tc>
@@ -16926,7 +15106,6 @@
                 <w:lang w:val="ru-RU"/>
               </w:rPr>
             </w:pPr>
-            <w:proofErr w:type="spellStart"/>
             <w:r>
               <w:rPr>
                 <w:rFonts w:cs="Times New Roman"/>
@@ -16934,7 +15113,6 @@
               </w:rPr>
               <w:t>void</w:t>
             </w:r>
-            <w:proofErr w:type="spellEnd"/>
           </w:p>
         </w:tc>
         <w:tc>
@@ -16963,23 +15141,7 @@
                 <w:rFonts w:cs="Times New Roman"/>
                 <w:lang w:val="ru-RU"/>
               </w:rPr>
-              <w:t xml:space="preserve">Строит модель из интерфейса, запускает валидацию и отображает ошибки на </w:t>
-            </w:r>
-            <w:proofErr w:type="spellStart"/>
-            <w:r>
-              <w:rPr>
-                <w:rFonts w:cs="Times New Roman"/>
-                <w:lang w:val="ru-RU"/>
-              </w:rPr>
-              <w:t>контролах</w:t>
-            </w:r>
-            <w:proofErr w:type="spellEnd"/>
-            <w:r>
-              <w:rPr>
-                <w:rFonts w:cs="Times New Roman"/>
-                <w:lang w:val="ru-RU"/>
-              </w:rPr>
-              <w:t>.</w:t>
+              <w:t>Строит модель из интерфейса, запускает валидацию и отображает ошибки на контролах.</w:t>
             </w:r>
           </w:p>
         </w:tc>
@@ -17006,8 +15168,6 @@
                 <w:lang w:val="ru-RU"/>
               </w:rPr>
             </w:pPr>
-            <w:proofErr w:type="spellStart"/>
-            <w:proofErr w:type="gramStart"/>
             <w:r>
               <w:rPr>
                 <w:rFonts w:cs="Times New Roman"/>
@@ -17015,21 +15175,12 @@
               </w:rPr>
               <w:t>DrawTabValidation</w:t>
             </w:r>
-            <w:proofErr w:type="spellEnd"/>
-            <w:r>
-              <w:rPr>
-                <w:rFonts w:cs="Times New Roman"/>
-                <w:lang w:val="ru-RU"/>
-              </w:rPr>
-              <w:t>(</w:t>
-            </w:r>
-            <w:proofErr w:type="gramEnd"/>
-            <w:r>
-              <w:rPr>
-                <w:rFonts w:cs="Times New Roman"/>
-                <w:lang w:val="ru-RU"/>
-              </w:rPr>
-              <w:t>)</w:t>
+            <w:r>
+              <w:rPr>
+                <w:rFonts w:cs="Times New Roman"/>
+                <w:lang w:val="ru-RU"/>
+              </w:rPr>
+              <w:t>()</w:t>
             </w:r>
           </w:p>
         </w:tc>
@@ -17054,7 +15205,6 @@
                 <w:lang w:val="ru-RU"/>
               </w:rPr>
             </w:pPr>
-            <w:proofErr w:type="spellStart"/>
             <w:r>
               <w:rPr>
                 <w:rFonts w:cs="Times New Roman"/>
@@ -17062,7 +15212,6 @@
               </w:rPr>
               <w:t>void</w:t>
             </w:r>
-            <w:proofErr w:type="spellEnd"/>
           </w:p>
         </w:tc>
         <w:tc>
@@ -17118,7 +15267,6 @@
                 <w:lang w:val="ru-RU"/>
               </w:rPr>
             </w:pPr>
-            <w:proofErr w:type="gramStart"/>
             <w:r>
               <w:rPr>
                 <w:rFonts w:cs="Times New Roman"/>
@@ -17131,15 +15279,7 @@
                 <w:rFonts w:cs="Times New Roman"/>
                 <w:lang w:val="ru-RU"/>
               </w:rPr>
-              <w:t>(</w:t>
-            </w:r>
-            <w:proofErr w:type="gramEnd"/>
-            <w:r>
-              <w:rPr>
-                <w:rFonts w:cs="Times New Roman"/>
-                <w:lang w:val="ru-RU"/>
-              </w:rPr>
-              <w:t>)</w:t>
+              <w:t>()</w:t>
             </w:r>
           </w:p>
         </w:tc>
@@ -17164,7 +15304,6 @@
                 <w:lang w:val="ru-RU"/>
               </w:rPr>
             </w:pPr>
-            <w:proofErr w:type="spellStart"/>
             <w:r>
               <w:rPr>
                 <w:rFonts w:cs="Times New Roman"/>
@@ -17172,7 +15311,6 @@
               </w:rPr>
               <w:t>void</w:t>
             </w:r>
-            <w:proofErr w:type="spellEnd"/>
           </w:p>
         </w:tc>
         <w:tc>
@@ -17223,13 +15361,8 @@
         <w:t>7</w:t>
       </w:r>
       <w:r>
-        <w:t xml:space="preserve">.9 – Свойства и методы класса </w:t>
-      </w:r>
-      <w:proofErr w:type="spellStart"/>
-      <w:r>
-        <w:t>Builder</w:t>
-      </w:r>
-      <w:proofErr w:type="spellEnd"/>
+        <w:t>.9 – Свойства и методы класса Builder</w:t>
+      </w:r>
     </w:p>
     <w:tbl>
       <w:tblPr>
@@ -17390,7 +15523,6 @@
                 <w:lang w:val="ru-RU"/>
               </w:rPr>
             </w:pPr>
-            <w:proofErr w:type="spellStart"/>
             <w:r>
               <w:rPr>
                 <w:rFonts w:cs="Times New Roman"/>
@@ -17398,7 +15530,6 @@
               </w:rPr>
               <w:t>Parameters</w:t>
             </w:r>
-            <w:proofErr w:type="spellEnd"/>
           </w:p>
         </w:tc>
         <w:tc>
@@ -17422,7 +15553,6 @@
                 <w:lang w:val="ru-RU"/>
               </w:rPr>
             </w:pPr>
-            <w:proofErr w:type="spellStart"/>
             <w:r>
               <w:rPr>
                 <w:rFonts w:cs="Times New Roman"/>
@@ -17430,7 +15560,6 @@
               </w:rPr>
               <w:t>DumbbellParameters</w:t>
             </w:r>
-            <w:proofErr w:type="spellEnd"/>
           </w:p>
         </w:tc>
         <w:tc>
@@ -17486,7 +15615,6 @@
                 <w:lang w:val="ru-RU"/>
               </w:rPr>
             </w:pPr>
-            <w:proofErr w:type="spellStart"/>
             <w:r>
               <w:rPr>
                 <w:rFonts w:cs="Times New Roman"/>
@@ -17494,7 +15622,6 @@
               </w:rPr>
               <w:t>Wrapper</w:t>
             </w:r>
-            <w:proofErr w:type="spellEnd"/>
           </w:p>
         </w:tc>
         <w:tc>
@@ -17518,7 +15645,6 @@
                 <w:lang w:val="ru-RU"/>
               </w:rPr>
             </w:pPr>
-            <w:proofErr w:type="spellStart"/>
             <w:r>
               <w:rPr>
                 <w:rFonts w:cs="Times New Roman"/>
@@ -17526,7 +15652,6 @@
               </w:rPr>
               <w:t>Wrapper</w:t>
             </w:r>
-            <w:proofErr w:type="spellEnd"/>
           </w:p>
         </w:tc>
         <w:tc>
@@ -17623,30 +15748,12 @@
                 <w:lang w:val="en-US"/>
               </w:rPr>
             </w:pPr>
-            <w:proofErr w:type="gramStart"/>
             <w:r>
               <w:rPr>
                 <w:rFonts w:cs="Times New Roman"/>
                 <w:lang w:val="en-US"/>
               </w:rPr>
-              <w:t>Builder(</w:t>
-            </w:r>
-            <w:proofErr w:type="spellStart"/>
-            <w:proofErr w:type="gramEnd"/>
-            <w:r>
-              <w:rPr>
-                <w:rFonts w:cs="Times New Roman"/>
-                <w:lang w:val="en-US"/>
-              </w:rPr>
-              <w:t>DumbbellParameters</w:t>
-            </w:r>
-            <w:proofErr w:type="spellEnd"/>
-            <w:r>
-              <w:rPr>
-                <w:rFonts w:cs="Times New Roman"/>
-                <w:lang w:val="en-US"/>
-              </w:rPr>
-              <w:t>, Wrapper)</w:t>
+              <w:t>Builder(DumbbellParameters, Wrapper)</w:t>
             </w:r>
           </w:p>
         </w:tc>
@@ -17714,23 +15821,7 @@
                 <w:lang w:val="ru-RU"/>
               </w:rPr>
               <w:noBreakHyphen/>
-              <w:t xml:space="preserve">сборщик на основе параметров гантели и </w:t>
-            </w:r>
-            <w:proofErr w:type="spellStart"/>
-            <w:r>
-              <w:rPr>
-                <w:rFonts w:cs="Times New Roman"/>
-                <w:lang w:val="ru-RU"/>
-              </w:rPr>
-              <w:t>враппера</w:t>
-            </w:r>
-            <w:proofErr w:type="spellEnd"/>
-            <w:r>
-              <w:rPr>
-                <w:rFonts w:cs="Times New Roman"/>
-                <w:lang w:val="ru-RU"/>
-              </w:rPr>
-              <w:t>.</w:t>
+              <w:t>сборщик на основе параметров гантели и враппера.</w:t>
             </w:r>
           </w:p>
         </w:tc>
@@ -17741,28 +15832,8 @@
     <w:p>
       <w:r>
         <w:lastRenderedPageBreak/>
-        <w:t>Окончание т</w:t>
-      </w:r>
-      <w:r>
-        <w:t>аблиц</w:t>
-      </w:r>
-      <w:r>
-        <w:t>ы</w:t>
-      </w:r>
-      <w:r>
-        <w:t xml:space="preserve"> </w:t>
-      </w:r>
-      <w:r>
-        <w:t>7</w:t>
-      </w:r>
-      <w:r>
-        <w:t xml:space="preserve">.9 – Свойства и методы класса </w:t>
-      </w:r>
-      <w:proofErr w:type="spellStart"/>
-      <w:r>
-        <w:t>Builder</w:t>
-      </w:r>
-      <w:proofErr w:type="spellEnd"/>
+        <w:t>Окончание таблицы 7.9 – Свойства и методы класса Builder</w:t>
+      </w:r>
     </w:p>
     <w:tbl>
       <w:tblPr>
@@ -17798,30 +15869,12 @@
                 <w:lang w:val="ru-RU"/>
               </w:rPr>
             </w:pPr>
-            <w:proofErr w:type="spellStart"/>
-            <w:proofErr w:type="gramStart"/>
-            <w:r>
-              <w:rPr>
-                <w:rFonts w:cs="Times New Roman"/>
-                <w:lang w:val="ru-RU"/>
-              </w:rPr>
-              <w:t>BuildRod</w:t>
-            </w:r>
-            <w:proofErr w:type="spellEnd"/>
-            <w:r>
-              <w:rPr>
-                <w:rFonts w:cs="Times New Roman"/>
-                <w:lang w:val="ru-RU"/>
-              </w:rPr>
-              <w:t>(</w:t>
-            </w:r>
-            <w:proofErr w:type="gramEnd"/>
-            <w:r>
-              <w:rPr>
-                <w:rFonts w:cs="Times New Roman"/>
-                <w:lang w:val="ru-RU"/>
-              </w:rPr>
-              <w:t>)</w:t>
+            <w:r>
+              <w:rPr>
+                <w:rFonts w:cs="Times New Roman"/>
+                <w:lang w:val="ru-RU"/>
+              </w:rPr>
+              <w:t>BuildRod()</w:t>
             </w:r>
           </w:p>
         </w:tc>
@@ -17846,7 +15899,6 @@
                 <w:lang w:val="ru-RU"/>
               </w:rPr>
             </w:pPr>
-            <w:proofErr w:type="spellStart"/>
             <w:r>
               <w:rPr>
                 <w:rFonts w:cs="Times New Roman"/>
@@ -17854,7 +15906,6 @@
               </w:rPr>
               <w:t>void</w:t>
             </w:r>
-            <w:proofErr w:type="spellEnd"/>
           </w:p>
         </w:tc>
         <w:tc>
@@ -17883,23 +15934,7 @@
                 <w:rFonts w:cs="Times New Roman"/>
                 <w:lang w:val="ru-RU"/>
               </w:rPr>
-              <w:t xml:space="preserve">Строит стержень по параметрам </w:t>
-            </w:r>
-            <w:proofErr w:type="spellStart"/>
-            <w:r>
-              <w:rPr>
-                <w:rFonts w:cs="Times New Roman"/>
-                <w:lang w:val="ru-RU"/>
-              </w:rPr>
-              <w:t>RodParameters</w:t>
-            </w:r>
-            <w:proofErr w:type="spellEnd"/>
-            <w:r>
-              <w:rPr>
-                <w:rFonts w:cs="Times New Roman"/>
-                <w:lang w:val="ru-RU"/>
-              </w:rPr>
-              <w:t>.</w:t>
+              <w:t>Строит стержень по параметрам RodParameters.</w:t>
             </w:r>
           </w:p>
         </w:tc>
@@ -17926,30 +15961,12 @@
                 <w:lang w:val="ru-RU"/>
               </w:rPr>
             </w:pPr>
-            <w:proofErr w:type="spellStart"/>
-            <w:proofErr w:type="gramStart"/>
-            <w:r>
-              <w:rPr>
-                <w:rFonts w:cs="Times New Roman"/>
-                <w:lang w:val="ru-RU"/>
-              </w:rPr>
-              <w:t>BuildDisks</w:t>
-            </w:r>
-            <w:proofErr w:type="spellEnd"/>
-            <w:r>
-              <w:rPr>
-                <w:rFonts w:cs="Times New Roman"/>
-                <w:lang w:val="ru-RU"/>
-              </w:rPr>
-              <w:t>(</w:t>
-            </w:r>
-            <w:proofErr w:type="gramEnd"/>
-            <w:r>
-              <w:rPr>
-                <w:rFonts w:cs="Times New Roman"/>
-                <w:lang w:val="ru-RU"/>
-              </w:rPr>
-              <w:t>)</w:t>
+            <w:r>
+              <w:rPr>
+                <w:rFonts w:cs="Times New Roman"/>
+                <w:lang w:val="ru-RU"/>
+              </w:rPr>
+              <w:t>BuildDisks()</w:t>
             </w:r>
           </w:p>
         </w:tc>
@@ -17974,7 +15991,6 @@
                 <w:lang w:val="ru-RU"/>
               </w:rPr>
             </w:pPr>
-            <w:proofErr w:type="spellStart"/>
             <w:r>
               <w:rPr>
                 <w:rFonts w:cs="Times New Roman"/>
@@ -17982,7 +15998,6 @@
               </w:rPr>
               <w:t>void</w:t>
             </w:r>
-            <w:proofErr w:type="spellEnd"/>
           </w:p>
         </w:tc>
         <w:tc>
@@ -18011,23 +16026,7 @@
                 <w:rFonts w:cs="Times New Roman"/>
                 <w:lang w:val="ru-RU"/>
               </w:rPr>
-              <w:t xml:space="preserve">Строит все диски из списка параметров </w:t>
-            </w:r>
-            <w:proofErr w:type="spellStart"/>
-            <w:r>
-              <w:rPr>
-                <w:rFonts w:cs="Times New Roman"/>
-                <w:lang w:val="ru-RU"/>
-              </w:rPr>
-              <w:t>Disks</w:t>
-            </w:r>
-            <w:proofErr w:type="spellEnd"/>
-            <w:r>
-              <w:rPr>
-                <w:rFonts w:cs="Times New Roman"/>
-                <w:lang w:val="ru-RU"/>
-              </w:rPr>
-              <w:t>.</w:t>
+              <w:t>Строит все диски из списка параметров Disks.</w:t>
             </w:r>
           </w:p>
         </w:tc>
@@ -18054,30 +16053,12 @@
                 <w:lang w:val="ru-RU"/>
               </w:rPr>
             </w:pPr>
-            <w:proofErr w:type="spellStart"/>
-            <w:proofErr w:type="gramStart"/>
-            <w:r>
-              <w:rPr>
-                <w:rFonts w:cs="Times New Roman"/>
-                <w:lang w:val="ru-RU"/>
-              </w:rPr>
-              <w:t>BuildDumbbell</w:t>
-            </w:r>
-            <w:proofErr w:type="spellEnd"/>
-            <w:r>
-              <w:rPr>
-                <w:rFonts w:cs="Times New Roman"/>
-                <w:lang w:val="ru-RU"/>
-              </w:rPr>
-              <w:t>(</w:t>
-            </w:r>
-            <w:proofErr w:type="gramEnd"/>
-            <w:r>
-              <w:rPr>
-                <w:rFonts w:cs="Times New Roman"/>
-                <w:lang w:val="ru-RU"/>
-              </w:rPr>
-              <w:t>)</w:t>
+            <w:r>
+              <w:rPr>
+                <w:rFonts w:cs="Times New Roman"/>
+                <w:lang w:val="ru-RU"/>
+              </w:rPr>
+              <w:t>BuildDumbbell()</w:t>
             </w:r>
           </w:p>
         </w:tc>
@@ -18102,7 +16083,6 @@
                 <w:lang w:val="ru-RU"/>
               </w:rPr>
             </w:pPr>
-            <w:proofErr w:type="spellStart"/>
             <w:r>
               <w:rPr>
                 <w:rFonts w:cs="Times New Roman"/>
@@ -18110,7 +16090,6 @@
               </w:rPr>
               <w:t>void</w:t>
             </w:r>
-            <w:proofErr w:type="spellEnd"/>
           </w:p>
         </w:tc>
         <w:tc>
@@ -18166,37 +16145,12 @@
                 <w:lang w:val="ru-RU"/>
               </w:rPr>
             </w:pPr>
-            <w:proofErr w:type="spellStart"/>
-            <w:r>
-              <w:rPr>
-                <w:rFonts w:cs="Times New Roman"/>
-                <w:lang w:val="ru-RU"/>
-              </w:rPr>
-              <w:t>SaveModel</w:t>
-            </w:r>
-            <w:proofErr w:type="spellEnd"/>
-            <w:r>
-              <w:rPr>
-                <w:rFonts w:cs="Times New Roman"/>
-                <w:lang w:val="ru-RU"/>
-              </w:rPr>
-              <w:t>(</w:t>
-            </w:r>
-            <w:proofErr w:type="spellStart"/>
-            <w:r>
-              <w:rPr>
-                <w:rFonts w:cs="Times New Roman"/>
-                <w:lang w:val="ru-RU"/>
-              </w:rPr>
-              <w:t>string</w:t>
-            </w:r>
-            <w:proofErr w:type="spellEnd"/>
-            <w:r>
-              <w:rPr>
-                <w:rFonts w:cs="Times New Roman"/>
-                <w:lang w:val="ru-RU"/>
-              </w:rPr>
-              <w:t>)</w:t>
+            <w:r>
+              <w:rPr>
+                <w:rFonts w:cs="Times New Roman"/>
+                <w:lang w:val="ru-RU"/>
+              </w:rPr>
+              <w:t>SaveModel(string)</w:t>
             </w:r>
           </w:p>
         </w:tc>
@@ -18221,7 +16175,6 @@
                 <w:lang w:val="ru-RU"/>
               </w:rPr>
             </w:pPr>
-            <w:proofErr w:type="spellStart"/>
             <w:r>
               <w:rPr>
                 <w:rFonts w:cs="Times New Roman"/>
@@ -18229,7 +16182,6 @@
               </w:rPr>
               <w:t>void</w:t>
             </w:r>
-            <w:proofErr w:type="spellEnd"/>
           </w:p>
         </w:tc>
         <w:tc>
@@ -18283,27 +16235,11 @@
                 <w:rFonts w:cs="Times New Roman"/>
               </w:rPr>
             </w:pPr>
-            <w:proofErr w:type="gramStart"/>
-            <w:r>
-              <w:rPr>
-                <w:rFonts w:cs="Times New Roman"/>
-              </w:rPr>
-              <w:t>Build(</w:t>
-            </w:r>
-            <w:proofErr w:type="spellStart"/>
-            <w:proofErr w:type="gramEnd"/>
-            <w:r>
-              <w:rPr>
-                <w:rFonts w:cs="Times New Roman"/>
-              </w:rPr>
-              <w:t>DumbbellParameters</w:t>
-            </w:r>
-            <w:proofErr w:type="spellEnd"/>
-            <w:r>
-              <w:rPr>
-                <w:rFonts w:cs="Times New Roman"/>
-              </w:rPr>
-              <w:t xml:space="preserve"> parameters)</w:t>
+            <w:r>
+              <w:rPr>
+                <w:rFonts w:cs="Times New Roman"/>
+              </w:rPr>
+              <w:t>Build(DumbbellParameters parameters)</w:t>
             </w:r>
           </w:p>
         </w:tc>
@@ -18405,39 +16341,12 @@
                 <w:lang w:val="en-US"/>
               </w:rPr>
             </w:pPr>
-            <w:proofErr w:type="spellStart"/>
-            <w:proofErr w:type="gramStart"/>
             <w:r>
               <w:rPr>
                 <w:rFonts w:cs="Times New Roman"/>
                 <w:lang w:val="en-US"/>
               </w:rPr>
-              <w:t>BuildHandleGrooves</w:t>
-            </w:r>
-            <w:proofErr w:type="spellEnd"/>
-            <w:r>
-              <w:rPr>
-                <w:rFonts w:cs="Times New Roman"/>
-                <w:lang w:val="en-US"/>
-              </w:rPr>
-              <w:t>(</w:t>
-            </w:r>
-            <w:proofErr w:type="spellStart"/>
-            <w:proofErr w:type="gramEnd"/>
-            <w:r>
-              <w:rPr>
-                <w:rFonts w:cs="Times New Roman"/>
-                <w:lang w:val="en-US"/>
-              </w:rPr>
-              <w:t>RodParameters</w:t>
-            </w:r>
-            <w:proofErr w:type="spellEnd"/>
-            <w:r>
-              <w:rPr>
-                <w:rFonts w:cs="Times New Roman"/>
-                <w:lang w:val="en-US"/>
-              </w:rPr>
-              <w:t>, double)</w:t>
+              <w:t>BuildHandleGrooves(RodParameters, double)</w:t>
             </w:r>
           </w:p>
         </w:tc>
@@ -18537,39 +16446,12 @@
                 <w:lang w:val="en-US"/>
               </w:rPr>
             </w:pPr>
-            <w:proofErr w:type="spellStart"/>
-            <w:proofErr w:type="gramStart"/>
             <w:r>
               <w:rPr>
                 <w:rFonts w:cs="Times New Roman"/>
                 <w:lang w:val="en-US"/>
               </w:rPr>
-              <w:t>BuildDiskPair</w:t>
-            </w:r>
-            <w:proofErr w:type="spellEnd"/>
-            <w:r>
-              <w:rPr>
-                <w:rFonts w:cs="Times New Roman"/>
-                <w:lang w:val="en-US"/>
-              </w:rPr>
-              <w:t>(</w:t>
-            </w:r>
-            <w:proofErr w:type="spellStart"/>
-            <w:proofErr w:type="gramEnd"/>
-            <w:r>
-              <w:rPr>
-                <w:rFonts w:cs="Times New Roman"/>
-                <w:lang w:val="en-US"/>
-              </w:rPr>
-              <w:t>DiskParameters</w:t>
-            </w:r>
-            <w:proofErr w:type="spellEnd"/>
-            <w:r>
-              <w:rPr>
-                <w:rFonts w:cs="Times New Roman"/>
-                <w:lang w:val="en-US"/>
-              </w:rPr>
-              <w:t>, double)</w:t>
+              <w:t>BuildDiskPair(DiskParameters, double)</w:t>
             </w:r>
           </w:p>
         </w:tc>
@@ -18682,13 +16564,8 @@
         <w:t>7</w:t>
       </w:r>
       <w:r>
-        <w:t xml:space="preserve">.10 – Методы класса </w:t>
-      </w:r>
-      <w:proofErr w:type="spellStart"/>
-      <w:r>
-        <w:t>Wrapper</w:t>
-      </w:r>
-      <w:proofErr w:type="spellEnd"/>
+        <w:t>.10 – Методы класса Wrapper</w:t>
+      </w:r>
     </w:p>
     <w:tbl>
       <w:tblPr>
@@ -18849,30 +16726,12 @@
                 <w:lang w:val="ru-RU"/>
               </w:rPr>
             </w:pPr>
-            <w:proofErr w:type="spellStart"/>
-            <w:proofErr w:type="gramStart"/>
-            <w:r>
-              <w:rPr>
-                <w:rFonts w:cs="Times New Roman"/>
-                <w:lang w:val="ru-RU"/>
-              </w:rPr>
-              <w:t>CreateDocument</w:t>
-            </w:r>
-            <w:proofErr w:type="spellEnd"/>
-            <w:r>
-              <w:rPr>
-                <w:rFonts w:cs="Times New Roman"/>
-                <w:lang w:val="ru-RU"/>
-              </w:rPr>
-              <w:t>(</w:t>
-            </w:r>
-            <w:proofErr w:type="gramEnd"/>
-            <w:r>
-              <w:rPr>
-                <w:rFonts w:cs="Times New Roman"/>
-                <w:lang w:val="ru-RU"/>
-              </w:rPr>
-              <w:t>)</w:t>
+            <w:r>
+              <w:rPr>
+                <w:rFonts w:cs="Times New Roman"/>
+                <w:lang w:val="ru-RU"/>
+              </w:rPr>
+              <w:t>CreateDocument()</w:t>
             </w:r>
           </w:p>
         </w:tc>
@@ -18897,7 +16756,6 @@
                 <w:lang w:val="ru-RU"/>
               </w:rPr>
             </w:pPr>
-            <w:proofErr w:type="spellStart"/>
             <w:r>
               <w:rPr>
                 <w:rFonts w:cs="Times New Roman"/>
@@ -18905,7 +16763,6 @@
               </w:rPr>
               <w:t>void</w:t>
             </w:r>
-            <w:proofErr w:type="spellEnd"/>
           </w:p>
         </w:tc>
         <w:tc>
@@ -18977,55 +16834,12 @@
                 <w:lang w:val="ru-RU"/>
               </w:rPr>
             </w:pPr>
-            <w:proofErr w:type="spellStart"/>
-            <w:proofErr w:type="gramStart"/>
-            <w:r>
-              <w:rPr>
-                <w:rFonts w:cs="Times New Roman"/>
-                <w:lang w:val="ru-RU"/>
-              </w:rPr>
-              <w:t>BuildRodGeometry</w:t>
-            </w:r>
-            <w:proofErr w:type="spellEnd"/>
-            <w:r>
-              <w:rPr>
-                <w:rFonts w:cs="Times New Roman"/>
-                <w:lang w:val="ru-RU"/>
-              </w:rPr>
-              <w:t>(</w:t>
-            </w:r>
-            <w:proofErr w:type="spellStart"/>
-            <w:proofErr w:type="gramEnd"/>
-            <w:r>
-              <w:rPr>
-                <w:rFonts w:cs="Times New Roman"/>
-                <w:lang w:val="ru-RU"/>
-              </w:rPr>
-              <w:t>RodParameters</w:t>
-            </w:r>
-            <w:proofErr w:type="spellEnd"/>
-            <w:r>
-              <w:rPr>
-                <w:rFonts w:cs="Times New Roman"/>
-                <w:lang w:val="ru-RU"/>
-              </w:rPr>
-              <w:t xml:space="preserve"> </w:t>
-            </w:r>
-            <w:proofErr w:type="spellStart"/>
-            <w:r>
-              <w:rPr>
-                <w:rFonts w:cs="Times New Roman"/>
-                <w:lang w:val="ru-RU"/>
-              </w:rPr>
-              <w:t>rod</w:t>
-            </w:r>
-            <w:proofErr w:type="spellEnd"/>
-            <w:r>
-              <w:rPr>
-                <w:rFonts w:cs="Times New Roman"/>
-                <w:lang w:val="ru-RU"/>
-              </w:rPr>
-              <w:t>)</w:t>
+            <w:r>
+              <w:rPr>
+                <w:rFonts w:cs="Times New Roman"/>
+                <w:lang w:val="ru-RU"/>
+              </w:rPr>
+              <w:t>BuildRodGeometry(RodParameters rod)</w:t>
             </w:r>
           </w:p>
         </w:tc>
@@ -19050,7 +16864,6 @@
                 <w:lang w:val="ru-RU"/>
               </w:rPr>
             </w:pPr>
-            <w:proofErr w:type="spellStart"/>
             <w:r>
               <w:rPr>
                 <w:rFonts w:cs="Times New Roman"/>
@@ -19058,7 +16871,6 @@
               </w:rPr>
               <w:t>void</w:t>
             </w:r>
-            <w:proofErr w:type="spellEnd"/>
           </w:p>
         </w:tc>
         <w:tc>
@@ -19114,55 +16926,12 @@
                 <w:lang w:val="ru-RU"/>
               </w:rPr>
             </w:pPr>
-            <w:proofErr w:type="spellStart"/>
-            <w:proofErr w:type="gramStart"/>
-            <w:r>
-              <w:rPr>
-                <w:rFonts w:cs="Times New Roman"/>
-                <w:lang w:val="ru-RU"/>
-              </w:rPr>
-              <w:t>BuildDiskGeometry</w:t>
-            </w:r>
-            <w:proofErr w:type="spellEnd"/>
-            <w:r>
-              <w:rPr>
-                <w:rFonts w:cs="Times New Roman"/>
-                <w:lang w:val="ru-RU"/>
-              </w:rPr>
-              <w:t>(</w:t>
-            </w:r>
-            <w:proofErr w:type="spellStart"/>
-            <w:proofErr w:type="gramEnd"/>
-            <w:r>
-              <w:rPr>
-                <w:rFonts w:cs="Times New Roman"/>
-                <w:lang w:val="ru-RU"/>
-              </w:rPr>
-              <w:t>DiskParameters</w:t>
-            </w:r>
-            <w:proofErr w:type="spellEnd"/>
-            <w:r>
-              <w:rPr>
-                <w:rFonts w:cs="Times New Roman"/>
-                <w:lang w:val="ru-RU"/>
-              </w:rPr>
-              <w:t xml:space="preserve"> </w:t>
-            </w:r>
-            <w:proofErr w:type="spellStart"/>
-            <w:r>
-              <w:rPr>
-                <w:rFonts w:cs="Times New Roman"/>
-                <w:lang w:val="ru-RU"/>
-              </w:rPr>
-              <w:t>disk</w:t>
-            </w:r>
-            <w:proofErr w:type="spellEnd"/>
-            <w:r>
-              <w:rPr>
-                <w:rFonts w:cs="Times New Roman"/>
-                <w:lang w:val="ru-RU"/>
-              </w:rPr>
-              <w:t>)</w:t>
+            <w:r>
+              <w:rPr>
+                <w:rFonts w:cs="Times New Roman"/>
+                <w:lang w:val="ru-RU"/>
+              </w:rPr>
+              <w:t>BuildDiskGeometry(DiskParameters disk)</w:t>
             </w:r>
           </w:p>
         </w:tc>
@@ -19187,7 +16956,6 @@
                 <w:lang w:val="ru-RU"/>
               </w:rPr>
             </w:pPr>
-            <w:proofErr w:type="spellStart"/>
             <w:r>
               <w:rPr>
                 <w:rFonts w:cs="Times New Roman"/>
@@ -19195,7 +16963,6 @@
               </w:rPr>
               <w:t>void</w:t>
             </w:r>
-            <w:proofErr w:type="spellEnd"/>
           </w:p>
         </w:tc>
         <w:tc>
@@ -19251,30 +17018,12 @@
                 <w:lang w:val="ru-RU"/>
               </w:rPr>
             </w:pPr>
-            <w:proofErr w:type="spellStart"/>
-            <w:proofErr w:type="gramStart"/>
-            <w:r>
-              <w:rPr>
-                <w:rFonts w:cs="Times New Roman"/>
-                <w:lang w:val="ru-RU"/>
-              </w:rPr>
-              <w:t>FinishModel</w:t>
-            </w:r>
-            <w:proofErr w:type="spellEnd"/>
-            <w:r>
-              <w:rPr>
-                <w:rFonts w:cs="Times New Roman"/>
-                <w:lang w:val="ru-RU"/>
-              </w:rPr>
-              <w:t>(</w:t>
-            </w:r>
-            <w:proofErr w:type="gramEnd"/>
-            <w:r>
-              <w:rPr>
-                <w:rFonts w:cs="Times New Roman"/>
-                <w:lang w:val="ru-RU"/>
-              </w:rPr>
-              <w:t>)</w:t>
+            <w:r>
+              <w:rPr>
+                <w:rFonts w:cs="Times New Roman"/>
+                <w:lang w:val="ru-RU"/>
+              </w:rPr>
+              <w:t>FinishModel()</w:t>
             </w:r>
           </w:p>
         </w:tc>
@@ -19299,7 +17048,6 @@
                 <w:lang w:val="ru-RU"/>
               </w:rPr>
             </w:pPr>
-            <w:proofErr w:type="spellStart"/>
             <w:r>
               <w:rPr>
                 <w:rFonts w:cs="Times New Roman"/>
@@ -19307,7 +17055,6 @@
               </w:rPr>
               <w:t>void</w:t>
             </w:r>
-            <w:proofErr w:type="spellEnd"/>
           </w:p>
         </w:tc>
         <w:tc>
@@ -19369,19 +17116,11 @@
                 <w:rFonts w:cs="Times New Roman"/>
               </w:rPr>
             </w:pPr>
-            <w:proofErr w:type="spellStart"/>
-            <w:r>
-              <w:rPr>
-                <w:rFonts w:cs="Times New Roman"/>
-              </w:rPr>
-              <w:t>AttachOrRunCad</w:t>
-            </w:r>
-            <w:proofErr w:type="spellEnd"/>
-            <w:r>
-              <w:rPr>
-                <w:rFonts w:cs="Times New Roman"/>
-              </w:rPr>
-              <w:t>(bool)</w:t>
+            <w:r>
+              <w:rPr>
+                <w:rFonts w:cs="Times New Roman"/>
+              </w:rPr>
+              <w:t>AttachOrRunCad(bool)</w:t>
             </w:r>
           </w:p>
         </w:tc>
@@ -19514,23 +17253,7 @@
                 <w:rFonts w:cs="Times New Roman"/>
                 <w:lang w:val="ru-RU"/>
               </w:rPr>
-              <w:t>CreateDocument3D(</w:t>
-            </w:r>
-            <w:proofErr w:type="spellStart"/>
-            <w:r>
-              <w:rPr>
-                <w:rFonts w:cs="Times New Roman"/>
-                <w:lang w:val="ru-RU"/>
-              </w:rPr>
-              <w:t>bool</w:t>
-            </w:r>
-            <w:proofErr w:type="spellEnd"/>
-            <w:r>
-              <w:rPr>
-                <w:rFonts w:cs="Times New Roman"/>
-                <w:lang w:val="ru-RU"/>
-              </w:rPr>
-              <w:t>)</w:t>
+              <w:t>CreateDocument3D(bool)</w:t>
             </w:r>
           </w:p>
         </w:tc>
@@ -19619,109 +17342,76 @@
                 <w:rFonts w:cs="Times New Roman"/>
               </w:rPr>
             </w:pPr>
-            <w:proofErr w:type="spellStart"/>
-            <w:r>
-              <w:rPr>
-                <w:rFonts w:cs="Times New Roman"/>
-              </w:rPr>
-              <w:t>CreateSketchOnPlane</w:t>
-            </w:r>
-            <w:proofErr w:type="spellEnd"/>
-            <w:r>
-              <w:rPr>
-                <w:rFonts w:cs="Times New Roman"/>
-              </w:rPr>
-              <w:t>(</w:t>
-            </w:r>
-            <w:proofErr w:type="spellStart"/>
-            <w:r>
-              <w:rPr>
-                <w:rFonts w:cs="Times New Roman"/>
+            <w:r>
+              <w:rPr>
+                <w:rFonts w:cs="Times New Roman"/>
+              </w:rPr>
+              <w:t>CreateSketchOnPlane(ksEntity)</w:t>
+            </w:r>
+          </w:p>
+        </w:tc>
+        <w:tc>
+          <w:tcPr>
+            <w:tcW w:w="737" w:type="pct"/>
+            <w:tcBorders>
+              <w:top w:val="single" w:sz="4" w:space="0" w:color="auto"/>
+              <w:left w:val="single" w:sz="4" w:space="0" w:color="auto"/>
+              <w:bottom w:val="single" w:sz="4" w:space="0" w:color="auto"/>
+              <w:right w:val="single" w:sz="4" w:space="0" w:color="auto"/>
+            </w:tcBorders>
+          </w:tcPr>
+          <w:p>
+            <w:pPr>
+              <w:spacing w:line="240" w:lineRule="auto"/>
+              <w:ind w:firstLine="0"/>
+              <w:jc w:val="left"/>
+              <w:rPr>
+                <w:rFonts w:cs="Times New Roman"/>
+                <w:lang w:val="en-US"/>
+              </w:rPr>
+            </w:pPr>
+            <w:r>
+              <w:rPr>
+                <w:rFonts w:cs="Times New Roman"/>
+                <w:lang w:val="en-US"/>
               </w:rPr>
               <w:t>ksEntity</w:t>
             </w:r>
-            <w:proofErr w:type="spellEnd"/>
-            <w:r>
-              <w:rPr>
-                <w:rFonts w:cs="Times New Roman"/>
-              </w:rPr>
-              <w:t>)</w:t>
-            </w:r>
-          </w:p>
-        </w:tc>
-        <w:tc>
-          <w:tcPr>
-            <w:tcW w:w="737" w:type="pct"/>
-            <w:tcBorders>
-              <w:top w:val="single" w:sz="4" w:space="0" w:color="auto"/>
-              <w:left w:val="single" w:sz="4" w:space="0" w:color="auto"/>
-              <w:bottom w:val="single" w:sz="4" w:space="0" w:color="auto"/>
-              <w:right w:val="single" w:sz="4" w:space="0" w:color="auto"/>
-            </w:tcBorders>
-          </w:tcPr>
-          <w:p>
-            <w:pPr>
-              <w:spacing w:line="240" w:lineRule="auto"/>
-              <w:ind w:firstLine="0"/>
-              <w:jc w:val="left"/>
+          </w:p>
+        </w:tc>
+        <w:tc>
+          <w:tcPr>
+            <w:tcW w:w="1738" w:type="pct"/>
+            <w:tcBorders>
+              <w:top w:val="single" w:sz="4" w:space="0" w:color="auto"/>
+              <w:left w:val="single" w:sz="4" w:space="0" w:color="auto"/>
+              <w:bottom w:val="single" w:sz="4" w:space="0" w:color="auto"/>
+              <w:right w:val="single" w:sz="4" w:space="0" w:color="auto"/>
+            </w:tcBorders>
+          </w:tcPr>
+          <w:p>
+            <w:pPr>
+              <w:spacing w:line="240" w:lineRule="auto"/>
+              <w:ind w:firstLine="0"/>
+              <w:jc w:val="left"/>
+              <w:rPr>
+                <w:rFonts w:cs="Times New Roman"/>
+                <w:lang w:val="ru-RU"/>
+              </w:rPr>
+            </w:pPr>
+            <w:r>
               <w:rPr>
                 <w:rFonts w:cs="Times New Roman"/>
                 <w:lang w:val="en-US"/>
               </w:rPr>
-            </w:pPr>
-            <w:proofErr w:type="spellStart"/>
-            <w:r>
-              <w:rPr>
-                <w:rFonts w:cs="Times New Roman"/>
-                <w:lang w:val="en-US"/>
-              </w:rPr>
-              <w:t>ksEntity</w:t>
-            </w:r>
-            <w:proofErr w:type="spellEnd"/>
-          </w:p>
-        </w:tc>
-        <w:tc>
-          <w:tcPr>
-            <w:tcW w:w="1738" w:type="pct"/>
-            <w:tcBorders>
-              <w:top w:val="single" w:sz="4" w:space="0" w:color="auto"/>
-              <w:left w:val="single" w:sz="4" w:space="0" w:color="auto"/>
-              <w:bottom w:val="single" w:sz="4" w:space="0" w:color="auto"/>
-              <w:right w:val="single" w:sz="4" w:space="0" w:color="auto"/>
-            </w:tcBorders>
-          </w:tcPr>
-          <w:p>
-            <w:pPr>
-              <w:spacing w:line="240" w:lineRule="auto"/>
-              <w:ind w:firstLine="0"/>
-              <w:jc w:val="left"/>
-              <w:rPr>
-                <w:rFonts w:cs="Times New Roman"/>
-                <w:lang w:val="ru-RU"/>
-              </w:rPr>
-            </w:pPr>
-            <w:r>
-              <w:rPr>
-                <w:rFonts w:cs="Times New Roman"/>
-                <w:lang w:val="en-US"/>
-              </w:rPr>
               <w:t>C</w:t>
             </w:r>
-            <w:proofErr w:type="spellStart"/>
-            <w:r>
-              <w:rPr>
-                <w:rFonts w:cs="Times New Roman"/>
-                <w:lang w:val="ru-RU"/>
-              </w:rPr>
-              <w:t>оздаёт</w:t>
-            </w:r>
-            <w:proofErr w:type="spellEnd"/>
-            <w:r>
-              <w:rPr>
-                <w:rFonts w:cs="Times New Roman"/>
-                <w:lang w:val="ru-RU"/>
-              </w:rPr>
-              <w:t xml:space="preserve"> эскиз на указанной плоскости и переводит его в режим редактирования.</w:t>
+            <w:r>
+              <w:rPr>
+                <w:rFonts w:cs="Times New Roman"/>
+                <w:lang w:val="ru-RU"/>
+              </w:rPr>
+              <w:t>оздаёт эскиз на указанной плоскости и переводит его в режим редактирования.</w:t>
             </w:r>
           </w:p>
         </w:tc>
@@ -19747,37 +17437,12 @@
                 <w:lang w:val="ru-RU"/>
               </w:rPr>
             </w:pPr>
-            <w:proofErr w:type="spellStart"/>
-            <w:r>
-              <w:rPr>
-                <w:rFonts w:cs="Times New Roman"/>
-                <w:lang w:val="ru-RU"/>
-              </w:rPr>
-              <w:t>FinishSketch</w:t>
-            </w:r>
-            <w:proofErr w:type="spellEnd"/>
-            <w:r>
-              <w:rPr>
-                <w:rFonts w:cs="Times New Roman"/>
-                <w:lang w:val="ru-RU"/>
-              </w:rPr>
-              <w:t>(</w:t>
-            </w:r>
-            <w:proofErr w:type="spellStart"/>
-            <w:r>
-              <w:rPr>
-                <w:rFonts w:cs="Times New Roman"/>
-                <w:lang w:val="ru-RU"/>
-              </w:rPr>
-              <w:t>ksEntity</w:t>
-            </w:r>
-            <w:proofErr w:type="spellEnd"/>
-            <w:r>
-              <w:rPr>
-                <w:rFonts w:cs="Times New Roman"/>
-                <w:lang w:val="ru-RU"/>
-              </w:rPr>
-              <w:t>)</w:t>
+            <w:r>
+              <w:rPr>
+                <w:rFonts w:cs="Times New Roman"/>
+                <w:lang w:val="ru-RU"/>
+              </w:rPr>
+              <w:t>FinishSketch(ksEntity)</w:t>
             </w:r>
           </w:p>
         </w:tc>
@@ -19867,27 +17532,11 @@
                 <w:rFonts w:cs="Times New Roman"/>
               </w:rPr>
             </w:pPr>
-            <w:proofErr w:type="spellStart"/>
-            <w:proofErr w:type="gramStart"/>
-            <w:r>
-              <w:rPr>
-                <w:rFonts w:cs="Times New Roman"/>
-              </w:rPr>
-              <w:t>DrawCircle</w:t>
-            </w:r>
-            <w:proofErr w:type="spellEnd"/>
-            <w:r>
-              <w:rPr>
-                <w:rFonts w:cs="Times New Roman"/>
-              </w:rPr>
-              <w:t>(</w:t>
-            </w:r>
-            <w:proofErr w:type="gramEnd"/>
-            <w:r>
-              <w:rPr>
-                <w:rFonts w:cs="Times New Roman"/>
-              </w:rPr>
-              <w:t>double, double, double, int)</w:t>
+            <w:r>
+              <w:rPr>
+                <w:rFonts w:cs="Times New Roman"/>
+              </w:rPr>
+              <w:t>DrawCircle(double, double, double, int)</w:t>
             </w:r>
           </w:p>
         </w:tc>
@@ -19985,37 +17634,12 @@
                 <w:lang w:val="ru-RU"/>
               </w:rPr>
             </w:pPr>
-            <w:proofErr w:type="spellStart"/>
-            <w:r>
-              <w:rPr>
-                <w:rFonts w:cs="Times New Roman"/>
-                <w:lang w:val="ru-RU"/>
-              </w:rPr>
-              <w:t>CreateOffsetPlaneYOZ</w:t>
-            </w:r>
-            <w:proofErr w:type="spellEnd"/>
-            <w:r>
-              <w:rPr>
-                <w:rFonts w:cs="Times New Roman"/>
-                <w:lang w:val="ru-RU"/>
-              </w:rPr>
-              <w:t>(</w:t>
-            </w:r>
-            <w:proofErr w:type="spellStart"/>
-            <w:r>
-              <w:rPr>
-                <w:rFonts w:cs="Times New Roman"/>
-                <w:lang w:val="ru-RU"/>
-              </w:rPr>
-              <w:t>double</w:t>
-            </w:r>
-            <w:proofErr w:type="spellEnd"/>
-            <w:r>
-              <w:rPr>
-                <w:rFonts w:cs="Times New Roman"/>
-                <w:lang w:val="ru-RU"/>
-              </w:rPr>
-              <w:t>)</w:t>
+            <w:r>
+              <w:rPr>
+                <w:rFonts w:cs="Times New Roman"/>
+                <w:lang w:val="ru-RU"/>
+              </w:rPr>
+              <w:t>CreateOffsetPlaneYOZ(double)</w:t>
             </w:r>
           </w:p>
         </w:tc>
@@ -20039,7 +17663,6 @@
                 <w:lang w:val="ru-RU"/>
               </w:rPr>
             </w:pPr>
-            <w:proofErr w:type="spellStart"/>
             <w:r>
               <w:rPr>
                 <w:rStyle w:val="HTML"/>
@@ -20049,7 +17672,6 @@
               </w:rPr>
               <w:t>ksEntity</w:t>
             </w:r>
-            <w:proofErr w:type="spellEnd"/>
           </w:p>
         </w:tc>
         <w:tc>
@@ -20106,41 +17728,11 @@
                 <w:rFonts w:cs="Times New Roman"/>
               </w:rPr>
             </w:pPr>
-            <w:proofErr w:type="spellStart"/>
-            <w:proofErr w:type="gramStart"/>
-            <w:r>
-              <w:rPr>
-                <w:rFonts w:cs="Times New Roman"/>
-              </w:rPr>
-              <w:t>BuildDiskAtX</w:t>
-            </w:r>
-            <w:proofErr w:type="spellEnd"/>
-            <w:r>
-              <w:rPr>
-                <w:rFonts w:cs="Times New Roman"/>
-              </w:rPr>
-              <w:t>(</w:t>
-            </w:r>
-            <w:proofErr w:type="gramEnd"/>
-            <w:r>
-              <w:rPr>
-                <w:rFonts w:cs="Times New Roman"/>
-              </w:rPr>
-              <w:t xml:space="preserve">double, double, double, double, </w:t>
-            </w:r>
-            <w:proofErr w:type="spellStart"/>
-            <w:r>
-              <w:rPr>
-                <w:rFonts w:cs="Times New Roman"/>
-              </w:rPr>
-              <w:t>Direction_Type</w:t>
-            </w:r>
-            <w:proofErr w:type="spellEnd"/>
-            <w:r>
-              <w:rPr>
-                <w:rFonts w:cs="Times New Roman"/>
-              </w:rPr>
-              <w:t>)</w:t>
+            <w:r>
+              <w:rPr>
+                <w:rFonts w:cs="Times New Roman"/>
+              </w:rPr>
+              <w:t>BuildDiskAtX(double, double, double, double, Direction_Type)</w:t>
             </w:r>
           </w:p>
         </w:tc>
@@ -20166,7 +17758,6 @@
                 <w:szCs w:val="28"/>
               </w:rPr>
             </w:pPr>
-            <w:proofErr w:type="spellStart"/>
             <w:r>
               <w:rPr>
                 <w:rStyle w:val="HTML"/>
@@ -20176,7 +17767,6 @@
               </w:rPr>
               <w:t>ksEntity</w:t>
             </w:r>
-            <w:proofErr w:type="spellEnd"/>
           </w:p>
         </w:tc>
         <w:tc>
@@ -20242,27 +17832,11 @@
                 <w:rFonts w:cs="Times New Roman"/>
               </w:rPr>
             </w:pPr>
-            <w:proofErr w:type="spellStart"/>
-            <w:proofErr w:type="gramStart"/>
-            <w:r>
-              <w:rPr>
-                <w:rFonts w:cs="Times New Roman"/>
-              </w:rPr>
-              <w:t>BuildCylinderAtX</w:t>
-            </w:r>
-            <w:proofErr w:type="spellEnd"/>
-            <w:r>
-              <w:rPr>
-                <w:rFonts w:cs="Times New Roman"/>
-              </w:rPr>
-              <w:t>(</w:t>
-            </w:r>
-            <w:proofErr w:type="gramEnd"/>
-            <w:r>
-              <w:rPr>
-                <w:rFonts w:cs="Times New Roman"/>
-              </w:rPr>
-              <w:t>double, double, double)</w:t>
+            <w:r>
+              <w:rPr>
+                <w:rFonts w:cs="Times New Roman"/>
+              </w:rPr>
+              <w:t>BuildCylinderAtX(double, double, double)</w:t>
             </w:r>
           </w:p>
         </w:tc>
@@ -20361,79 +17935,35 @@
                 <w:lang w:val="en-US"/>
               </w:rPr>
             </w:pPr>
-            <w:proofErr w:type="spellStart"/>
-            <w:proofErr w:type="gramStart"/>
             <w:r>
               <w:rPr>
                 <w:rFonts w:cs="Times New Roman"/>
                 <w:lang w:val="en-US"/>
               </w:rPr>
-              <w:t>BossExtrusion</w:t>
-            </w:r>
-            <w:proofErr w:type="spellEnd"/>
-            <w:r>
+              <w:t>BossExtrusion(ksEntity, double, Direction_Type)</w:t>
+            </w:r>
+          </w:p>
+        </w:tc>
+        <w:tc>
+          <w:tcPr>
+            <w:tcW w:w="737" w:type="pct"/>
+            <w:tcBorders>
+              <w:top w:val="single" w:sz="4" w:space="0" w:color="auto"/>
+              <w:left w:val="single" w:sz="4" w:space="0" w:color="auto"/>
+              <w:bottom w:val="single" w:sz="4" w:space="0" w:color="auto"/>
+              <w:right w:val="single" w:sz="4" w:space="0" w:color="auto"/>
+            </w:tcBorders>
+          </w:tcPr>
+          <w:p>
+            <w:pPr>
+              <w:spacing w:line="240" w:lineRule="auto"/>
+              <w:ind w:firstLine="0"/>
+              <w:jc w:val="left"/>
               <w:rPr>
                 <w:rFonts w:cs="Times New Roman"/>
                 <w:lang w:val="en-US"/>
               </w:rPr>
-              <w:t>(</w:t>
-            </w:r>
-            <w:proofErr w:type="spellStart"/>
-            <w:proofErr w:type="gramEnd"/>
-            <w:r>
-              <w:rPr>
-                <w:rFonts w:cs="Times New Roman"/>
-                <w:lang w:val="en-US"/>
-              </w:rPr>
-              <w:t>ksEntity</w:t>
-            </w:r>
-            <w:proofErr w:type="spellEnd"/>
-            <w:r>
-              <w:rPr>
-                <w:rFonts w:cs="Times New Roman"/>
-                <w:lang w:val="en-US"/>
-              </w:rPr>
-              <w:t xml:space="preserve">, double, </w:t>
-            </w:r>
-            <w:proofErr w:type="spellStart"/>
-            <w:r>
-              <w:rPr>
-                <w:rFonts w:cs="Times New Roman"/>
-                <w:lang w:val="en-US"/>
-              </w:rPr>
-              <w:t>Direction_Type</w:t>
-            </w:r>
-            <w:proofErr w:type="spellEnd"/>
-            <w:r>
-              <w:rPr>
-                <w:rFonts w:cs="Times New Roman"/>
-                <w:lang w:val="en-US"/>
-              </w:rPr>
-              <w:t>)</w:t>
-            </w:r>
-          </w:p>
-        </w:tc>
-        <w:tc>
-          <w:tcPr>
-            <w:tcW w:w="737" w:type="pct"/>
-            <w:tcBorders>
-              <w:top w:val="single" w:sz="4" w:space="0" w:color="auto"/>
-              <w:left w:val="single" w:sz="4" w:space="0" w:color="auto"/>
-              <w:bottom w:val="single" w:sz="4" w:space="0" w:color="auto"/>
-              <w:right w:val="single" w:sz="4" w:space="0" w:color="auto"/>
-            </w:tcBorders>
-          </w:tcPr>
-          <w:p>
-            <w:pPr>
-              <w:spacing w:line="240" w:lineRule="auto"/>
-              <w:ind w:firstLine="0"/>
-              <w:jc w:val="left"/>
-              <w:rPr>
-                <w:rFonts w:cs="Times New Roman"/>
-                <w:lang w:val="en-US"/>
-              </w:rPr>
-            </w:pPr>
-            <w:proofErr w:type="spellStart"/>
+            </w:pPr>
             <w:r>
               <w:rPr>
                 <w:rStyle w:val="HTML"/>
@@ -20443,7 +17973,6 @@
               </w:rPr>
               <w:t>ksEntity</w:t>
             </w:r>
-            <w:proofErr w:type="spellEnd"/>
           </w:p>
         </w:tc>
         <w:tc>
@@ -20495,55 +18024,12 @@
                 <w:lang w:val="en-US"/>
               </w:rPr>
             </w:pPr>
-            <w:proofErr w:type="spellStart"/>
-            <w:proofErr w:type="gramStart"/>
             <w:r>
               <w:rPr>
                 <w:rFonts w:cs="Times New Roman"/>
                 <w:lang w:val="en-US"/>
               </w:rPr>
-              <w:t>CutExtrusion</w:t>
-            </w:r>
-            <w:proofErr w:type="spellEnd"/>
-            <w:r>
-              <w:rPr>
-                <w:rFonts w:cs="Times New Roman"/>
-                <w:lang w:val="en-US"/>
-              </w:rPr>
-              <w:t>(</w:t>
-            </w:r>
-            <w:proofErr w:type="spellStart"/>
-            <w:proofErr w:type="gramEnd"/>
-            <w:r>
-              <w:rPr>
-                <w:rFonts w:cs="Times New Roman"/>
-                <w:lang w:val="en-US"/>
-              </w:rPr>
-              <w:t>ksEntity</w:t>
-            </w:r>
-            <w:proofErr w:type="spellEnd"/>
-            <w:r>
-              <w:rPr>
-                <w:rFonts w:cs="Times New Roman"/>
-                <w:lang w:val="en-US"/>
-              </w:rPr>
-              <w:t xml:space="preserve">, double, </w:t>
-            </w:r>
-            <w:proofErr w:type="spellStart"/>
-            <w:r>
-              <w:rPr>
-                <w:rFonts w:cs="Times New Roman"/>
-                <w:lang w:val="en-US"/>
-              </w:rPr>
-              <w:t>Direction_Type</w:t>
-            </w:r>
-            <w:proofErr w:type="spellEnd"/>
-            <w:r>
-              <w:rPr>
-                <w:rFonts w:cs="Times New Roman"/>
-                <w:lang w:val="en-US"/>
-              </w:rPr>
-              <w:t>)</w:t>
+              <w:t>CutExtrusion(ksEntity, double, Direction_Type)</w:t>
             </w:r>
           </w:p>
         </w:tc>
@@ -20569,7 +18055,6 @@
                 <w:szCs w:val="28"/>
               </w:rPr>
             </w:pPr>
-            <w:proofErr w:type="spellStart"/>
             <w:r>
               <w:rPr>
                 <w:rStyle w:val="HTML"/>
@@ -20579,7 +18064,6 @@
               </w:rPr>
               <w:t>ksEntity</w:t>
             </w:r>
-            <w:proofErr w:type="spellEnd"/>
           </w:p>
         </w:tc>
         <w:tc>
@@ -20605,13 +18089,7 @@
               <w:rPr>
                 <w:lang w:val="ru-RU"/>
               </w:rPr>
-              <w:t xml:space="preserve">Выполняет операцию </w:t>
-            </w:r>
-            <w:r>
-              <w:rPr>
-                <w:lang w:val="ru-RU"/>
-              </w:rPr>
-              <w:t>вырезания выдавливанием.</w:t>
+              <w:t>Выполняет операцию вырезания выдавливанием.</w:t>
             </w:r>
           </w:p>
         </w:tc>
@@ -20637,30 +18115,12 @@
                 <w:lang w:val="en-US"/>
               </w:rPr>
             </w:pPr>
-            <w:proofErr w:type="spellStart"/>
-            <w:proofErr w:type="gramStart"/>
             <w:r>
               <w:rPr>
                 <w:rFonts w:cs="Times New Roman"/>
                 <w:lang w:val="en-US"/>
               </w:rPr>
-              <w:t>CutRingAtX</w:t>
-            </w:r>
-            <w:proofErr w:type="spellEnd"/>
-            <w:r>
-              <w:rPr>
-                <w:rFonts w:cs="Times New Roman"/>
-                <w:lang w:val="en-US"/>
-              </w:rPr>
-              <w:t>(</w:t>
-            </w:r>
-            <w:proofErr w:type="gramEnd"/>
-            <w:r>
-              <w:rPr>
-                <w:rFonts w:cs="Times New Roman"/>
-                <w:lang w:val="en-US"/>
-              </w:rPr>
-              <w:t>double, double, double, double)</w:t>
+              <w:t>CutRingAtX(double, double, double, double)</w:t>
             </w:r>
           </w:p>
         </w:tc>
@@ -20735,28 +18195,14 @@
     <w:p>
       <w:r>
         <w:lastRenderedPageBreak/>
-        <w:t>Окончание т</w:t>
-      </w:r>
-      <w:r>
-        <w:t>аблиц</w:t>
-      </w:r>
-      <w:r>
-        <w:t>ы</w:t>
-      </w:r>
-      <w:r>
-        <w:t xml:space="preserve"> </w:t>
+        <w:t xml:space="preserve">Окончание таблицы </w:t>
       </w:r>
       <w:r>
         <w:t>7</w:t>
       </w:r>
       <w:r>
-        <w:t xml:space="preserve">.10 – Методы класса </w:t>
-      </w:r>
-      <w:proofErr w:type="spellStart"/>
-      <w:r>
-        <w:t>Wrapper</w:t>
-      </w:r>
-      <w:proofErr w:type="spellEnd"/>
+        <w:t>.10 – Методы класса Wrapper</w:t>
+      </w:r>
     </w:p>
     <w:tbl>
       <w:tblPr>
@@ -20791,39 +18237,12 @@
                 <w:lang w:val="en-US"/>
               </w:rPr>
             </w:pPr>
-            <w:proofErr w:type="spellStart"/>
-            <w:proofErr w:type="gramStart"/>
             <w:r>
               <w:rPr>
                 <w:rFonts w:cs="Times New Roman"/>
                 <w:lang w:val="en-US"/>
               </w:rPr>
-              <w:t>ApplyFilletToOperationEdges</w:t>
-            </w:r>
-            <w:proofErr w:type="spellEnd"/>
-            <w:r>
-              <w:rPr>
-                <w:rFonts w:cs="Times New Roman"/>
-                <w:lang w:val="en-US"/>
-              </w:rPr>
-              <w:t>(</w:t>
-            </w:r>
-            <w:proofErr w:type="spellStart"/>
-            <w:proofErr w:type="gramEnd"/>
-            <w:r>
-              <w:rPr>
-                <w:rFonts w:cs="Times New Roman"/>
-                <w:lang w:val="en-US"/>
-              </w:rPr>
-              <w:t>ksEntity</w:t>
-            </w:r>
-            <w:proofErr w:type="spellEnd"/>
-            <w:r>
-              <w:rPr>
-                <w:rFonts w:cs="Times New Roman"/>
-                <w:lang w:val="en-US"/>
-              </w:rPr>
-              <w:t>, double)</w:t>
+              <w:t>ApplyFilletToOperationEdges(ksEntity, double)</w:t>
             </w:r>
           </w:p>
         </w:tc>
@@ -20915,30 +18334,12 @@
                 <w:lang w:val="ru-RU"/>
               </w:rPr>
             </w:pPr>
-            <w:proofErr w:type="spellStart"/>
-            <w:proofErr w:type="gramStart"/>
-            <w:r>
-              <w:rPr>
-                <w:rFonts w:cs="Times New Roman"/>
-                <w:lang w:val="ru-RU"/>
-              </w:rPr>
-              <w:t>UpdateModel</w:t>
-            </w:r>
-            <w:proofErr w:type="spellEnd"/>
-            <w:r>
-              <w:rPr>
-                <w:rFonts w:cs="Times New Roman"/>
-                <w:lang w:val="ru-RU"/>
-              </w:rPr>
-              <w:t>(</w:t>
-            </w:r>
-            <w:proofErr w:type="gramEnd"/>
-            <w:r>
-              <w:rPr>
-                <w:rFonts w:cs="Times New Roman"/>
-                <w:lang w:val="ru-RU"/>
-              </w:rPr>
-              <w:t>)</w:t>
+            <w:r>
+              <w:rPr>
+                <w:rFonts w:cs="Times New Roman"/>
+                <w:lang w:val="ru-RU"/>
+              </w:rPr>
+              <w:t>UpdateModel()</w:t>
             </w:r>
           </w:p>
         </w:tc>
@@ -21030,19 +18431,11 @@
                 <w:rFonts w:cs="Times New Roman"/>
               </w:rPr>
             </w:pPr>
-            <w:proofErr w:type="spellStart"/>
-            <w:r>
-              <w:rPr>
-                <w:rFonts w:cs="Times New Roman"/>
-              </w:rPr>
-              <w:t>SaveAs</w:t>
-            </w:r>
-            <w:proofErr w:type="spellEnd"/>
-            <w:r>
-              <w:rPr>
-                <w:rFonts w:cs="Times New Roman"/>
-              </w:rPr>
-              <w:t>(string)</w:t>
+            <w:r>
+              <w:rPr>
+                <w:rFonts w:cs="Times New Roman"/>
+              </w:rPr>
+              <w:t>SaveAs(string)</w:t>
             </w:r>
           </w:p>
         </w:tc>
@@ -21143,30 +18536,12 @@
                 <w:lang w:val="ru-RU"/>
               </w:rPr>
             </w:pPr>
-            <w:proofErr w:type="spellStart"/>
-            <w:proofErr w:type="gramStart"/>
-            <w:r>
-              <w:rPr>
-                <w:rFonts w:cs="Times New Roman"/>
-                <w:lang w:val="ru-RU"/>
-              </w:rPr>
-              <w:t>CloseActiveDocument</w:t>
-            </w:r>
-            <w:proofErr w:type="spellEnd"/>
-            <w:r>
-              <w:rPr>
-                <w:rFonts w:cs="Times New Roman"/>
-                <w:lang w:val="ru-RU"/>
-              </w:rPr>
-              <w:t>(</w:t>
-            </w:r>
-            <w:proofErr w:type="gramEnd"/>
-            <w:r>
-              <w:rPr>
-                <w:rFonts w:cs="Times New Roman"/>
-                <w:lang w:val="ru-RU"/>
-              </w:rPr>
-              <w:t>)</w:t>
+            <w:r>
+              <w:rPr>
+                <w:rFonts w:cs="Times New Roman"/>
+                <w:lang w:val="ru-RU"/>
+              </w:rPr>
+              <w:t>CloseActiveDocument()</w:t>
             </w:r>
           </w:p>
         </w:tc>
@@ -21261,7 +18636,7 @@
         </w:rPr>
       </w:pPr>
     </w:p>
-    <w:bookmarkEnd w:id="68"/>
+    <w:bookmarkEnd w:id="72"/>
     <w:p>
       <w:pPr>
         <w:spacing w:after="160" w:line="278" w:lineRule="auto"/>
@@ -21278,8 +18653,8 @@
         </w:rPr>
         <w:br w:type="page"/>
       </w:r>
-      <w:bookmarkStart w:id="69" w:name="_Toc217316434"/>
-      <w:bookmarkEnd w:id="50"/>
+      <w:bookmarkStart w:id="74" w:name="_Toc217316434"/>
+      <w:bookmarkEnd w:id="55"/>
     </w:p>
     <w:p>
       <w:pPr>
@@ -21293,13 +18668,13 @@
           <w:lang w:val="en-US"/>
         </w:rPr>
       </w:pPr>
-      <w:bookmarkStart w:id="70" w:name="_Toc226200134"/>
-      <w:bookmarkEnd w:id="69"/>
+      <w:bookmarkStart w:id="75" w:name="_Toc226200134"/>
+      <w:bookmarkEnd w:id="74"/>
       <w:r>
         <w:lastRenderedPageBreak/>
         <w:t>Описание программы для пользователя</w:t>
       </w:r>
-      <w:bookmarkEnd w:id="70"/>
+      <w:bookmarkEnd w:id="75"/>
     </w:p>
     <w:p>
       <w:pPr>
@@ -21313,19 +18688,19 @@
         <w:pStyle w:val="2"/>
         <w:spacing w:before="0" w:after="0"/>
       </w:pPr>
-      <w:bookmarkStart w:id="71" w:name="_Toc217316435"/>
-      <w:bookmarkStart w:id="72" w:name="_Toc217342921"/>
-      <w:bookmarkStart w:id="73" w:name="_Toc226200135"/>
+      <w:bookmarkStart w:id="76" w:name="_Toc217316435"/>
+      <w:bookmarkStart w:id="77" w:name="_Toc217342921"/>
+      <w:bookmarkStart w:id="78" w:name="_Toc226200135"/>
       <w:r>
         <w:t>8.1 Типовой сценарий работы</w:t>
       </w:r>
-      <w:bookmarkEnd w:id="71"/>
-      <w:bookmarkEnd w:id="72"/>
-      <w:bookmarkEnd w:id="73"/>
+      <w:bookmarkEnd w:id="76"/>
+      <w:bookmarkEnd w:id="77"/>
+      <w:bookmarkEnd w:id="78"/>
     </w:p>
     <w:p/>
     <w:p>
-      <w:bookmarkStart w:id="74" w:name="_Hlk226197361"/>
+      <w:bookmarkStart w:id="79" w:name="_Hlk226197361"/>
       <w:r>
         <w:t>На рисунке 8.1 представлен ввод параметров с единицами измерени</w:t>
       </w:r>
@@ -21384,6 +18759,7 @@
       </w:pPr>
       <w:r>
         <w:rPr>
+          <w:noProof/>
           <w:lang w:val="en-US"/>
         </w:rPr>
         <w:drawing>
@@ -21402,7 +18778,7 @@
                     <pic:cNvPicPr/>
                   </pic:nvPicPr>
                   <pic:blipFill>
-                    <a:blip r:embed="rId15"/>
+                    <a:blip r:embed="rId19"/>
                     <a:stretch>
                       <a:fillRect/>
                     </a:stretch>
@@ -21460,7 +18836,7 @@
         <w:t>интерфейс</w:t>
       </w:r>
     </w:p>
-    <w:bookmarkEnd w:id="74"/>
+    <w:bookmarkEnd w:id="79"/>
     <w:p/>
     <w:p>
       <w:pPr>
@@ -21565,15 +18941,15 @@
         <w:pStyle w:val="2"/>
         <w:spacing w:before="0" w:after="0"/>
       </w:pPr>
-      <w:bookmarkStart w:id="75" w:name="_Toc217316436"/>
-      <w:bookmarkStart w:id="76" w:name="_Toc217342922"/>
-      <w:bookmarkStart w:id="77" w:name="_Toc226200136"/>
+      <w:bookmarkStart w:id="80" w:name="_Toc217316436"/>
+      <w:bookmarkStart w:id="81" w:name="_Toc217342922"/>
+      <w:bookmarkStart w:id="82" w:name="_Toc226200136"/>
       <w:r>
         <w:t>8.2 Обработка ошибок и способы решения</w:t>
       </w:r>
-      <w:bookmarkEnd w:id="75"/>
-      <w:bookmarkEnd w:id="76"/>
-      <w:bookmarkEnd w:id="77"/>
+      <w:bookmarkEnd w:id="80"/>
+      <w:bookmarkEnd w:id="81"/>
+      <w:bookmarkEnd w:id="82"/>
     </w:p>
     <w:p/>
     <w:p>
@@ -21651,7 +19027,7 @@
                     <pic:cNvPicPr/>
                   </pic:nvPicPr>
                   <pic:blipFill>
-                    <a:blip r:embed="rId16">
+                    <a:blip r:embed="rId20">
                       <a:extLst>
                         <a:ext uri="{28A0092B-C50C-407E-A947-70E740481C1C}">
                           <a14:useLocalDpi xmlns:a14="http://schemas.microsoft.com/office/drawing/2010/main" val="0"/>
@@ -21726,16 +19102,16 @@
           <w:lang w:val="en-US"/>
         </w:rPr>
       </w:pPr>
-      <w:bookmarkStart w:id="78" w:name="_Toc217316437"/>
-      <w:bookmarkStart w:id="79" w:name="_Toc217342923"/>
-      <w:bookmarkStart w:id="80" w:name="_Toc226200137"/>
+      <w:bookmarkStart w:id="83" w:name="_Toc217316437"/>
+      <w:bookmarkStart w:id="84" w:name="_Toc217342923"/>
+      <w:bookmarkStart w:id="85" w:name="_Toc226200137"/>
       <w:r>
         <w:lastRenderedPageBreak/>
         <w:t>Тестирование плагина</w:t>
       </w:r>
-      <w:bookmarkEnd w:id="78"/>
-      <w:bookmarkEnd w:id="79"/>
-      <w:bookmarkEnd w:id="80"/>
+      <w:bookmarkEnd w:id="83"/>
+      <w:bookmarkEnd w:id="84"/>
+      <w:bookmarkEnd w:id="85"/>
     </w:p>
     <w:p>
       <w:pPr>
@@ -21765,18 +19141,18 @@
         <w:pStyle w:val="2"/>
         <w:spacing w:before="0" w:after="0"/>
       </w:pPr>
-      <w:bookmarkStart w:id="81" w:name="_Toc217316438"/>
-      <w:bookmarkStart w:id="82" w:name="_Toc217342924"/>
-      <w:bookmarkStart w:id="83" w:name="_Hlk217336375"/>
-      <w:bookmarkStart w:id="84" w:name="_Toc226200138"/>
+      <w:bookmarkStart w:id="86" w:name="_Toc217316438"/>
+      <w:bookmarkStart w:id="87" w:name="_Toc217342924"/>
+      <w:bookmarkStart w:id="88" w:name="_Toc226200138"/>
+      <w:bookmarkStart w:id="89" w:name="_Hlk217336375"/>
       <w:r>
         <w:t>9.1 Функциональное тестирование</w:t>
       </w:r>
-      <w:bookmarkEnd w:id="81"/>
-      <w:bookmarkEnd w:id="82"/>
-      <w:bookmarkEnd w:id="84"/>
-    </w:p>
-    <w:bookmarkEnd w:id="83"/>
+      <w:bookmarkEnd w:id="86"/>
+      <w:bookmarkEnd w:id="87"/>
+      <w:bookmarkEnd w:id="88"/>
+    </w:p>
+    <w:bookmarkEnd w:id="89"/>
     <w:p>
       <w:pPr>
         <w:pStyle w:val="af7"/>
@@ -21788,28 +19164,40 @@
     <w:p>
       <w:pPr>
         <w:pStyle w:val="af7"/>
+        <w:rPr>
+          <w:rFonts w:cs="Times New Roman"/>
+        </w:rPr>
+      </w:pPr>
+      <w:r>
+        <w:rPr>
+          <w:rFonts w:cs="Times New Roman"/>
+        </w:rPr>
+        <w:t>Функциональное тестирование плагина «</w:t>
+      </w:r>
+      <w:r>
+        <w:rPr>
+          <w:rFonts w:cs="Times New Roman"/>
+        </w:rPr>
+        <w:t>Гантель спортивная переменной массы</w:t>
+      </w:r>
+      <w:r>
+        <w:rPr>
+          <w:rFonts w:cs="Times New Roman"/>
+        </w:rPr>
+        <w:t>» проводилось в рабочей среде: запуск плагина, ввод параметров через пользовательский интерфейс и построение 3</w:t>
+      </w:r>
+      <w:r>
         <w:rPr>
           <w:rFonts w:cs="Times New Roman"/>
           <w:lang w:val="en-US"/>
         </w:rPr>
-      </w:pPr>
+        <w:t>D</w:t>
+      </w:r>
       <w:r>
         <w:rPr>
           <w:rFonts w:cs="Times New Roman"/>
         </w:rPr>
-        <w:t>Функциональное тестирование плагина «</w:t>
-      </w:r>
-      <w:r>
-        <w:rPr>
-          <w:rFonts w:cs="Times New Roman"/>
-        </w:rPr>
-        <w:t>Гантель спортивная переменной массы</w:t>
-      </w:r>
-      <w:r>
-        <w:rPr>
-          <w:rFonts w:cs="Times New Roman"/>
-        </w:rPr>
-        <w:t>» проводилось в рабочей среде: запуск плагина, ввод параметров через пользовательский интерфейс и построение 3</w:t>
+        <w:t>-модели в САПР КОМПАС-3</w:t>
       </w:r>
       <w:r>
         <w:rPr>
@@ -21822,79 +19210,66 @@
         <w:rPr>
           <w:rFonts w:cs="Times New Roman"/>
         </w:rPr>
-        <w:t>-модели в САПР КОМПАС-3</w:t>
+        <w:t xml:space="preserve">. Цель тестирования </w:t>
       </w:r>
       <w:r>
         <w:rPr>
           <w:rFonts w:cs="Times New Roman"/>
-          <w:lang w:val="en-US"/>
-        </w:rPr>
-        <w:t>D</w:t>
+        </w:rPr>
+        <w:t>–</w:t>
       </w:r>
       <w:r>
         <w:rPr>
           <w:rFonts w:cs="Times New Roman"/>
         </w:rPr>
-        <w:t xml:space="preserve">. Цель тестирования </w:t>
-      </w:r>
-      <w:r>
+        <w:t xml:space="preserve"> подтвердить корректность обработки ошибок при вводе данных, а также корректность построения модели при стандартных, минимальных и максимальных значениях параметров.</w:t>
+      </w:r>
+    </w:p>
+    <w:p>
+      <w:pPr>
+        <w:pStyle w:val="af7"/>
         <w:rPr>
           <w:rFonts w:cs="Times New Roman"/>
         </w:rPr>
-        <w:t>–</w:t>
-      </w:r>
+      </w:pPr>
       <w:r>
         <w:rPr>
           <w:rFonts w:cs="Times New Roman"/>
         </w:rPr>
-        <w:t xml:space="preserve"> подтвердить корректность обработки ошибок при вводе данных, а также корректность построения модели при стандартных, минимальных и максимальных значениях параметров.</w:t>
-      </w:r>
-    </w:p>
-    <w:p>
-      <w:pPr>
-        <w:pStyle w:val="af7"/>
+        <w:t xml:space="preserve">Проверка обработки ошибок при вводе данных. В процессе работы плагин выполняет проверку вводимых значений параметров. При обнаружении ошибки соответствующее поле подсвечивается, а пользователю отображается </w:t>
+      </w:r>
+      <w:r>
         <w:rPr>
           <w:rFonts w:cs="Times New Roman"/>
         </w:rPr>
-      </w:pPr>
+        <w:t xml:space="preserve">подсказка </w:t>
+      </w:r>
       <w:r>
         <w:rPr>
           <w:rFonts w:cs="Times New Roman"/>
         </w:rPr>
-        <w:t xml:space="preserve">Проверка обработки ошибок при вводе данных. В процессе работы плагин выполняет проверку вводимых значений параметров. При обнаружении ошибки соответствующее поле подсвечивается, а пользователю отображается </w:t>
-      </w:r>
+        <w:t>с описанием проблемы</w:t>
+      </w:r>
+      <w:bookmarkStart w:id="90" w:name="_Hlk217338586"/>
       <w:r>
         <w:rPr>
           <w:rFonts w:cs="Times New Roman"/>
         </w:rPr>
-        <w:t xml:space="preserve">подсказка </w:t>
+        <w:t xml:space="preserve">, </w:t>
       </w:r>
       <w:r>
         <w:rPr>
           <w:rFonts w:cs="Times New Roman"/>
         </w:rPr>
-        <w:t>с описанием проблемы</w:t>
-      </w:r>
-      <w:bookmarkStart w:id="85" w:name="_Hlk217338586"/>
+        <w:t>пример представлен на рисунке 9</w:t>
+      </w:r>
       <w:r>
         <w:rPr>
           <w:rFonts w:cs="Times New Roman"/>
         </w:rPr>
-        <w:t xml:space="preserve">, </w:t>
-      </w:r>
-      <w:r>
-        <w:rPr>
-          <w:rFonts w:cs="Times New Roman"/>
-        </w:rPr>
-        <w:t>пример представлен на рисунке 9</w:t>
-      </w:r>
-      <w:r>
-        <w:rPr>
-          <w:rFonts w:cs="Times New Roman"/>
-        </w:rPr>
         <w:t>.1</w:t>
       </w:r>
-      <w:bookmarkEnd w:id="85"/>
+      <w:bookmarkEnd w:id="90"/>
       <w:r>
         <w:rPr>
           <w:rFonts w:cs="Times New Roman"/>
@@ -21932,7 +19307,7 @@
                     <pic:cNvPicPr/>
                   </pic:nvPicPr>
                   <pic:blipFill>
-                    <a:blip r:embed="rId17">
+                    <a:blip r:embed="rId21">
                       <a:extLst>
                         <a:ext uri="{28A0092B-C50C-407E-A947-70E740481C1C}">
                           <a14:useLocalDpi xmlns:a14="http://schemas.microsoft.com/office/drawing/2010/main" val="0"/>
@@ -21992,15 +19367,7 @@
         <w:pStyle w:val="a"/>
       </w:pPr>
       <w:r>
-        <w:t>условие d</w:t>
-      </w:r>
-      <w:proofErr w:type="gramStart"/>
-      <w:r>
-        <w:t>₁ &gt;</w:t>
-      </w:r>
-      <w:proofErr w:type="gramEnd"/>
-      <w:r>
-        <w:t xml:space="preserve"> d₂;</w:t>
+        <w:t>условие d₁ &gt; d₂;</w:t>
       </w:r>
     </w:p>
     <w:p>
@@ -22065,7 +19432,7 @@
                     <pic:cNvPicPr/>
                   </pic:nvPicPr>
                   <pic:blipFill>
-                    <a:blip r:embed="rId18">
+                    <a:blip r:embed="rId22">
                       <a:extLst>
                         <a:ext uri="{28A0092B-C50C-407E-A947-70E740481C1C}">
                           <a14:useLocalDpi xmlns:a14="http://schemas.microsoft.com/office/drawing/2010/main" val="0"/>
@@ -23975,7 +21342,7 @@
                     <pic:cNvPicPr/>
                   </pic:nvPicPr>
                   <pic:blipFill>
-                    <a:blip r:embed="rId19" cstate="print">
+                    <a:blip r:embed="rId23" cstate="print">
                       <a:extLst>
                         <a:ext uri="{28A0092B-C50C-407E-A947-70E740481C1C}">
                           <a14:useLocalDpi xmlns:a14="http://schemas.microsoft.com/office/drawing/2010/main" val="0"/>
@@ -24153,7 +21520,7 @@
                     <pic:cNvPicPr/>
                   </pic:nvPicPr>
                   <pic:blipFill>
-                    <a:blip r:embed="rId20" cstate="print">
+                    <a:blip r:embed="rId24" cstate="print">
                       <a:extLst>
                         <a:ext uri="{28A0092B-C50C-407E-A947-70E740481C1C}">
                           <a14:useLocalDpi xmlns:a14="http://schemas.microsoft.com/office/drawing/2010/main" val="0"/>
@@ -24341,7 +21708,7 @@
                     <pic:cNvPicPr/>
                   </pic:nvPicPr>
                   <pic:blipFill>
-                    <a:blip r:embed="rId21" cstate="print">
+                    <a:blip r:embed="rId25" cstate="print">
                       <a:extLst>
                         <a:ext uri="{28A0092B-C50C-407E-A947-70E740481C1C}">
                           <a14:useLocalDpi xmlns:a14="http://schemas.microsoft.com/office/drawing/2010/main" val="0"/>
@@ -24432,16 +21799,16 @@
         <w:pStyle w:val="2"/>
         <w:spacing w:before="0" w:after="0"/>
       </w:pPr>
-      <w:bookmarkStart w:id="86" w:name="_Toc217316439"/>
-      <w:bookmarkStart w:id="87" w:name="_Toc217342925"/>
-      <w:bookmarkStart w:id="88" w:name="_Hlk217336117"/>
-      <w:bookmarkStart w:id="89" w:name="_Toc226200139"/>
+      <w:bookmarkStart w:id="91" w:name="_Toc217316439"/>
+      <w:bookmarkStart w:id="92" w:name="_Toc217342925"/>
+      <w:bookmarkStart w:id="93" w:name="_Toc226200139"/>
+      <w:bookmarkStart w:id="94" w:name="_Hlk217336117"/>
       <w:r>
         <w:t>9.2 Модульное тестирование</w:t>
       </w:r>
-      <w:bookmarkEnd w:id="86"/>
-      <w:bookmarkEnd w:id="87"/>
-      <w:bookmarkEnd w:id="89"/>
+      <w:bookmarkEnd w:id="91"/>
+      <w:bookmarkEnd w:id="92"/>
+      <w:bookmarkEnd w:id="93"/>
     </w:p>
     <w:p/>
     <w:p>
@@ -24521,7 +21888,7 @@
                     <pic:cNvPicPr/>
                   </pic:nvPicPr>
                   <pic:blipFill>
-                    <a:blip r:embed="rId22">
+                    <a:blip r:embed="rId26">
                       <a:extLst>
                         <a:ext uri="{28A0092B-C50C-407E-A947-70E740481C1C}">
                           <a14:useLocalDpi xmlns:a14="http://schemas.microsoft.com/office/drawing/2010/main" val="0"/>
@@ -24643,7 +22010,7 @@
                     <pic:cNvPicPr/>
                   </pic:nvPicPr>
                   <pic:blipFill rotWithShape="1">
-                    <a:blip r:embed="rId23" cstate="print">
+                    <a:blip r:embed="rId27" cstate="print">
                       <a:extLst>
                         <a:ext uri="{28A0092B-C50C-407E-A947-70E740481C1C}">
                           <a14:useLocalDpi xmlns:a14="http://schemas.microsoft.com/office/drawing/2010/main" val="0"/>
@@ -24717,8 +22084,18 @@
       <w:pPr>
         <w:pStyle w:val="af7"/>
       </w:pPr>
+      <w:commentRangeStart w:id="95"/>
       <w:r>
         <w:t>Таблица 9.2 – Состав модульных тестов</w:t>
+      </w:r>
+      <w:commentRangeEnd w:id="95"/>
+      <w:r>
+        <w:rPr>
+          <w:rStyle w:val="afc"/>
+          <w:sz w:val="28"/>
+          <w:szCs w:val="28"/>
+        </w:rPr>
+        <w:commentReference w:id="95"/>
       </w:r>
     </w:p>
     <w:tbl>
@@ -24860,7 +22237,6 @@
                 <w:szCs w:val="24"/>
               </w:rPr>
             </w:pPr>
-            <w:proofErr w:type="spellStart"/>
             <w:r>
               <w:rPr>
                 <w:rFonts w:eastAsia="Times New Roman" w:cs="Times New Roman"/>
@@ -24870,7 +22246,6 @@
               </w:rPr>
               <w:t>ValidationErrorTests</w:t>
             </w:r>
-            <w:proofErr w:type="spellEnd"/>
           </w:p>
         </w:tc>
         <w:tc>
@@ -24954,7 +22329,6 @@
                 <w:szCs w:val="24"/>
               </w:rPr>
             </w:pPr>
-            <w:proofErr w:type="spellStart"/>
             <w:r>
               <w:rPr>
                 <w:rFonts w:eastAsia="Times New Roman" w:cs="Times New Roman"/>
@@ -24964,7 +22338,6 @@
               </w:rPr>
               <w:t>DiskParametersTests</w:t>
             </w:r>
-            <w:proofErr w:type="spellEnd"/>
           </w:p>
         </w:tc>
         <w:tc>
@@ -25048,7 +22421,6 @@
                 <w:szCs w:val="24"/>
               </w:rPr>
             </w:pPr>
-            <w:proofErr w:type="spellStart"/>
             <w:r>
               <w:rPr>
                 <w:rFonts w:eastAsia="Times New Roman" w:cs="Times New Roman"/>
@@ -25058,7 +22430,6 @@
               </w:rPr>
               <w:t>RodParametersTests</w:t>
             </w:r>
-            <w:proofErr w:type="spellEnd"/>
           </w:p>
         </w:tc>
         <w:tc>
@@ -25142,7 +22513,6 @@
                 <w:szCs w:val="24"/>
               </w:rPr>
             </w:pPr>
-            <w:proofErr w:type="spellStart"/>
             <w:r>
               <w:rPr>
                 <w:rFonts w:eastAsia="Times New Roman" w:cs="Times New Roman"/>
@@ -25152,7 +22522,6 @@
               </w:rPr>
               <w:t>DumbbellParametersTests</w:t>
             </w:r>
-            <w:proofErr w:type="spellEnd"/>
           </w:p>
         </w:tc>
         <w:tc>
@@ -25230,16 +22599,16 @@
         <w:pStyle w:val="2"/>
         <w:spacing w:before="0" w:after="0"/>
       </w:pPr>
-      <w:bookmarkStart w:id="90" w:name="_Toc217316440"/>
-      <w:bookmarkStart w:id="91" w:name="_Toc217342926"/>
-      <w:bookmarkStart w:id="92" w:name="_Toc226200140"/>
-      <w:bookmarkEnd w:id="88"/>
+      <w:bookmarkStart w:id="96" w:name="_Toc217316440"/>
+      <w:bookmarkStart w:id="97" w:name="_Toc217342926"/>
+      <w:bookmarkStart w:id="98" w:name="_Toc226200140"/>
+      <w:bookmarkEnd w:id="94"/>
       <w:r>
         <w:t>9.3 Нагрузочное тестирование</w:t>
       </w:r>
-      <w:bookmarkEnd w:id="90"/>
-      <w:bookmarkEnd w:id="91"/>
-      <w:bookmarkEnd w:id="92"/>
+      <w:bookmarkEnd w:id="96"/>
+      <w:bookmarkEnd w:id="97"/>
+      <w:bookmarkEnd w:id="98"/>
     </w:p>
     <w:p/>
     <w:p>
@@ -25416,11 +22785,24 @@
       <w:r>
         <w:t xml:space="preserve">В ходе тестирования построено </w:t>
       </w:r>
+      <w:commentRangeStart w:id="99"/>
       <w:r>
         <w:t>2</w:t>
       </w:r>
       <w:r>
-        <w:t xml:space="preserve">000 моделей. Общая длительность теста составила </w:t>
+        <w:t>000 м</w:t>
+      </w:r>
+      <w:commentRangeEnd w:id="99"/>
+      <w:r>
+        <w:rPr>
+          <w:rStyle w:val="afc"/>
+          <w:sz w:val="28"/>
+          <w:szCs w:val="28"/>
+        </w:rPr>
+        <w:commentReference w:id="99"/>
+      </w:r>
+      <w:r>
+        <w:t xml:space="preserve">оделей. Общая длительность теста составила </w:t>
       </w:r>
       <w:r>
         <w:t>3</w:t>
@@ -25440,15 +22822,7 @@
     </w:p>
     <w:p>
       <w:r>
-        <w:t xml:space="preserve">Анализ использования оперативной памяти всей системы. По графику на рисунке 9.8 видно, что в ходе тестирования объём используемой оперативной памяти всей системы в целом возрастает, однако на его изменение влияют не только выполняемые построения, но и внешние факторы. На результат могут оказывать влияние фоновые процессы операционной системы, работа антивируса, индексация, кэширование и другие системные задачи. Кроме того, основную нагрузку при построении 3D-моделей создаёт САПР КОМПАС-3D, тогда как консольное приложение </w:t>
-      </w:r>
-      <w:proofErr w:type="spellStart"/>
-      <w:r>
-        <w:t>StressTesting</w:t>
-      </w:r>
-      <w:proofErr w:type="spellEnd"/>
-      <w:r>
-        <w:t xml:space="preserve"> выполняет функции оркестратора построения и средства сбора метрик. Поэтому данные, представленные на рисунке 9.8, следует интерпретировать как общую динамику потребления памяти при взаимодействии плагина с САПР, а не как характеристику использования памяти только логикой плагина.</w:t>
+        <w:t>Анализ использования оперативной памяти всей системы. По графику на рисунке 9.8 видно, что в ходе тестирования объём используемой оперативной памяти всей системы в целом возрастает, однако на его изменение влияют не только выполняемые построения, но и внешние факторы. На результат могут оказывать влияние фоновые процессы операционной системы, работа антивируса, индексация, кэширование и другие системные задачи. Кроме того, основную нагрузку при построении 3D-моделей создаёт САПР КОМПАС-3D, тогда как консольное приложение StressTesting выполняет функции оркестратора построения и средства сбора метрик. Поэтому данные, представленные на рисунке 9.8, следует интерпретировать как общую динамику потребления памяти при взаимодействии плагина с САПР, а не как характеристику использования памяти только логикой плагина.</w:t>
       </w:r>
     </w:p>
     <w:p>
@@ -25478,7 +22852,7 @@
                     <pic:cNvPicPr/>
                   </pic:nvPicPr>
                   <pic:blipFill>
-                    <a:blip r:embed="rId24">
+                    <a:blip r:embed="rId28">
                       <a:extLst>
                         <a:ext uri="{28A0092B-C50C-407E-A947-70E740481C1C}">
                           <a14:useLocalDpi xmlns:a14="http://schemas.microsoft.com/office/drawing/2010/main" val="0"/>
@@ -25527,29 +22901,13 @@
         <w:t xml:space="preserve">Анализ использования оперативной памяти процесса. По графику на рисунке 9.9 видно, что объём оперативной памяти, используемой процессом, в ходе тестирования в целом возрастает почти линейно. Это указывает на постепенное увеличение </w:t>
       </w:r>
       <w:r>
-        <w:t xml:space="preserve">рабочего набора памяти </w:t>
-      </w:r>
-      <w:r>
-        <w:t>(</w:t>
-      </w:r>
-      <w:proofErr w:type="spellStart"/>
-      <w:r>
-        <w:t>Working</w:t>
-      </w:r>
-      <w:proofErr w:type="spellEnd"/>
-      <w:r>
-        <w:t xml:space="preserve"> </w:t>
-      </w:r>
-      <w:proofErr w:type="spellStart"/>
-      <w:r>
-        <w:t>Set</w:t>
-      </w:r>
-      <w:proofErr w:type="spellEnd"/>
-      <w:r>
-        <w:t>)</w:t>
-      </w:r>
-      <w:r>
-        <w:t xml:space="preserve"> </w:t>
+        <w:t>рабочего набора памяти (</w:t>
+      </w:r>
+      <w:r>
+        <w:t>Working Set</w:t>
+      </w:r>
+      <w:r>
+        <w:t xml:space="preserve">) </w:t>
       </w:r>
       <w:r>
         <w:t>процесса</w:t>
@@ -25588,7 +22946,7 @@
                     <pic:cNvPicPr/>
                   </pic:nvPicPr>
                   <pic:blipFill rotWithShape="1">
-                    <a:blip r:embed="rId25" cstate="print">
+                    <a:blip r:embed="rId29" cstate="print">
                       <a:extLst>
                         <a:ext uri="{28A0092B-C50C-407E-A947-70E740481C1C}">
                           <a14:useLocalDpi xmlns:a14="http://schemas.microsoft.com/office/drawing/2010/main" val="0"/>
@@ -25637,11 +22995,11 @@
       <w:r>
         <w:t xml:space="preserve"> – График использования RAM (</w:t>
       </w:r>
-      <w:bookmarkStart w:id="93" w:name="_Hlk217341024"/>
+      <w:bookmarkStart w:id="100" w:name="_Hlk217341024"/>
       <w:r>
         <w:t>процесса</w:t>
       </w:r>
-      <w:bookmarkEnd w:id="93"/>
+      <w:bookmarkEnd w:id="100"/>
       <w:r>
         <w:t>)</w:t>
       </w:r>
@@ -25692,7 +23050,7 @@
                     <pic:cNvPicPr/>
                   </pic:nvPicPr>
                   <pic:blipFill>
-                    <a:blip r:embed="rId26" cstate="print">
+                    <a:blip r:embed="rId30" cstate="print">
                       <a:extLst>
                         <a:ext uri="{28A0092B-C50C-407E-A947-70E740481C1C}">
                           <a14:useLocalDpi xmlns:a14="http://schemas.microsoft.com/office/drawing/2010/main" val="0"/>
@@ -25759,16 +23117,16 @@
         </w:numPr>
         <w:spacing w:before="0" w:after="0"/>
       </w:pPr>
-      <w:bookmarkStart w:id="94" w:name="_Toc217316441"/>
-      <w:bookmarkStart w:id="95" w:name="_Toc217342927"/>
-      <w:bookmarkStart w:id="96" w:name="_Toc226200141"/>
+      <w:bookmarkStart w:id="101" w:name="_Toc217316441"/>
+      <w:bookmarkStart w:id="102" w:name="_Toc217342927"/>
+      <w:bookmarkStart w:id="103" w:name="_Toc226200141"/>
       <w:r>
         <w:lastRenderedPageBreak/>
         <w:t>Заключение</w:t>
       </w:r>
-      <w:bookmarkEnd w:id="94"/>
-      <w:bookmarkEnd w:id="95"/>
-      <w:bookmarkEnd w:id="96"/>
+      <w:bookmarkEnd w:id="101"/>
+      <w:bookmarkEnd w:id="102"/>
+      <w:bookmarkEnd w:id="103"/>
     </w:p>
     <w:p/>
     <w:p>
@@ -25799,16 +23157,16 @@
         </w:numPr>
         <w:spacing w:before="0" w:after="0"/>
       </w:pPr>
-      <w:bookmarkStart w:id="97" w:name="_Toc217316442"/>
-      <w:bookmarkStart w:id="98" w:name="_Toc217342928"/>
-      <w:bookmarkStart w:id="99" w:name="_Toc226200142"/>
+      <w:bookmarkStart w:id="104" w:name="_Toc217316442"/>
+      <w:bookmarkStart w:id="105" w:name="_Toc217342928"/>
+      <w:bookmarkStart w:id="106" w:name="_Toc226200142"/>
       <w:r>
         <w:lastRenderedPageBreak/>
         <w:t>Список использованных источников</w:t>
       </w:r>
-      <w:bookmarkEnd w:id="97"/>
-      <w:bookmarkEnd w:id="98"/>
-      <w:bookmarkEnd w:id="99"/>
+      <w:bookmarkEnd w:id="104"/>
+      <w:bookmarkEnd w:id="105"/>
+      <w:bookmarkEnd w:id="106"/>
     </w:p>
     <w:p>
       <w:pPr>
@@ -25816,10 +23174,10 @@
           <w:highlight w:val="yellow"/>
         </w:rPr>
       </w:pPr>
-      <w:bookmarkStart w:id="100" w:name="_Hlk217340286"/>
+      <w:bookmarkStart w:id="107" w:name="_Hlk217340286"/>
     </w:p>
     <w:bookmarkEnd w:id="0"/>
-    <w:bookmarkEnd w:id="100"/>
+    <w:bookmarkEnd w:id="107"/>
     <w:p>
       <w:pPr>
         <w:pStyle w:val="Compact"/>
@@ -25937,7 +23295,6 @@
         </w:rPr>
         <w:t>.</w:t>
       </w:r>
-      <w:proofErr w:type="spellStart"/>
       <w:r>
         <w:rPr>
           <w:rFonts w:ascii="Times New Roman" w:hAnsi="Times New Roman" w:cs="Times New Roman"/>
@@ -25947,7 +23304,6 @@
         </w:rPr>
         <w:t>microsoft</w:t>
       </w:r>
-      <w:proofErr w:type="spellEnd"/>
       <w:r>
         <w:rPr>
           <w:rFonts w:ascii="Times New Roman" w:hAnsi="Times New Roman" w:cs="Times New Roman"/>
@@ -25977,7 +23333,6 @@
         </w:rPr>
         <w:t>/</w:t>
       </w:r>
-      <w:proofErr w:type="spellStart"/>
       <w:r>
         <w:rPr>
           <w:rFonts w:ascii="Times New Roman" w:hAnsi="Times New Roman" w:cs="Times New Roman"/>
@@ -25987,7 +23342,6 @@
         </w:rPr>
         <w:t>en</w:t>
       </w:r>
-      <w:proofErr w:type="spellEnd"/>
       <w:r>
         <w:rPr>
           <w:rFonts w:ascii="Times New Roman" w:hAnsi="Times New Roman" w:cs="Times New Roman"/>
@@ -26036,7 +23390,6 @@
         </w:rPr>
         <w:t>/</w:t>
       </w:r>
-      <w:proofErr w:type="spellStart"/>
       <w:r>
         <w:rPr>
           <w:rFonts w:ascii="Times New Roman" w:hAnsi="Times New Roman" w:cs="Times New Roman"/>
@@ -26046,7 +23399,6 @@
         </w:rPr>
         <w:t>csharp</w:t>
       </w:r>
-      <w:proofErr w:type="spellEnd"/>
       <w:r>
         <w:rPr>
           <w:rFonts w:ascii="Times New Roman" w:hAnsi="Times New Roman" w:cs="Times New Roman"/>
@@ -26149,7 +23501,6 @@
         </w:rPr>
         <w:t xml:space="preserve">ГОСТ Р 58728–2019. Гантели спортивные переменной и постоянной массы. </w:t>
       </w:r>
-      <w:proofErr w:type="spellStart"/>
       <w:r>
         <w:rPr>
           <w:rFonts w:ascii="Times New Roman" w:hAnsi="Times New Roman" w:cs="Times New Roman"/>
@@ -26157,97 +23508,7 @@
           <w:sz w:val="28"/>
           <w:szCs w:val="28"/>
         </w:rPr>
-        <w:t>Технические</w:t>
-      </w:r>
-      <w:proofErr w:type="spellEnd"/>
-      <w:r>
-        <w:rPr>
-          <w:rFonts w:ascii="Times New Roman" w:hAnsi="Times New Roman" w:cs="Times New Roman"/>
-          <w:color w:val="000000" w:themeColor="text1"/>
-          <w:sz w:val="28"/>
-          <w:szCs w:val="28"/>
-        </w:rPr>
-        <w:t xml:space="preserve"> </w:t>
-      </w:r>
-      <w:proofErr w:type="spellStart"/>
-      <w:r>
-        <w:rPr>
-          <w:rFonts w:ascii="Times New Roman" w:hAnsi="Times New Roman" w:cs="Times New Roman"/>
-          <w:color w:val="000000" w:themeColor="text1"/>
-          <w:sz w:val="28"/>
-          <w:szCs w:val="28"/>
-        </w:rPr>
-        <w:t>условия</w:t>
-      </w:r>
-      <w:proofErr w:type="spellEnd"/>
-      <w:r>
-        <w:rPr>
-          <w:rFonts w:ascii="Times New Roman" w:hAnsi="Times New Roman" w:cs="Times New Roman"/>
-          <w:color w:val="000000" w:themeColor="text1"/>
-          <w:sz w:val="28"/>
-          <w:szCs w:val="28"/>
-        </w:rPr>
-        <w:t xml:space="preserve">. – </w:t>
-      </w:r>
-      <w:proofErr w:type="spellStart"/>
-      <w:r>
-        <w:rPr>
-          <w:rFonts w:ascii="Times New Roman" w:hAnsi="Times New Roman" w:cs="Times New Roman"/>
-          <w:color w:val="000000" w:themeColor="text1"/>
-          <w:sz w:val="28"/>
-          <w:szCs w:val="28"/>
-        </w:rPr>
-        <w:t>Дата</w:t>
-      </w:r>
-      <w:proofErr w:type="spellEnd"/>
-      <w:r>
-        <w:rPr>
-          <w:rFonts w:ascii="Times New Roman" w:hAnsi="Times New Roman" w:cs="Times New Roman"/>
-          <w:color w:val="000000" w:themeColor="text1"/>
-          <w:sz w:val="28"/>
-          <w:szCs w:val="28"/>
-        </w:rPr>
-        <w:t xml:space="preserve"> </w:t>
-      </w:r>
-      <w:proofErr w:type="spellStart"/>
-      <w:r>
-        <w:rPr>
-          <w:rFonts w:ascii="Times New Roman" w:hAnsi="Times New Roman" w:cs="Times New Roman"/>
-          <w:color w:val="000000" w:themeColor="text1"/>
-          <w:sz w:val="28"/>
-          <w:szCs w:val="28"/>
-        </w:rPr>
-        <w:t>введения</w:t>
-      </w:r>
-      <w:proofErr w:type="spellEnd"/>
-      <w:r>
-        <w:rPr>
-          <w:rFonts w:ascii="Times New Roman" w:hAnsi="Times New Roman" w:cs="Times New Roman"/>
-          <w:color w:val="000000" w:themeColor="text1"/>
-          <w:sz w:val="28"/>
-          <w:szCs w:val="28"/>
-        </w:rPr>
-        <w:t xml:space="preserve">: 1 </w:t>
-      </w:r>
-      <w:proofErr w:type="spellStart"/>
-      <w:r>
-        <w:rPr>
-          <w:rFonts w:ascii="Times New Roman" w:hAnsi="Times New Roman" w:cs="Times New Roman"/>
-          <w:color w:val="000000" w:themeColor="text1"/>
-          <w:sz w:val="28"/>
-          <w:szCs w:val="28"/>
-        </w:rPr>
-        <w:t>сентября</w:t>
-      </w:r>
-      <w:proofErr w:type="spellEnd"/>
-      <w:r>
-        <w:rPr>
-          <w:rFonts w:ascii="Times New Roman" w:hAnsi="Times New Roman" w:cs="Times New Roman"/>
-          <w:color w:val="000000" w:themeColor="text1"/>
-          <w:sz w:val="28"/>
-          <w:szCs w:val="28"/>
-        </w:rPr>
-        <w:t xml:space="preserve"> 2020 г.</w:t>
+        <w:t>Технические условия. – Дата введения: 1 сентября 2020 г.</w:t>
       </w:r>
     </w:p>
     <w:p>
@@ -26272,7 +23533,7 @@
           <w:lang w:val="ru-RU"/>
         </w:rPr>
       </w:pPr>
-      <w:bookmarkStart w:id="101" w:name="_Hlk217341853"/>
+      <w:bookmarkStart w:id="108" w:name="_Hlk217341853"/>
       <w:r>
         <w:rPr>
           <w:rFonts w:ascii="Times New Roman" w:hAnsi="Times New Roman" w:cs="Times New Roman"/>
@@ -26292,7 +23553,7 @@
         </w:rPr>
         <w:t xml:space="preserve">. </w:t>
       </w:r>
-      <w:bookmarkEnd w:id="101"/>
+      <w:bookmarkEnd w:id="108"/>
       <w:r>
         <w:rPr>
           <w:rFonts w:ascii="Times New Roman" w:hAnsi="Times New Roman" w:cs="Times New Roman"/>
@@ -26390,7 +23651,6 @@
         </w:rPr>
         <w:t>.</w:t>
       </w:r>
-      <w:proofErr w:type="spellStart"/>
       <w:r>
         <w:rPr>
           <w:rFonts w:ascii="Times New Roman" w:hAnsi="Times New Roman" w:cs="Times New Roman"/>
@@ -26400,7 +23660,6 @@
         </w:rPr>
         <w:t>rsdn</w:t>
       </w:r>
-      <w:proofErr w:type="spellEnd"/>
       <w:r>
         <w:rPr>
           <w:rFonts w:ascii="Times New Roman" w:hAnsi="Times New Roman" w:cs="Times New Roman"/>
@@ -26468,7 +23727,6 @@
         </w:rPr>
         <w:t>/200401/</w:t>
       </w:r>
-      <w:proofErr w:type="spellStart"/>
       <w:r>
         <w:rPr>
           <w:rFonts w:ascii="Times New Roman" w:hAnsi="Times New Roman" w:cs="Times New Roman"/>
@@ -26478,7 +23736,6 @@
         </w:rPr>
         <w:t>codestyle</w:t>
       </w:r>
-      <w:proofErr w:type="spellEnd"/>
       <w:r>
         <w:rPr>
           <w:rFonts w:ascii="Times New Roman" w:hAnsi="Times New Roman" w:cs="Times New Roman"/>
@@ -26820,7 +24077,6 @@
         </w:rPr>
         <w:t>.</w:t>
       </w:r>
-      <w:proofErr w:type="spellStart"/>
       <w:r>
         <w:rPr>
           <w:rFonts w:ascii="Times New Roman" w:hAnsi="Times New Roman" w:cs="Times New Roman"/>
@@ -26830,7 +24086,6 @@
         </w:rPr>
         <w:t>ru</w:t>
       </w:r>
-      <w:proofErr w:type="spellEnd"/>
       <w:r>
         <w:rPr>
           <w:rFonts w:ascii="Times New Roman" w:hAnsi="Times New Roman" w:cs="Times New Roman"/>
@@ -26879,7 +24134,6 @@
         </w:rPr>
         <w:t>/22/</w:t>
       </w:r>
-      <w:proofErr w:type="spellStart"/>
       <w:r>
         <w:rPr>
           <w:rFonts w:ascii="Times New Roman" w:hAnsi="Times New Roman" w:cs="Times New Roman"/>
@@ -26889,7 +24143,6 @@
         </w:rPr>
         <w:t>ru</w:t>
       </w:r>
-      <w:proofErr w:type="spellEnd"/>
       <w:r>
         <w:rPr>
           <w:rFonts w:ascii="Times New Roman" w:hAnsi="Times New Roman" w:cs="Times New Roman"/>
@@ -27075,188 +24328,108 @@
           <w:rFonts w:eastAsiaTheme="minorHAnsi" w:cs="Times New Roman"/>
           <w:lang w:eastAsia="en-US"/>
         </w:rPr>
-        <w:t xml:space="preserve">. </w:t>
-      </w:r>
-      <w:proofErr w:type="spellStart"/>
+        <w:t xml:space="preserve">. Shaft Component Generator For Fusion 360 User Guide [Электронный ресурс]. – Режим доступа https://www.amcbridge.com/files/Shaft_Component_Generator_for_Autodesk_Fusion_360_User_Guide.pdf (дата обращения </w:t>
+      </w:r>
+      <w:r>
+        <w:rPr>
+          <w:rFonts w:cs="Times New Roman"/>
+        </w:rPr>
+        <w:t>3</w:t>
+      </w:r>
+      <w:r>
+        <w:rPr>
+          <w:rFonts w:cs="Times New Roman"/>
+        </w:rPr>
+        <w:t>.</w:t>
+      </w:r>
+      <w:r>
+        <w:rPr>
+          <w:rFonts w:cs="Times New Roman"/>
+        </w:rPr>
+        <w:t>04</w:t>
+      </w:r>
+      <w:r>
+        <w:rPr>
+          <w:rFonts w:cs="Times New Roman"/>
+        </w:rPr>
+        <w:t>.202</w:t>
+      </w:r>
+      <w:r>
+        <w:rPr>
+          <w:rFonts w:cs="Times New Roman"/>
+        </w:rPr>
+        <w:t>6</w:t>
+      </w:r>
       <w:r>
         <w:rPr>
           <w:rFonts w:eastAsiaTheme="minorHAnsi" w:cs="Times New Roman"/>
           <w:lang w:eastAsia="en-US"/>
         </w:rPr>
-        <w:t>Shaft</w:t>
-      </w:r>
-      <w:proofErr w:type="spellEnd"/>
+        <w:t>)</w:t>
+      </w:r>
+    </w:p>
+    <w:p>
+      <w:pPr>
+        <w:rPr>
+          <w:highlight w:val="yellow"/>
+        </w:rPr>
+      </w:pPr>
       <w:r>
         <w:rPr>
           <w:rFonts w:eastAsiaTheme="minorHAnsi" w:cs="Times New Roman"/>
           <w:lang w:eastAsia="en-US"/>
         </w:rPr>
-        <w:t xml:space="preserve"> </w:t>
-      </w:r>
-      <w:proofErr w:type="spellStart"/>
+        <w:t>6</w:t>
+      </w:r>
       <w:r>
         <w:rPr>
           <w:rFonts w:eastAsiaTheme="minorHAnsi" w:cs="Times New Roman"/>
           <w:lang w:eastAsia="en-US"/>
         </w:rPr>
-        <w:t>Component</w:t>
-      </w:r>
-      <w:proofErr w:type="spellEnd"/>
+        <w:t xml:space="preserve">. Gridfinitygenerator [Электронный ресурс]. – Режим доступа docs https://gridfinitygenerator.com/en/docs (дата обращения </w:t>
+      </w:r>
+      <w:r>
+        <w:rPr>
+          <w:rFonts w:cs="Times New Roman"/>
+        </w:rPr>
+        <w:t>3</w:t>
+      </w:r>
+      <w:r>
+        <w:rPr>
+          <w:rFonts w:cs="Times New Roman"/>
+        </w:rPr>
+        <w:t>.</w:t>
+      </w:r>
+      <w:r>
+        <w:rPr>
+          <w:rFonts w:cs="Times New Roman"/>
+        </w:rPr>
+        <w:t>04</w:t>
+      </w:r>
+      <w:r>
+        <w:rPr>
+          <w:rFonts w:cs="Times New Roman"/>
+        </w:rPr>
+        <w:t>.202</w:t>
+      </w:r>
+      <w:r>
+        <w:rPr>
+          <w:rFonts w:cs="Times New Roman"/>
+        </w:rPr>
+        <w:t>6</w:t>
+      </w:r>
       <w:r>
         <w:rPr>
           <w:rFonts w:eastAsiaTheme="minorHAnsi" w:cs="Times New Roman"/>
           <w:lang w:eastAsia="en-US"/>
         </w:rPr>
-        <w:t xml:space="preserve"> </w:t>
-      </w:r>
-      <w:proofErr w:type="spellStart"/>
-      <w:r>
-        <w:rPr>
-          <w:rFonts w:eastAsiaTheme="minorHAnsi" w:cs="Times New Roman"/>
-          <w:lang w:eastAsia="en-US"/>
-        </w:rPr>
-        <w:t>Generator</w:t>
-      </w:r>
-      <w:proofErr w:type="spellEnd"/>
-      <w:r>
-        <w:rPr>
-          <w:rFonts w:eastAsiaTheme="minorHAnsi" w:cs="Times New Roman"/>
-          <w:lang w:eastAsia="en-US"/>
-        </w:rPr>
-        <w:t xml:space="preserve"> For Fusion 360 User Guide [Электронный ресурс]. – Режим доступа https://www.amcbridge.com/files/Shaft_Component_Generator_for_Autodesk_Fusion_360_User_Guide.pdf (дата обращения </w:t>
-      </w:r>
-      <w:r>
-        <w:rPr>
-          <w:rFonts w:cs="Times New Roman"/>
-        </w:rPr>
-        <w:t>3</w:t>
-      </w:r>
-      <w:r>
-        <w:rPr>
-          <w:rFonts w:cs="Times New Roman"/>
-        </w:rPr>
-        <w:t>.</w:t>
-      </w:r>
-      <w:r>
-        <w:rPr>
-          <w:rFonts w:cs="Times New Roman"/>
-        </w:rPr>
-        <w:t>04</w:t>
-      </w:r>
-      <w:r>
-        <w:rPr>
-          <w:rFonts w:cs="Times New Roman"/>
-        </w:rPr>
-        <w:t>.202</w:t>
-      </w:r>
-      <w:r>
-        <w:rPr>
-          <w:rFonts w:cs="Times New Roman"/>
-        </w:rPr>
-        <w:t>6</w:t>
-      </w:r>
-      <w:r>
-        <w:rPr>
-          <w:rFonts w:eastAsiaTheme="minorHAnsi" w:cs="Times New Roman"/>
-          <w:lang w:eastAsia="en-US"/>
-        </w:rPr>
         <w:t>)</w:t>
       </w:r>
     </w:p>
-    <w:p>
-      <w:pPr>
-        <w:rPr>
-          <w:highlight w:val="yellow"/>
-        </w:rPr>
-      </w:pPr>
-      <w:r>
-        <w:rPr>
-          <w:rFonts w:eastAsiaTheme="minorHAnsi" w:cs="Times New Roman"/>
-          <w:lang w:eastAsia="en-US"/>
-        </w:rPr>
-        <w:t>6</w:t>
-      </w:r>
-      <w:r>
-        <w:rPr>
-          <w:rFonts w:eastAsiaTheme="minorHAnsi" w:cs="Times New Roman"/>
-          <w:lang w:eastAsia="en-US"/>
-        </w:rPr>
-        <w:t xml:space="preserve">. </w:t>
-      </w:r>
-      <w:proofErr w:type="spellStart"/>
-      <w:r>
-        <w:rPr>
-          <w:rFonts w:eastAsiaTheme="minorHAnsi" w:cs="Times New Roman"/>
-          <w:lang w:eastAsia="en-US"/>
-        </w:rPr>
-        <w:t>Gridfinitygenerator</w:t>
-      </w:r>
-      <w:proofErr w:type="spellEnd"/>
-      <w:r>
-        <w:rPr>
-          <w:rFonts w:eastAsiaTheme="minorHAnsi" w:cs="Times New Roman"/>
-          <w:lang w:eastAsia="en-US"/>
-        </w:rPr>
-        <w:t xml:space="preserve"> [Электронный ресурс]. – Режим доступа </w:t>
-      </w:r>
-      <w:proofErr w:type="spellStart"/>
-      <w:r>
-        <w:rPr>
-          <w:rFonts w:eastAsiaTheme="minorHAnsi" w:cs="Times New Roman"/>
-          <w:lang w:eastAsia="en-US"/>
-        </w:rPr>
-        <w:t>docs</w:t>
-      </w:r>
-      <w:proofErr w:type="spellEnd"/>
-      <w:r>
-        <w:rPr>
-          <w:rFonts w:eastAsiaTheme="minorHAnsi" w:cs="Times New Roman"/>
-          <w:lang w:eastAsia="en-US"/>
-        </w:rPr>
-        <w:t xml:space="preserve"> https://gridfinitygenerator.com/en/docs (дата обращения </w:t>
-      </w:r>
-      <w:r>
-        <w:rPr>
-          <w:rFonts w:cs="Times New Roman"/>
-        </w:rPr>
-        <w:t>3</w:t>
-      </w:r>
-      <w:r>
-        <w:rPr>
-          <w:rFonts w:cs="Times New Roman"/>
-        </w:rPr>
-        <w:t>.</w:t>
-      </w:r>
-      <w:r>
-        <w:rPr>
-          <w:rFonts w:cs="Times New Roman"/>
-        </w:rPr>
-        <w:t>04</w:t>
-      </w:r>
-      <w:r>
-        <w:rPr>
-          <w:rFonts w:cs="Times New Roman"/>
-        </w:rPr>
-        <w:t>.202</w:t>
-      </w:r>
-      <w:r>
-        <w:rPr>
-          <w:rFonts w:cs="Times New Roman"/>
-        </w:rPr>
-        <w:t>6</w:t>
-      </w:r>
-      <w:r>
-        <w:rPr>
-          <w:rFonts w:eastAsiaTheme="minorHAnsi" w:cs="Times New Roman"/>
-          <w:lang w:eastAsia="en-US"/>
-        </w:rPr>
-        <w:t>)</w:t>
-      </w:r>
-    </w:p>
     <w:sectPr>
-      <w:footerReference w:type="even" r:id="rId27"/>
-      <w:footerReference w:type="default" r:id="rId28"/>
-      <w:footerReference w:type="first" r:id="rId29"/>
+      <w:footerReference w:type="even" r:id="rId31"/>
+      <w:footerReference w:type="default" r:id="rId32"/>
+      <w:footerReference w:type="first" r:id="rId33"/>
       <w:pgSz w:w="11906" w:h="16838"/>
       <w:pgMar w:top="1134" w:right="850" w:bottom="1134" w:left="1701" w:header="708" w:footer="708" w:gutter="0"/>
       <w:cols w:space="708"/>
@@ -27267,8 +24440,175 @@
 </w:document>
 </file>
 
+<file path=word/comments.xml><?xml version="1.0" encoding="utf-8"?>
+<w:comments xmlns:wpc="http://schemas.microsoft.com/office/word/2010/wordprocessingCanvas" xmlns:cx="http://schemas.microsoft.com/office/drawing/2014/chartex" xmlns:cx1="http://schemas.microsoft.com/office/drawing/2015/9/8/chartex" xmlns:cx2="http://schemas.microsoft.com/office/drawing/2015/10/21/chartex" xmlns:cx3="http://schemas.microsoft.com/office/drawing/2016/5/9/chartex" xmlns:cx4="http://schemas.microsoft.com/office/drawing/2016/5/10/chartex" xmlns:cx5="http://schemas.microsoft.com/office/drawing/2016/5/11/chartex" xmlns:cx6="http://schemas.microsoft.com/office/drawing/2016/5/12/chartex" xmlns:cx7="http://schemas.microsoft.com/office/drawing/2016/5/13/chartex" xmlns:cx8="http://schemas.microsoft.com/office/drawing/2016/5/14/chartex" xmlns:mc="http://schemas.openxmlformats.org/markup-compatibility/2006" xmlns:aink="http://schemas.microsoft.com/office/drawing/2016/ink" xmlns:am3d="http://schemas.microsoft.com/office/drawing/2017/model3d" xmlns:o="urn:schemas-microsoft-com:office:office" xmlns:oel="http://schemas.microsoft.com/office/2019/extlst" xmlns:r="http://schemas.openxmlformats.org/officeDocument/2006/relationships" xmlns:m="http://schemas.openxmlformats.org/officeDocument/2006/math" xmlns:v="urn:schemas-microsoft-com:vml" xmlns:wp14="http://schemas.microsoft.com/office/word/2010/wordprocessingDrawing" xmlns:wp="http://schemas.openxmlformats.org/drawingml/2006/wordprocessingDrawing" xmlns:w10="urn:schemas-microsoft-com:office:word" xmlns:w="http://schemas.openxmlformats.org/wordprocessingml/2006/main" xmlns:w14="http://schemas.microsoft.com/office/word/2010/wordml" xmlns:w15="http://schemas.microsoft.com/office/word/2012/wordml" xmlns:w16cex="http://schemas.microsoft.com/office/word/2018/wordml/cex" xmlns:w16cid="http://schemas.microsoft.com/office/word/2016/wordml/cid" xmlns:w16="http://schemas.microsoft.com/office/word/2018/wordml" xmlns:w16du="http://schemas.microsoft.com/office/word/2023/wordml/word16du" xmlns:w16sdtdh="http://schemas.microsoft.com/office/word/2020/wordml/sdtdatahash" xmlns:w16sdtfl="http://schemas.microsoft.com/office/word/2024/wordml/sdtformatlock" xmlns:w16se="http://schemas.microsoft.com/office/word/2015/wordml/symex" xmlns:wpg="http://schemas.microsoft.com/office/word/2010/wordprocessingGroup" xmlns:wpi="http://schemas.microsoft.com/office/word/2010/wordprocessingInk" xmlns:wne="http://schemas.microsoft.com/office/word/2006/wordml" xmlns:wps="http://schemas.microsoft.com/office/word/2010/wordprocessingShape" mc:Ignorable="w14 w15 w16se w16cid w16 w16cex w16sdtdh w16sdtfl w16du wp14">
+  <w:comment w:id="25" w:author="Kalentyev Alexey" w:date="2026-04-04T15:44:00Z" w:initials="KA">
+    <w:p>
+      <w:pPr>
+        <w:pStyle w:val="afd"/>
+        <w:ind w:firstLine="0"/>
+        <w:jc w:val="left"/>
+      </w:pPr>
+      <w:r>
+        <w:rPr>
+          <w:rStyle w:val="afc"/>
+        </w:rPr>
+        <w:annotationRef/>
+      </w:r>
+      <w:r>
+        <w:t>Висячая строка.</w:t>
+      </w:r>
+    </w:p>
+  </w:comment>
+  <w:comment w:id="42" w:author="Kalentyev Alexey" w:date="2026-04-04T15:46:00Z" w:initials="KA">
+    <w:p>
+      <w:pPr>
+        <w:pStyle w:val="afd"/>
+        <w:ind w:firstLine="0"/>
+        <w:jc w:val="left"/>
+      </w:pPr>
+      <w:r>
+        <w:rPr>
+          <w:rStyle w:val="afc"/>
+        </w:rPr>
+        <w:annotationRef/>
+      </w:r>
+      <w:r>
+        <w:t>Ссылки на литературу</w:t>
+      </w:r>
+    </w:p>
+  </w:comment>
+  <w:comment w:id="50" w:author="Kalentyev Alexey" w:date="2026-04-04T15:45:00Z" w:initials="KA">
+    <w:p>
+      <w:pPr>
+        <w:pStyle w:val="afd"/>
+        <w:ind w:firstLine="0"/>
+        <w:jc w:val="left"/>
+      </w:pPr>
+      <w:r>
+        <w:rPr>
+          <w:rStyle w:val="afc"/>
+        </w:rPr>
+        <w:annotationRef/>
+      </w:r>
+      <w:r>
+        <w:t>Где применимо - ссылки на литературу</w:t>
+      </w:r>
+    </w:p>
+  </w:comment>
+  <w:comment w:id="51" w:author="Kalentyev Alexey" w:date="2026-04-04T15:45:00Z" w:initials="KA">
+    <w:p>
+      <w:pPr>
+        <w:pStyle w:val="afd"/>
+        <w:ind w:firstLine="0"/>
+        <w:jc w:val="left"/>
+      </w:pPr>
+      <w:r>
+        <w:rPr>
+          <w:rStyle w:val="afc"/>
+        </w:rPr>
+        <w:annotationRef/>
+      </w:r>
+      <w:r>
+        <w:t>Маркерный список?</w:t>
+      </w:r>
+    </w:p>
+  </w:comment>
+  <w:comment w:id="73" w:author="Kalentyev Alexey" w:date="2026-04-04T15:47:00Z" w:initials="KA">
+    <w:p>
+      <w:pPr>
+        <w:pStyle w:val="afd"/>
+        <w:ind w:firstLine="0"/>
+        <w:jc w:val="left"/>
+      </w:pPr>
+      <w:r>
+        <w:rPr>
+          <w:rStyle w:val="afc"/>
+        </w:rPr>
+        <w:annotationRef/>
+      </w:r>
+      <w:r>
+        <w:t>Форматирование таблицы</w:t>
+      </w:r>
+    </w:p>
+  </w:comment>
+  <w:comment w:id="95" w:author="Kalentyev Alexey" w:date="2026-04-04T15:49:00Z" w:initials="KA">
+    <w:p>
+      <w:pPr>
+        <w:pStyle w:val="afd"/>
+        <w:ind w:firstLine="0"/>
+        <w:jc w:val="left"/>
+      </w:pPr>
+      <w:r>
+        <w:rPr>
+          <w:rStyle w:val="afc"/>
+        </w:rPr>
+        <w:annotationRef/>
+      </w:r>
+      <w:r>
+        <w:t>Тесткейсы подробнее</w:t>
+      </w:r>
+    </w:p>
+  </w:comment>
+  <w:comment w:id="99" w:author="Kalentyev Alexey" w:date="2026-04-04T15:50:00Z" w:initials="KA">
+    <w:p>
+      <w:pPr>
+        <w:pStyle w:val="afd"/>
+        <w:ind w:firstLine="0"/>
+        <w:jc w:val="left"/>
+      </w:pPr>
+      <w:r>
+        <w:rPr>
+          <w:rStyle w:val="afc"/>
+        </w:rPr>
+        <w:annotationRef/>
+      </w:r>
+      <w:r>
+        <w:t>До отказа</w:t>
+      </w:r>
+    </w:p>
+  </w:comment>
+</w:comments>
+</file>
+
+<file path=word/commentsExtended.xml><?xml version="1.0" encoding="utf-8"?>
+<w15:commentsEx xmlns:wpc="http://schemas.microsoft.com/office/word/2010/wordprocessingCanvas" xmlns:cx="http://schemas.microsoft.com/office/drawing/2014/chartex" xmlns:cx1="http://schemas.microsoft.com/office/drawing/2015/9/8/chartex" xmlns:cx2="http://schemas.microsoft.com/office/drawing/2015/10/21/chartex" xmlns:cx3="http://schemas.microsoft.com/office/drawing/2016/5/9/chartex" xmlns:cx4="http://schemas.microsoft.com/office/drawing/2016/5/10/chartex" xmlns:cx5="http://schemas.microsoft.com/office/drawing/2016/5/11/chartex" xmlns:cx6="http://schemas.microsoft.com/office/drawing/2016/5/12/chartex" xmlns:cx7="http://schemas.microsoft.com/office/drawing/2016/5/13/chartex" xmlns:cx8="http://schemas.microsoft.com/office/drawing/2016/5/14/chartex" xmlns:mc="http://schemas.openxmlformats.org/markup-compatibility/2006" xmlns:aink="http://schemas.microsoft.com/office/drawing/2016/ink" xmlns:am3d="http://schemas.microsoft.com/office/drawing/2017/model3d" xmlns:o="urn:schemas-microsoft-com:office:office" xmlns:oel="http://schemas.microsoft.com/office/2019/extlst" xmlns:r="http://schemas.openxmlformats.org/officeDocument/2006/relationships" xmlns:m="http://schemas.openxmlformats.org/officeDocument/2006/math" xmlns:v="urn:schemas-microsoft-com:vml" xmlns:wp14="http://schemas.microsoft.com/office/word/2010/wordprocessingDrawing" xmlns:wp="http://schemas.openxmlformats.org/drawingml/2006/wordprocessingDrawing" xmlns:w10="urn:schemas-microsoft-com:office:word" xmlns:w="http://schemas.openxmlformats.org/wordprocessingml/2006/main" xmlns:w14="http://schemas.microsoft.com/office/word/2010/wordml" xmlns:w15="http://schemas.microsoft.com/office/word/2012/wordml" xmlns:w16cex="http://schemas.microsoft.com/office/word/2018/wordml/cex" xmlns:w16cid="http://schemas.microsoft.com/office/word/2016/wordml/cid" xmlns:w16="http://schemas.microsoft.com/office/word/2018/wordml" xmlns:w16du="http://schemas.microsoft.com/office/word/2023/wordml/word16du" xmlns:w16sdtdh="http://schemas.microsoft.com/office/word/2020/wordml/sdtdatahash" xmlns:w16sdtfl="http://schemas.microsoft.com/office/word/2024/wordml/sdtformatlock" xmlns:w16se="http://schemas.microsoft.com/office/word/2015/wordml/symex" xmlns:wpg="http://schemas.microsoft.com/office/word/2010/wordprocessingGroup" xmlns:wpi="http://schemas.microsoft.com/office/word/2010/wordprocessingInk" xmlns:wne="http://schemas.microsoft.com/office/word/2006/wordml" xmlns:wps="http://schemas.microsoft.com/office/word/2010/wordprocessingShape" mc:Ignorable="w14 w15 w16se w16cid w16 w16cex w16sdtdh w16sdtfl w16du wp14">
+  <w15:commentEx w15:paraId="5EF9A7EE" w15:done="0"/>
+  <w15:commentEx w15:paraId="1FF9038A" w15:done="0"/>
+  <w15:commentEx w15:paraId="05ACFB5E" w15:done="0"/>
+  <w15:commentEx w15:paraId="7F61D5C3" w15:done="0"/>
+  <w15:commentEx w15:paraId="129686F5" w15:done="0"/>
+  <w15:commentEx w15:paraId="6D162C25" w15:done="0"/>
+  <w15:commentEx w15:paraId="371C5373" w15:done="0"/>
+</w15:commentsEx>
+</file>
+
+<file path=word/commentsExtensible.xml><?xml version="1.0" encoding="utf-8"?>
+<w16cex:commentsExtensible xmlns:wpc="http://schemas.microsoft.com/office/word/2010/wordprocessingCanvas" xmlns:cx="http://schemas.microsoft.com/office/drawing/2014/chartex" xmlns:cx1="http://schemas.microsoft.com/office/drawing/2015/9/8/chartex" xmlns:cx2="http://schemas.microsoft.com/office/drawing/2015/10/21/chartex" xmlns:cx3="http://schemas.microsoft.com/office/drawing/2016/5/9/chartex" xmlns:cx4="http://schemas.microsoft.com/office/drawing/2016/5/10/chartex" xmlns:cx5="http://schemas.microsoft.com/office/drawing/2016/5/11/chartex" xmlns:cx6="http://schemas.microsoft.com/office/drawing/2016/5/12/chartex" xmlns:cx7="http://schemas.microsoft.com/office/drawing/2016/5/13/chartex" xmlns:cx8="http://schemas.microsoft.com/office/drawing/2016/5/14/chartex" xmlns:cr="http://schemas.microsoft.com/office/comments/2020/reactions" xmlns:mc="http://schemas.openxmlformats.org/markup-compatibility/2006" xmlns:aink="http://schemas.microsoft.com/office/drawing/2016/ink" xmlns:am3d="http://schemas.microsoft.com/office/drawing/2017/model3d" xmlns:o="urn:schemas-microsoft-com:office:office" xmlns:oel="http://schemas.microsoft.com/office/2019/extlst" xmlns:r="http://schemas.openxmlformats.org/officeDocument/2006/relationships" xmlns:m="http://schemas.openxmlformats.org/officeDocument/2006/math" xmlns:v="urn:schemas-microsoft-com:vml" xmlns:wp14="http://schemas.microsoft.com/office/word/2010/wordprocessingDrawing" xmlns:wp="http://schemas.openxmlformats.org/drawingml/2006/wordprocessingDrawing" xmlns:w10="urn:schemas-microsoft-com:office:word" xmlns:w="http://schemas.openxmlformats.org/wordprocessingml/2006/main" xmlns:w14="http://schemas.microsoft.com/office/word/2010/wordml" xmlns:w15="http://schemas.microsoft.com/office/word/2012/wordml" xmlns:w16cex="http://schemas.microsoft.com/office/word/2018/wordml/cex" xmlns:w16cid="http://schemas.microsoft.com/office/word/2016/wordml/cid" xmlns:w16="http://schemas.microsoft.com/office/word/2018/wordml" xmlns:w16du="http://schemas.microsoft.com/office/word/2023/wordml/word16du" xmlns:w16sdtdh="http://schemas.microsoft.com/office/word/2020/wordml/sdtdatahash" xmlns:w16sdtfl="http://schemas.microsoft.com/office/word/2024/wordml/sdtformatlock" xmlns:w16se="http://schemas.microsoft.com/office/word/2015/wordml/symex" xmlns:wpg="http://schemas.microsoft.com/office/word/2010/wordprocessingGroup" xmlns:wpi="http://schemas.microsoft.com/office/word/2010/wordprocessingInk" xmlns:wne="http://schemas.microsoft.com/office/word/2006/wordml" xmlns:wps="http://schemas.microsoft.com/office/word/2010/wordprocessingShape" mc:Ignorable="w14 w15 w16se w16cid w16 w16cex w16sdtdh w16sdtfl cr w16du wp14">
+  <w16cex:commentExtensible w16cex:durableId="5CE74191" w16cex:dateUtc="2026-04-04T08:44:00Z"/>
+  <w16cex:commentExtensible w16cex:durableId="065E98ED" w16cex:dateUtc="2026-04-04T08:46:00Z"/>
+  <w16cex:commentExtensible w16cex:durableId="11BA8D98" w16cex:dateUtc="2026-04-04T08:45:00Z"/>
+  <w16cex:commentExtensible w16cex:durableId="4F274742" w16cex:dateUtc="2026-04-04T08:45:00Z"/>
+  <w16cex:commentExtensible w16cex:durableId="05C989BB" w16cex:dateUtc="2026-04-04T08:47:00Z"/>
+  <w16cex:commentExtensible w16cex:durableId="54AF344A" w16cex:dateUtc="2026-04-04T08:49:00Z"/>
+  <w16cex:commentExtensible w16cex:durableId="6EB5390A" w16cex:dateUtc="2026-04-04T08:50:00Z"/>
+</w16cex:commentsExtensible>
+</file>
+
+<file path=word/commentsIds.xml><?xml version="1.0" encoding="utf-8"?>
+<w16cid:commentsIds xmlns:wpc="http://schemas.microsoft.com/office/word/2010/wordprocessingCanvas" xmlns:cx="http://schemas.microsoft.com/office/drawing/2014/chartex" xmlns:cx1="http://schemas.microsoft.com/office/drawing/2015/9/8/chartex" xmlns:cx2="http://schemas.microsoft.com/office/drawing/2015/10/21/chartex" xmlns:cx3="http://schemas.microsoft.com/office/drawing/2016/5/9/chartex" xmlns:cx4="http://schemas.microsoft.com/office/drawing/2016/5/10/chartex" xmlns:cx5="http://schemas.microsoft.com/office/drawing/2016/5/11/chartex" xmlns:cx6="http://schemas.microsoft.com/office/drawing/2016/5/12/chartex" xmlns:cx7="http://schemas.microsoft.com/office/drawing/2016/5/13/chartex" xmlns:cx8="http://schemas.microsoft.com/office/drawing/2016/5/14/chartex" xmlns:mc="http://schemas.openxmlformats.org/markup-compatibility/2006" xmlns:aink="http://schemas.microsoft.com/office/drawing/2016/ink" xmlns:am3d="http://schemas.microsoft.com/office/drawing/2017/model3d" xmlns:o="urn:schemas-microsoft-com:office:office" xmlns:oel="http://schemas.microsoft.com/office/2019/extlst" xmlns:r="http://schemas.openxmlformats.org/officeDocument/2006/relationships" xmlns:m="http://schemas.openxmlformats.org/officeDocument/2006/math" xmlns:v="urn:schemas-microsoft-com:vml" xmlns:wp14="http://schemas.microsoft.com/office/word/2010/wordprocessingDrawing" xmlns:wp="http://schemas.openxmlformats.org/drawingml/2006/wordprocessingDrawing" xmlns:w10="urn:schemas-microsoft-com:office:word" xmlns:w="http://schemas.openxmlformats.org/wordprocessingml/2006/main" xmlns:w14="http://schemas.microsoft.com/office/word/2010/wordml" xmlns:w15="http://schemas.microsoft.com/office/word/2012/wordml" xmlns:w16cex="http://schemas.microsoft.com/office/word/2018/wordml/cex" xmlns:w16cid="http://schemas.microsoft.com/office/word/2016/wordml/cid" xmlns:w16="http://schemas.microsoft.com/office/word/2018/wordml" xmlns:w16du="http://schemas.microsoft.com/office/word/2023/wordml/word16du" xmlns:w16sdtdh="http://schemas.microsoft.com/office/word/2020/wordml/sdtdatahash" xmlns:w16sdtfl="http://schemas.microsoft.com/office/word/2024/wordml/sdtformatlock" xmlns:w16se="http://schemas.microsoft.com/office/word/2015/wordml/symex" xmlns:wpg="http://schemas.microsoft.com/office/word/2010/wordprocessingGroup" xmlns:wpi="http://schemas.microsoft.com/office/word/2010/wordprocessingInk" xmlns:wne="http://schemas.microsoft.com/office/word/2006/wordml" xmlns:wps="http://schemas.microsoft.com/office/word/2010/wordprocessingShape" mc:Ignorable="w14 w15 w16se w16cid w16 w16cex w16sdtdh w16sdtfl w16du wp14">
+  <w16cid:commentId w16cid:paraId="5EF9A7EE" w16cid:durableId="5CE74191"/>
+  <w16cid:commentId w16cid:paraId="1FF9038A" w16cid:durableId="065E98ED"/>
+  <w16cid:commentId w16cid:paraId="05ACFB5E" w16cid:durableId="11BA8D98"/>
+  <w16cid:commentId w16cid:paraId="7F61D5C3" w16cid:durableId="4F274742"/>
+  <w16cid:commentId w16cid:paraId="129686F5" w16cid:durableId="05C989BB"/>
+  <w16cid:commentId w16cid:paraId="6D162C25" w16cid:durableId="54AF344A"/>
+  <w16cid:commentId w16cid:paraId="371C5373" w16cid:durableId="6EB5390A"/>
+</w16cid:commentsIds>
+</file>
+
 <file path=word/endnotes.xml><?xml version="1.0" encoding="utf-8"?>
-<w:endnotes xmlns:wpc="http://schemas.microsoft.com/office/word/2010/wordprocessingCanvas" xmlns:cx="http://schemas.microsoft.com/office/drawing/2014/chartex" xmlns:cx1="http://schemas.microsoft.com/office/drawing/2015/9/8/chartex" xmlns:cx2="http://schemas.microsoft.com/office/drawing/2015/10/21/chartex" xmlns:cx3="http://schemas.microsoft.com/office/drawing/2016/5/9/chartex" xmlns:cx4="http://schemas.microsoft.com/office/drawing/2016/5/10/chartex" xmlns:cx5="http://schemas.microsoft.com/office/drawing/2016/5/11/chartex" xmlns:cx6="http://schemas.microsoft.com/office/drawing/2016/5/12/chartex" xmlns:cx7="http://schemas.microsoft.com/office/drawing/2016/5/13/chartex" xmlns:cx8="http://schemas.microsoft.com/office/drawing/2016/5/14/chartex" xmlns:mc="http://schemas.openxmlformats.org/markup-compatibility/2006" xmlns:aink="http://schemas.microsoft.com/office/drawing/2016/ink" xmlns:am3d="http://schemas.microsoft.com/office/drawing/2017/model3d" xmlns:o="urn:schemas-microsoft-com:office:office" xmlns:r="http://schemas.openxmlformats.org/officeDocument/2006/relationships" xmlns:m="http://schemas.openxmlformats.org/officeDocument/2006/math" xmlns:v="urn:schemas-microsoft-com:vml" xmlns:wp14="http://schemas.microsoft.com/office/word/2010/wordprocessingDrawing" xmlns:wp="http://schemas.openxmlformats.org/drawingml/2006/wordprocessingDrawing" xmlns:w10="urn:schemas-microsoft-com:office:word" xmlns:w="http://schemas.openxmlformats.org/wordprocessingml/2006/main" xmlns:w14="http://schemas.microsoft.com/office/word/2010/wordml" xmlns:w15="http://schemas.microsoft.com/office/word/2012/wordml" xmlns:w16cex="http://schemas.microsoft.com/office/word/2018/wordml/cex" xmlns:w16cid="http://schemas.microsoft.com/office/word/2016/wordml/cid" xmlns:w16="http://schemas.microsoft.com/office/word/2018/wordml" xmlns:w16sdtdh="http://schemas.microsoft.com/office/word/2020/wordml/sdtdatahash" xmlns:w16se="http://schemas.microsoft.com/office/word/2015/wordml/symex" xmlns:wpg="http://schemas.microsoft.com/office/word/2010/wordprocessingGroup" xmlns:wpi="http://schemas.microsoft.com/office/word/2010/wordprocessingInk" xmlns:wne="http://schemas.microsoft.com/office/word/2006/wordml" xmlns:wps="http://schemas.microsoft.com/office/word/2010/wordprocessingShape" mc:Ignorable="w14 w15 w16se w16cid w16 w16cex w16sdtdh wp14">
+<w:endnotes xmlns:wpc="http://schemas.microsoft.com/office/word/2010/wordprocessingCanvas" xmlns:cx="http://schemas.microsoft.com/office/drawing/2014/chartex" xmlns:cx1="http://schemas.microsoft.com/office/drawing/2015/9/8/chartex" xmlns:cx2="http://schemas.microsoft.com/office/drawing/2015/10/21/chartex" xmlns:cx3="http://schemas.microsoft.com/office/drawing/2016/5/9/chartex" xmlns:cx4="http://schemas.microsoft.com/office/drawing/2016/5/10/chartex" xmlns:cx5="http://schemas.microsoft.com/office/drawing/2016/5/11/chartex" xmlns:cx6="http://schemas.microsoft.com/office/drawing/2016/5/12/chartex" xmlns:cx7="http://schemas.microsoft.com/office/drawing/2016/5/13/chartex" xmlns:cx8="http://schemas.microsoft.com/office/drawing/2016/5/14/chartex" xmlns:mc="http://schemas.openxmlformats.org/markup-compatibility/2006" xmlns:aink="http://schemas.microsoft.com/office/drawing/2016/ink" xmlns:am3d="http://schemas.microsoft.com/office/drawing/2017/model3d" xmlns:o="urn:schemas-microsoft-com:office:office" xmlns:oel="http://schemas.microsoft.com/office/2019/extlst" xmlns:r="http://schemas.openxmlformats.org/officeDocument/2006/relationships" xmlns:m="http://schemas.openxmlformats.org/officeDocument/2006/math" xmlns:v="urn:schemas-microsoft-com:vml" xmlns:wp14="http://schemas.microsoft.com/office/word/2010/wordprocessingDrawing" xmlns:wp="http://schemas.openxmlformats.org/drawingml/2006/wordprocessingDrawing" xmlns:w10="urn:schemas-microsoft-com:office:word" xmlns:w="http://schemas.openxmlformats.org/wordprocessingml/2006/main" xmlns:w14="http://schemas.microsoft.com/office/word/2010/wordml" xmlns:w15="http://schemas.microsoft.com/office/word/2012/wordml" xmlns:w16cex="http://schemas.microsoft.com/office/word/2018/wordml/cex" xmlns:w16cid="http://schemas.microsoft.com/office/word/2016/wordml/cid" xmlns:w16="http://schemas.microsoft.com/office/word/2018/wordml" xmlns:w16du="http://schemas.microsoft.com/office/word/2023/wordml/word16du" xmlns:w16sdtdh="http://schemas.microsoft.com/office/word/2020/wordml/sdtdatahash" xmlns:w16sdtfl="http://schemas.microsoft.com/office/word/2024/wordml/sdtformatlock" xmlns:w16se="http://schemas.microsoft.com/office/word/2015/wordml/symex" xmlns:wpg="http://schemas.microsoft.com/office/word/2010/wordprocessingGroup" xmlns:wpi="http://schemas.microsoft.com/office/word/2010/wordprocessingInk" xmlns:wne="http://schemas.microsoft.com/office/word/2006/wordml" xmlns:wps="http://schemas.microsoft.com/office/word/2010/wordprocessingShape" mc:Ignorable="w14 w15 w16se w16cid w16 w16cex w16sdtdh w16sdtfl w16du wp14">
   <w:endnote w:type="separator" w:id="-1">
     <w:p>
       <w:pPr>
@@ -27293,7 +24633,7 @@
 </file>
 
 <file path=word/footer1.xml><?xml version="1.0" encoding="utf-8"?>
-<w:ftr xmlns:wpc="http://schemas.microsoft.com/office/word/2010/wordprocessingCanvas" xmlns:cx="http://schemas.microsoft.com/office/drawing/2014/chartex" xmlns:cx1="http://schemas.microsoft.com/office/drawing/2015/9/8/chartex" xmlns:cx2="http://schemas.microsoft.com/office/drawing/2015/10/21/chartex" xmlns:cx3="http://schemas.microsoft.com/office/drawing/2016/5/9/chartex" xmlns:cx4="http://schemas.microsoft.com/office/drawing/2016/5/10/chartex" xmlns:cx5="http://schemas.microsoft.com/office/drawing/2016/5/11/chartex" xmlns:cx6="http://schemas.microsoft.com/office/drawing/2016/5/12/chartex" xmlns:cx7="http://schemas.microsoft.com/office/drawing/2016/5/13/chartex" xmlns:cx8="http://schemas.microsoft.com/office/drawing/2016/5/14/chartex" xmlns:mc="http://schemas.openxmlformats.org/markup-compatibility/2006" xmlns:aink="http://schemas.microsoft.com/office/drawing/2016/ink" xmlns:am3d="http://schemas.microsoft.com/office/drawing/2017/model3d" xmlns:o="urn:schemas-microsoft-com:office:office" xmlns:r="http://schemas.openxmlformats.org/officeDocument/2006/relationships" xmlns:m="http://schemas.openxmlformats.org/officeDocument/2006/math" xmlns:v="urn:schemas-microsoft-com:vml" xmlns:wp14="http://schemas.microsoft.com/office/word/2010/wordprocessingDrawing" xmlns:wp="http://schemas.openxmlformats.org/drawingml/2006/wordprocessingDrawing" xmlns:w10="urn:schemas-microsoft-com:office:word" xmlns:w="http://schemas.openxmlformats.org/wordprocessingml/2006/main" xmlns:w14="http://schemas.microsoft.com/office/word/2010/wordml" xmlns:w15="http://schemas.microsoft.com/office/word/2012/wordml" xmlns:w16cex="http://schemas.microsoft.com/office/word/2018/wordml/cex" xmlns:w16cid="http://schemas.microsoft.com/office/word/2016/wordml/cid" xmlns:w16="http://schemas.microsoft.com/office/word/2018/wordml" xmlns:w16sdtdh="http://schemas.microsoft.com/office/word/2020/wordml/sdtdatahash" xmlns:w16se="http://schemas.microsoft.com/office/word/2015/wordml/symex" xmlns:wpg="http://schemas.microsoft.com/office/word/2010/wordprocessingGroup" xmlns:wpi="http://schemas.microsoft.com/office/word/2010/wordprocessingInk" xmlns:wne="http://schemas.microsoft.com/office/word/2006/wordml" xmlns:wps="http://schemas.microsoft.com/office/word/2010/wordprocessingShape" mc:Ignorable="w14 w15 w16se w16cid w16 w16cex w16sdtdh wp14">
+<w:ftr xmlns:wpc="http://schemas.microsoft.com/office/word/2010/wordprocessingCanvas" xmlns:cx="http://schemas.microsoft.com/office/drawing/2014/chartex" xmlns:cx1="http://schemas.microsoft.com/office/drawing/2015/9/8/chartex" xmlns:cx2="http://schemas.microsoft.com/office/drawing/2015/10/21/chartex" xmlns:cx3="http://schemas.microsoft.com/office/drawing/2016/5/9/chartex" xmlns:cx4="http://schemas.microsoft.com/office/drawing/2016/5/10/chartex" xmlns:cx5="http://schemas.microsoft.com/office/drawing/2016/5/11/chartex" xmlns:cx6="http://schemas.microsoft.com/office/drawing/2016/5/12/chartex" xmlns:cx7="http://schemas.microsoft.com/office/drawing/2016/5/13/chartex" xmlns:cx8="http://schemas.microsoft.com/office/drawing/2016/5/14/chartex" xmlns:mc="http://schemas.openxmlformats.org/markup-compatibility/2006" xmlns:aink="http://schemas.microsoft.com/office/drawing/2016/ink" xmlns:am3d="http://schemas.microsoft.com/office/drawing/2017/model3d" xmlns:o="urn:schemas-microsoft-com:office:office" xmlns:oel="http://schemas.microsoft.com/office/2019/extlst" xmlns:r="http://schemas.openxmlformats.org/officeDocument/2006/relationships" xmlns:m="http://schemas.openxmlformats.org/officeDocument/2006/math" xmlns:v="urn:schemas-microsoft-com:vml" xmlns:wp14="http://schemas.microsoft.com/office/word/2010/wordprocessingDrawing" xmlns:wp="http://schemas.openxmlformats.org/drawingml/2006/wordprocessingDrawing" xmlns:w10="urn:schemas-microsoft-com:office:word" xmlns:w="http://schemas.openxmlformats.org/wordprocessingml/2006/main" xmlns:w14="http://schemas.microsoft.com/office/word/2010/wordml" xmlns:w15="http://schemas.microsoft.com/office/word/2012/wordml" xmlns:w16cex="http://schemas.microsoft.com/office/word/2018/wordml/cex" xmlns:w16cid="http://schemas.microsoft.com/office/word/2016/wordml/cid" xmlns:w16="http://schemas.microsoft.com/office/word/2018/wordml" xmlns:w16du="http://schemas.microsoft.com/office/word/2023/wordml/word16du" xmlns:w16sdtdh="http://schemas.microsoft.com/office/word/2020/wordml/sdtdatahash" xmlns:w16sdtfl="http://schemas.microsoft.com/office/word/2024/wordml/sdtformatlock" xmlns:w16se="http://schemas.microsoft.com/office/word/2015/wordml/symex" xmlns:wpg="http://schemas.microsoft.com/office/word/2010/wordprocessingGroup" xmlns:wpi="http://schemas.microsoft.com/office/word/2010/wordprocessingInk" xmlns:wne="http://schemas.microsoft.com/office/word/2006/wordml" xmlns:wps="http://schemas.microsoft.com/office/word/2010/wordprocessingShape" mc:Ignorable="w14 w15 w16se w16cid w16 w16cex w16sdtdh w16sdtfl w16du wp14">
   <w:sdt>
     <w:sdtPr>
       <w:rPr>
@@ -27305,11 +24645,6 @@
         <w:docPartUnique/>
       </w:docPartObj>
     </w:sdtPr>
-    <w:sdtEndPr>
-      <w:rPr>
-        <w:rStyle w:val="af6"/>
-      </w:rPr>
-    </w:sdtEndPr>
     <w:sdtContent>
       <w:p>
         <w:pPr>
@@ -27351,11 +24686,6 @@
         <w:docPartUnique/>
       </w:docPartObj>
     </w:sdtPr>
-    <w:sdtEndPr>
-      <w:rPr>
-        <w:rStyle w:val="af6"/>
-      </w:rPr>
-    </w:sdtEndPr>
     <w:sdtContent>
       <w:p>
         <w:pPr>
@@ -27395,7 +24725,7 @@
 </file>
 
 <file path=word/footer2.xml><?xml version="1.0" encoding="utf-8"?>
-<w:ftr xmlns:wpc="http://schemas.microsoft.com/office/word/2010/wordprocessingCanvas" xmlns:cx="http://schemas.microsoft.com/office/drawing/2014/chartex" xmlns:cx1="http://schemas.microsoft.com/office/drawing/2015/9/8/chartex" xmlns:cx2="http://schemas.microsoft.com/office/drawing/2015/10/21/chartex" xmlns:cx3="http://schemas.microsoft.com/office/drawing/2016/5/9/chartex" xmlns:cx4="http://schemas.microsoft.com/office/drawing/2016/5/10/chartex" xmlns:cx5="http://schemas.microsoft.com/office/drawing/2016/5/11/chartex" xmlns:cx6="http://schemas.microsoft.com/office/drawing/2016/5/12/chartex" xmlns:cx7="http://schemas.microsoft.com/office/drawing/2016/5/13/chartex" xmlns:cx8="http://schemas.microsoft.com/office/drawing/2016/5/14/chartex" xmlns:mc="http://schemas.openxmlformats.org/markup-compatibility/2006" xmlns:aink="http://schemas.microsoft.com/office/drawing/2016/ink" xmlns:am3d="http://schemas.microsoft.com/office/drawing/2017/model3d" xmlns:o="urn:schemas-microsoft-com:office:office" xmlns:r="http://schemas.openxmlformats.org/officeDocument/2006/relationships" xmlns:m="http://schemas.openxmlformats.org/officeDocument/2006/math" xmlns:v="urn:schemas-microsoft-com:vml" xmlns:wp14="http://schemas.microsoft.com/office/word/2010/wordprocessingDrawing" xmlns:wp="http://schemas.openxmlformats.org/drawingml/2006/wordprocessingDrawing" xmlns:w10="urn:schemas-microsoft-com:office:word" xmlns:w="http://schemas.openxmlformats.org/wordprocessingml/2006/main" xmlns:w14="http://schemas.microsoft.com/office/word/2010/wordml" xmlns:w15="http://schemas.microsoft.com/office/word/2012/wordml" xmlns:w16cex="http://schemas.microsoft.com/office/word/2018/wordml/cex" xmlns:w16cid="http://schemas.microsoft.com/office/word/2016/wordml/cid" xmlns:w16="http://schemas.microsoft.com/office/word/2018/wordml" xmlns:w16sdtdh="http://schemas.microsoft.com/office/word/2020/wordml/sdtdatahash" xmlns:w16se="http://schemas.microsoft.com/office/word/2015/wordml/symex" xmlns:wpg="http://schemas.microsoft.com/office/word/2010/wordprocessingGroup" xmlns:wpi="http://schemas.microsoft.com/office/word/2010/wordprocessingInk" xmlns:wne="http://schemas.microsoft.com/office/word/2006/wordml" xmlns:wps="http://schemas.microsoft.com/office/word/2010/wordprocessingShape" mc:Ignorable="w14 w15 w16se w16cid w16 w16cex w16sdtdh wp14">
+<w:ftr xmlns:wpc="http://schemas.microsoft.com/office/word/2010/wordprocessingCanvas" xmlns:cx="http://schemas.microsoft.com/office/drawing/2014/chartex" xmlns:cx1="http://schemas.microsoft.com/office/drawing/2015/9/8/chartex" xmlns:cx2="http://schemas.microsoft.com/office/drawing/2015/10/21/chartex" xmlns:cx3="http://schemas.microsoft.com/office/drawing/2016/5/9/chartex" xmlns:cx4="http://schemas.microsoft.com/office/drawing/2016/5/10/chartex" xmlns:cx5="http://schemas.microsoft.com/office/drawing/2016/5/11/chartex" xmlns:cx6="http://schemas.microsoft.com/office/drawing/2016/5/12/chartex" xmlns:cx7="http://schemas.microsoft.com/office/drawing/2016/5/13/chartex" xmlns:cx8="http://schemas.microsoft.com/office/drawing/2016/5/14/chartex" xmlns:mc="http://schemas.openxmlformats.org/markup-compatibility/2006" xmlns:aink="http://schemas.microsoft.com/office/drawing/2016/ink" xmlns:am3d="http://schemas.microsoft.com/office/drawing/2017/model3d" xmlns:o="urn:schemas-microsoft-com:office:office" xmlns:oel="http://schemas.microsoft.com/office/2019/extlst" xmlns:r="http://schemas.openxmlformats.org/officeDocument/2006/relationships" xmlns:m="http://schemas.openxmlformats.org/officeDocument/2006/math" xmlns:v="urn:schemas-microsoft-com:vml" xmlns:wp14="http://schemas.microsoft.com/office/word/2010/wordprocessingDrawing" xmlns:wp="http://schemas.openxmlformats.org/drawingml/2006/wordprocessingDrawing" xmlns:w10="urn:schemas-microsoft-com:office:word" xmlns:w="http://schemas.openxmlformats.org/wordprocessingml/2006/main" xmlns:w14="http://schemas.microsoft.com/office/word/2010/wordml" xmlns:w15="http://schemas.microsoft.com/office/word/2012/wordml" xmlns:w16cex="http://schemas.microsoft.com/office/word/2018/wordml/cex" xmlns:w16cid="http://schemas.microsoft.com/office/word/2016/wordml/cid" xmlns:w16="http://schemas.microsoft.com/office/word/2018/wordml" xmlns:w16du="http://schemas.microsoft.com/office/word/2023/wordml/word16du" xmlns:w16sdtdh="http://schemas.microsoft.com/office/word/2020/wordml/sdtdatahash" xmlns:w16sdtfl="http://schemas.microsoft.com/office/word/2024/wordml/sdtformatlock" xmlns:w16se="http://schemas.microsoft.com/office/word/2015/wordml/symex" xmlns:wpg="http://schemas.microsoft.com/office/word/2010/wordprocessingGroup" xmlns:wpi="http://schemas.microsoft.com/office/word/2010/wordprocessingInk" xmlns:wne="http://schemas.microsoft.com/office/word/2006/wordml" xmlns:wps="http://schemas.microsoft.com/office/word/2010/wordprocessingShape" mc:Ignorable="w14 w15 w16se w16cid w16 w16cex w16sdtdh w16sdtfl w16du wp14">
   <w:sdt>
     <w:sdtPr>
       <w:rPr>
@@ -27407,11 +24737,6 @@
         <w:docPartUnique/>
       </w:docPartObj>
     </w:sdtPr>
-    <w:sdtEndPr>
-      <w:rPr>
-        <w:rStyle w:val="af6"/>
-      </w:rPr>
-    </w:sdtEndPr>
     <w:sdtContent>
       <w:p>
         <w:pPr>
@@ -27484,7 +24809,7 @@
 </file>
 
 <file path=word/footer3.xml><?xml version="1.0" encoding="utf-8"?>
-<w:ftr xmlns:wpc="http://schemas.microsoft.com/office/word/2010/wordprocessingCanvas" xmlns:cx="http://schemas.microsoft.com/office/drawing/2014/chartex" xmlns:cx1="http://schemas.microsoft.com/office/drawing/2015/9/8/chartex" xmlns:cx2="http://schemas.microsoft.com/office/drawing/2015/10/21/chartex" xmlns:cx3="http://schemas.microsoft.com/office/drawing/2016/5/9/chartex" xmlns:cx4="http://schemas.microsoft.com/office/drawing/2016/5/10/chartex" xmlns:cx5="http://schemas.microsoft.com/office/drawing/2016/5/11/chartex" xmlns:cx6="http://schemas.microsoft.com/office/drawing/2016/5/12/chartex" xmlns:cx7="http://schemas.microsoft.com/office/drawing/2016/5/13/chartex" xmlns:cx8="http://schemas.microsoft.com/office/drawing/2016/5/14/chartex" xmlns:mc="http://schemas.openxmlformats.org/markup-compatibility/2006" xmlns:aink="http://schemas.microsoft.com/office/drawing/2016/ink" xmlns:am3d="http://schemas.microsoft.com/office/drawing/2017/model3d" xmlns:o="urn:schemas-microsoft-com:office:office" xmlns:r="http://schemas.openxmlformats.org/officeDocument/2006/relationships" xmlns:m="http://schemas.openxmlformats.org/officeDocument/2006/math" xmlns:v="urn:schemas-microsoft-com:vml" xmlns:wp14="http://schemas.microsoft.com/office/word/2010/wordprocessingDrawing" xmlns:wp="http://schemas.openxmlformats.org/drawingml/2006/wordprocessingDrawing" xmlns:w10="urn:schemas-microsoft-com:office:word" xmlns:w="http://schemas.openxmlformats.org/wordprocessingml/2006/main" xmlns:w14="http://schemas.microsoft.com/office/word/2010/wordml" xmlns:w15="http://schemas.microsoft.com/office/word/2012/wordml" xmlns:w16cex="http://schemas.microsoft.com/office/word/2018/wordml/cex" xmlns:w16cid="http://schemas.microsoft.com/office/word/2016/wordml/cid" xmlns:w16="http://schemas.microsoft.com/office/word/2018/wordml" xmlns:w16sdtdh="http://schemas.microsoft.com/office/word/2020/wordml/sdtdatahash" xmlns:w16se="http://schemas.microsoft.com/office/word/2015/wordml/symex" xmlns:wpg="http://schemas.microsoft.com/office/word/2010/wordprocessingGroup" xmlns:wpi="http://schemas.microsoft.com/office/word/2010/wordprocessingInk" xmlns:wne="http://schemas.microsoft.com/office/word/2006/wordml" xmlns:wps="http://schemas.microsoft.com/office/word/2010/wordprocessingShape" mc:Ignorable="w14 w15 w16se w16cid w16 w16cex w16sdtdh wp14">
+<w:ftr xmlns:wpc="http://schemas.microsoft.com/office/word/2010/wordprocessingCanvas" xmlns:cx="http://schemas.microsoft.com/office/drawing/2014/chartex" xmlns:cx1="http://schemas.microsoft.com/office/drawing/2015/9/8/chartex" xmlns:cx2="http://schemas.microsoft.com/office/drawing/2015/10/21/chartex" xmlns:cx3="http://schemas.microsoft.com/office/drawing/2016/5/9/chartex" xmlns:cx4="http://schemas.microsoft.com/office/drawing/2016/5/10/chartex" xmlns:cx5="http://schemas.microsoft.com/office/drawing/2016/5/11/chartex" xmlns:cx6="http://schemas.microsoft.com/office/drawing/2016/5/12/chartex" xmlns:cx7="http://schemas.microsoft.com/office/drawing/2016/5/13/chartex" xmlns:cx8="http://schemas.microsoft.com/office/drawing/2016/5/14/chartex" xmlns:mc="http://schemas.openxmlformats.org/markup-compatibility/2006" xmlns:aink="http://schemas.microsoft.com/office/drawing/2016/ink" xmlns:am3d="http://schemas.microsoft.com/office/drawing/2017/model3d" xmlns:o="urn:schemas-microsoft-com:office:office" xmlns:oel="http://schemas.microsoft.com/office/2019/extlst" xmlns:r="http://schemas.openxmlformats.org/officeDocument/2006/relationships" xmlns:m="http://schemas.openxmlformats.org/officeDocument/2006/math" xmlns:v="urn:schemas-microsoft-com:vml" xmlns:wp14="http://schemas.microsoft.com/office/word/2010/wordprocessingDrawing" xmlns:wp="http://schemas.openxmlformats.org/drawingml/2006/wordprocessingDrawing" xmlns:w10="urn:schemas-microsoft-com:office:word" xmlns:w="http://schemas.openxmlformats.org/wordprocessingml/2006/main" xmlns:w14="http://schemas.microsoft.com/office/word/2010/wordml" xmlns:w15="http://schemas.microsoft.com/office/word/2012/wordml" xmlns:w16cex="http://schemas.microsoft.com/office/word/2018/wordml/cex" xmlns:w16cid="http://schemas.microsoft.com/office/word/2016/wordml/cid" xmlns:w16="http://schemas.microsoft.com/office/word/2018/wordml" xmlns:w16du="http://schemas.microsoft.com/office/word/2023/wordml/word16du" xmlns:w16sdtdh="http://schemas.microsoft.com/office/word/2020/wordml/sdtdatahash" xmlns:w16sdtfl="http://schemas.microsoft.com/office/word/2024/wordml/sdtformatlock" xmlns:w16se="http://schemas.microsoft.com/office/word/2015/wordml/symex" xmlns:wpg="http://schemas.microsoft.com/office/word/2010/wordprocessingGroup" xmlns:wpi="http://schemas.microsoft.com/office/word/2010/wordprocessingInk" xmlns:wne="http://schemas.microsoft.com/office/word/2006/wordml" xmlns:wps="http://schemas.microsoft.com/office/word/2010/wordprocessingShape" mc:Ignorable="w14 w15 w16se w16cid w16 w16cex w16sdtdh w16sdtfl w16du wp14">
   <w:p>
     <w:pPr>
       <w:pStyle w:val="af4"/>
@@ -27500,7 +24825,7 @@
 </file>
 
 <file path=word/footnotes.xml><?xml version="1.0" encoding="utf-8"?>
-<w:footnotes xmlns:wpc="http://schemas.microsoft.com/office/word/2010/wordprocessingCanvas" xmlns:cx="http://schemas.microsoft.com/office/drawing/2014/chartex" xmlns:cx1="http://schemas.microsoft.com/office/drawing/2015/9/8/chartex" xmlns:cx2="http://schemas.microsoft.com/office/drawing/2015/10/21/chartex" xmlns:cx3="http://schemas.microsoft.com/office/drawing/2016/5/9/chartex" xmlns:cx4="http://schemas.microsoft.com/office/drawing/2016/5/10/chartex" xmlns:cx5="http://schemas.microsoft.com/office/drawing/2016/5/11/chartex" xmlns:cx6="http://schemas.microsoft.com/office/drawing/2016/5/12/chartex" xmlns:cx7="http://schemas.microsoft.com/office/drawing/2016/5/13/chartex" xmlns:cx8="http://schemas.microsoft.com/office/drawing/2016/5/14/chartex" xmlns:mc="http://schemas.openxmlformats.org/markup-compatibility/2006" xmlns:aink="http://schemas.microsoft.com/office/drawing/2016/ink" xmlns:am3d="http://schemas.microsoft.com/office/drawing/2017/model3d" xmlns:o="urn:schemas-microsoft-com:office:office" xmlns:r="http://schemas.openxmlformats.org/officeDocument/2006/relationships" xmlns:m="http://schemas.openxmlformats.org/officeDocument/2006/math" xmlns:v="urn:schemas-microsoft-com:vml" xmlns:wp14="http://schemas.microsoft.com/office/word/2010/wordprocessingDrawing" xmlns:wp="http://schemas.openxmlformats.org/drawingml/2006/wordprocessingDrawing" xmlns:w10="urn:schemas-microsoft-com:office:word" xmlns:w="http://schemas.openxmlformats.org/wordprocessingml/2006/main" xmlns:w14="http://schemas.microsoft.com/office/word/2010/wordml" xmlns:w15="http://schemas.microsoft.com/office/word/2012/wordml" xmlns:w16cex="http://schemas.microsoft.com/office/word/2018/wordml/cex" xmlns:w16cid="http://schemas.microsoft.com/office/word/2016/wordml/cid" xmlns:w16="http://schemas.microsoft.com/office/word/2018/wordml" xmlns:w16sdtdh="http://schemas.microsoft.com/office/word/2020/wordml/sdtdatahash" xmlns:w16se="http://schemas.microsoft.com/office/word/2015/wordml/symex" xmlns:wpg="http://schemas.microsoft.com/office/word/2010/wordprocessingGroup" xmlns:wpi="http://schemas.microsoft.com/office/word/2010/wordprocessingInk" xmlns:wne="http://schemas.microsoft.com/office/word/2006/wordml" xmlns:wps="http://schemas.microsoft.com/office/word/2010/wordprocessingShape" mc:Ignorable="w14 w15 w16se w16cid w16 w16cex w16sdtdh wp14">
+<w:footnotes xmlns:wpc="http://schemas.microsoft.com/office/word/2010/wordprocessingCanvas" xmlns:cx="http://schemas.microsoft.com/office/drawing/2014/chartex" xmlns:cx1="http://schemas.microsoft.com/office/drawing/2015/9/8/chartex" xmlns:cx2="http://schemas.microsoft.com/office/drawing/2015/10/21/chartex" xmlns:cx3="http://schemas.microsoft.com/office/drawing/2016/5/9/chartex" xmlns:cx4="http://schemas.microsoft.com/office/drawing/2016/5/10/chartex" xmlns:cx5="http://schemas.microsoft.com/office/drawing/2016/5/11/chartex" xmlns:cx6="http://schemas.microsoft.com/office/drawing/2016/5/12/chartex" xmlns:cx7="http://schemas.microsoft.com/office/drawing/2016/5/13/chartex" xmlns:cx8="http://schemas.microsoft.com/office/drawing/2016/5/14/chartex" xmlns:mc="http://schemas.openxmlformats.org/markup-compatibility/2006" xmlns:aink="http://schemas.microsoft.com/office/drawing/2016/ink" xmlns:am3d="http://schemas.microsoft.com/office/drawing/2017/model3d" xmlns:o="urn:schemas-microsoft-com:office:office" xmlns:oel="http://schemas.microsoft.com/office/2019/extlst" xmlns:r="http://schemas.openxmlformats.org/officeDocument/2006/relationships" xmlns:m="http://schemas.openxmlformats.org/officeDocument/2006/math" xmlns:v="urn:schemas-microsoft-com:vml" xmlns:wp14="http://schemas.microsoft.com/office/word/2010/wordprocessingDrawing" xmlns:wp="http://schemas.openxmlformats.org/drawingml/2006/wordprocessingDrawing" xmlns:w10="urn:schemas-microsoft-com:office:word" xmlns:w="http://schemas.openxmlformats.org/wordprocessingml/2006/main" xmlns:w14="http://schemas.microsoft.com/office/word/2010/wordml" xmlns:w15="http://schemas.microsoft.com/office/word/2012/wordml" xmlns:w16cex="http://schemas.microsoft.com/office/word/2018/wordml/cex" xmlns:w16cid="http://schemas.microsoft.com/office/word/2016/wordml/cid" xmlns:w16="http://schemas.microsoft.com/office/word/2018/wordml" xmlns:w16du="http://schemas.microsoft.com/office/word/2023/wordml/word16du" xmlns:w16sdtdh="http://schemas.microsoft.com/office/word/2020/wordml/sdtdatahash" xmlns:w16sdtfl="http://schemas.microsoft.com/office/word/2024/wordml/sdtformatlock" xmlns:w16se="http://schemas.microsoft.com/office/word/2015/wordml/symex" xmlns:wpg="http://schemas.microsoft.com/office/word/2010/wordprocessingGroup" xmlns:wpi="http://schemas.microsoft.com/office/word/2010/wordprocessingInk" xmlns:wne="http://schemas.microsoft.com/office/word/2006/wordml" xmlns:wps="http://schemas.microsoft.com/office/word/2010/wordprocessingShape" mc:Ignorable="w14 w15 w16se w16cid w16 w16cex w16sdtdh w16sdtfl w16du wp14">
   <w:footnote w:type="separator" w:id="-1">
     <w:p>
       <w:pPr>
@@ -27525,7 +24850,7 @@
 </file>
 
 <file path=word/numbering.xml><?xml version="1.0" encoding="utf-8"?>
-<w:numbering xmlns:wpc="http://schemas.microsoft.com/office/word/2010/wordprocessingCanvas" xmlns:cx="http://schemas.microsoft.com/office/drawing/2014/chartex" xmlns:cx1="http://schemas.microsoft.com/office/drawing/2015/9/8/chartex" xmlns:cx2="http://schemas.microsoft.com/office/drawing/2015/10/21/chartex" xmlns:cx3="http://schemas.microsoft.com/office/drawing/2016/5/9/chartex" xmlns:cx4="http://schemas.microsoft.com/office/drawing/2016/5/10/chartex" xmlns:cx5="http://schemas.microsoft.com/office/drawing/2016/5/11/chartex" xmlns:cx6="http://schemas.microsoft.com/office/drawing/2016/5/12/chartex" xmlns:cx7="http://schemas.microsoft.com/office/drawing/2016/5/13/chartex" xmlns:cx8="http://schemas.microsoft.com/office/drawing/2016/5/14/chartex" xmlns:mc="http://schemas.openxmlformats.org/markup-compatibility/2006" xmlns:aink="http://schemas.microsoft.com/office/drawing/2016/ink" xmlns:am3d="http://schemas.microsoft.com/office/drawing/2017/model3d" xmlns:o="urn:schemas-microsoft-com:office:office" xmlns:r="http://schemas.openxmlformats.org/officeDocument/2006/relationships" xmlns:m="http://schemas.openxmlformats.org/officeDocument/2006/math" xmlns:v="urn:schemas-microsoft-com:vml" xmlns:wp14="http://schemas.microsoft.com/office/word/2010/wordprocessingDrawing" xmlns:wp="http://schemas.openxmlformats.org/drawingml/2006/wordprocessingDrawing" xmlns:w10="urn:schemas-microsoft-com:office:word" xmlns:w="http://schemas.openxmlformats.org/wordprocessingml/2006/main" xmlns:w14="http://schemas.microsoft.com/office/word/2010/wordml" xmlns:w15="http://schemas.microsoft.com/office/word/2012/wordml" xmlns:w16cex="http://schemas.microsoft.com/office/word/2018/wordml/cex" xmlns:w16cid="http://schemas.microsoft.com/office/word/2016/wordml/cid" xmlns:w16="http://schemas.microsoft.com/office/word/2018/wordml" xmlns:w16sdtdh="http://schemas.microsoft.com/office/word/2020/wordml/sdtdatahash" xmlns:w16se="http://schemas.microsoft.com/office/word/2015/wordml/symex" xmlns:wpg="http://schemas.microsoft.com/office/word/2010/wordprocessingGroup" xmlns:wpi="http://schemas.microsoft.com/office/word/2010/wordprocessingInk" xmlns:wne="http://schemas.microsoft.com/office/word/2006/wordml" xmlns:wps="http://schemas.microsoft.com/office/word/2010/wordprocessingShape" mc:Ignorable="w14 w15 w16se w16cid w16 w16cex w16sdtdh wp14">
+<w:numbering xmlns:wpc="http://schemas.microsoft.com/office/word/2010/wordprocessingCanvas" xmlns:cx="http://schemas.microsoft.com/office/drawing/2014/chartex" xmlns:cx1="http://schemas.microsoft.com/office/drawing/2015/9/8/chartex" xmlns:cx2="http://schemas.microsoft.com/office/drawing/2015/10/21/chartex" xmlns:cx3="http://schemas.microsoft.com/office/drawing/2016/5/9/chartex" xmlns:cx4="http://schemas.microsoft.com/office/drawing/2016/5/10/chartex" xmlns:cx5="http://schemas.microsoft.com/office/drawing/2016/5/11/chartex" xmlns:cx6="http://schemas.microsoft.com/office/drawing/2016/5/12/chartex" xmlns:cx7="http://schemas.microsoft.com/office/drawing/2016/5/13/chartex" xmlns:cx8="http://schemas.microsoft.com/office/drawing/2016/5/14/chartex" xmlns:mc="http://schemas.openxmlformats.org/markup-compatibility/2006" xmlns:aink="http://schemas.microsoft.com/office/drawing/2016/ink" xmlns:am3d="http://schemas.microsoft.com/office/drawing/2017/model3d" xmlns:o="urn:schemas-microsoft-com:office:office" xmlns:oel="http://schemas.microsoft.com/office/2019/extlst" xmlns:r="http://schemas.openxmlformats.org/officeDocument/2006/relationships" xmlns:m="http://schemas.openxmlformats.org/officeDocument/2006/math" xmlns:v="urn:schemas-microsoft-com:vml" xmlns:wp14="http://schemas.microsoft.com/office/word/2010/wordprocessingDrawing" xmlns:wp="http://schemas.openxmlformats.org/drawingml/2006/wordprocessingDrawing" xmlns:w10="urn:schemas-microsoft-com:office:word" xmlns:w="http://schemas.openxmlformats.org/wordprocessingml/2006/main" xmlns:w14="http://schemas.microsoft.com/office/word/2010/wordml" xmlns:w15="http://schemas.microsoft.com/office/word/2012/wordml" xmlns:w16cex="http://schemas.microsoft.com/office/word/2018/wordml/cex" xmlns:w16cid="http://schemas.microsoft.com/office/word/2016/wordml/cid" xmlns:w16="http://schemas.microsoft.com/office/word/2018/wordml" xmlns:w16du="http://schemas.microsoft.com/office/word/2023/wordml/word16du" xmlns:w16sdtdh="http://schemas.microsoft.com/office/word/2020/wordml/sdtdatahash" xmlns:w16sdtfl="http://schemas.microsoft.com/office/word/2024/wordml/sdtformatlock" xmlns:w16se="http://schemas.microsoft.com/office/word/2015/wordml/symex" xmlns:wpg="http://schemas.microsoft.com/office/word/2010/wordprocessingGroup" xmlns:wpi="http://schemas.microsoft.com/office/word/2010/wordprocessingInk" xmlns:wne="http://schemas.microsoft.com/office/word/2006/wordml" xmlns:wps="http://schemas.microsoft.com/office/word/2010/wordprocessingShape" mc:Ignorable="w14 w15 w16se w16cid w16 w16cex w16sdtdh w16sdtfl w16du wp14">
   <w:abstractNum w:abstractNumId="0" w15:restartNumberingAfterBreak="0">
     <w:nsid w:val="00A99411"/>
     <w:multiLevelType w:val="multilevel"/>
@@ -28160,19 +25485,19 @@
       </w:rPr>
     </w:lvl>
   </w:abstractNum>
-  <w:num w:numId="1">
+  <w:num w:numId="1" w16cid:durableId="1200514321">
     <w:abstractNumId w:val="4"/>
   </w:num>
-  <w:num w:numId="2">
+  <w:num w:numId="2" w16cid:durableId="1556508949">
     <w:abstractNumId w:val="1"/>
   </w:num>
-  <w:num w:numId="3">
+  <w:num w:numId="3" w16cid:durableId="1394890908">
     <w:abstractNumId w:val="2"/>
   </w:num>
-  <w:num w:numId="4">
+  <w:num w:numId="4" w16cid:durableId="570386583">
     <w:abstractNumId w:val="3"/>
   </w:num>
-  <w:num w:numId="5">
+  <w:num w:numId="5" w16cid:durableId="1028067900">
     <w:abstractNumId w:val="0"/>
     <w:lvlOverride w:ilvl="0">
       <w:startOverride w:val="1"/>
@@ -28202,23 +25527,22 @@
       <w:startOverride w:val="1"/>
     </w:lvlOverride>
   </w:num>
-  <w:num w:numId="6">
+  <w:num w:numId="6" w16cid:durableId="416947767">
     <w:abstractNumId w:val="5"/>
-    <w:lvlOverride w:ilvl="0"/>
-    <w:lvlOverride w:ilvl="1"/>
-    <w:lvlOverride w:ilvl="2"/>
-    <w:lvlOverride w:ilvl="3"/>
-    <w:lvlOverride w:ilvl="4"/>
-    <w:lvlOverride w:ilvl="5"/>
-    <w:lvlOverride w:ilvl="6"/>
-    <w:lvlOverride w:ilvl="7"/>
-    <w:lvlOverride w:ilvl="8"/>
   </w:num>
 </w:numbering>
 </file>
 
+<file path=word/people.xml><?xml version="1.0" encoding="utf-8"?>
+<w15:people xmlns:wpc="http://schemas.microsoft.com/office/word/2010/wordprocessingCanvas" xmlns:cx="http://schemas.microsoft.com/office/drawing/2014/chartex" xmlns:cx1="http://schemas.microsoft.com/office/drawing/2015/9/8/chartex" xmlns:cx2="http://schemas.microsoft.com/office/drawing/2015/10/21/chartex" xmlns:cx3="http://schemas.microsoft.com/office/drawing/2016/5/9/chartex" xmlns:cx4="http://schemas.microsoft.com/office/drawing/2016/5/10/chartex" xmlns:cx5="http://schemas.microsoft.com/office/drawing/2016/5/11/chartex" xmlns:cx6="http://schemas.microsoft.com/office/drawing/2016/5/12/chartex" xmlns:cx7="http://schemas.microsoft.com/office/drawing/2016/5/13/chartex" xmlns:cx8="http://schemas.microsoft.com/office/drawing/2016/5/14/chartex" xmlns:mc="http://schemas.openxmlformats.org/markup-compatibility/2006" xmlns:aink="http://schemas.microsoft.com/office/drawing/2016/ink" xmlns:am3d="http://schemas.microsoft.com/office/drawing/2017/model3d" xmlns:o="urn:schemas-microsoft-com:office:office" xmlns:oel="http://schemas.microsoft.com/office/2019/extlst" xmlns:r="http://schemas.openxmlformats.org/officeDocument/2006/relationships" xmlns:m="http://schemas.openxmlformats.org/officeDocument/2006/math" xmlns:v="urn:schemas-microsoft-com:vml" xmlns:wp14="http://schemas.microsoft.com/office/word/2010/wordprocessingDrawing" xmlns:wp="http://schemas.openxmlformats.org/drawingml/2006/wordprocessingDrawing" xmlns:w10="urn:schemas-microsoft-com:office:word" xmlns:w="http://schemas.openxmlformats.org/wordprocessingml/2006/main" xmlns:w14="http://schemas.microsoft.com/office/word/2010/wordml" xmlns:w15="http://schemas.microsoft.com/office/word/2012/wordml" xmlns:w16cex="http://schemas.microsoft.com/office/word/2018/wordml/cex" xmlns:w16cid="http://schemas.microsoft.com/office/word/2016/wordml/cid" xmlns:w16="http://schemas.microsoft.com/office/word/2018/wordml" xmlns:w16du="http://schemas.microsoft.com/office/word/2023/wordml/word16du" xmlns:w16sdtdh="http://schemas.microsoft.com/office/word/2020/wordml/sdtdatahash" xmlns:w16sdtfl="http://schemas.microsoft.com/office/word/2024/wordml/sdtformatlock" xmlns:w16se="http://schemas.microsoft.com/office/word/2015/wordml/symex" xmlns:wpg="http://schemas.microsoft.com/office/word/2010/wordprocessingGroup" xmlns:wpi="http://schemas.microsoft.com/office/word/2010/wordprocessingInk" xmlns:wne="http://schemas.microsoft.com/office/word/2006/wordml" xmlns:wps="http://schemas.microsoft.com/office/word/2010/wordprocessingShape" mc:Ignorable="w14 w15 w16se w16cid w16 w16cex w16sdtdh w16sdtfl w16du wp14">
+  <w15:person w15:author="Kalentyev Alexey">
+    <w15:presenceInfo w15:providerId="Windows Live" w15:userId="da819b8650d7d997"/>
+  </w15:person>
+</w15:people>
+</file>
+
 <file path=word/styles.xml><?xml version="1.0" encoding="utf-8"?>
-<w:styles xmlns:mc="http://schemas.openxmlformats.org/markup-compatibility/2006" xmlns:r="http://schemas.openxmlformats.org/officeDocument/2006/relationships" xmlns:w="http://schemas.openxmlformats.org/wordprocessingml/2006/main" xmlns:w14="http://schemas.microsoft.com/office/word/2010/wordml" xmlns:w15="http://schemas.microsoft.com/office/word/2012/wordml" xmlns:w16cex="http://schemas.microsoft.com/office/word/2018/wordml/cex" xmlns:w16cid="http://schemas.microsoft.com/office/word/2016/wordml/cid" xmlns:w16="http://schemas.microsoft.com/office/word/2018/wordml" xmlns:w16sdtdh="http://schemas.microsoft.com/office/word/2020/wordml/sdtdatahash" xmlns:w16se="http://schemas.microsoft.com/office/word/2015/wordml/symex" mc:Ignorable="w14 w15 w16se w16cid w16 w16cex w16sdtdh">
+<w:styles xmlns:mc="http://schemas.openxmlformats.org/markup-compatibility/2006" xmlns:r="http://schemas.openxmlformats.org/officeDocument/2006/relationships" xmlns:w="http://schemas.openxmlformats.org/wordprocessingml/2006/main" xmlns:w14="http://schemas.microsoft.com/office/word/2010/wordml" xmlns:w15="http://schemas.microsoft.com/office/word/2012/wordml" xmlns:w16cex="http://schemas.microsoft.com/office/word/2018/wordml/cex" xmlns:w16cid="http://schemas.microsoft.com/office/word/2016/wordml/cid" xmlns:w16="http://schemas.microsoft.com/office/word/2018/wordml" xmlns:w16du="http://schemas.microsoft.com/office/word/2023/wordml/word16du" xmlns:w16sdtdh="http://schemas.microsoft.com/office/word/2020/wordml/sdtdatahash" xmlns:w16sdtfl="http://schemas.microsoft.com/office/word/2024/wordml/sdtformatlock" xmlns:w16se="http://schemas.microsoft.com/office/word/2015/wordml/symex" mc:Ignorable="w14 w15 w16se w16cid w16 w16cex w16sdtdh w16sdtfl w16du">
   <w:docDefaults>
     <w:rPrDefault>
       <w:rPr>

--- a/docs/Пояснительная_Записка.docx
+++ b/docs/Пояснительная_Записка.docx
@@ -1,6 +1,6 @@
 
 <file path=word/document.xml><?xml version="1.0" encoding="utf-8"?>
-<w:document xmlns:wpc="http://schemas.microsoft.com/office/word/2010/wordprocessingCanvas" xmlns:cx="http://schemas.microsoft.com/office/drawing/2014/chartex" xmlns:cx1="http://schemas.microsoft.com/office/drawing/2015/9/8/chartex" xmlns:cx2="http://schemas.microsoft.com/office/drawing/2015/10/21/chartex" xmlns:cx3="http://schemas.microsoft.com/office/drawing/2016/5/9/chartex" xmlns:cx4="http://schemas.microsoft.com/office/drawing/2016/5/10/chartex" xmlns:cx5="http://schemas.microsoft.com/office/drawing/2016/5/11/chartex" xmlns:cx6="http://schemas.microsoft.com/office/drawing/2016/5/12/chartex" xmlns:cx7="http://schemas.microsoft.com/office/drawing/2016/5/13/chartex" xmlns:cx8="http://schemas.microsoft.com/office/drawing/2016/5/14/chartex" xmlns:mc="http://schemas.openxmlformats.org/markup-compatibility/2006" xmlns:aink="http://schemas.microsoft.com/office/drawing/2016/ink" xmlns:am3d="http://schemas.microsoft.com/office/drawing/2017/model3d" xmlns:o="urn:schemas-microsoft-com:office:office" xmlns:r="http://schemas.openxmlformats.org/officeDocument/2006/relationships" xmlns:m="http://schemas.openxmlformats.org/officeDocument/2006/math" xmlns:v="urn:schemas-microsoft-com:vml" xmlns:wp14="http://schemas.microsoft.com/office/word/2010/wordprocessingDrawing" xmlns:wp="http://schemas.openxmlformats.org/drawingml/2006/wordprocessingDrawing" xmlns:w10="urn:schemas-microsoft-com:office:word" xmlns:w="http://schemas.openxmlformats.org/wordprocessingml/2006/main" xmlns:w14="http://schemas.microsoft.com/office/word/2010/wordml" xmlns:w15="http://schemas.microsoft.com/office/word/2012/wordml" xmlns:w16cex="http://schemas.microsoft.com/office/word/2018/wordml/cex" xmlns:w16cid="http://schemas.microsoft.com/office/word/2016/wordml/cid" xmlns:w16="http://schemas.microsoft.com/office/word/2018/wordml" xmlns:w16sdtdh="http://schemas.microsoft.com/office/word/2020/wordml/sdtdatahash" xmlns:w16se="http://schemas.microsoft.com/office/word/2015/wordml/symex" xmlns:wpg="http://schemas.microsoft.com/office/word/2010/wordprocessingGroup" xmlns:wpi="http://schemas.microsoft.com/office/word/2010/wordprocessingInk" xmlns:wne="http://schemas.microsoft.com/office/word/2006/wordml" xmlns:wps="http://schemas.microsoft.com/office/word/2010/wordprocessingShape" mc:Ignorable="w14 w15 w16se w16cid w16 w16cex w16sdtdh wp14">
+<w:document xmlns:wpc="http://schemas.microsoft.com/office/word/2010/wordprocessingCanvas" xmlns:cx="http://schemas.microsoft.com/office/drawing/2014/chartex" xmlns:cx1="http://schemas.microsoft.com/office/drawing/2015/9/8/chartex" xmlns:cx2="http://schemas.microsoft.com/office/drawing/2015/10/21/chartex" xmlns:cx3="http://schemas.microsoft.com/office/drawing/2016/5/9/chartex" xmlns:cx4="http://schemas.microsoft.com/office/drawing/2016/5/10/chartex" xmlns:cx5="http://schemas.microsoft.com/office/drawing/2016/5/11/chartex" xmlns:cx6="http://schemas.microsoft.com/office/drawing/2016/5/12/chartex" xmlns:cx7="http://schemas.microsoft.com/office/drawing/2016/5/13/chartex" xmlns:cx8="http://schemas.microsoft.com/office/drawing/2016/5/14/chartex" xmlns:mc="http://schemas.openxmlformats.org/markup-compatibility/2006" xmlns:aink="http://schemas.microsoft.com/office/drawing/2016/ink" xmlns:am3d="http://schemas.microsoft.com/office/drawing/2017/model3d" xmlns:o="urn:schemas-microsoft-com:office:office" xmlns:oel="http://schemas.microsoft.com/office/2019/extlst" xmlns:r="http://schemas.openxmlformats.org/officeDocument/2006/relationships" xmlns:m="http://schemas.openxmlformats.org/officeDocument/2006/math" xmlns:v="urn:schemas-microsoft-com:vml" xmlns:wp14="http://schemas.microsoft.com/office/word/2010/wordprocessingDrawing" xmlns:wp="http://schemas.openxmlformats.org/drawingml/2006/wordprocessingDrawing" xmlns:w10="urn:schemas-microsoft-com:office:word" xmlns:w="http://schemas.openxmlformats.org/wordprocessingml/2006/main" xmlns:w14="http://schemas.microsoft.com/office/word/2010/wordml" xmlns:w15="http://schemas.microsoft.com/office/word/2012/wordml" xmlns:w16cex="http://schemas.microsoft.com/office/word/2018/wordml/cex" xmlns:w16cid="http://schemas.microsoft.com/office/word/2016/wordml/cid" xmlns:w16="http://schemas.microsoft.com/office/word/2018/wordml" xmlns:w16du="http://schemas.microsoft.com/office/word/2023/wordml/word16du" xmlns:w16sdtdh="http://schemas.microsoft.com/office/word/2020/wordml/sdtdatahash" xmlns:w16sdtfl="http://schemas.microsoft.com/office/word/2024/wordml/sdtformatlock" xmlns:w16se="http://schemas.microsoft.com/office/word/2015/wordml/symex" xmlns:wpg="http://schemas.microsoft.com/office/word/2010/wordprocessingGroup" xmlns:wpi="http://schemas.microsoft.com/office/word/2010/wordprocessingInk" xmlns:wne="http://schemas.microsoft.com/office/word/2006/wordml" xmlns:wps="http://schemas.microsoft.com/office/word/2010/wordprocessingShape" mc:Ignorable="w14 w15 w16se w16cid w16 w16cex w16sdtdh w16sdtfl w16du wp14">
   <w:body>
     <w:p>
       <w:pPr>
@@ -6214,34 +6214,13 @@
         <w:t>КОМПАС</w:t>
       </w:r>
       <w:r>
-        <w:t xml:space="preserve">-3D, однако требует строгой валидации входных параметров, аккуратной работы с </w:t>
-      </w:r>
-      <w:commentRangeStart w:id="25"/>
-      <w:commentRangeStart w:id="26"/>
-      <w:r>
-        <w:t xml:space="preserve">геометрическими операциями и продуманного управления жизненным циклом объектов </w:t>
+        <w:t xml:space="preserve">-3D, однако требует строгой валидации входных параметров, аккуратной работы с геометрическими операциями и продуманного управления жизненным циклом объектов </w:t>
       </w:r>
       <w:r>
         <w:t>КОМПАС</w:t>
       </w:r>
       <w:r>
         <w:t>-3D.</w:t>
-      </w:r>
-      <w:commentRangeEnd w:id="25"/>
-      <w:r>
-        <w:rPr>
-          <w:rStyle w:val="afc"/>
-          <w:sz w:val="28"/>
-          <w:szCs w:val="28"/>
-        </w:rPr>
-        <w:commentReference w:id="25"/>
-      </w:r>
-      <w:commentRangeEnd w:id="26"/>
-      <w:r>
-        <w:rPr>
-          <w:rStyle w:val="afc"/>
-        </w:rPr>
-        <w:commentReference w:id="26"/>
       </w:r>
       <w:r>
         <w:br w:type="page"/>
@@ -6256,17 +6235,17 @@
         </w:numPr>
         <w:spacing w:before="0" w:after="0"/>
       </w:pPr>
-      <w:bookmarkStart w:id="27" w:name="_Toc217316420"/>
-      <w:bookmarkStart w:id="28" w:name="_Toc217342907"/>
-      <w:bookmarkStart w:id="29" w:name="_Toc226200123"/>
+      <w:bookmarkStart w:id="25" w:name="_Toc217316420"/>
+      <w:bookmarkStart w:id="26" w:name="_Toc217342907"/>
+      <w:bookmarkStart w:id="27" w:name="_Toc226200123"/>
       <w:bookmarkEnd w:id="12"/>
       <w:r>
         <w:lastRenderedPageBreak/>
         <w:t>Описание предмета проектирования</w:t>
       </w:r>
+      <w:bookmarkEnd w:id="25"/>
+      <w:bookmarkEnd w:id="26"/>
       <w:bookmarkEnd w:id="27"/>
-      <w:bookmarkEnd w:id="28"/>
-      <w:bookmarkEnd w:id="29"/>
     </w:p>
     <w:p>
       <w:pPr>
@@ -6280,10 +6259,7 @@
         <w:t>Гантель спортивная переменной массы представляет собой спортивный снаряд, конструкция которого позволяет изменять рабочую массу за счёт установки или снятия сменных дисков. Базовыми элементами такой конструкции являются стержень, выполняющий функцию рукояти и посадочной основы, и набор дисков с центральным отверстием, устанавливаемых симметрично по обе стороны стержня</w:t>
       </w:r>
       <w:r>
-        <w:t xml:space="preserve"> </w:t>
-      </w:r>
-      <w:r>
-        <w:t>[</w:t>
+        <w:t xml:space="preserve"> [</w:t>
       </w:r>
       <w:r>
         <w:t>3</w:t>
@@ -6375,7 +6351,7 @@
                     </pic:cNvPicPr>
                   </pic:nvPicPr>
                   <pic:blipFill>
-                    <a:blip r:embed="rId12">
+                    <a:blip r:embed="rId8">
                       <a:extLst>
                         <a:ext uri="{28A0092B-C50C-407E-A947-70E740481C1C}">
                           <a14:useLocalDpi xmlns:a14="http://schemas.microsoft.com/office/drawing/2010/main" val="0"/>
@@ -6472,7 +6448,7 @@
                     </pic:cNvPicPr>
                   </pic:nvPicPr>
                   <pic:blipFill>
-                    <a:blip r:embed="rId13">
+                    <a:blip r:embed="rId9">
                       <a:extLst>
                         <a:ext uri="{28A0092B-C50C-407E-A947-70E740481C1C}">
                           <a14:useLocalDpi xmlns:a14="http://schemas.microsoft.com/office/drawing/2010/main" val="0"/>
@@ -6549,7 +6525,7 @@
                     </pic:cNvPicPr>
                   </pic:nvPicPr>
                   <pic:blipFill>
-                    <a:blip r:embed="rId14">
+                    <a:blip r:embed="rId10">
                       <a:extLst>
                         <a:ext uri="{28A0092B-C50C-407E-A947-70E740481C1C}">
                           <a14:useLocalDpi xmlns:a14="http://schemas.microsoft.com/office/drawing/2010/main" val="0"/>
@@ -6741,17 +6717,17 @@
         </w:numPr>
         <w:spacing w:before="0" w:after="0"/>
       </w:pPr>
-      <w:bookmarkStart w:id="30" w:name="_Toc217316421"/>
-      <w:bookmarkStart w:id="31" w:name="_Toc217342908"/>
-      <w:bookmarkStart w:id="32" w:name="_Toc226200124"/>
-      <w:bookmarkStart w:id="33" w:name="_Hlk217236325"/>
+      <w:bookmarkStart w:id="28" w:name="_Toc217316421"/>
+      <w:bookmarkStart w:id="29" w:name="_Toc217342908"/>
+      <w:bookmarkStart w:id="30" w:name="_Toc226200124"/>
+      <w:bookmarkStart w:id="31" w:name="_Hlk217236325"/>
       <w:r>
         <w:lastRenderedPageBreak/>
         <w:t>Выбор инструментов и средств реализации</w:t>
       </w:r>
+      <w:bookmarkEnd w:id="28"/>
+      <w:bookmarkEnd w:id="29"/>
       <w:bookmarkEnd w:id="30"/>
-      <w:bookmarkEnd w:id="31"/>
-      <w:bookmarkEnd w:id="32"/>
     </w:p>
     <w:p>
       <w:pPr>
@@ -6767,15 +6743,15 @@
           <w:lang w:val="en-US"/>
         </w:rPr>
       </w:pPr>
-      <w:bookmarkStart w:id="34" w:name="_Toc217316422"/>
-      <w:bookmarkStart w:id="35" w:name="_Toc217342909"/>
-      <w:bookmarkStart w:id="36" w:name="_Toc226200125"/>
+      <w:bookmarkStart w:id="32" w:name="_Toc217316422"/>
+      <w:bookmarkStart w:id="33" w:name="_Toc217342909"/>
+      <w:bookmarkStart w:id="34" w:name="_Toc226200125"/>
       <w:r>
         <w:t>4.1 Платформа и технологии</w:t>
       </w:r>
+      <w:bookmarkEnd w:id="32"/>
+      <w:bookmarkEnd w:id="33"/>
       <w:bookmarkEnd w:id="34"/>
-      <w:bookmarkEnd w:id="35"/>
-      <w:bookmarkEnd w:id="36"/>
     </w:p>
     <w:p>
       <w:pPr>
@@ -6978,15 +6954,15 @@
         <w:pStyle w:val="2"/>
         <w:spacing w:before="0" w:after="0"/>
       </w:pPr>
-      <w:bookmarkStart w:id="37" w:name="_Toc217316423"/>
-      <w:bookmarkStart w:id="38" w:name="_Toc217342910"/>
-      <w:bookmarkStart w:id="39" w:name="_Toc226200126"/>
+      <w:bookmarkStart w:id="35" w:name="_Toc217316423"/>
+      <w:bookmarkStart w:id="36" w:name="_Toc217342910"/>
+      <w:bookmarkStart w:id="37" w:name="_Toc226200126"/>
       <w:r>
         <w:t>4.2 Средства разработки</w:t>
       </w:r>
+      <w:bookmarkEnd w:id="35"/>
+      <w:bookmarkEnd w:id="36"/>
       <w:bookmarkEnd w:id="37"/>
-      <w:bookmarkEnd w:id="38"/>
-      <w:bookmarkEnd w:id="39"/>
     </w:p>
     <w:p/>
     <w:p>
@@ -7140,15 +7116,15 @@
         <w:pStyle w:val="2"/>
         <w:spacing w:before="0" w:after="0"/>
       </w:pPr>
-      <w:bookmarkStart w:id="40" w:name="_Toc217316424"/>
-      <w:bookmarkStart w:id="41" w:name="_Toc217342911"/>
-      <w:bookmarkStart w:id="42" w:name="_Toc226200127"/>
+      <w:bookmarkStart w:id="38" w:name="_Toc217316424"/>
+      <w:bookmarkStart w:id="39" w:name="_Toc217342911"/>
+      <w:bookmarkStart w:id="40" w:name="_Toc226200127"/>
       <w:r>
         <w:t>4.3 Минимальные требования к рабочей станции</w:t>
       </w:r>
+      <w:bookmarkEnd w:id="38"/>
+      <w:bookmarkEnd w:id="39"/>
       <w:bookmarkEnd w:id="40"/>
-      <w:bookmarkEnd w:id="41"/>
-      <w:bookmarkEnd w:id="42"/>
     </w:p>
     <w:p/>
     <w:p>
@@ -7165,12 +7141,7 @@
         <w:t>КОМПАС</w:t>
       </w:r>
       <w:r>
-        <w:t>-3D v24 ра</w:t>
-      </w:r>
-      <w:commentRangeStart w:id="43"/>
-      <w:commentRangeStart w:id="44"/>
-      <w:r>
-        <w:t>бочая станция должна соответствовать следующим минимальным характеристикам</w:t>
+        <w:t>-3D v24 рабочая станция должна соответствовать следующим минимальным характеристикам</w:t>
       </w:r>
       <w:r>
         <w:t xml:space="preserve"> </w:t>
@@ -7180,30 +7151,14 @@
       </w:r>
       <w:r>
         <w:t>:</w:t>
-      </w:r>
-      <w:commentRangeEnd w:id="43"/>
-      <w:r>
-        <w:rPr>
-          <w:rStyle w:val="afc"/>
-          <w:sz w:val="28"/>
-          <w:szCs w:val="28"/>
-        </w:rPr>
-        <w:commentReference w:id="43"/>
-      </w:r>
-      <w:commentRangeEnd w:id="44"/>
-      <w:r>
-        <w:rPr>
-          <w:rStyle w:val="afc"/>
-        </w:rPr>
-        <w:commentReference w:id="44"/>
       </w:r>
     </w:p>
     <w:p>
-      <w:bookmarkStart w:id="45" w:name="_Hlk217236132"/>
+      <w:bookmarkStart w:id="41" w:name="_Hlk217236132"/>
       <w:r>
         <w:t>–</w:t>
       </w:r>
-      <w:bookmarkEnd w:id="45"/>
+      <w:bookmarkEnd w:id="41"/>
       <w:r>
         <w:t xml:space="preserve"> центральный процессор с тактовой частотой не ниже 2,5 ГГц;</w:t>
       </w:r>
@@ -7246,17 +7201,17 @@
           <w:lang w:val="en-US"/>
         </w:rPr>
       </w:pPr>
-      <w:bookmarkStart w:id="46" w:name="_Toc217316425"/>
-      <w:bookmarkStart w:id="47" w:name="_Toc217342912"/>
-      <w:bookmarkStart w:id="48" w:name="_Toc226200128"/>
-      <w:bookmarkEnd w:id="33"/>
+      <w:bookmarkStart w:id="42" w:name="_Toc217316425"/>
+      <w:bookmarkStart w:id="43" w:name="_Toc217342912"/>
+      <w:bookmarkStart w:id="44" w:name="_Toc226200128"/>
+      <w:bookmarkEnd w:id="31"/>
       <w:r>
         <w:lastRenderedPageBreak/>
         <w:t>Назначение плагина</w:t>
       </w:r>
-      <w:bookmarkEnd w:id="46"/>
-      <w:bookmarkEnd w:id="47"/>
-      <w:bookmarkEnd w:id="48"/>
+      <w:bookmarkEnd w:id="42"/>
+      <w:bookmarkEnd w:id="43"/>
+      <w:bookmarkEnd w:id="44"/>
     </w:p>
     <w:p>
       <w:pPr>
@@ -7315,36 +7270,16 @@
         </w:numPr>
         <w:spacing w:before="0" w:after="0"/>
       </w:pPr>
-      <w:bookmarkStart w:id="49" w:name="_Toc217316426"/>
-      <w:bookmarkStart w:id="50" w:name="_Toc217342913"/>
-      <w:bookmarkStart w:id="51" w:name="_Toc226200129"/>
-      <w:commentRangeStart w:id="52"/>
-      <w:commentRangeStart w:id="53"/>
+      <w:bookmarkStart w:id="45" w:name="_Toc217316426"/>
+      <w:bookmarkStart w:id="46" w:name="_Toc217342913"/>
+      <w:bookmarkStart w:id="47" w:name="_Toc226200129"/>
       <w:r>
         <w:lastRenderedPageBreak/>
         <w:t>Обзор аналогов</w:t>
       </w:r>
-      <w:bookmarkEnd w:id="49"/>
-      <w:bookmarkEnd w:id="50"/>
-      <w:bookmarkEnd w:id="51"/>
-      <w:commentRangeEnd w:id="52"/>
-      <w:r>
-        <w:rPr>
-          <w:rStyle w:val="afc"/>
-          <w:sz w:val="28"/>
-          <w:szCs w:val="40"/>
-        </w:rPr>
-        <w:commentReference w:id="52"/>
-      </w:r>
-      <w:commentRangeEnd w:id="53"/>
-      <w:r>
-        <w:rPr>
-          <w:rStyle w:val="afc"/>
-          <w:rFonts w:eastAsia="SimSun" w:cs="Times New Roman (Заголовки (сло"/>
-          <w:b w:val="0"/>
-        </w:rPr>
-        <w:commentReference w:id="53"/>
-      </w:r>
+      <w:bookmarkEnd w:id="45"/>
+      <w:bookmarkEnd w:id="46"/>
+      <w:bookmarkEnd w:id="47"/>
     </w:p>
     <w:p>
       <w:pPr>
@@ -7491,8 +7426,6 @@
       <w:pPr>
         <w:pStyle w:val="a"/>
       </w:pPr>
-      <w:commentRangeStart w:id="54"/>
-      <w:commentRangeStart w:id="55"/>
       <w:r>
         <w:t>создавать составные валы из последовательности цилиндрических, конических и многогранных участков;</w:t>
       </w:r>
@@ -7519,27 +7452,6 @@
       </w:pPr>
       <w:r>
         <w:t xml:space="preserve">добавлять к секциям вала элементы, такие как фаски, скругления, резьбы, шпоночные пазы, посадочные элементы под гаечный ключ и др. </w:t>
-      </w:r>
-      <w:commentRangeEnd w:id="54"/>
-      <w:r>
-        <w:rPr>
-          <w:rStyle w:val="afc"/>
-          <w:sz w:val="28"/>
-          <w:szCs w:val="28"/>
-        </w:rPr>
-        <w:commentReference w:id="54"/>
-      </w:r>
-      <w:commentRangeEnd w:id="55"/>
-      <w:r>
-        <w:rPr>
-          <w:rStyle w:val="afc"/>
-          <w:rFonts w:eastAsia="SimSun" w:cs="Times New Roman (Заголовки (сло"/>
-          <w:color w:val="000000" w:themeColor="text1"/>
-          <w:kern w:val="0"/>
-          <w:lang w:eastAsia="ru-RU"/>
-          <w14:ligatures w14:val="none"/>
-        </w:rPr>
-        <w:commentReference w:id="55"/>
       </w:r>
     </w:p>
     <w:p>
@@ -7604,7 +7516,7 @@
                     </pic:cNvPicPr>
                   </pic:nvPicPr>
                   <pic:blipFill>
-                    <a:blip r:embed="rId15">
+                    <a:blip r:embed="rId11">
                       <a:extLst>
                         <a:ext uri="{28A0092B-C50C-407E-A947-70E740481C1C}">
                           <a14:useLocalDpi xmlns:a14="http://schemas.microsoft.com/office/drawing/2010/main" val="0"/>
@@ -7695,7 +7607,7 @@
                     </pic:cNvPicPr>
                   </pic:nvPicPr>
                   <pic:blipFill>
-                    <a:blip r:embed="rId16">
+                    <a:blip r:embed="rId12">
                       <a:extLst>
                         <a:ext uri="{28A0092B-C50C-407E-A947-70E740481C1C}">
                           <a14:useLocalDpi xmlns:a14="http://schemas.microsoft.com/office/drawing/2010/main" val="0"/>
@@ -7766,17 +7678,17 @@
         </w:numPr>
         <w:spacing w:before="0" w:after="0"/>
       </w:pPr>
-      <w:bookmarkStart w:id="56" w:name="_Toc217316429"/>
-      <w:bookmarkStart w:id="57" w:name="_Toc217342916"/>
-      <w:bookmarkStart w:id="58" w:name="_Toc226200130"/>
-      <w:bookmarkStart w:id="59" w:name="_Hlk217332378"/>
+      <w:bookmarkStart w:id="48" w:name="_Toc217316429"/>
+      <w:bookmarkStart w:id="49" w:name="_Toc217342916"/>
+      <w:bookmarkStart w:id="50" w:name="_Toc226200130"/>
+      <w:bookmarkStart w:id="51" w:name="_Hlk217332378"/>
       <w:r>
         <w:lastRenderedPageBreak/>
         <w:t>Описание реализации</w:t>
       </w:r>
-      <w:bookmarkEnd w:id="56"/>
-      <w:bookmarkEnd w:id="57"/>
-      <w:bookmarkEnd w:id="58"/>
+      <w:bookmarkEnd w:id="48"/>
+      <w:bookmarkEnd w:id="49"/>
+      <w:bookmarkEnd w:id="50"/>
     </w:p>
     <w:p/>
     <w:p>
@@ -7784,26 +7696,26 @@
         <w:pStyle w:val="2"/>
         <w:spacing w:before="0" w:after="0"/>
       </w:pPr>
-      <w:bookmarkStart w:id="60" w:name="_Toc217316430"/>
-      <w:bookmarkStart w:id="61" w:name="_Toc217342917"/>
-      <w:bookmarkStart w:id="62" w:name="_Toc226200131"/>
+      <w:bookmarkStart w:id="52" w:name="_Toc217316430"/>
+      <w:bookmarkStart w:id="53" w:name="_Toc217342917"/>
+      <w:bookmarkStart w:id="54" w:name="_Toc226200131"/>
       <w:r>
         <w:t>7.1 UML-диаграммы классов: после проектирования и после реализации</w:t>
       </w:r>
-      <w:bookmarkEnd w:id="60"/>
-      <w:bookmarkEnd w:id="61"/>
-      <w:bookmarkEnd w:id="62"/>
+      <w:bookmarkEnd w:id="52"/>
+      <w:bookmarkEnd w:id="53"/>
+      <w:bookmarkEnd w:id="54"/>
     </w:p>
     <w:p/>
     <w:p>
       <w:r>
         <w:t xml:space="preserve">На рисунке 7.1 представлена </w:t>
       </w:r>
-      <w:bookmarkStart w:id="63" w:name="_Hlk217317630"/>
+      <w:bookmarkStart w:id="55" w:name="_Hlk217317630"/>
       <w:r>
         <w:t xml:space="preserve">UML-диаграмма </w:t>
       </w:r>
-      <w:bookmarkEnd w:id="63"/>
+      <w:bookmarkEnd w:id="55"/>
       <w:r>
         <w:t>классов,</w:t>
       </w:r>
@@ -7847,7 +7759,7 @@
                     <pic:cNvPicPr/>
                   </pic:nvPicPr>
                   <pic:blipFill>
-                    <a:blip r:embed="rId17">
+                    <a:blip r:embed="rId13">
                       <a:extLst>
                         <a:ext uri="{28A0092B-C50C-407E-A947-70E740481C1C}">
                           <a14:useLocalDpi xmlns:a14="http://schemas.microsoft.com/office/drawing/2010/main" val="0"/>
@@ -7890,11 +7802,11 @@
       <w:r>
         <w:t xml:space="preserve"> </w:t>
       </w:r>
-      <w:bookmarkStart w:id="64" w:name="_Hlk217317502"/>
+      <w:bookmarkStart w:id="56" w:name="_Hlk217317502"/>
       <w:r>
         <w:t>UML-диаграмма классов</w:t>
       </w:r>
-      <w:bookmarkEnd w:id="64"/>
+      <w:bookmarkEnd w:id="56"/>
       <w:r>
         <w:t xml:space="preserve"> плагина «</w:t>
       </w:r>
@@ -7955,7 +7867,7 @@
                     <pic:cNvPicPr/>
                   </pic:nvPicPr>
                   <pic:blipFill rotWithShape="1">
-                    <a:blip r:embed="rId18" cstate="print">
+                    <a:blip r:embed="rId14" cstate="print">
                       <a:extLst>
                         <a:ext uri="{28A0092B-C50C-407E-A947-70E740481C1C}">
                           <a14:useLocalDpi xmlns:a14="http://schemas.microsoft.com/office/drawing/2010/main" val="0"/>
@@ -7993,7 +7905,7 @@
       <w:pPr>
         <w:pStyle w:val="a1"/>
       </w:pPr>
-      <w:bookmarkStart w:id="65" w:name="_Hlk217317866"/>
+      <w:bookmarkStart w:id="57" w:name="_Hlk217317866"/>
       <w:r>
         <w:t>Рисунок 7.2</w:t>
       </w:r>
@@ -8013,7 +7925,7 @@
         <w:t>» (после реализации)</w:t>
       </w:r>
     </w:p>
-    <w:bookmarkEnd w:id="65"/>
+    <w:bookmarkEnd w:id="57"/>
     <w:p>
       <w:pPr>
         <w:pStyle w:val="a1"/>
@@ -8026,20 +7938,20 @@
         <w:pStyle w:val="2"/>
         <w:spacing w:before="0" w:after="0"/>
       </w:pPr>
-      <w:bookmarkStart w:id="66" w:name="_Toc217316431"/>
-      <w:bookmarkStart w:id="67" w:name="_Hlk217332031"/>
-      <w:bookmarkStart w:id="68" w:name="_Toc217342918"/>
-      <w:bookmarkStart w:id="69" w:name="_Toc226200132"/>
+      <w:bookmarkStart w:id="58" w:name="_Toc217316431"/>
+      <w:bookmarkStart w:id="59" w:name="_Hlk217332031"/>
+      <w:bookmarkStart w:id="60" w:name="_Toc217342918"/>
+      <w:bookmarkStart w:id="61" w:name="_Toc226200132"/>
       <w:r>
         <w:t xml:space="preserve">7.2 </w:t>
       </w:r>
-      <w:bookmarkEnd w:id="66"/>
-      <w:bookmarkEnd w:id="67"/>
+      <w:bookmarkEnd w:id="58"/>
+      <w:bookmarkEnd w:id="59"/>
       <w:r>
         <w:t>Описание ключевых архитектурных изменений</w:t>
       </w:r>
-      <w:bookmarkEnd w:id="68"/>
-      <w:bookmarkEnd w:id="69"/>
+      <w:bookmarkEnd w:id="60"/>
+      <w:bookmarkEnd w:id="61"/>
     </w:p>
     <w:p/>
     <w:p>
@@ -8086,19 +7998,19 @@
         <w:pStyle w:val="2"/>
         <w:spacing w:before="0" w:after="0"/>
       </w:pPr>
-      <w:bookmarkStart w:id="70" w:name="_Toc217316432"/>
-      <w:bookmarkStart w:id="71" w:name="_Toc217342919"/>
-      <w:bookmarkStart w:id="72" w:name="_Toc226200133"/>
-      <w:bookmarkStart w:id="73" w:name="_Hlk217332161"/>
-      <w:bookmarkStart w:id="74" w:name="_Hlk217333103"/>
+      <w:bookmarkStart w:id="62" w:name="_Toc217316432"/>
+      <w:bookmarkStart w:id="63" w:name="_Toc217342919"/>
+      <w:bookmarkStart w:id="64" w:name="_Toc226200133"/>
+      <w:bookmarkStart w:id="65" w:name="_Hlk217332161"/>
+      <w:bookmarkStart w:id="66" w:name="_Hlk217333103"/>
       <w:r>
         <w:t>7.3 Таблицы программных сущностей и их членов</w:t>
       </w:r>
-      <w:bookmarkEnd w:id="70"/>
-      <w:bookmarkEnd w:id="71"/>
-      <w:bookmarkEnd w:id="72"/>
+      <w:bookmarkEnd w:id="62"/>
+      <w:bookmarkEnd w:id="63"/>
+      <w:bookmarkEnd w:id="64"/>
     </w:p>
-    <w:bookmarkEnd w:id="73"/>
+    <w:bookmarkEnd w:id="65"/>
     <w:p>
       <w:pPr>
         <w:ind w:firstLine="0"/>
@@ -8114,8 +8026,8 @@
       <w:r>
         <w:t>представлены итоговые таблицы сущностей</w:t>
       </w:r>
-      <w:bookmarkStart w:id="75" w:name="X765cd42eefcabd88cdabe62370f27105e675323"/>
-      <w:bookmarkEnd w:id="74"/>
+      <w:bookmarkStart w:id="67" w:name="X765cd42eefcabd88cdabe62370f27105e675323"/>
+      <w:bookmarkEnd w:id="66"/>
       <w:r>
         <w:t>.</w:t>
       </w:r>
@@ -8127,8 +8039,8 @@
           <w:color w:val="auto"/>
         </w:rPr>
       </w:pPr>
-      <w:bookmarkStart w:id="76" w:name="X1930571af122f0cf833034ebc36f4b70b6d0c73"/>
-      <w:bookmarkEnd w:id="75"/>
+      <w:bookmarkStart w:id="68" w:name="X1930571af122f0cf833034ebc36f4b70b6d0c73"/>
+      <w:bookmarkEnd w:id="67"/>
       <w:r>
         <w:t xml:space="preserve">Таблица </w:t>
       </w:r>
@@ -8755,16 +8667,7 @@
       </w:pPr>
       <w:r>
         <w:lastRenderedPageBreak/>
-        <w:t>Окончание т</w:t>
-      </w:r>
-      <w:r>
-        <w:t>аблиц</w:t>
-      </w:r>
-      <w:r>
-        <w:t>ы</w:t>
-      </w:r>
-      <w:r>
-        <w:t xml:space="preserve"> 7.1 – Свойства и методы класса DumbbellParameters</w:t>
+        <w:t>Окончание таблицы 7.1 – Свойства и методы класса DumbbellParameters</w:t>
       </w:r>
     </w:p>
     <w:tbl>
@@ -10751,16 +10654,7 @@
     <w:p>
       <w:r>
         <w:lastRenderedPageBreak/>
-        <w:t>Окончание т</w:t>
-      </w:r>
-      <w:r>
-        <w:t>аблиц</w:t>
-      </w:r>
-      <w:r>
-        <w:t>ы</w:t>
-      </w:r>
-      <w:r>
-        <w:t xml:space="preserve"> 7.3 – Свойства и методы класса RodParameters</w:t>
+        <w:t>Окончание таблицы 7.3 – Свойства и методы класса RodParameters</w:t>
       </w:r>
     </w:p>
     <w:tbl>
@@ -13789,16 +13683,7 @@
     <w:p>
       <w:r>
         <w:lastRenderedPageBreak/>
-        <w:t>Окончание т</w:t>
-      </w:r>
-      <w:r>
-        <w:t>аблиц</w:t>
-      </w:r>
-      <w:r>
-        <w:t>ы</w:t>
-      </w:r>
-      <w:r>
-        <w:t xml:space="preserve"> 7.7 – Свойства и методы класса DisksControl</w:t>
+        <w:t>Окончание таблицы 7.7 – Свойства и методы класса DisksControl</w:t>
       </w:r>
     </w:p>
     <w:tbl>
@@ -14548,26 +14433,8 @@
       </w:tr>
     </w:tbl>
     <w:p>
-      <w:commentRangeStart w:id="77"/>
-      <w:commentRangeStart w:id="78"/>
       <w:r>
         <w:t xml:space="preserve"> </w:t>
-      </w:r>
-      <w:commentRangeEnd w:id="77"/>
-      <w:r>
-        <w:rPr>
-          <w:rStyle w:val="afc"/>
-          <w:sz w:val="28"/>
-          <w:szCs w:val="28"/>
-        </w:rPr>
-        <w:commentReference w:id="77"/>
-      </w:r>
-      <w:commentRangeEnd w:id="78"/>
-      <w:r>
-        <w:rPr>
-          <w:rStyle w:val="afc"/>
-        </w:rPr>
-        <w:commentReference w:id="78"/>
       </w:r>
     </w:p>
     <w:p>
@@ -18482,16 +18349,7 @@
     <w:p>
       <w:r>
         <w:lastRenderedPageBreak/>
-        <w:t>Окончание т</w:t>
-      </w:r>
-      <w:r>
-        <w:t>аблиц</w:t>
-      </w:r>
-      <w:r>
-        <w:t>ы</w:t>
-      </w:r>
-      <w:r>
-        <w:t xml:space="preserve"> 7.10 – Методы класса Wrapper</w:t>
+        <w:t>Окончание таблицы 7.10 – Методы класса Wrapper</w:t>
       </w:r>
     </w:p>
     <w:tbl>
@@ -19277,7 +19135,7 @@
           </w:p>
         </w:tc>
       </w:tr>
-      <w:bookmarkEnd w:id="76"/>
+      <w:bookmarkEnd w:id="68"/>
     </w:tbl>
     <w:p>
       <w:pPr>
@@ -19295,8 +19153,8 @@
         </w:rPr>
         <w:br w:type="page"/>
       </w:r>
-      <w:bookmarkStart w:id="79" w:name="_Toc217316434"/>
-      <w:bookmarkEnd w:id="59"/>
+      <w:bookmarkStart w:id="69" w:name="_Toc217316434"/>
+      <w:bookmarkEnd w:id="51"/>
     </w:p>
     <w:p>
       <w:pPr>
@@ -19310,13 +19168,13 @@
           <w:lang w:val="en-US"/>
         </w:rPr>
       </w:pPr>
-      <w:bookmarkStart w:id="80" w:name="_Toc226200134"/>
-      <w:bookmarkEnd w:id="79"/>
+      <w:bookmarkStart w:id="70" w:name="_Toc226200134"/>
+      <w:bookmarkEnd w:id="69"/>
       <w:r>
         <w:lastRenderedPageBreak/>
         <w:t>Описание программы для пользователя</w:t>
       </w:r>
-      <w:bookmarkEnd w:id="80"/>
+      <w:bookmarkEnd w:id="70"/>
     </w:p>
     <w:p>
       <w:pPr>
@@ -19330,19 +19188,19 @@
         <w:pStyle w:val="2"/>
         <w:spacing w:before="0" w:after="0"/>
       </w:pPr>
-      <w:bookmarkStart w:id="81" w:name="_Toc217316435"/>
-      <w:bookmarkStart w:id="82" w:name="_Toc217342921"/>
-      <w:bookmarkStart w:id="83" w:name="_Toc226200135"/>
+      <w:bookmarkStart w:id="71" w:name="_Toc217316435"/>
+      <w:bookmarkStart w:id="72" w:name="_Toc217342921"/>
+      <w:bookmarkStart w:id="73" w:name="_Toc226200135"/>
       <w:r>
         <w:t>8.1 Типовой сценарий работы</w:t>
       </w:r>
-      <w:bookmarkEnd w:id="81"/>
-      <w:bookmarkEnd w:id="82"/>
-      <w:bookmarkEnd w:id="83"/>
+      <w:bookmarkEnd w:id="71"/>
+      <w:bookmarkEnd w:id="72"/>
+      <w:bookmarkEnd w:id="73"/>
     </w:p>
     <w:p/>
     <w:p>
-      <w:bookmarkStart w:id="84" w:name="_Hlk226197361"/>
+      <w:bookmarkStart w:id="74" w:name="_Hlk226197361"/>
       <w:r>
         <w:t>На рисунке 8.1 представлен ввод параметров с единицами измерени</w:t>
       </w:r>
@@ -19420,7 +19278,7 @@
                     <pic:cNvPicPr/>
                   </pic:nvPicPr>
                   <pic:blipFill>
-                    <a:blip r:embed="rId19"/>
+                    <a:blip r:embed="rId15"/>
                     <a:stretch>
                       <a:fillRect/>
                     </a:stretch>
@@ -19478,7 +19336,7 @@
         <w:t>интерфейс</w:t>
       </w:r>
     </w:p>
-    <w:bookmarkEnd w:id="84"/>
+    <w:bookmarkEnd w:id="74"/>
     <w:p/>
     <w:p>
       <w:pPr>
@@ -19589,15 +19447,15 @@
         <w:pStyle w:val="2"/>
         <w:spacing w:before="0" w:after="0"/>
       </w:pPr>
-      <w:bookmarkStart w:id="85" w:name="_Toc217316436"/>
-      <w:bookmarkStart w:id="86" w:name="_Toc217342922"/>
-      <w:bookmarkStart w:id="87" w:name="_Toc226200136"/>
+      <w:bookmarkStart w:id="75" w:name="_Toc217316436"/>
+      <w:bookmarkStart w:id="76" w:name="_Toc217342922"/>
+      <w:bookmarkStart w:id="77" w:name="_Toc226200136"/>
       <w:r>
         <w:t>8.2 Обработка ошибок и способы решения</w:t>
       </w:r>
-      <w:bookmarkEnd w:id="85"/>
-      <w:bookmarkEnd w:id="86"/>
-      <w:bookmarkEnd w:id="87"/>
+      <w:bookmarkEnd w:id="75"/>
+      <w:bookmarkEnd w:id="76"/>
+      <w:bookmarkEnd w:id="77"/>
     </w:p>
     <w:p/>
     <w:p>
@@ -19681,7 +19539,7 @@
                     <pic:cNvPicPr/>
                   </pic:nvPicPr>
                   <pic:blipFill>
-                    <a:blip r:embed="rId20">
+                    <a:blip r:embed="rId16">
                       <a:extLst>
                         <a:ext uri="{28A0092B-C50C-407E-A947-70E740481C1C}">
                           <a14:useLocalDpi xmlns:a14="http://schemas.microsoft.com/office/drawing/2010/main" val="0"/>
@@ -19756,16 +19614,16 @@
           <w:lang w:val="en-US"/>
         </w:rPr>
       </w:pPr>
-      <w:bookmarkStart w:id="88" w:name="_Toc217316437"/>
-      <w:bookmarkStart w:id="89" w:name="_Toc217342923"/>
-      <w:bookmarkStart w:id="90" w:name="_Toc226200137"/>
+      <w:bookmarkStart w:id="78" w:name="_Toc217316437"/>
+      <w:bookmarkStart w:id="79" w:name="_Toc217342923"/>
+      <w:bookmarkStart w:id="80" w:name="_Toc226200137"/>
       <w:r>
         <w:lastRenderedPageBreak/>
         <w:t>Тестирование плагина</w:t>
       </w:r>
-      <w:bookmarkEnd w:id="88"/>
-      <w:bookmarkEnd w:id="89"/>
-      <w:bookmarkEnd w:id="90"/>
+      <w:bookmarkEnd w:id="78"/>
+      <w:bookmarkEnd w:id="79"/>
+      <w:bookmarkEnd w:id="80"/>
     </w:p>
     <w:p>
       <w:pPr>
@@ -19795,18 +19653,18 @@
         <w:pStyle w:val="2"/>
         <w:spacing w:before="0" w:after="0"/>
       </w:pPr>
-      <w:bookmarkStart w:id="91" w:name="_Toc217316438"/>
-      <w:bookmarkStart w:id="92" w:name="_Toc217342924"/>
-      <w:bookmarkStart w:id="93" w:name="_Toc226200138"/>
-      <w:bookmarkStart w:id="94" w:name="_Hlk217336375"/>
+      <w:bookmarkStart w:id="81" w:name="_Toc217316438"/>
+      <w:bookmarkStart w:id="82" w:name="_Toc217342924"/>
+      <w:bookmarkStart w:id="83" w:name="_Toc226200138"/>
+      <w:bookmarkStart w:id="84" w:name="_Hlk217336375"/>
       <w:r>
         <w:t>9.1 Функциональное тестирование</w:t>
       </w:r>
-      <w:bookmarkEnd w:id="91"/>
-      <w:bookmarkEnd w:id="92"/>
-      <w:bookmarkEnd w:id="93"/>
+      <w:bookmarkEnd w:id="81"/>
+      <w:bookmarkEnd w:id="82"/>
+      <w:bookmarkEnd w:id="83"/>
     </w:p>
-    <w:bookmarkEnd w:id="94"/>
+    <w:bookmarkEnd w:id="84"/>
     <w:p>
       <w:pPr>
         <w:pStyle w:val="af7"/>
@@ -19916,7 +19774,7 @@
         </w:rPr>
         <w:t>с описанием проблемы</w:t>
       </w:r>
-      <w:bookmarkStart w:id="95" w:name="_Hlk217338586"/>
+      <w:bookmarkStart w:id="85" w:name="_Hlk217338586"/>
       <w:r>
         <w:rPr>
           <w:rFonts w:cs="Times New Roman"/>
@@ -19935,7 +19793,7 @@
         </w:rPr>
         <w:t>.1</w:t>
       </w:r>
-      <w:bookmarkEnd w:id="95"/>
+      <w:bookmarkEnd w:id="85"/>
       <w:r>
         <w:rPr>
           <w:rFonts w:cs="Times New Roman"/>
@@ -19973,7 +19831,7 @@
                     <pic:cNvPicPr/>
                   </pic:nvPicPr>
                   <pic:blipFill>
-                    <a:blip r:embed="rId21">
+                    <a:blip r:embed="rId17">
                       <a:extLst>
                         <a:ext uri="{28A0092B-C50C-407E-A947-70E740481C1C}">
                           <a14:useLocalDpi xmlns:a14="http://schemas.microsoft.com/office/drawing/2010/main" val="0"/>
@@ -20098,7 +19956,7 @@
                     <pic:cNvPicPr/>
                   </pic:nvPicPr>
                   <pic:blipFill>
-                    <a:blip r:embed="rId22">
+                    <a:blip r:embed="rId18">
                       <a:extLst>
                         <a:ext uri="{28A0092B-C50C-407E-A947-70E740481C1C}">
                           <a14:useLocalDpi xmlns:a14="http://schemas.microsoft.com/office/drawing/2010/main" val="0"/>
@@ -22020,7 +21878,7 @@
                     <pic:cNvPicPr/>
                   </pic:nvPicPr>
                   <pic:blipFill>
-                    <a:blip r:embed="rId23" cstate="print">
+                    <a:blip r:embed="rId19" cstate="print">
                       <a:extLst>
                         <a:ext uri="{28A0092B-C50C-407E-A947-70E740481C1C}">
                           <a14:useLocalDpi xmlns:a14="http://schemas.microsoft.com/office/drawing/2010/main" val="0"/>
@@ -22210,7 +22068,7 @@
                     <pic:cNvPicPr/>
                   </pic:nvPicPr>
                   <pic:blipFill>
-                    <a:blip r:embed="rId24" cstate="print">
+                    <a:blip r:embed="rId20" cstate="print">
                       <a:extLst>
                         <a:ext uri="{28A0092B-C50C-407E-A947-70E740481C1C}">
                           <a14:useLocalDpi xmlns:a14="http://schemas.microsoft.com/office/drawing/2010/main" val="0"/>
@@ -22410,7 +22268,7 @@
                     <pic:cNvPicPr/>
                   </pic:nvPicPr>
                   <pic:blipFill>
-                    <a:blip r:embed="rId25" cstate="print">
+                    <a:blip r:embed="rId21" cstate="print">
                       <a:extLst>
                         <a:ext uri="{28A0092B-C50C-407E-A947-70E740481C1C}">
                           <a14:useLocalDpi xmlns:a14="http://schemas.microsoft.com/office/drawing/2010/main" val="0"/>
@@ -22513,16 +22371,16 @@
         <w:pStyle w:val="2"/>
         <w:spacing w:before="0" w:after="0"/>
       </w:pPr>
-      <w:bookmarkStart w:id="96" w:name="_Toc217316439"/>
-      <w:bookmarkStart w:id="97" w:name="_Toc217342925"/>
-      <w:bookmarkStart w:id="98" w:name="_Toc226200139"/>
-      <w:bookmarkStart w:id="99" w:name="_Hlk217336117"/>
+      <w:bookmarkStart w:id="86" w:name="_Toc217316439"/>
+      <w:bookmarkStart w:id="87" w:name="_Toc217342925"/>
+      <w:bookmarkStart w:id="88" w:name="_Toc226200139"/>
+      <w:bookmarkStart w:id="89" w:name="_Hlk217336117"/>
       <w:r>
         <w:t>9.2 Модульное тестирование</w:t>
       </w:r>
-      <w:bookmarkEnd w:id="96"/>
-      <w:bookmarkEnd w:id="97"/>
-      <w:bookmarkEnd w:id="98"/>
+      <w:bookmarkEnd w:id="86"/>
+      <w:bookmarkEnd w:id="87"/>
+      <w:bookmarkEnd w:id="88"/>
     </w:p>
     <w:p/>
     <w:p>
@@ -22608,7 +22466,7 @@
                     <pic:cNvPicPr/>
                   </pic:nvPicPr>
                   <pic:blipFill>
-                    <a:blip r:embed="rId26">
+                    <a:blip r:embed="rId22">
                       <a:extLst>
                         <a:ext uri="{28A0092B-C50C-407E-A947-70E740481C1C}">
                           <a14:useLocalDpi xmlns:a14="http://schemas.microsoft.com/office/drawing/2010/main" val="0"/>
@@ -22730,7 +22588,7 @@
                     <pic:cNvPicPr/>
                   </pic:nvPicPr>
                   <pic:blipFill rotWithShape="1">
-                    <a:blip r:embed="rId27" cstate="print">
+                    <a:blip r:embed="rId23" cstate="print">
                       <a:extLst>
                         <a:ext uri="{28A0092B-C50C-407E-A947-70E740481C1C}">
                           <a14:useLocalDpi xmlns:a14="http://schemas.microsoft.com/office/drawing/2010/main" val="0"/>
@@ -22804,26 +22662,8 @@
       <w:pPr>
         <w:pStyle w:val="af7"/>
       </w:pPr>
-      <w:commentRangeStart w:id="100"/>
-      <w:commentRangeStart w:id="101"/>
       <w:r>
         <w:t>Таблица 9.2 – Состав модульных тестов</w:t>
-      </w:r>
-      <w:commentRangeEnd w:id="100"/>
-      <w:r>
-        <w:rPr>
-          <w:rStyle w:val="afc"/>
-          <w:sz w:val="28"/>
-          <w:szCs w:val="28"/>
-        </w:rPr>
-        <w:commentReference w:id="100"/>
-      </w:r>
-      <w:commentRangeEnd w:id="101"/>
-      <w:r>
-        <w:rPr>
-          <w:rStyle w:val="afc"/>
-        </w:rPr>
-        <w:commentReference w:id="101"/>
       </w:r>
     </w:p>
     <w:tbl>
@@ -23449,6 +23289,7 @@
                 <w:color w:val="auto"/>
                 <w:sz w:val="24"/>
                 <w:szCs w:val="24"/>
+                <w:lang w:val="ru-RU"/>
               </w:rPr>
             </w:pPr>
             <w:r>
@@ -23457,8 +23298,28 @@
                 <w:color w:val="auto"/>
                 <w:sz w:val="24"/>
                 <w:szCs w:val="24"/>
-              </w:rPr>
-              <w:t>Проверяет, что при создании объекта ValidationError корректно сохраняются источник ошибки и текст сообщения.</w:t>
+                <w:lang w:val="ru-RU"/>
+              </w:rPr>
+              <w:t xml:space="preserve">Проверяет, что при создании объекта </w:t>
+            </w:r>
+            <w:r>
+              <w:rPr>
+                <w:rFonts w:eastAsia="Times New Roman" w:cs="Times New Roman"/>
+                <w:color w:val="auto"/>
+                <w:sz w:val="24"/>
+                <w:szCs w:val="24"/>
+              </w:rPr>
+              <w:t>ValidationError</w:t>
+            </w:r>
+            <w:r>
+              <w:rPr>
+                <w:rFonts w:eastAsia="Times New Roman" w:cs="Times New Roman"/>
+                <w:color w:val="auto"/>
+                <w:sz w:val="24"/>
+                <w:szCs w:val="24"/>
+                <w:lang w:val="ru-RU"/>
+              </w:rPr>
+              <w:t xml:space="preserve"> корректно сохраняются источник ошибки и текст сообщения.</w:t>
             </w:r>
           </w:p>
         </w:tc>
@@ -23600,6 +23461,7 @@
                 <w:color w:val="auto"/>
                 <w:sz w:val="24"/>
                 <w:szCs w:val="24"/>
+                <w:lang w:val="ru-RU"/>
               </w:rPr>
             </w:pPr>
             <w:r>
@@ -23608,8 +23470,28 @@
                 <w:color w:val="auto"/>
                 <w:sz w:val="24"/>
                 <w:szCs w:val="24"/>
-              </w:rPr>
-              <w:t>Проверяет, что при значении внешнего диаметра диска ниже допустимого диапазона добавляется ошибка валидации для параметра OuterDiameter.</w:t>
+                <w:lang w:val="ru-RU"/>
+              </w:rPr>
+              <w:t xml:space="preserve">Проверяет, что при значении внешнего диаметра диска ниже допустимого диапазона добавляется ошибка валидации для параметра </w:t>
+            </w:r>
+            <w:r>
+              <w:rPr>
+                <w:rFonts w:eastAsia="Times New Roman" w:cs="Times New Roman"/>
+                <w:color w:val="auto"/>
+                <w:sz w:val="24"/>
+                <w:szCs w:val="24"/>
+              </w:rPr>
+              <w:t>OuterDiameter</w:t>
+            </w:r>
+            <w:r>
+              <w:rPr>
+                <w:rFonts w:eastAsia="Times New Roman" w:cs="Times New Roman"/>
+                <w:color w:val="auto"/>
+                <w:sz w:val="24"/>
+                <w:szCs w:val="24"/>
+                <w:lang w:val="ru-RU"/>
+              </w:rPr>
+              <w:t>.</w:t>
             </w:r>
           </w:p>
         </w:tc>
@@ -23660,6 +23542,7 @@
                 <w:color w:val="auto"/>
                 <w:sz w:val="24"/>
                 <w:szCs w:val="24"/>
+                <w:lang w:val="ru-RU"/>
               </w:rPr>
             </w:pPr>
             <w:r>
@@ -23668,8 +23551,28 @@
                 <w:color w:val="auto"/>
                 <w:sz w:val="24"/>
                 <w:szCs w:val="24"/>
-              </w:rPr>
-              <w:t>Проверяет, что при значении диаметра отверстия диска выше допустимого диапазона добавляется ошибка валидации для параметра HoleDiameter.</w:t>
+                <w:lang w:val="ru-RU"/>
+              </w:rPr>
+              <w:t xml:space="preserve">Проверяет, что при значении диаметра отверстия диска выше допустимого диапазона добавляется ошибка валидации для параметра </w:t>
+            </w:r>
+            <w:r>
+              <w:rPr>
+                <w:rFonts w:eastAsia="Times New Roman" w:cs="Times New Roman"/>
+                <w:color w:val="auto"/>
+                <w:sz w:val="24"/>
+                <w:szCs w:val="24"/>
+              </w:rPr>
+              <w:t>HoleDiameter</w:t>
+            </w:r>
+            <w:r>
+              <w:rPr>
+                <w:rFonts w:eastAsia="Times New Roman" w:cs="Times New Roman"/>
+                <w:color w:val="auto"/>
+                <w:sz w:val="24"/>
+                <w:szCs w:val="24"/>
+                <w:lang w:val="ru-RU"/>
+              </w:rPr>
+              <w:t>.</w:t>
             </w:r>
           </w:p>
         </w:tc>
@@ -23720,6 +23623,7 @@
                 <w:color w:val="auto"/>
                 <w:sz w:val="24"/>
                 <w:szCs w:val="24"/>
+                <w:lang w:val="ru-RU"/>
               </w:rPr>
             </w:pPr>
             <w:r>
@@ -23728,8 +23632,28 @@
                 <w:color w:val="auto"/>
                 <w:sz w:val="24"/>
                 <w:szCs w:val="24"/>
-              </w:rPr>
-              <w:t>Проверяет, что при значении толщины диска выше допустимого диапазона добавляется ошибка валидации для параметра Thickness.</w:t>
+                <w:lang w:val="ru-RU"/>
+              </w:rPr>
+              <w:t xml:space="preserve">Проверяет, что при значении толщины диска выше допустимого диапазона добавляется ошибка валидации для параметра </w:t>
+            </w:r>
+            <w:r>
+              <w:rPr>
+                <w:rFonts w:eastAsia="Times New Roman" w:cs="Times New Roman"/>
+                <w:color w:val="auto"/>
+                <w:sz w:val="24"/>
+                <w:szCs w:val="24"/>
+              </w:rPr>
+              <w:t>Thickness</w:t>
+            </w:r>
+            <w:r>
+              <w:rPr>
+                <w:rFonts w:eastAsia="Times New Roman" w:cs="Times New Roman"/>
+                <w:color w:val="auto"/>
+                <w:sz w:val="24"/>
+                <w:szCs w:val="24"/>
+                <w:lang w:val="ru-RU"/>
+              </w:rPr>
+              <w:t>.</w:t>
             </w:r>
           </w:p>
         </w:tc>
@@ -23741,16 +23665,7 @@
       </w:pPr>
       <w:r>
         <w:lastRenderedPageBreak/>
-        <w:t>Окончание т</w:t>
-      </w:r>
-      <w:r>
-        <w:t>аблиц</w:t>
-      </w:r>
-      <w:r>
-        <w:t>ы</w:t>
-      </w:r>
-      <w:r>
-        <w:t xml:space="preserve"> 9.4 – Описание тест-кейсов класса DiskParametersTests</w:t>
+        <w:t>Окончание таблицы 9.4 – Описание тест-кейсов класса DiskParametersTests</w:t>
       </w:r>
     </w:p>
     <w:tbl>
@@ -23870,6 +23785,7 @@
                 <w:color w:val="auto"/>
                 <w:sz w:val="24"/>
                 <w:szCs w:val="24"/>
+                <w:lang w:val="ru-RU"/>
               </w:rPr>
             </w:pPr>
             <w:r>
@@ -23878,6 +23794,7 @@
                 <w:color w:val="auto"/>
                 <w:sz w:val="24"/>
                 <w:szCs w:val="24"/>
+                <w:lang w:val="ru-RU"/>
               </w:rPr>
               <w:t>Проверяет, что при корректных значениях внешнего диаметра, диаметра отверстия и толщины диска метод валидации не возвращает ошибок.</w:t>
             </w:r>
@@ -23930,6 +23847,7 @@
                 <w:color w:val="auto"/>
                 <w:sz w:val="24"/>
                 <w:szCs w:val="24"/>
+                <w:lang w:val="ru-RU"/>
               </w:rPr>
             </w:pPr>
             <w:r>
@@ -23938,6 +23856,7 @@
                 <w:color w:val="auto"/>
                 <w:sz w:val="24"/>
                 <w:szCs w:val="24"/>
+                <w:lang w:val="ru-RU"/>
               </w:rPr>
               <w:t>Проверяет, что при значении внешнего диаметра диска выше максимально допустимого значения добавляется ошибка валидации.</w:t>
             </w:r>
@@ -23990,6 +23909,7 @@
                 <w:color w:val="auto"/>
                 <w:sz w:val="24"/>
                 <w:szCs w:val="24"/>
+                <w:lang w:val="ru-RU"/>
               </w:rPr>
             </w:pPr>
             <w:r>
@@ -23998,6 +23918,7 @@
                 <w:color w:val="auto"/>
                 <w:sz w:val="24"/>
                 <w:szCs w:val="24"/>
+                <w:lang w:val="ru-RU"/>
               </w:rPr>
               <w:t>Проверяет, что при значении диаметра отверстия диска ниже минимально допустимого значения добавляется ошибка валидации.</w:t>
             </w:r>
@@ -24050,6 +23971,7 @@
                 <w:color w:val="auto"/>
                 <w:sz w:val="24"/>
                 <w:szCs w:val="24"/>
+                <w:lang w:val="ru-RU"/>
               </w:rPr>
             </w:pPr>
             <w:r>
@@ -24058,6 +23980,7 @@
                 <w:color w:val="auto"/>
                 <w:sz w:val="24"/>
                 <w:szCs w:val="24"/>
+                <w:lang w:val="ru-RU"/>
               </w:rPr>
               <w:t>Проверяет, что при значении толщины диска ниже минимально допустимого значения добавляется ошибка валидации.</w:t>
             </w:r>
@@ -24110,6 +24033,7 @@
                 <w:color w:val="auto"/>
                 <w:sz w:val="24"/>
                 <w:szCs w:val="24"/>
+                <w:lang w:val="ru-RU"/>
               </w:rPr>
             </w:pPr>
             <w:r>
@@ -24118,6 +24042,7 @@
                 <w:color w:val="auto"/>
                 <w:sz w:val="24"/>
                 <w:szCs w:val="24"/>
+                <w:lang w:val="ru-RU"/>
               </w:rPr>
               <w:t>Проверяет, что при отрицательном значении диаметра скругления диска добавляется ошибка валидации.</w:t>
             </w:r>
@@ -24170,6 +24095,7 @@
                 <w:color w:val="auto"/>
                 <w:sz w:val="24"/>
                 <w:szCs w:val="24"/>
+                <w:lang w:val="ru-RU"/>
               </w:rPr>
             </w:pPr>
             <w:r>
@@ -24178,6 +24104,7 @@
                 <w:color w:val="auto"/>
                 <w:sz w:val="24"/>
                 <w:szCs w:val="24"/>
+                <w:lang w:val="ru-RU"/>
               </w:rPr>
               <w:t>Проверяет, что при слишком большом значении диаметра скругления диска добавляется ошибка валидации.</w:t>
             </w:r>
@@ -24321,6 +24248,7 @@
                 <w:color w:val="auto"/>
                 <w:sz w:val="24"/>
                 <w:szCs w:val="24"/>
+                <w:lang w:val="ru-RU"/>
               </w:rPr>
             </w:pPr>
             <w:r>
@@ -24329,8 +24257,28 @@
                 <w:color w:val="auto"/>
                 <w:sz w:val="24"/>
                 <w:szCs w:val="24"/>
-              </w:rPr>
-              <w:t>Проверяет, что при значении длины рукояти ниже допустимого диапазона добавляется ошибка валидации для параметра HandleLength.</w:t>
+                <w:lang w:val="ru-RU"/>
+              </w:rPr>
+              <w:t xml:space="preserve">Проверяет, что при значении длины рукояти ниже допустимого диапазона добавляется ошибка валидации для параметра </w:t>
+            </w:r>
+            <w:r>
+              <w:rPr>
+                <w:rFonts w:eastAsia="Times New Roman" w:cs="Times New Roman"/>
+                <w:color w:val="auto"/>
+                <w:sz w:val="24"/>
+                <w:szCs w:val="24"/>
+              </w:rPr>
+              <w:t>HandleLength</w:t>
+            </w:r>
+            <w:r>
+              <w:rPr>
+                <w:rFonts w:eastAsia="Times New Roman" w:cs="Times New Roman"/>
+                <w:color w:val="auto"/>
+                <w:sz w:val="24"/>
+                <w:szCs w:val="24"/>
+                <w:lang w:val="ru-RU"/>
+              </w:rPr>
+              <w:t>.</w:t>
             </w:r>
           </w:p>
         </w:tc>
@@ -24381,6 +24329,7 @@
                 <w:color w:val="auto"/>
                 <w:sz w:val="24"/>
                 <w:szCs w:val="24"/>
+                <w:lang w:val="ru-RU"/>
               </w:rPr>
             </w:pPr>
             <w:r>
@@ -24389,8 +24338,28 @@
                 <w:color w:val="auto"/>
                 <w:sz w:val="24"/>
                 <w:szCs w:val="24"/>
-              </w:rPr>
-              <w:t>Проверяет, что при значении длины посадочной части выше допустимого диапазона добавляется ошибка валидации для параметра SeatLength.</w:t>
+                <w:lang w:val="ru-RU"/>
+              </w:rPr>
+              <w:t xml:space="preserve">Проверяет, что при значении длины посадочной части выше допустимого диапазона добавляется ошибка валидации для параметра </w:t>
+            </w:r>
+            <w:r>
+              <w:rPr>
+                <w:rFonts w:eastAsia="Times New Roman" w:cs="Times New Roman"/>
+                <w:color w:val="auto"/>
+                <w:sz w:val="24"/>
+                <w:szCs w:val="24"/>
+              </w:rPr>
+              <w:t>SeatLength</w:t>
+            </w:r>
+            <w:r>
+              <w:rPr>
+                <w:rFonts w:eastAsia="Times New Roman" w:cs="Times New Roman"/>
+                <w:color w:val="auto"/>
+                <w:sz w:val="24"/>
+                <w:szCs w:val="24"/>
+                <w:lang w:val="ru-RU"/>
+              </w:rPr>
+              <w:t>.</w:t>
             </w:r>
           </w:p>
         </w:tc>
@@ -24441,6 +24410,7 @@
                 <w:color w:val="auto"/>
                 <w:sz w:val="24"/>
                 <w:szCs w:val="24"/>
+                <w:lang w:val="ru-RU"/>
               </w:rPr>
             </w:pPr>
             <w:r>
@@ -24449,8 +24419,28 @@
                 <w:color w:val="auto"/>
                 <w:sz w:val="24"/>
                 <w:szCs w:val="24"/>
-              </w:rPr>
-              <w:t>Проверяет, что при значении диаметра рукояти выше допустимого диапазона добавляется ошибка валидации для параметра HandleDiameter.</w:t>
+                <w:lang w:val="ru-RU"/>
+              </w:rPr>
+              <w:t xml:space="preserve">Проверяет, что при значении диаметра рукояти выше допустимого диапазона добавляется ошибка валидации для параметра </w:t>
+            </w:r>
+            <w:r>
+              <w:rPr>
+                <w:rFonts w:eastAsia="Times New Roman" w:cs="Times New Roman"/>
+                <w:color w:val="auto"/>
+                <w:sz w:val="24"/>
+                <w:szCs w:val="24"/>
+              </w:rPr>
+              <w:t>HandleDiameter</w:t>
+            </w:r>
+            <w:r>
+              <w:rPr>
+                <w:rFonts w:eastAsia="Times New Roman" w:cs="Times New Roman"/>
+                <w:color w:val="auto"/>
+                <w:sz w:val="24"/>
+                <w:szCs w:val="24"/>
+                <w:lang w:val="ru-RU"/>
+              </w:rPr>
+              <w:t>.</w:t>
             </w:r>
           </w:p>
         </w:tc>
@@ -24501,6 +24491,7 @@
                 <w:color w:val="auto"/>
                 <w:sz w:val="24"/>
                 <w:szCs w:val="24"/>
+                <w:lang w:val="ru-RU"/>
               </w:rPr>
             </w:pPr>
             <w:r>
@@ -24509,8 +24500,28 @@
                 <w:color w:val="auto"/>
                 <w:sz w:val="24"/>
                 <w:szCs w:val="24"/>
-              </w:rPr>
-              <w:t>Проверяет, что при значении диаметра посадочной части ниже допустимого диапазона добавляется ошибка валидации для параметра SeatDiameter.</w:t>
+                <w:lang w:val="ru-RU"/>
+              </w:rPr>
+              <w:t xml:space="preserve">Проверяет, что при значении диаметра посадочной части ниже допустимого диапазона добавляется ошибка валидации для параметра </w:t>
+            </w:r>
+            <w:r>
+              <w:rPr>
+                <w:rFonts w:eastAsia="Times New Roman" w:cs="Times New Roman"/>
+                <w:color w:val="auto"/>
+                <w:sz w:val="24"/>
+                <w:szCs w:val="24"/>
+              </w:rPr>
+              <w:t>SeatDiameter</w:t>
+            </w:r>
+            <w:r>
+              <w:rPr>
+                <w:rFonts w:eastAsia="Times New Roman" w:cs="Times New Roman"/>
+                <w:color w:val="auto"/>
+                <w:sz w:val="24"/>
+                <w:szCs w:val="24"/>
+                <w:lang w:val="ru-RU"/>
+              </w:rPr>
+              <w:t>.</w:t>
             </w:r>
           </w:p>
         </w:tc>
@@ -24537,16 +24548,7 @@
         <w:pStyle w:val="af7"/>
       </w:pPr>
       <w:r>
-        <w:t>Продолжение т</w:t>
-      </w:r>
-      <w:r>
-        <w:t>аблиц</w:t>
-      </w:r>
-      <w:r>
-        <w:t>ы</w:t>
-      </w:r>
-      <w:r>
-        <w:t xml:space="preserve"> 9.5 – Описание тест-кейсов класса RodParametersTests</w:t>
+        <w:t>Продолжение таблицы 9.5 – Описание тест-кейсов класса RodParametersTests</w:t>
       </w:r>
     </w:p>
     <w:tbl>
@@ -24563,7 +24565,7 @@
       <w:tr>
         <w:tc>
           <w:tcPr>
-            <w:tcW w:w="0" w:type="auto"/>
+            <w:tcW w:w="4050" w:type="dxa"/>
             <w:hideMark/>
           </w:tcPr>
           <w:p>
@@ -24592,7 +24594,7 @@
         </w:tc>
         <w:tc>
           <w:tcPr>
-            <w:tcW w:w="0" w:type="auto"/>
+            <w:tcW w:w="5300" w:type="dxa"/>
             <w:hideMark/>
           </w:tcPr>
           <w:p>
@@ -24623,7 +24625,7 @@
       <w:tr>
         <w:tc>
           <w:tcPr>
-            <w:tcW w:w="0" w:type="auto"/>
+            <w:tcW w:w="4050" w:type="dxa"/>
             <w:hideMark/>
           </w:tcPr>
           <w:p>
@@ -24652,7 +24654,7 @@
         </w:tc>
         <w:tc>
           <w:tcPr>
-            <w:tcW w:w="0" w:type="auto"/>
+            <w:tcW w:w="5300" w:type="dxa"/>
             <w:hideMark/>
           </w:tcPr>
           <w:p>
@@ -24666,6 +24668,7 @@
                 <w:color w:val="auto"/>
                 <w:sz w:val="24"/>
                 <w:szCs w:val="24"/>
+                <w:lang w:val="ru-RU"/>
               </w:rPr>
             </w:pPr>
             <w:r>
@@ -24674,6 +24677,7 @@
                 <w:color w:val="auto"/>
                 <w:sz w:val="24"/>
                 <w:szCs w:val="24"/>
+                <w:lang w:val="ru-RU"/>
               </w:rPr>
               <w:t>Проверяет, что при диаметре рукояти, меньшем либо равном диаметру посадочной части, добавляются ошибки валидации для обоих параметров.</w:t>
             </w:r>
@@ -24683,7 +24687,7 @@
       <w:tr>
         <w:tc>
           <w:tcPr>
-            <w:tcW w:w="0" w:type="auto"/>
+            <w:tcW w:w="4050" w:type="dxa"/>
             <w:hideMark/>
           </w:tcPr>
           <w:p>
@@ -24712,7 +24716,7 @@
         </w:tc>
         <w:tc>
           <w:tcPr>
-            <w:tcW w:w="0" w:type="auto"/>
+            <w:tcW w:w="5300" w:type="dxa"/>
             <w:hideMark/>
           </w:tcPr>
           <w:p>
@@ -24726,6 +24730,7 @@
                 <w:color w:val="auto"/>
                 <w:sz w:val="24"/>
                 <w:szCs w:val="24"/>
+                <w:lang w:val="ru-RU"/>
               </w:rPr>
             </w:pPr>
             <w:r>
@@ -24734,6 +24739,7 @@
                 <w:color w:val="auto"/>
                 <w:sz w:val="24"/>
                 <w:szCs w:val="24"/>
+                <w:lang w:val="ru-RU"/>
               </w:rPr>
               <w:t>Проверяет, что при общей длине стержня ниже допустимого диапазона добавляются ошибки для длины рукояти и длины посадочной части.</w:t>
             </w:r>
@@ -24743,7 +24749,7 @@
       <w:tr>
         <w:tc>
           <w:tcPr>
-            <w:tcW w:w="0" w:type="auto"/>
+            <w:tcW w:w="4050" w:type="dxa"/>
             <w:hideMark/>
           </w:tcPr>
           <w:p>
@@ -24772,7 +24778,7 @@
         </w:tc>
         <w:tc>
           <w:tcPr>
-            <w:tcW w:w="0" w:type="auto"/>
+            <w:tcW w:w="5300" w:type="dxa"/>
             <w:hideMark/>
           </w:tcPr>
           <w:p>
@@ -24786,6 +24792,7 @@
                 <w:color w:val="auto"/>
                 <w:sz w:val="24"/>
                 <w:szCs w:val="24"/>
+                <w:lang w:val="ru-RU"/>
               </w:rPr>
             </w:pPr>
             <w:r>
@@ -24794,6 +24801,7 @@
                 <w:color w:val="auto"/>
                 <w:sz w:val="24"/>
                 <w:szCs w:val="24"/>
+                <w:lang w:val="ru-RU"/>
               </w:rPr>
               <w:t>Проверяет, что при корректных значениях параметров стержня метод валидации не возвращает ошибок.</w:t>
             </w:r>
@@ -24803,7 +24811,7 @@
       <w:tr>
         <w:tc>
           <w:tcPr>
-            <w:tcW w:w="0" w:type="auto"/>
+            <w:tcW w:w="4050" w:type="dxa"/>
             <w:hideMark/>
           </w:tcPr>
           <w:p>
@@ -24832,7 +24840,7 @@
         </w:tc>
         <w:tc>
           <w:tcPr>
-            <w:tcW w:w="0" w:type="auto"/>
+            <w:tcW w:w="5300" w:type="dxa"/>
             <w:hideMark/>
           </w:tcPr>
           <w:p>
@@ -24846,6 +24854,7 @@
                 <w:color w:val="auto"/>
                 <w:sz w:val="24"/>
                 <w:szCs w:val="24"/>
+                <w:lang w:val="ru-RU"/>
               </w:rPr>
             </w:pPr>
             <w:r>
@@ -24854,6 +24863,7 @@
                 <w:color w:val="auto"/>
                 <w:sz w:val="24"/>
                 <w:szCs w:val="24"/>
+                <w:lang w:val="ru-RU"/>
               </w:rPr>
               <w:t>Проверяет, что при значении длины рукояти выше максимально допустимого значения добавляется ошибка валидации.</w:t>
             </w:r>
@@ -24863,7 +24873,7 @@
       <w:tr>
         <w:tc>
           <w:tcPr>
-            <w:tcW w:w="0" w:type="auto"/>
+            <w:tcW w:w="4050" w:type="dxa"/>
             <w:hideMark/>
           </w:tcPr>
           <w:p>
@@ -24892,7 +24902,7 @@
         </w:tc>
         <w:tc>
           <w:tcPr>
-            <w:tcW w:w="0" w:type="auto"/>
+            <w:tcW w:w="5300" w:type="dxa"/>
             <w:hideMark/>
           </w:tcPr>
           <w:p>
@@ -24906,6 +24916,7 @@
                 <w:color w:val="auto"/>
                 <w:sz w:val="24"/>
                 <w:szCs w:val="24"/>
+                <w:lang w:val="ru-RU"/>
               </w:rPr>
             </w:pPr>
             <w:r>
@@ -24914,6 +24925,7 @@
                 <w:color w:val="auto"/>
                 <w:sz w:val="24"/>
                 <w:szCs w:val="24"/>
+                <w:lang w:val="ru-RU"/>
               </w:rPr>
               <w:t>Проверяет, что при значении длины посадочной части ниже минимально допустимого значения добавляется ошибка валидации.</w:t>
             </w:r>
@@ -24923,7 +24935,7 @@
       <w:tr>
         <w:tc>
           <w:tcPr>
-            <w:tcW w:w="0" w:type="auto"/>
+            <w:tcW w:w="4050" w:type="dxa"/>
             <w:hideMark/>
           </w:tcPr>
           <w:p>
@@ -24952,7 +24964,7 @@
         </w:tc>
         <w:tc>
           <w:tcPr>
-            <w:tcW w:w="0" w:type="auto"/>
+            <w:tcW w:w="5300" w:type="dxa"/>
             <w:hideMark/>
           </w:tcPr>
           <w:p>
@@ -24966,6 +24978,7 @@
                 <w:color w:val="auto"/>
                 <w:sz w:val="24"/>
                 <w:szCs w:val="24"/>
+                <w:lang w:val="ru-RU"/>
               </w:rPr>
             </w:pPr>
             <w:r>
@@ -24974,6 +24987,7 @@
                 <w:color w:val="auto"/>
                 <w:sz w:val="24"/>
                 <w:szCs w:val="24"/>
+                <w:lang w:val="ru-RU"/>
               </w:rPr>
               <w:t>Проверяет, что при значении диаметра рукояти ниже минимально допустимого значения добавляется ошибка валидации.</w:t>
             </w:r>
@@ -25108,6 +25122,7 @@
                 <w:color w:val="auto"/>
                 <w:sz w:val="24"/>
                 <w:szCs w:val="24"/>
+                <w:lang w:val="ru-RU"/>
               </w:rPr>
             </w:pPr>
             <w:r>
@@ -25116,6 +25131,7 @@
                 <w:color w:val="auto"/>
                 <w:sz w:val="24"/>
                 <w:szCs w:val="24"/>
+                <w:lang w:val="ru-RU"/>
               </w:rPr>
               <w:t>Проверяет, что при значении диаметра посадочной части выше максимально допустимого значения добавляется ошибка валидации.</w:t>
             </w:r>
@@ -25168,6 +25184,7 @@
                 <w:color w:val="auto"/>
                 <w:sz w:val="24"/>
                 <w:szCs w:val="24"/>
+                <w:lang w:val="ru-RU"/>
               </w:rPr>
             </w:pPr>
             <w:r>
@@ -25176,6 +25193,7 @@
                 <w:color w:val="auto"/>
                 <w:sz w:val="24"/>
                 <w:szCs w:val="24"/>
+                <w:lang w:val="ru-RU"/>
               </w:rPr>
               <w:t>Проверяет, что при общей длине стержня выше допустимого диапазона добавляются ошибки для длины рукояти и длины посадочной части.</w:t>
             </w:r>
@@ -25228,6 +25246,7 @@
                 <w:color w:val="auto"/>
                 <w:sz w:val="24"/>
                 <w:szCs w:val="24"/>
+                <w:lang w:val="ru-RU"/>
               </w:rPr>
             </w:pPr>
             <w:r>
@@ -25236,8 +25255,28 @@
                 <w:color w:val="auto"/>
                 <w:sz w:val="24"/>
                 <w:szCs w:val="24"/>
-              </w:rPr>
-              <w:t>Проверяет, что при количестве прорезей вне допустимого диапазона добавляется ошибка валидации для параметра GrooveCount.</w:t>
+                <w:lang w:val="ru-RU"/>
+              </w:rPr>
+              <w:t xml:space="preserve">Проверяет, что при количестве прорезей вне допустимого диапазона добавляется ошибка валидации для параметра </w:t>
+            </w:r>
+            <w:r>
+              <w:rPr>
+                <w:rFonts w:eastAsia="Times New Roman" w:cs="Times New Roman"/>
+                <w:color w:val="auto"/>
+                <w:sz w:val="24"/>
+                <w:szCs w:val="24"/>
+              </w:rPr>
+              <w:t>GrooveCount</w:t>
+            </w:r>
+            <w:r>
+              <w:rPr>
+                <w:rFonts w:eastAsia="Times New Roman" w:cs="Times New Roman"/>
+                <w:color w:val="auto"/>
+                <w:sz w:val="24"/>
+                <w:szCs w:val="24"/>
+                <w:lang w:val="ru-RU"/>
+              </w:rPr>
+              <w:t>.</w:t>
             </w:r>
           </w:p>
         </w:tc>
@@ -25288,6 +25327,7 @@
                 <w:color w:val="auto"/>
                 <w:sz w:val="24"/>
                 <w:szCs w:val="24"/>
+                <w:lang w:val="ru-RU"/>
               </w:rPr>
             </w:pPr>
             <w:r>
@@ -25296,8 +25336,28 @@
                 <w:color w:val="auto"/>
                 <w:sz w:val="24"/>
                 <w:szCs w:val="24"/>
-              </w:rPr>
-              <w:t>Проверяет, что при слишком большой глубине прорези добавляется ошибка валидации для параметра GrooveDepth.</w:t>
+                <w:lang w:val="ru-RU"/>
+              </w:rPr>
+              <w:t xml:space="preserve">Проверяет, что при слишком большой глубине прорези добавляется ошибка валидации для параметра </w:t>
+            </w:r>
+            <w:r>
+              <w:rPr>
+                <w:rFonts w:eastAsia="Times New Roman" w:cs="Times New Roman"/>
+                <w:color w:val="auto"/>
+                <w:sz w:val="24"/>
+                <w:szCs w:val="24"/>
+              </w:rPr>
+              <w:t>GrooveDepth</w:t>
+            </w:r>
+            <w:r>
+              <w:rPr>
+                <w:rFonts w:eastAsia="Times New Roman" w:cs="Times New Roman"/>
+                <w:color w:val="auto"/>
+                <w:sz w:val="24"/>
+                <w:szCs w:val="24"/>
+                <w:lang w:val="ru-RU"/>
+              </w:rPr>
+              <w:t>.</w:t>
             </w:r>
           </w:p>
         </w:tc>
@@ -25348,6 +25408,7 @@
                 <w:color w:val="auto"/>
                 <w:sz w:val="24"/>
                 <w:szCs w:val="24"/>
+                <w:lang w:val="ru-RU"/>
               </w:rPr>
             </w:pPr>
             <w:r>
@@ -25356,8 +25417,47 @@
                 <w:color w:val="auto"/>
                 <w:sz w:val="24"/>
                 <w:szCs w:val="24"/>
-              </w:rPr>
-              <w:t>Проверяет, что при слишком большом количестве прорезей для заданной длины рукояти добавляются ошибки для параметров GrooveCount и HandleLength.</w:t>
+                <w:lang w:val="ru-RU"/>
+              </w:rPr>
+              <w:t xml:space="preserve">Проверяет, что при слишком большом количестве прорезей для заданной длины рукояти добавляются ошибки для параметров </w:t>
+            </w:r>
+            <w:r>
+              <w:rPr>
+                <w:rFonts w:eastAsia="Times New Roman" w:cs="Times New Roman"/>
+                <w:color w:val="auto"/>
+                <w:sz w:val="24"/>
+                <w:szCs w:val="24"/>
+              </w:rPr>
+              <w:t>GrooveCount</w:t>
+            </w:r>
+            <w:r>
+              <w:rPr>
+                <w:rFonts w:eastAsia="Times New Roman" w:cs="Times New Roman"/>
+                <w:color w:val="auto"/>
+                <w:sz w:val="24"/>
+                <w:szCs w:val="24"/>
+                <w:lang w:val="ru-RU"/>
+              </w:rPr>
+              <w:t xml:space="preserve"> и </w:t>
+            </w:r>
+            <w:r>
+              <w:rPr>
+                <w:rFonts w:eastAsia="Times New Roman" w:cs="Times New Roman"/>
+                <w:color w:val="auto"/>
+                <w:sz w:val="24"/>
+                <w:szCs w:val="24"/>
+              </w:rPr>
+              <w:t>HandleLength</w:t>
+            </w:r>
+            <w:r>
+              <w:rPr>
+                <w:rFonts w:eastAsia="Times New Roman" w:cs="Times New Roman"/>
+                <w:color w:val="auto"/>
+                <w:sz w:val="24"/>
+                <w:szCs w:val="24"/>
+                <w:lang w:val="ru-RU"/>
+              </w:rPr>
+              <w:t>.</w:t>
             </w:r>
           </w:p>
         </w:tc>
@@ -25408,6 +25508,7 @@
                 <w:color w:val="auto"/>
                 <w:sz w:val="24"/>
                 <w:szCs w:val="24"/>
+                <w:lang w:val="ru-RU"/>
               </w:rPr>
             </w:pPr>
             <w:r>
@@ -25416,6 +25517,7 @@
                 <w:color w:val="auto"/>
                 <w:sz w:val="24"/>
                 <w:szCs w:val="24"/>
+                <w:lang w:val="ru-RU"/>
               </w:rPr>
               <w:t>Проверяет, что при количестве прорезей ниже минимально допустимого значения добавляется ошибка валидации.</w:t>
             </w:r>
@@ -25468,6 +25570,7 @@
                 <w:color w:val="auto"/>
                 <w:sz w:val="24"/>
                 <w:szCs w:val="24"/>
+                <w:lang w:val="ru-RU"/>
               </w:rPr>
             </w:pPr>
             <w:r>
@@ -25476,6 +25579,7 @@
                 <w:color w:val="auto"/>
                 <w:sz w:val="24"/>
                 <w:szCs w:val="24"/>
+                <w:lang w:val="ru-RU"/>
               </w:rPr>
               <w:t>Проверяет, что при количестве прорезей выше максимально допустимого значения добавляется ошибка валидации.</w:t>
             </w:r>
@@ -25528,6 +25632,7 @@
                 <w:color w:val="auto"/>
                 <w:sz w:val="24"/>
                 <w:szCs w:val="24"/>
+                <w:lang w:val="ru-RU"/>
               </w:rPr>
             </w:pPr>
             <w:r>
@@ -25536,6 +25641,7 @@
                 <w:color w:val="auto"/>
                 <w:sz w:val="24"/>
                 <w:szCs w:val="24"/>
+                <w:lang w:val="ru-RU"/>
               </w:rPr>
               <w:t>Проверяет, что при глубине прорези ниже минимально допустимого значения добавляется ошибка валидации.</w:t>
             </w:r>
@@ -25588,6 +25694,7 @@
                 <w:color w:val="auto"/>
                 <w:sz w:val="24"/>
                 <w:szCs w:val="24"/>
+                <w:lang w:val="ru-RU"/>
               </w:rPr>
             </w:pPr>
             <w:r>
@@ -25596,6 +25703,7 @@
                 <w:color w:val="auto"/>
                 <w:sz w:val="24"/>
                 <w:szCs w:val="24"/>
+                <w:lang w:val="ru-RU"/>
               </w:rPr>
               <w:t>Проверяет, что при глубине прорези выше максимально допустимого значения добавляется ошибка валидации.</w:t>
             </w:r>
@@ -25756,6 +25864,7 @@
                 <w:color w:val="auto"/>
                 <w:sz w:val="24"/>
                 <w:szCs w:val="24"/>
+                <w:lang w:val="ru-RU"/>
               </w:rPr>
             </w:pPr>
             <w:r>
@@ -25764,8 +25873,28 @@
                 <w:color w:val="auto"/>
                 <w:sz w:val="24"/>
                 <w:szCs w:val="24"/>
-              </w:rPr>
-              <w:t>Проверяет, что при количестве дисков на одной стороне выше допустимого диапазона добавляется ошибка валидации для параметра DisksPerSide.</w:t>
+                <w:lang w:val="ru-RU"/>
+              </w:rPr>
+              <w:t xml:space="preserve">Проверяет, что при количестве дисков на одной стороне выше допустимого диапазона добавляется ошибка валидации для параметра </w:t>
+            </w:r>
+            <w:r>
+              <w:rPr>
+                <w:rFonts w:eastAsia="Times New Roman" w:cs="Times New Roman"/>
+                <w:color w:val="auto"/>
+                <w:sz w:val="24"/>
+                <w:szCs w:val="24"/>
+              </w:rPr>
+              <w:t>DisksPerSide</w:t>
+            </w:r>
+            <w:r>
+              <w:rPr>
+                <w:rFonts w:eastAsia="Times New Roman" w:cs="Times New Roman"/>
+                <w:color w:val="auto"/>
+                <w:sz w:val="24"/>
+                <w:szCs w:val="24"/>
+                <w:lang w:val="ru-RU"/>
+              </w:rPr>
+              <w:t>.</w:t>
             </w:r>
           </w:p>
         </w:tc>
@@ -25816,6 +25945,7 @@
                 <w:color w:val="auto"/>
                 <w:sz w:val="24"/>
                 <w:szCs w:val="24"/>
+                <w:lang w:val="ru-RU"/>
               </w:rPr>
             </w:pPr>
             <w:r>
@@ -25824,8 +25954,28 @@
                 <w:color w:val="auto"/>
                 <w:sz w:val="24"/>
                 <w:szCs w:val="24"/>
-              </w:rPr>
-              <w:t>Проверяет, что при отрицательном количестве дисков на одной стороне добавляется ошибка валидации для параметра DisksPerSide.</w:t>
+                <w:lang w:val="ru-RU"/>
+              </w:rPr>
+              <w:t xml:space="preserve">Проверяет, что при отрицательном количестве дисков на одной стороне добавляется ошибка валидации для параметра </w:t>
+            </w:r>
+            <w:r>
+              <w:rPr>
+                <w:rFonts w:eastAsia="Times New Roman" w:cs="Times New Roman"/>
+                <w:color w:val="auto"/>
+                <w:sz w:val="24"/>
+                <w:szCs w:val="24"/>
+              </w:rPr>
+              <w:t>DisksPerSide</w:t>
+            </w:r>
+            <w:r>
+              <w:rPr>
+                <w:rFonts w:eastAsia="Times New Roman" w:cs="Times New Roman"/>
+                <w:color w:val="auto"/>
+                <w:sz w:val="24"/>
+                <w:szCs w:val="24"/>
+                <w:lang w:val="ru-RU"/>
+              </w:rPr>
+              <w:t>.</w:t>
             </w:r>
           </w:p>
         </w:tc>
@@ -25876,6 +26026,7 @@
                 <w:color w:val="auto"/>
                 <w:sz w:val="24"/>
                 <w:szCs w:val="24"/>
+                <w:lang w:val="ru-RU"/>
               </w:rPr>
             </w:pPr>
             <w:r>
@@ -25884,6 +26035,7 @@
                 <w:color w:val="auto"/>
                 <w:sz w:val="24"/>
                 <w:szCs w:val="24"/>
+                <w:lang w:val="ru-RU"/>
               </w:rPr>
               <w:t>Проверяет, что при слишком малой разнице между диаметром отверстия диска и посадочным диаметром стержня добавляются ошибки для диска и стержня.</w:t>
             </w:r>
@@ -25936,6 +26088,7 @@
                 <w:color w:val="auto"/>
                 <w:sz w:val="24"/>
                 <w:szCs w:val="24"/>
+                <w:lang w:val="ru-RU"/>
               </w:rPr>
             </w:pPr>
             <w:r>
@@ -25944,6 +26097,7 @@
                 <w:color w:val="auto"/>
                 <w:sz w:val="24"/>
                 <w:szCs w:val="24"/>
+                <w:lang w:val="ru-RU"/>
               </w:rPr>
               <w:t>Проверяет, что при слишком большой разнице между диаметром отверстия диска и посадочным диаметром стержня добавляются ошибки для диска и стержня.</w:t>
             </w:r>
@@ -25996,6 +26150,7 @@
                 <w:color w:val="auto"/>
                 <w:sz w:val="24"/>
                 <w:szCs w:val="24"/>
+                <w:lang w:val="ru-RU"/>
               </w:rPr>
             </w:pPr>
             <w:r>
@@ -26004,6 +26159,7 @@
                 <w:color w:val="auto"/>
                 <w:sz w:val="24"/>
                 <w:szCs w:val="24"/>
+                <w:lang w:val="ru-RU"/>
               </w:rPr>
               <w:t>Проверяет, что при превышении суммарной толщины дисков над длиной посадочной части добавляются ошибки валидации для посадочной части и дисков.</w:t>
             </w:r>
@@ -26056,6 +26212,7 @@
                 <w:color w:val="auto"/>
                 <w:sz w:val="24"/>
                 <w:szCs w:val="24"/>
+                <w:lang w:val="ru-RU"/>
               </w:rPr>
             </w:pPr>
             <w:r>
@@ -26064,6 +26221,7 @@
                 <w:color w:val="auto"/>
                 <w:sz w:val="24"/>
                 <w:szCs w:val="24"/>
+                <w:lang w:val="ru-RU"/>
               </w:rPr>
               <w:t>Проверяет, что при нулевом количестве дисков взаимные проверки параметров дисков и стержня не выполняются.</w:t>
             </w:r>
@@ -26116,6 +26274,7 @@
                 <w:color w:val="auto"/>
                 <w:sz w:val="24"/>
                 <w:szCs w:val="24"/>
+                <w:lang w:val="ru-RU"/>
               </w:rPr>
             </w:pPr>
             <w:r>
@@ -26124,6 +26283,7 @@
                 <w:color w:val="auto"/>
                 <w:sz w:val="24"/>
                 <w:szCs w:val="24"/>
+                <w:lang w:val="ru-RU"/>
               </w:rPr>
               <w:t>Проверяет, что при корректных параметрах гантели метод валидации не возвращает ошибок.</w:t>
             </w:r>
@@ -26176,6 +26336,7 @@
                 <w:color w:val="auto"/>
                 <w:sz w:val="24"/>
                 <w:szCs w:val="24"/>
+                <w:lang w:val="ru-RU"/>
               </w:rPr>
             </w:pPr>
             <w:r>
@@ -26184,8 +26345,66 @@
                 <w:color w:val="auto"/>
                 <w:sz w:val="24"/>
                 <w:szCs w:val="24"/>
-              </w:rPr>
-              <w:t>Проверяет, что ошибки отдельного диска преобразуются из общего формата Disk.* в формат с индексом Disks[i].*.</w:t>
+                <w:lang w:val="ru-RU"/>
+              </w:rPr>
+              <w:t xml:space="preserve">Проверяет, что ошибки отдельного диска преобразуются из общего формата </w:t>
+            </w:r>
+            <w:r>
+              <w:rPr>
+                <w:rFonts w:eastAsia="Times New Roman" w:cs="Times New Roman"/>
+                <w:color w:val="auto"/>
+                <w:sz w:val="24"/>
+                <w:szCs w:val="24"/>
+              </w:rPr>
+              <w:t>Disk</w:t>
+            </w:r>
+            <w:r>
+              <w:rPr>
+                <w:rFonts w:eastAsia="Times New Roman" w:cs="Times New Roman"/>
+                <w:color w:val="auto"/>
+                <w:sz w:val="24"/>
+                <w:szCs w:val="24"/>
+                <w:lang w:val="ru-RU"/>
+              </w:rPr>
+              <w:t xml:space="preserve">.* в формат с индексом </w:t>
+            </w:r>
+            <w:r>
+              <w:rPr>
+                <w:rFonts w:eastAsia="Times New Roman" w:cs="Times New Roman"/>
+                <w:color w:val="auto"/>
+                <w:sz w:val="24"/>
+                <w:szCs w:val="24"/>
+              </w:rPr>
+              <w:t>Disks</w:t>
+            </w:r>
+            <w:r>
+              <w:rPr>
+                <w:rFonts w:eastAsia="Times New Roman" w:cs="Times New Roman"/>
+                <w:color w:val="auto"/>
+                <w:sz w:val="24"/>
+                <w:szCs w:val="24"/>
+                <w:lang w:val="ru-RU"/>
+              </w:rPr>
+              <w:t>[</w:t>
+            </w:r>
+            <w:r>
+              <w:rPr>
+                <w:rFonts w:eastAsia="Times New Roman" w:cs="Times New Roman"/>
+                <w:color w:val="auto"/>
+                <w:sz w:val="24"/>
+                <w:szCs w:val="24"/>
+              </w:rPr>
+              <w:t>i</w:t>
+            </w:r>
+            <w:r>
+              <w:rPr>
+                <w:rFonts w:eastAsia="Times New Roman" w:cs="Times New Roman"/>
+                <w:color w:val="auto"/>
+                <w:sz w:val="24"/>
+                <w:szCs w:val="24"/>
+                <w:lang w:val="ru-RU"/>
+              </w:rPr>
+              <w:t>].*.</w:t>
             </w:r>
           </w:p>
         </w:tc>
@@ -26236,6 +26455,7 @@
                 <w:color w:val="auto"/>
                 <w:sz w:val="24"/>
                 <w:szCs w:val="24"/>
+                <w:lang w:val="ru-RU"/>
               </w:rPr>
             </w:pPr>
             <w:r>
@@ -26244,8 +26464,28 @@
                 <w:color w:val="auto"/>
                 <w:sz w:val="24"/>
                 <w:szCs w:val="24"/>
-              </w:rPr>
-              <w:t>Проверяет, что свойство GapBetweenDisks возвращает ожидаемое значение зазора между дисками.</w:t>
+                <w:lang w:val="ru-RU"/>
+              </w:rPr>
+              <w:t xml:space="preserve">Проверяет, что свойство </w:t>
+            </w:r>
+            <w:r>
+              <w:rPr>
+                <w:rFonts w:eastAsia="Times New Roman" w:cs="Times New Roman"/>
+                <w:color w:val="auto"/>
+                <w:sz w:val="24"/>
+                <w:szCs w:val="24"/>
+              </w:rPr>
+              <w:t>GapBetweenDisks</w:t>
+            </w:r>
+            <w:r>
+              <w:rPr>
+                <w:rFonts w:eastAsia="Times New Roman" w:cs="Times New Roman"/>
+                <w:color w:val="auto"/>
+                <w:sz w:val="24"/>
+                <w:szCs w:val="24"/>
+                <w:lang w:val="ru-RU"/>
+              </w:rPr>
+              <w:t xml:space="preserve"> возвращает ожидаемое значение зазора между дисками.</w:t>
             </w:r>
           </w:p>
         </w:tc>
@@ -26256,17 +26496,17 @@
         <w:pStyle w:val="2"/>
         <w:spacing w:before="0" w:after="0"/>
       </w:pPr>
-      <w:bookmarkStart w:id="102" w:name="_Toc217316440"/>
-      <w:bookmarkStart w:id="103" w:name="_Toc217342926"/>
-      <w:bookmarkStart w:id="104" w:name="_Toc226200140"/>
-      <w:bookmarkEnd w:id="99"/>
+      <w:bookmarkStart w:id="90" w:name="_Toc217316440"/>
+      <w:bookmarkStart w:id="91" w:name="_Toc217342926"/>
+      <w:bookmarkStart w:id="92" w:name="_Toc226200140"/>
+      <w:bookmarkEnd w:id="89"/>
       <w:r>
         <w:lastRenderedPageBreak/>
         <w:t>9.3 Нагрузочное тестирование</w:t>
       </w:r>
-      <w:bookmarkEnd w:id="102"/>
-      <w:bookmarkEnd w:id="103"/>
-      <w:bookmarkEnd w:id="104"/>
+      <w:bookmarkEnd w:id="90"/>
+      <w:bookmarkEnd w:id="91"/>
+      <w:bookmarkEnd w:id="92"/>
     </w:p>
     <w:p/>
     <w:p>
@@ -26440,26 +26680,28 @@
       <w:r>
         <w:t>18430</w:t>
       </w:r>
-      <w:commentRangeStart w:id="105"/>
-      <w:commentRangeStart w:id="106"/>
+      <w:commentRangeStart w:id="93"/>
+      <w:commentRangeStart w:id="94"/>
       <w:r>
         <w:t xml:space="preserve"> м</w:t>
       </w:r>
-      <w:commentRangeEnd w:id="105"/>
+      <w:commentRangeEnd w:id="93"/>
       <w:r>
         <w:rPr>
           <w:rStyle w:val="afc"/>
           <w:sz w:val="28"/>
           <w:szCs w:val="28"/>
         </w:rPr>
-        <w:commentReference w:id="105"/>
-      </w:r>
-      <w:commentRangeEnd w:id="106"/>
+        <w:commentReference w:id="93"/>
+      </w:r>
+      <w:commentRangeEnd w:id="94"/>
       <w:r>
         <w:rPr>
           <w:rStyle w:val="afc"/>
-        </w:rPr>
-        <w:commentReference w:id="106"/>
+          <w:sz w:val="28"/>
+          <w:szCs w:val="28"/>
+        </w:rPr>
+        <w:commentReference w:id="94"/>
       </w:r>
       <w:r>
         <w:t xml:space="preserve">оделей. Общая длительность теста составила </w:t>
@@ -26650,6 +26892,9 @@
         <w:pStyle w:val="af4"/>
       </w:pPr>
       <w:r>
+        <w:rPr>
+          <w:noProof/>
+        </w:rPr>
         <w:drawing>
           <wp:inline distT="0" distB="0" distL="0" distR="0" wp14:anchorId="3046B66B" wp14:editId="36140F6B">
             <wp:extent cx="5873261" cy="3050931"/>
@@ -26740,16 +26985,16 @@
         </w:numPr>
         <w:spacing w:before="0" w:after="0"/>
       </w:pPr>
-      <w:bookmarkStart w:id="107" w:name="_Toc217316441"/>
-      <w:bookmarkStart w:id="108" w:name="_Toc217342927"/>
-      <w:bookmarkStart w:id="109" w:name="_Toc226200141"/>
+      <w:bookmarkStart w:id="95" w:name="_Toc217316441"/>
+      <w:bookmarkStart w:id="96" w:name="_Toc217342927"/>
+      <w:bookmarkStart w:id="97" w:name="_Toc226200141"/>
       <w:r>
         <w:lastRenderedPageBreak/>
         <w:t>Заключение</w:t>
       </w:r>
-      <w:bookmarkEnd w:id="107"/>
-      <w:bookmarkEnd w:id="108"/>
-      <w:bookmarkEnd w:id="109"/>
+      <w:bookmarkEnd w:id="95"/>
+      <w:bookmarkEnd w:id="96"/>
+      <w:bookmarkEnd w:id="97"/>
     </w:p>
     <w:p/>
     <w:p>
@@ -26786,16 +27031,16 @@
         </w:numPr>
         <w:spacing w:before="0" w:after="0"/>
       </w:pPr>
-      <w:bookmarkStart w:id="110" w:name="_Toc217316442"/>
-      <w:bookmarkStart w:id="111" w:name="_Toc217342928"/>
-      <w:bookmarkStart w:id="112" w:name="_Toc226200142"/>
+      <w:bookmarkStart w:id="98" w:name="_Toc217316442"/>
+      <w:bookmarkStart w:id="99" w:name="_Toc217342928"/>
+      <w:bookmarkStart w:id="100" w:name="_Toc226200142"/>
       <w:r>
         <w:lastRenderedPageBreak/>
         <w:t>Список использованных источников</w:t>
       </w:r>
-      <w:bookmarkEnd w:id="110"/>
-      <w:bookmarkEnd w:id="111"/>
-      <w:bookmarkEnd w:id="112"/>
+      <w:bookmarkEnd w:id="98"/>
+      <w:bookmarkEnd w:id="99"/>
+      <w:bookmarkEnd w:id="100"/>
     </w:p>
     <w:p>
       <w:pPr>
@@ -26803,7 +27048,7 @@
           <w:highlight w:val="yellow"/>
         </w:rPr>
       </w:pPr>
-      <w:bookmarkStart w:id="113" w:name="_Hlk217340286"/>
+      <w:bookmarkStart w:id="101" w:name="_Hlk217340286"/>
     </w:p>
     <w:p>
       <w:pPr>
@@ -26827,9 +27072,9 @@
           <w:lang w:val="ru-RU"/>
         </w:rPr>
       </w:pPr>
-      <w:bookmarkStart w:id="114" w:name="_Hlk217341853"/>
+      <w:bookmarkStart w:id="102" w:name="_Hlk217341853"/>
       <w:bookmarkEnd w:id="0"/>
-      <w:bookmarkEnd w:id="113"/>
+      <w:bookmarkEnd w:id="101"/>
       <w:r>
         <w:rPr>
           <w:rFonts w:ascii="Times New Roman" w:hAnsi="Times New Roman" w:cs="Times New Roman"/>
@@ -27141,7 +27386,7 @@
         </w:rPr>
         <w:t xml:space="preserve">. </w:t>
       </w:r>
-      <w:bookmarkEnd w:id="114"/>
+      <w:bookmarkEnd w:id="102"/>
       <w:r>
         <w:rPr>
           <w:rFonts w:ascii="Times New Roman" w:hAnsi="Times New Roman" w:cs="Times New Roman"/>
@@ -28444,8 +28689,8 @@
 </file>
 
 <file path=word/comments.xml><?xml version="1.0" encoding="utf-8"?>
-<w:comments xmlns:wpc="http://schemas.microsoft.com/office/word/2010/wordprocessingCanvas" xmlns:cx="http://schemas.microsoft.com/office/drawing/2014/chartex" xmlns:cx1="http://schemas.microsoft.com/office/drawing/2015/9/8/chartex" xmlns:cx2="http://schemas.microsoft.com/office/drawing/2015/10/21/chartex" xmlns:cx3="http://schemas.microsoft.com/office/drawing/2016/5/9/chartex" xmlns:cx4="http://schemas.microsoft.com/office/drawing/2016/5/10/chartex" xmlns:cx5="http://schemas.microsoft.com/office/drawing/2016/5/11/chartex" xmlns:cx6="http://schemas.microsoft.com/office/drawing/2016/5/12/chartex" xmlns:cx7="http://schemas.microsoft.com/office/drawing/2016/5/13/chartex" xmlns:cx8="http://schemas.microsoft.com/office/drawing/2016/5/14/chartex" xmlns:mc="http://schemas.openxmlformats.org/markup-compatibility/2006" xmlns:aink="http://schemas.microsoft.com/office/drawing/2016/ink" xmlns:am3d="http://schemas.microsoft.com/office/drawing/2017/model3d" xmlns:o="urn:schemas-microsoft-com:office:office" xmlns:r="http://schemas.openxmlformats.org/officeDocument/2006/relationships" xmlns:m="http://schemas.openxmlformats.org/officeDocument/2006/math" xmlns:v="urn:schemas-microsoft-com:vml" xmlns:wp14="http://schemas.microsoft.com/office/word/2010/wordprocessingDrawing" xmlns:wp="http://schemas.openxmlformats.org/drawingml/2006/wordprocessingDrawing" xmlns:w10="urn:schemas-microsoft-com:office:word" xmlns:w="http://schemas.openxmlformats.org/wordprocessingml/2006/main" xmlns:w14="http://schemas.microsoft.com/office/word/2010/wordml" xmlns:w15="http://schemas.microsoft.com/office/word/2012/wordml" xmlns:w16cex="http://schemas.microsoft.com/office/word/2018/wordml/cex" xmlns:w16cid="http://schemas.microsoft.com/office/word/2016/wordml/cid" xmlns:w16="http://schemas.microsoft.com/office/word/2018/wordml" xmlns:w16sdtdh="http://schemas.microsoft.com/office/word/2020/wordml/sdtdatahash" xmlns:w16se="http://schemas.microsoft.com/office/word/2015/wordml/symex" xmlns:wpg="http://schemas.microsoft.com/office/word/2010/wordprocessingGroup" xmlns:wpi="http://schemas.microsoft.com/office/word/2010/wordprocessingInk" xmlns:wne="http://schemas.microsoft.com/office/word/2006/wordml" xmlns:wps="http://schemas.microsoft.com/office/word/2010/wordprocessingShape" mc:Ignorable="w14 w15 w16se w16cid w16 w16cex w16sdtdh wp14">
-  <w:comment w:id="25" w:author="Kalentyev Alexey" w:date="2026-04-04T15:44:00Z" w:initials="KA">
+<w:comments xmlns:wpc="http://schemas.microsoft.com/office/word/2010/wordprocessingCanvas" xmlns:cx="http://schemas.microsoft.com/office/drawing/2014/chartex" xmlns:cx1="http://schemas.microsoft.com/office/drawing/2015/9/8/chartex" xmlns:cx2="http://schemas.microsoft.com/office/drawing/2015/10/21/chartex" xmlns:cx3="http://schemas.microsoft.com/office/drawing/2016/5/9/chartex" xmlns:cx4="http://schemas.microsoft.com/office/drawing/2016/5/10/chartex" xmlns:cx5="http://schemas.microsoft.com/office/drawing/2016/5/11/chartex" xmlns:cx6="http://schemas.microsoft.com/office/drawing/2016/5/12/chartex" xmlns:cx7="http://schemas.microsoft.com/office/drawing/2016/5/13/chartex" xmlns:cx8="http://schemas.microsoft.com/office/drawing/2016/5/14/chartex" xmlns:mc="http://schemas.openxmlformats.org/markup-compatibility/2006" xmlns:aink="http://schemas.microsoft.com/office/drawing/2016/ink" xmlns:am3d="http://schemas.microsoft.com/office/drawing/2017/model3d" xmlns:o="urn:schemas-microsoft-com:office:office" xmlns:oel="http://schemas.microsoft.com/office/2019/extlst" xmlns:r="http://schemas.openxmlformats.org/officeDocument/2006/relationships" xmlns:m="http://schemas.openxmlformats.org/officeDocument/2006/math" xmlns:v="urn:schemas-microsoft-com:vml" xmlns:wp14="http://schemas.microsoft.com/office/word/2010/wordprocessingDrawing" xmlns:wp="http://schemas.openxmlformats.org/drawingml/2006/wordprocessingDrawing" xmlns:w10="urn:schemas-microsoft-com:office:word" xmlns:w="http://schemas.openxmlformats.org/wordprocessingml/2006/main" xmlns:w14="http://schemas.microsoft.com/office/word/2010/wordml" xmlns:w15="http://schemas.microsoft.com/office/word/2012/wordml" xmlns:w16cex="http://schemas.microsoft.com/office/word/2018/wordml/cex" xmlns:w16cid="http://schemas.microsoft.com/office/word/2016/wordml/cid" xmlns:w16="http://schemas.microsoft.com/office/word/2018/wordml" xmlns:w16du="http://schemas.microsoft.com/office/word/2023/wordml/word16du" xmlns:w16sdtdh="http://schemas.microsoft.com/office/word/2020/wordml/sdtdatahash" xmlns:w16sdtfl="http://schemas.microsoft.com/office/word/2024/wordml/sdtformatlock" xmlns:w16se="http://schemas.microsoft.com/office/word/2015/wordml/symex" xmlns:wpg="http://schemas.microsoft.com/office/word/2010/wordprocessingGroup" xmlns:wpi="http://schemas.microsoft.com/office/word/2010/wordprocessingInk" xmlns:wne="http://schemas.microsoft.com/office/word/2006/wordml" xmlns:wps="http://schemas.microsoft.com/office/word/2010/wordprocessingShape" mc:Ignorable="w14 w15 w16se w16cid w16 w16cex w16sdtdh w16sdtfl w16du wp14">
+  <w:comment w:id="93" w:author="Kalentyev Alexey" w:date="2026-04-04T15:50:00Z" w:initials="KA">
     <w:p>
       <w:pPr>
         <w:pStyle w:val="afd"/>
@@ -28459,215 +28704,11 @@
         <w:annotationRef/>
       </w:r>
       <w:r>
-        <w:t>Висячая строка.</w:t>
+        <w:t>До отказа</w:t>
       </w:r>
     </w:p>
   </w:comment>
-  <w:comment w:id="26" w:author="inittose" w:date="2026-04-25T03:56:00Z" w:initials="i">
-    <w:p>
-      <w:pPr>
-        <w:pStyle w:val="afd"/>
-      </w:pPr>
-      <w:r>
-        <w:rPr>
-          <w:rStyle w:val="afc"/>
-        </w:rPr>
-        <w:annotationRef/>
-      </w:r>
-      <w:r>
-        <w:t>+</w:t>
-      </w:r>
-    </w:p>
-  </w:comment>
-  <w:comment w:id="43" w:author="Kalentyev Alexey" w:date="2026-04-04T15:46:00Z" w:initials="KA">
-    <w:p>
-      <w:pPr>
-        <w:pStyle w:val="afd"/>
-        <w:ind w:firstLine="0"/>
-        <w:jc w:val="left"/>
-      </w:pPr>
-      <w:r>
-        <w:rPr>
-          <w:rStyle w:val="afc"/>
-        </w:rPr>
-        <w:annotationRef/>
-      </w:r>
-      <w:r>
-        <w:t>Ссылки на литературу</w:t>
-      </w:r>
-    </w:p>
-  </w:comment>
-  <w:comment w:id="44" w:author="inittose" w:date="2026-04-25T03:56:00Z" w:initials="i">
-    <w:p>
-      <w:pPr>
-        <w:pStyle w:val="afd"/>
-      </w:pPr>
-      <w:r>
-        <w:rPr>
-          <w:rStyle w:val="afc"/>
-        </w:rPr>
-        <w:annotationRef/>
-      </w:r>
-      <w:r>
-        <w:t>+</w:t>
-      </w:r>
-    </w:p>
-  </w:comment>
-  <w:comment w:id="52" w:author="Kalentyev Alexey" w:date="2026-04-04T15:45:00Z" w:initials="KA">
-    <w:p>
-      <w:pPr>
-        <w:pStyle w:val="afd"/>
-        <w:ind w:firstLine="0"/>
-        <w:jc w:val="left"/>
-      </w:pPr>
-      <w:r>
-        <w:rPr>
-          <w:rStyle w:val="afc"/>
-        </w:rPr>
-        <w:annotationRef/>
-      </w:r>
-      <w:r>
-        <w:t>Где применимо - ссылки на литературу</w:t>
-      </w:r>
-    </w:p>
-  </w:comment>
-  <w:comment w:id="53" w:author="inittose" w:date="2026-04-25T03:56:00Z" w:initials="i">
-    <w:p>
-      <w:pPr>
-        <w:pStyle w:val="afd"/>
-      </w:pPr>
-      <w:r>
-        <w:rPr>
-          <w:rStyle w:val="afc"/>
-        </w:rPr>
-        <w:annotationRef/>
-      </w:r>
-      <w:r>
-        <w:t>+</w:t>
-      </w:r>
-    </w:p>
-  </w:comment>
-  <w:comment w:id="54" w:author="Kalentyev Alexey" w:date="2026-04-04T15:45:00Z" w:initials="KA">
-    <w:p>
-      <w:pPr>
-        <w:pStyle w:val="afd"/>
-        <w:ind w:firstLine="0"/>
-        <w:jc w:val="left"/>
-      </w:pPr>
-      <w:r>
-        <w:rPr>
-          <w:rStyle w:val="afc"/>
-        </w:rPr>
-        <w:annotationRef/>
-      </w:r>
-      <w:r>
-        <w:t>Маркерный список?</w:t>
-      </w:r>
-    </w:p>
-  </w:comment>
-  <w:comment w:id="55" w:author="inittose" w:date="2026-04-25T03:56:00Z" w:initials="i">
-    <w:p>
-      <w:pPr>
-        <w:pStyle w:val="afd"/>
-      </w:pPr>
-      <w:r>
-        <w:rPr>
-          <w:rStyle w:val="afc"/>
-        </w:rPr>
-        <w:annotationRef/>
-      </w:r>
-      <w:r>
-        <w:t>+</w:t>
-      </w:r>
-    </w:p>
-  </w:comment>
-  <w:comment w:id="77" w:author="Kalentyev Alexey" w:date="2026-04-04T15:47:00Z" w:initials="KA">
-    <w:p>
-      <w:pPr>
-        <w:pStyle w:val="afd"/>
-        <w:ind w:firstLine="0"/>
-        <w:jc w:val="left"/>
-      </w:pPr>
-      <w:r>
-        <w:rPr>
-          <w:rStyle w:val="afc"/>
-        </w:rPr>
-        <w:annotationRef/>
-      </w:r>
-      <w:r>
-        <w:t>Форматирование таблицы</w:t>
-      </w:r>
-    </w:p>
-  </w:comment>
-  <w:comment w:id="78" w:author="inittose" w:date="2026-04-25T03:56:00Z" w:initials="i">
-    <w:p>
-      <w:pPr>
-        <w:pStyle w:val="afd"/>
-      </w:pPr>
-      <w:r>
-        <w:rPr>
-          <w:rStyle w:val="afc"/>
-        </w:rPr>
-        <w:annotationRef/>
-      </w:r>
-      <w:r>
-        <w:t>+</w:t>
-      </w:r>
-    </w:p>
-  </w:comment>
-  <w:comment w:id="100" w:author="Kalentyev Alexey" w:date="2026-04-04T15:49:00Z" w:initials="KA">
-    <w:p>
-      <w:pPr>
-        <w:pStyle w:val="afd"/>
-        <w:ind w:firstLine="0"/>
-        <w:jc w:val="left"/>
-      </w:pPr>
-      <w:r>
-        <w:rPr>
-          <w:rStyle w:val="afc"/>
-        </w:rPr>
-        <w:annotationRef/>
-      </w:r>
-      <w:r>
-        <w:t>Тесткейсы подробнее</w:t>
-      </w:r>
-    </w:p>
-  </w:comment>
-  <w:comment w:id="101" w:author="inittose" w:date="2026-04-25T03:56:00Z" w:initials="i">
-    <w:p>
-      <w:pPr>
-        <w:pStyle w:val="afd"/>
-      </w:pPr>
-      <w:r>
-        <w:rPr>
-          <w:rStyle w:val="afc"/>
-        </w:rPr>
-        <w:annotationRef/>
-      </w:r>
-      <w:r>
-        <w:t>+</w:t>
-      </w:r>
-    </w:p>
-  </w:comment>
-  <w:comment w:id="105" w:author="Kalentyev Alexey" w:date="2026-04-04T15:50:00Z" w:initials="KA">
-    <w:p>
-      <w:pPr>
-        <w:pStyle w:val="afd"/>
-        <w:ind w:firstLine="0"/>
-        <w:jc w:val="left"/>
-      </w:pPr>
-      <w:r>
-        <w:rPr>
-          <w:rStyle w:val="afc"/>
-        </w:rPr>
-        <w:annotationRef/>
-      </w:r>
-      <w:r>
-        <w:t>До отказа</w:t>
-      </w:r>
-    </w:p>
-  </w:comment>
-  <w:comment w:id="106" w:author="inittose" w:date="2026-04-25T03:56:00Z" w:initials="i">
+  <w:comment w:id="94" w:author="inittose" w:date="2026-04-25T03:56:00Z" w:initials="i">
     <w:p>
       <w:pPr>
         <w:pStyle w:val="afd"/>
@@ -28687,64 +28728,28 @@
 </file>
 
 <file path=word/commentsExtended.xml><?xml version="1.0" encoding="utf-8"?>
-<w15:commentsEx xmlns:wpc="http://schemas.microsoft.com/office/word/2010/wordprocessingCanvas" xmlns:cx="http://schemas.microsoft.com/office/drawing/2014/chartex" xmlns:cx1="http://schemas.microsoft.com/office/drawing/2015/9/8/chartex" xmlns:cx2="http://schemas.microsoft.com/office/drawing/2015/10/21/chartex" xmlns:cx3="http://schemas.microsoft.com/office/drawing/2016/5/9/chartex" xmlns:cx4="http://schemas.microsoft.com/office/drawing/2016/5/10/chartex" xmlns:cx5="http://schemas.microsoft.com/office/drawing/2016/5/11/chartex" xmlns:cx6="http://schemas.microsoft.com/office/drawing/2016/5/12/chartex" xmlns:cx7="http://schemas.microsoft.com/office/drawing/2016/5/13/chartex" xmlns:cx8="http://schemas.microsoft.com/office/drawing/2016/5/14/chartex" xmlns:mc="http://schemas.openxmlformats.org/markup-compatibility/2006" xmlns:aink="http://schemas.microsoft.com/office/drawing/2016/ink" xmlns:am3d="http://schemas.microsoft.com/office/drawing/2017/model3d" xmlns:o="urn:schemas-microsoft-com:office:office" xmlns:r="http://schemas.openxmlformats.org/officeDocument/2006/relationships" xmlns:m="http://schemas.openxmlformats.org/officeDocument/2006/math" xmlns:v="urn:schemas-microsoft-com:vml" xmlns:wp14="http://schemas.microsoft.com/office/word/2010/wordprocessingDrawing" xmlns:wp="http://schemas.openxmlformats.org/drawingml/2006/wordprocessingDrawing" xmlns:w10="urn:schemas-microsoft-com:office:word" xmlns:w="http://schemas.openxmlformats.org/wordprocessingml/2006/main" xmlns:w14="http://schemas.microsoft.com/office/word/2010/wordml" xmlns:w15="http://schemas.microsoft.com/office/word/2012/wordml" xmlns:w16cex="http://schemas.microsoft.com/office/word/2018/wordml/cex" xmlns:w16cid="http://schemas.microsoft.com/office/word/2016/wordml/cid" xmlns:w16="http://schemas.microsoft.com/office/word/2018/wordml" xmlns:w16sdtdh="http://schemas.microsoft.com/office/word/2020/wordml/sdtdatahash" xmlns:w16se="http://schemas.microsoft.com/office/word/2015/wordml/symex" xmlns:wpg="http://schemas.microsoft.com/office/word/2010/wordprocessingGroup" xmlns:wpi="http://schemas.microsoft.com/office/word/2010/wordprocessingInk" xmlns:wne="http://schemas.microsoft.com/office/word/2006/wordml" xmlns:wps="http://schemas.microsoft.com/office/word/2010/wordprocessingShape" mc:Ignorable="w14 w15 w16se w16cid w16 w16cex w16sdtdh wp14">
-  <w15:commentEx w15:paraId="5EF9A7EE" w15:done="0"/>
-  <w15:commentEx w15:paraId="7F0C0151" w15:paraIdParent="5EF9A7EE" w15:done="0"/>
-  <w15:commentEx w15:paraId="1FF9038A" w15:done="0"/>
-  <w15:commentEx w15:paraId="40619A8F" w15:paraIdParent="1FF9038A" w15:done="0"/>
-  <w15:commentEx w15:paraId="05ACFB5E" w15:done="0"/>
-  <w15:commentEx w15:paraId="1C5E47B1" w15:paraIdParent="05ACFB5E" w15:done="0"/>
-  <w15:commentEx w15:paraId="7F61D5C3" w15:done="0"/>
-  <w15:commentEx w15:paraId="133B9095" w15:paraIdParent="7F61D5C3" w15:done="0"/>
-  <w15:commentEx w15:paraId="5C7FC20B" w15:done="0"/>
-  <w15:commentEx w15:paraId="41341F22" w15:paraIdParent="5C7FC20B" w15:done="0"/>
-  <w15:commentEx w15:paraId="6D162C25" w15:done="0"/>
-  <w15:commentEx w15:paraId="794105A4" w15:paraIdParent="6D162C25" w15:done="0"/>
+<w15:commentsEx xmlns:wpc="http://schemas.microsoft.com/office/word/2010/wordprocessingCanvas" xmlns:cx="http://schemas.microsoft.com/office/drawing/2014/chartex" xmlns:cx1="http://schemas.microsoft.com/office/drawing/2015/9/8/chartex" xmlns:cx2="http://schemas.microsoft.com/office/drawing/2015/10/21/chartex" xmlns:cx3="http://schemas.microsoft.com/office/drawing/2016/5/9/chartex" xmlns:cx4="http://schemas.microsoft.com/office/drawing/2016/5/10/chartex" xmlns:cx5="http://schemas.microsoft.com/office/drawing/2016/5/11/chartex" xmlns:cx6="http://schemas.microsoft.com/office/drawing/2016/5/12/chartex" xmlns:cx7="http://schemas.microsoft.com/office/drawing/2016/5/13/chartex" xmlns:cx8="http://schemas.microsoft.com/office/drawing/2016/5/14/chartex" xmlns:mc="http://schemas.openxmlformats.org/markup-compatibility/2006" xmlns:aink="http://schemas.microsoft.com/office/drawing/2016/ink" xmlns:am3d="http://schemas.microsoft.com/office/drawing/2017/model3d" xmlns:o="urn:schemas-microsoft-com:office:office" xmlns:oel="http://schemas.microsoft.com/office/2019/extlst" xmlns:r="http://schemas.openxmlformats.org/officeDocument/2006/relationships" xmlns:m="http://schemas.openxmlformats.org/officeDocument/2006/math" xmlns:v="urn:schemas-microsoft-com:vml" xmlns:wp14="http://schemas.microsoft.com/office/word/2010/wordprocessingDrawing" xmlns:wp="http://schemas.openxmlformats.org/drawingml/2006/wordprocessingDrawing" xmlns:w10="urn:schemas-microsoft-com:office:word" xmlns:w="http://schemas.openxmlformats.org/wordprocessingml/2006/main" xmlns:w14="http://schemas.microsoft.com/office/word/2010/wordml" xmlns:w15="http://schemas.microsoft.com/office/word/2012/wordml" xmlns:w16cex="http://schemas.microsoft.com/office/word/2018/wordml/cex" xmlns:w16cid="http://schemas.microsoft.com/office/word/2016/wordml/cid" xmlns:w16="http://schemas.microsoft.com/office/word/2018/wordml" xmlns:w16du="http://schemas.microsoft.com/office/word/2023/wordml/word16du" xmlns:w16sdtdh="http://schemas.microsoft.com/office/word/2020/wordml/sdtdatahash" xmlns:w16sdtfl="http://schemas.microsoft.com/office/word/2024/wordml/sdtformatlock" xmlns:w16se="http://schemas.microsoft.com/office/word/2015/wordml/symex" xmlns:wpg="http://schemas.microsoft.com/office/word/2010/wordprocessingGroup" xmlns:wpi="http://schemas.microsoft.com/office/word/2010/wordprocessingInk" xmlns:wne="http://schemas.microsoft.com/office/word/2006/wordml" xmlns:wps="http://schemas.microsoft.com/office/word/2010/wordprocessingShape" mc:Ignorable="w14 w15 w16se w16cid w16 w16cex w16sdtdh w16sdtfl w16du wp14">
   <w15:commentEx w15:paraId="371C5373" w15:done="0"/>
   <w15:commentEx w15:paraId="6598B2EF" w15:paraIdParent="371C5373" w15:done="0"/>
 </w15:commentsEx>
 </file>
 
 <file path=word/commentsExtensible.xml><?xml version="1.0" encoding="utf-8"?>
-<w16cex:commentsExtensible xmlns:wpc="http://schemas.microsoft.com/office/word/2010/wordprocessingCanvas" xmlns:cx="http://schemas.microsoft.com/office/drawing/2014/chartex" xmlns:cx1="http://schemas.microsoft.com/office/drawing/2015/9/8/chartex" xmlns:cx2="http://schemas.microsoft.com/office/drawing/2015/10/21/chartex" xmlns:cx3="http://schemas.microsoft.com/office/drawing/2016/5/9/chartex" xmlns:cx4="http://schemas.microsoft.com/office/drawing/2016/5/10/chartex" xmlns:cx5="http://schemas.microsoft.com/office/drawing/2016/5/11/chartex" xmlns:cx6="http://schemas.microsoft.com/office/drawing/2016/5/12/chartex" xmlns:cx7="http://schemas.microsoft.com/office/drawing/2016/5/13/chartex" xmlns:cx8="http://schemas.microsoft.com/office/drawing/2016/5/14/chartex" xmlns:mc="http://schemas.openxmlformats.org/markup-compatibility/2006" xmlns:aink="http://schemas.microsoft.com/office/drawing/2016/ink" xmlns:am3d="http://schemas.microsoft.com/office/drawing/2017/model3d" xmlns:o="urn:schemas-microsoft-com:office:office" xmlns:r="http://schemas.openxmlformats.org/officeDocument/2006/relationships" xmlns:m="http://schemas.openxmlformats.org/officeDocument/2006/math" xmlns:v="urn:schemas-microsoft-com:vml" xmlns:wp14="http://schemas.microsoft.com/office/word/2010/wordprocessingDrawing" xmlns:wp="http://schemas.openxmlformats.org/drawingml/2006/wordprocessingDrawing" xmlns:w10="urn:schemas-microsoft-com:office:word" xmlns:w="http://schemas.openxmlformats.org/wordprocessingml/2006/main" xmlns:w14="http://schemas.microsoft.com/office/word/2010/wordml" xmlns:w15="http://schemas.microsoft.com/office/word/2012/wordml" xmlns:w16cex="http://schemas.microsoft.com/office/word/2018/wordml/cex" xmlns:w16cid="http://schemas.microsoft.com/office/word/2016/wordml/cid" xmlns:w16="http://schemas.microsoft.com/office/word/2018/wordml" xmlns:w16sdtdh="http://schemas.microsoft.com/office/word/2020/wordml/sdtdatahash" xmlns:w16se="http://schemas.microsoft.com/office/word/2015/wordml/symex" xmlns:wpg="http://schemas.microsoft.com/office/word/2010/wordprocessingGroup" xmlns:wpi="http://schemas.microsoft.com/office/word/2010/wordprocessingInk" xmlns:wne="http://schemas.microsoft.com/office/word/2006/wordml" xmlns:wps="http://schemas.microsoft.com/office/word/2010/wordprocessingShape" mc:Ignorable="w14 w15 w16se w16cid w16 w16cex w16sdtdh wp14">
-  <w16cex:commentExtensible w16cex:durableId="5CE74191" w16cex:dateUtc="2026-04-04T08:44:00Z"/>
-  <w16cex:commentExtensible w16cex:durableId="2D96BA0A" w16cex:dateUtc="2026-04-24T20:56:00Z"/>
-  <w16cex:commentExtensible w16cex:durableId="065E98ED" w16cex:dateUtc="2026-04-04T08:46:00Z"/>
-  <w16cex:commentExtensible w16cex:durableId="2D96BA05" w16cex:dateUtc="2026-04-24T20:56:00Z"/>
-  <w16cex:commentExtensible w16cex:durableId="11BA8D98" w16cex:dateUtc="2026-04-04T08:45:00Z"/>
-  <w16cex:commentExtensible w16cex:durableId="2D96B9FE" w16cex:dateUtc="2026-04-24T20:56:00Z"/>
-  <w16cex:commentExtensible w16cex:durableId="4F274742" w16cex:dateUtc="2026-04-04T08:45:00Z"/>
-  <w16cex:commentExtensible w16cex:durableId="2D96BA00" w16cex:dateUtc="2026-04-24T20:56:00Z"/>
-  <w16cex:commentExtensible w16cex:durableId="2D96B61E" w16cex:dateUtc="2026-04-04T08:47:00Z"/>
-  <w16cex:commentExtensible w16cex:durableId="2D96B9F7" w16cex:dateUtc="2026-04-24T20:56:00Z"/>
-  <w16cex:commentExtensible w16cex:durableId="54AF344A" w16cex:dateUtc="2026-04-04T08:49:00Z"/>
-  <w16cex:commentExtensible w16cex:durableId="2D96B9EF" w16cex:dateUtc="2026-04-24T20:56:00Z"/>
+<w16cex:commentsExtensible xmlns:wpc="http://schemas.microsoft.com/office/word/2010/wordprocessingCanvas" xmlns:cx="http://schemas.microsoft.com/office/drawing/2014/chartex" xmlns:cx1="http://schemas.microsoft.com/office/drawing/2015/9/8/chartex" xmlns:cx2="http://schemas.microsoft.com/office/drawing/2015/10/21/chartex" xmlns:cx3="http://schemas.microsoft.com/office/drawing/2016/5/9/chartex" xmlns:cx4="http://schemas.microsoft.com/office/drawing/2016/5/10/chartex" xmlns:cx5="http://schemas.microsoft.com/office/drawing/2016/5/11/chartex" xmlns:cx6="http://schemas.microsoft.com/office/drawing/2016/5/12/chartex" xmlns:cx7="http://schemas.microsoft.com/office/drawing/2016/5/13/chartex" xmlns:cx8="http://schemas.microsoft.com/office/drawing/2016/5/14/chartex" xmlns:cr="http://schemas.microsoft.com/office/comments/2020/reactions" xmlns:mc="http://schemas.openxmlformats.org/markup-compatibility/2006" xmlns:aink="http://schemas.microsoft.com/office/drawing/2016/ink" xmlns:am3d="http://schemas.microsoft.com/office/drawing/2017/model3d" xmlns:o="urn:schemas-microsoft-com:office:office" xmlns:oel="http://schemas.microsoft.com/office/2019/extlst" xmlns:r="http://schemas.openxmlformats.org/officeDocument/2006/relationships" xmlns:m="http://schemas.openxmlformats.org/officeDocument/2006/math" xmlns:v="urn:schemas-microsoft-com:vml" xmlns:wp14="http://schemas.microsoft.com/office/word/2010/wordprocessingDrawing" xmlns:wp="http://schemas.openxmlformats.org/drawingml/2006/wordprocessingDrawing" xmlns:w10="urn:schemas-microsoft-com:office:word" xmlns:w="http://schemas.openxmlformats.org/wordprocessingml/2006/main" xmlns:w14="http://schemas.microsoft.com/office/word/2010/wordml" xmlns:w15="http://schemas.microsoft.com/office/word/2012/wordml" xmlns:w16cex="http://schemas.microsoft.com/office/word/2018/wordml/cex" xmlns:w16cid="http://schemas.microsoft.com/office/word/2016/wordml/cid" xmlns:w16="http://schemas.microsoft.com/office/word/2018/wordml" xmlns:w16du="http://schemas.microsoft.com/office/word/2023/wordml/word16du" xmlns:w16sdtdh="http://schemas.microsoft.com/office/word/2020/wordml/sdtdatahash" xmlns:w16sdtfl="http://schemas.microsoft.com/office/word/2024/wordml/sdtformatlock" xmlns:w16se="http://schemas.microsoft.com/office/word/2015/wordml/symex" xmlns:wpg="http://schemas.microsoft.com/office/word/2010/wordprocessingGroup" xmlns:wpi="http://schemas.microsoft.com/office/word/2010/wordprocessingInk" xmlns:wne="http://schemas.microsoft.com/office/word/2006/wordml" xmlns:wps="http://schemas.microsoft.com/office/word/2010/wordprocessingShape" mc:Ignorable="w14 w15 w16se w16cid w16 w16cex w16sdtdh w16sdtfl cr w16du wp14">
   <w16cex:commentExtensible w16cex:durableId="6EB5390A" w16cex:dateUtc="2026-04-04T08:50:00Z"/>
   <w16cex:commentExtensible w16cex:durableId="2D96B9E6" w16cex:dateUtc="2026-04-24T20:56:00Z"/>
 </w16cex:commentsExtensible>
 </file>
 
 <file path=word/commentsIds.xml><?xml version="1.0" encoding="utf-8"?>
-<w16cid:commentsIds xmlns:wpc="http://schemas.microsoft.com/office/word/2010/wordprocessingCanvas" xmlns:cx="http://schemas.microsoft.com/office/drawing/2014/chartex" xmlns:cx1="http://schemas.microsoft.com/office/drawing/2015/9/8/chartex" xmlns:cx2="http://schemas.microsoft.com/office/drawing/2015/10/21/chartex" xmlns:cx3="http://schemas.microsoft.com/office/drawing/2016/5/9/chartex" xmlns:cx4="http://schemas.microsoft.com/office/drawing/2016/5/10/chartex" xmlns:cx5="http://schemas.microsoft.com/office/drawing/2016/5/11/chartex" xmlns:cx6="http://schemas.microsoft.com/office/drawing/2016/5/12/chartex" xmlns:cx7="http://schemas.microsoft.com/office/drawing/2016/5/13/chartex" xmlns:cx8="http://schemas.microsoft.com/office/drawing/2016/5/14/chartex" xmlns:mc="http://schemas.openxmlformats.org/markup-compatibility/2006" xmlns:aink="http://schemas.microsoft.com/office/drawing/2016/ink" xmlns:am3d="http://schemas.microsoft.com/office/drawing/2017/model3d" xmlns:o="urn:schemas-microsoft-com:office:office" xmlns:r="http://schemas.openxmlformats.org/officeDocument/2006/relationships" xmlns:m="http://schemas.openxmlformats.org/officeDocument/2006/math" xmlns:v="urn:schemas-microsoft-com:vml" xmlns:wp14="http://schemas.microsoft.com/office/word/2010/wordprocessingDrawing" xmlns:wp="http://schemas.openxmlformats.org/drawingml/2006/wordprocessingDrawing" xmlns:w10="urn:schemas-microsoft-com:office:word" xmlns:w="http://schemas.openxmlformats.org/wordprocessingml/2006/main" xmlns:w14="http://schemas.microsoft.com/office/word/2010/wordml" xmlns:w15="http://schemas.microsoft.com/office/word/2012/wordml" xmlns:w16cex="http://schemas.microsoft.com/office/word/2018/wordml/cex" xmlns:w16cid="http://schemas.microsoft.com/office/word/2016/wordml/cid" xmlns:w16="http://schemas.microsoft.com/office/word/2018/wordml" xmlns:w16sdtdh="http://schemas.microsoft.com/office/word/2020/wordml/sdtdatahash" xmlns:w16se="http://schemas.microsoft.com/office/word/2015/wordml/symex" xmlns:wpg="http://schemas.microsoft.com/office/word/2010/wordprocessingGroup" xmlns:wpi="http://schemas.microsoft.com/office/word/2010/wordprocessingInk" xmlns:wne="http://schemas.microsoft.com/office/word/2006/wordml" xmlns:wps="http://schemas.microsoft.com/office/word/2010/wordprocessingShape" mc:Ignorable="w14 w15 w16se w16cid w16 w16cex w16sdtdh wp14">
-  <w16cid:commentId w16cid:paraId="5EF9A7EE" w16cid:durableId="5CE74191"/>
-  <w16cid:commentId w16cid:paraId="7F0C0151" w16cid:durableId="2D96BA0A"/>
-  <w16cid:commentId w16cid:paraId="1FF9038A" w16cid:durableId="065E98ED"/>
-  <w16cid:commentId w16cid:paraId="40619A8F" w16cid:durableId="2D96BA05"/>
-  <w16cid:commentId w16cid:paraId="05ACFB5E" w16cid:durableId="11BA8D98"/>
-  <w16cid:commentId w16cid:paraId="1C5E47B1" w16cid:durableId="2D96B9FE"/>
-  <w16cid:commentId w16cid:paraId="7F61D5C3" w16cid:durableId="4F274742"/>
-  <w16cid:commentId w16cid:paraId="133B9095" w16cid:durableId="2D96BA00"/>
-  <w16cid:commentId w16cid:paraId="5C7FC20B" w16cid:durableId="2D96B61E"/>
-  <w16cid:commentId w16cid:paraId="41341F22" w16cid:durableId="2D96B9F7"/>
-  <w16cid:commentId w16cid:paraId="6D162C25" w16cid:durableId="54AF344A"/>
-  <w16cid:commentId w16cid:paraId="794105A4" w16cid:durableId="2D96B9EF"/>
+<w16cid:commentsIds xmlns:wpc="http://schemas.microsoft.com/office/word/2010/wordprocessingCanvas" xmlns:cx="http://schemas.microsoft.com/office/drawing/2014/chartex" xmlns:cx1="http://schemas.microsoft.com/office/drawing/2015/9/8/chartex" xmlns:cx2="http://schemas.microsoft.com/office/drawing/2015/10/21/chartex" xmlns:cx3="http://schemas.microsoft.com/office/drawing/2016/5/9/chartex" xmlns:cx4="http://schemas.microsoft.com/office/drawing/2016/5/10/chartex" xmlns:cx5="http://schemas.microsoft.com/office/drawing/2016/5/11/chartex" xmlns:cx6="http://schemas.microsoft.com/office/drawing/2016/5/12/chartex" xmlns:cx7="http://schemas.microsoft.com/office/drawing/2016/5/13/chartex" xmlns:cx8="http://schemas.microsoft.com/office/drawing/2016/5/14/chartex" xmlns:mc="http://schemas.openxmlformats.org/markup-compatibility/2006" xmlns:aink="http://schemas.microsoft.com/office/drawing/2016/ink" xmlns:am3d="http://schemas.microsoft.com/office/drawing/2017/model3d" xmlns:o="urn:schemas-microsoft-com:office:office" xmlns:oel="http://schemas.microsoft.com/office/2019/extlst" xmlns:r="http://schemas.openxmlformats.org/officeDocument/2006/relationships" xmlns:m="http://schemas.openxmlformats.org/officeDocument/2006/math" xmlns:v="urn:schemas-microsoft-com:vml" xmlns:wp14="http://schemas.microsoft.com/office/word/2010/wordprocessingDrawing" xmlns:wp="http://schemas.openxmlformats.org/drawingml/2006/wordprocessingDrawing" xmlns:w10="urn:schemas-microsoft-com:office:word" xmlns:w="http://schemas.openxmlformats.org/wordprocessingml/2006/main" xmlns:w14="http://schemas.microsoft.com/office/word/2010/wordml" xmlns:w15="http://schemas.microsoft.com/office/word/2012/wordml" xmlns:w16cex="http://schemas.microsoft.com/office/word/2018/wordml/cex" xmlns:w16cid="http://schemas.microsoft.com/office/word/2016/wordml/cid" xmlns:w16="http://schemas.microsoft.com/office/word/2018/wordml" xmlns:w16du="http://schemas.microsoft.com/office/word/2023/wordml/word16du" xmlns:w16sdtdh="http://schemas.microsoft.com/office/word/2020/wordml/sdtdatahash" xmlns:w16sdtfl="http://schemas.microsoft.com/office/word/2024/wordml/sdtformatlock" xmlns:w16se="http://schemas.microsoft.com/office/word/2015/wordml/symex" xmlns:wpg="http://schemas.microsoft.com/office/word/2010/wordprocessingGroup" xmlns:wpi="http://schemas.microsoft.com/office/word/2010/wordprocessingInk" xmlns:wne="http://schemas.microsoft.com/office/word/2006/wordml" xmlns:wps="http://schemas.microsoft.com/office/word/2010/wordprocessingShape" mc:Ignorable="w14 w15 w16se w16cid w16 w16cex w16sdtdh w16sdtfl w16du wp14">
   <w16cid:commentId w16cid:paraId="371C5373" w16cid:durableId="6EB5390A"/>
   <w16cid:commentId w16cid:paraId="6598B2EF" w16cid:durableId="2D96B9E6"/>
 </w16cid:commentsIds>
 </file>
 
 <file path=word/endnotes.xml><?xml version="1.0" encoding="utf-8"?>
-<w:endnotes xmlns:wpc="http://schemas.microsoft.com/office/word/2010/wordprocessingCanvas" xmlns:cx="http://schemas.microsoft.com/office/drawing/2014/chartex" xmlns:cx1="http://schemas.microsoft.com/office/drawing/2015/9/8/chartex" xmlns:cx2="http://schemas.microsoft.com/office/drawing/2015/10/21/chartex" xmlns:cx3="http://schemas.microsoft.com/office/drawing/2016/5/9/chartex" xmlns:cx4="http://schemas.microsoft.com/office/drawing/2016/5/10/chartex" xmlns:cx5="http://schemas.microsoft.com/office/drawing/2016/5/11/chartex" xmlns:cx6="http://schemas.microsoft.com/office/drawing/2016/5/12/chartex" xmlns:cx7="http://schemas.microsoft.com/office/drawing/2016/5/13/chartex" xmlns:cx8="http://schemas.microsoft.com/office/drawing/2016/5/14/chartex" xmlns:mc="http://schemas.openxmlformats.org/markup-compatibility/2006" xmlns:aink="http://schemas.microsoft.com/office/drawing/2016/ink" xmlns:am3d="http://schemas.microsoft.com/office/drawing/2017/model3d" xmlns:o="urn:schemas-microsoft-com:office:office" xmlns:r="http://schemas.openxmlformats.org/officeDocument/2006/relationships" xmlns:m="http://schemas.openxmlformats.org/officeDocument/2006/math" xmlns:v="urn:schemas-microsoft-com:vml" xmlns:wp14="http://schemas.microsoft.com/office/word/2010/wordprocessingDrawing" xmlns:wp="http://schemas.openxmlformats.org/drawingml/2006/wordprocessingDrawing" xmlns:w10="urn:schemas-microsoft-com:office:word" xmlns:w="http://schemas.openxmlformats.org/wordprocessingml/2006/main" xmlns:w14="http://schemas.microsoft.com/office/word/2010/wordml" xmlns:w15="http://schemas.microsoft.com/office/word/2012/wordml" xmlns:w16cex="http://schemas.microsoft.com/office/word/2018/wordml/cex" xmlns:w16cid="http://schemas.microsoft.com/office/word/2016/wordml/cid" xmlns:w16="http://schemas.microsoft.com/office/word/2018/wordml" xmlns:w16sdtdh="http://schemas.microsoft.com/office/word/2020/wordml/sdtdatahash" xmlns:w16se="http://schemas.microsoft.com/office/word/2015/wordml/symex" xmlns:wpg="http://schemas.microsoft.com/office/word/2010/wordprocessingGroup" xmlns:wpi="http://schemas.microsoft.com/office/word/2010/wordprocessingInk" xmlns:wne="http://schemas.microsoft.com/office/word/2006/wordml" xmlns:wps="http://schemas.microsoft.com/office/word/2010/wordprocessingShape" mc:Ignorable="w14 w15 w16se w16cid w16 w16cex w16sdtdh wp14">
+<w:endnotes xmlns:wpc="http://schemas.microsoft.com/office/word/2010/wordprocessingCanvas" xmlns:cx="http://schemas.microsoft.com/office/drawing/2014/chartex" xmlns:cx1="http://schemas.microsoft.com/office/drawing/2015/9/8/chartex" xmlns:cx2="http://schemas.microsoft.com/office/drawing/2015/10/21/chartex" xmlns:cx3="http://schemas.microsoft.com/office/drawing/2016/5/9/chartex" xmlns:cx4="http://schemas.microsoft.com/office/drawing/2016/5/10/chartex" xmlns:cx5="http://schemas.microsoft.com/office/drawing/2016/5/11/chartex" xmlns:cx6="http://schemas.microsoft.com/office/drawing/2016/5/12/chartex" xmlns:cx7="http://schemas.microsoft.com/office/drawing/2016/5/13/chartex" xmlns:cx8="http://schemas.microsoft.com/office/drawing/2016/5/14/chartex" xmlns:mc="http://schemas.openxmlformats.org/markup-compatibility/2006" xmlns:aink="http://schemas.microsoft.com/office/drawing/2016/ink" xmlns:am3d="http://schemas.microsoft.com/office/drawing/2017/model3d" xmlns:o="urn:schemas-microsoft-com:office:office" xmlns:oel="http://schemas.microsoft.com/office/2019/extlst" xmlns:r="http://schemas.openxmlformats.org/officeDocument/2006/relationships" xmlns:m="http://schemas.openxmlformats.org/officeDocument/2006/math" xmlns:v="urn:schemas-microsoft-com:vml" xmlns:wp14="http://schemas.microsoft.com/office/word/2010/wordprocessingDrawing" xmlns:wp="http://schemas.openxmlformats.org/drawingml/2006/wordprocessingDrawing" xmlns:w10="urn:schemas-microsoft-com:office:word" xmlns:w="http://schemas.openxmlformats.org/wordprocessingml/2006/main" xmlns:w14="http://schemas.microsoft.com/office/word/2010/wordml" xmlns:w15="http://schemas.microsoft.com/office/word/2012/wordml" xmlns:w16cex="http://schemas.microsoft.com/office/word/2018/wordml/cex" xmlns:w16cid="http://schemas.microsoft.com/office/word/2016/wordml/cid" xmlns:w16="http://schemas.microsoft.com/office/word/2018/wordml" xmlns:w16du="http://schemas.microsoft.com/office/word/2023/wordml/word16du" xmlns:w16sdtdh="http://schemas.microsoft.com/office/word/2020/wordml/sdtdatahash" xmlns:w16sdtfl="http://schemas.microsoft.com/office/word/2024/wordml/sdtformatlock" xmlns:w16se="http://schemas.microsoft.com/office/word/2015/wordml/symex" xmlns:wpg="http://schemas.microsoft.com/office/word/2010/wordprocessingGroup" xmlns:wpi="http://schemas.microsoft.com/office/word/2010/wordprocessingInk" xmlns:wne="http://schemas.microsoft.com/office/word/2006/wordml" xmlns:wps="http://schemas.microsoft.com/office/word/2010/wordprocessingShape" mc:Ignorable="w14 w15 w16se w16cid w16 w16cex w16sdtdh w16sdtfl w16du wp14">
   <w:endnote w:type="separator" w:id="-1">
     <w:p>
       <w:pPr>
@@ -28769,7 +28774,7 @@
 </file>
 
 <file path=word/footer1.xml><?xml version="1.0" encoding="utf-8"?>
-<w:ftr xmlns:wpc="http://schemas.microsoft.com/office/word/2010/wordprocessingCanvas" xmlns:cx="http://schemas.microsoft.com/office/drawing/2014/chartex" xmlns:cx1="http://schemas.microsoft.com/office/drawing/2015/9/8/chartex" xmlns:cx2="http://schemas.microsoft.com/office/drawing/2015/10/21/chartex" xmlns:cx3="http://schemas.microsoft.com/office/drawing/2016/5/9/chartex" xmlns:cx4="http://schemas.microsoft.com/office/drawing/2016/5/10/chartex" xmlns:cx5="http://schemas.microsoft.com/office/drawing/2016/5/11/chartex" xmlns:cx6="http://schemas.microsoft.com/office/drawing/2016/5/12/chartex" xmlns:cx7="http://schemas.microsoft.com/office/drawing/2016/5/13/chartex" xmlns:cx8="http://schemas.microsoft.com/office/drawing/2016/5/14/chartex" xmlns:mc="http://schemas.openxmlformats.org/markup-compatibility/2006" xmlns:aink="http://schemas.microsoft.com/office/drawing/2016/ink" xmlns:am3d="http://schemas.microsoft.com/office/drawing/2017/model3d" xmlns:o="urn:schemas-microsoft-com:office:office" xmlns:r="http://schemas.openxmlformats.org/officeDocument/2006/relationships" xmlns:m="http://schemas.openxmlformats.org/officeDocument/2006/math" xmlns:v="urn:schemas-microsoft-com:vml" xmlns:wp14="http://schemas.microsoft.com/office/word/2010/wordprocessingDrawing" xmlns:wp="http://schemas.openxmlformats.org/drawingml/2006/wordprocessingDrawing" xmlns:w10="urn:schemas-microsoft-com:office:word" xmlns:w="http://schemas.openxmlformats.org/wordprocessingml/2006/main" xmlns:w14="http://schemas.microsoft.com/office/word/2010/wordml" xmlns:w15="http://schemas.microsoft.com/office/word/2012/wordml" xmlns:w16cex="http://schemas.microsoft.com/office/word/2018/wordml/cex" xmlns:w16cid="http://schemas.microsoft.com/office/word/2016/wordml/cid" xmlns:w16="http://schemas.microsoft.com/office/word/2018/wordml" xmlns:w16sdtdh="http://schemas.microsoft.com/office/word/2020/wordml/sdtdatahash" xmlns:w16se="http://schemas.microsoft.com/office/word/2015/wordml/symex" xmlns:wpg="http://schemas.microsoft.com/office/word/2010/wordprocessingGroup" xmlns:wpi="http://schemas.microsoft.com/office/word/2010/wordprocessingInk" xmlns:wne="http://schemas.microsoft.com/office/word/2006/wordml" xmlns:wps="http://schemas.microsoft.com/office/word/2010/wordprocessingShape" mc:Ignorable="w14 w15 w16se w16cid w16 w16cex w16sdtdh wp14">
+<w:ftr xmlns:wpc="http://schemas.microsoft.com/office/word/2010/wordprocessingCanvas" xmlns:cx="http://schemas.microsoft.com/office/drawing/2014/chartex" xmlns:cx1="http://schemas.microsoft.com/office/drawing/2015/9/8/chartex" xmlns:cx2="http://schemas.microsoft.com/office/drawing/2015/10/21/chartex" xmlns:cx3="http://schemas.microsoft.com/office/drawing/2016/5/9/chartex" xmlns:cx4="http://schemas.microsoft.com/office/drawing/2016/5/10/chartex" xmlns:cx5="http://schemas.microsoft.com/office/drawing/2016/5/11/chartex" xmlns:cx6="http://schemas.microsoft.com/office/drawing/2016/5/12/chartex" xmlns:cx7="http://schemas.microsoft.com/office/drawing/2016/5/13/chartex" xmlns:cx8="http://schemas.microsoft.com/office/drawing/2016/5/14/chartex" xmlns:mc="http://schemas.openxmlformats.org/markup-compatibility/2006" xmlns:aink="http://schemas.microsoft.com/office/drawing/2016/ink" xmlns:am3d="http://schemas.microsoft.com/office/drawing/2017/model3d" xmlns:o="urn:schemas-microsoft-com:office:office" xmlns:oel="http://schemas.microsoft.com/office/2019/extlst" xmlns:r="http://schemas.openxmlformats.org/officeDocument/2006/relationships" xmlns:m="http://schemas.openxmlformats.org/officeDocument/2006/math" xmlns:v="urn:schemas-microsoft-com:vml" xmlns:wp14="http://schemas.microsoft.com/office/word/2010/wordprocessingDrawing" xmlns:wp="http://schemas.openxmlformats.org/drawingml/2006/wordprocessingDrawing" xmlns:w10="urn:schemas-microsoft-com:office:word" xmlns:w="http://schemas.openxmlformats.org/wordprocessingml/2006/main" xmlns:w14="http://schemas.microsoft.com/office/word/2010/wordml" xmlns:w15="http://schemas.microsoft.com/office/word/2012/wordml" xmlns:w16cex="http://schemas.microsoft.com/office/word/2018/wordml/cex" xmlns:w16cid="http://schemas.microsoft.com/office/word/2016/wordml/cid" xmlns:w16="http://schemas.microsoft.com/office/word/2018/wordml" xmlns:w16du="http://schemas.microsoft.com/office/word/2023/wordml/word16du" xmlns:w16sdtdh="http://schemas.microsoft.com/office/word/2020/wordml/sdtdatahash" xmlns:w16sdtfl="http://schemas.microsoft.com/office/word/2024/wordml/sdtformatlock" xmlns:w16se="http://schemas.microsoft.com/office/word/2015/wordml/symex" xmlns:wpg="http://schemas.microsoft.com/office/word/2010/wordprocessingGroup" xmlns:wpi="http://schemas.microsoft.com/office/word/2010/wordprocessingInk" xmlns:wne="http://schemas.microsoft.com/office/word/2006/wordml" xmlns:wps="http://schemas.microsoft.com/office/word/2010/wordprocessingShape" mc:Ignorable="w14 w15 w16se w16cid w16 w16cex w16sdtdh w16sdtfl w16du wp14">
   <w:sdt>
     <w:sdtPr>
       <w:rPr>
@@ -28781,11 +28786,6 @@
         <w:docPartUnique/>
       </w:docPartObj>
     </w:sdtPr>
-    <w:sdtEndPr>
-      <w:rPr>
-        <w:rStyle w:val="af6"/>
-      </w:rPr>
-    </w:sdtEndPr>
     <w:sdtContent>
       <w:p>
         <w:pPr>
@@ -28827,11 +28827,6 @@
         <w:docPartUnique/>
       </w:docPartObj>
     </w:sdtPr>
-    <w:sdtEndPr>
-      <w:rPr>
-        <w:rStyle w:val="af6"/>
-      </w:rPr>
-    </w:sdtEndPr>
     <w:sdtContent>
       <w:p>
         <w:pPr>
@@ -28871,7 +28866,7 @@
 </file>
 
 <file path=word/footer2.xml><?xml version="1.0" encoding="utf-8"?>
-<w:ftr xmlns:wpc="http://schemas.microsoft.com/office/word/2010/wordprocessingCanvas" xmlns:cx="http://schemas.microsoft.com/office/drawing/2014/chartex" xmlns:cx1="http://schemas.microsoft.com/office/drawing/2015/9/8/chartex" xmlns:cx2="http://schemas.microsoft.com/office/drawing/2015/10/21/chartex" xmlns:cx3="http://schemas.microsoft.com/office/drawing/2016/5/9/chartex" xmlns:cx4="http://schemas.microsoft.com/office/drawing/2016/5/10/chartex" xmlns:cx5="http://schemas.microsoft.com/office/drawing/2016/5/11/chartex" xmlns:cx6="http://schemas.microsoft.com/office/drawing/2016/5/12/chartex" xmlns:cx7="http://schemas.microsoft.com/office/drawing/2016/5/13/chartex" xmlns:cx8="http://schemas.microsoft.com/office/drawing/2016/5/14/chartex" xmlns:mc="http://schemas.openxmlformats.org/markup-compatibility/2006" xmlns:aink="http://schemas.microsoft.com/office/drawing/2016/ink" xmlns:am3d="http://schemas.microsoft.com/office/drawing/2017/model3d" xmlns:o="urn:schemas-microsoft-com:office:office" xmlns:r="http://schemas.openxmlformats.org/officeDocument/2006/relationships" xmlns:m="http://schemas.openxmlformats.org/officeDocument/2006/math" xmlns:v="urn:schemas-microsoft-com:vml" xmlns:wp14="http://schemas.microsoft.com/office/word/2010/wordprocessingDrawing" xmlns:wp="http://schemas.openxmlformats.org/drawingml/2006/wordprocessingDrawing" xmlns:w10="urn:schemas-microsoft-com:office:word" xmlns:w="http://schemas.openxmlformats.org/wordprocessingml/2006/main" xmlns:w14="http://schemas.microsoft.com/office/word/2010/wordml" xmlns:w15="http://schemas.microsoft.com/office/word/2012/wordml" xmlns:w16cex="http://schemas.microsoft.com/office/word/2018/wordml/cex" xmlns:w16cid="http://schemas.microsoft.com/office/word/2016/wordml/cid" xmlns:w16="http://schemas.microsoft.com/office/word/2018/wordml" xmlns:w16sdtdh="http://schemas.microsoft.com/office/word/2020/wordml/sdtdatahash" xmlns:w16se="http://schemas.microsoft.com/office/word/2015/wordml/symex" xmlns:wpg="http://schemas.microsoft.com/office/word/2010/wordprocessingGroup" xmlns:wpi="http://schemas.microsoft.com/office/word/2010/wordprocessingInk" xmlns:wne="http://schemas.microsoft.com/office/word/2006/wordml" xmlns:wps="http://schemas.microsoft.com/office/word/2010/wordprocessingShape" mc:Ignorable="w14 w15 w16se w16cid w16 w16cex w16sdtdh wp14">
+<w:ftr xmlns:wpc="http://schemas.microsoft.com/office/word/2010/wordprocessingCanvas" xmlns:cx="http://schemas.microsoft.com/office/drawing/2014/chartex" xmlns:cx1="http://schemas.microsoft.com/office/drawing/2015/9/8/chartex" xmlns:cx2="http://schemas.microsoft.com/office/drawing/2015/10/21/chartex" xmlns:cx3="http://schemas.microsoft.com/office/drawing/2016/5/9/chartex" xmlns:cx4="http://schemas.microsoft.com/office/drawing/2016/5/10/chartex" xmlns:cx5="http://schemas.microsoft.com/office/drawing/2016/5/11/chartex" xmlns:cx6="http://schemas.microsoft.com/office/drawing/2016/5/12/chartex" xmlns:cx7="http://schemas.microsoft.com/office/drawing/2016/5/13/chartex" xmlns:cx8="http://schemas.microsoft.com/office/drawing/2016/5/14/chartex" xmlns:mc="http://schemas.openxmlformats.org/markup-compatibility/2006" xmlns:aink="http://schemas.microsoft.com/office/drawing/2016/ink" xmlns:am3d="http://schemas.microsoft.com/office/drawing/2017/model3d" xmlns:o="urn:schemas-microsoft-com:office:office" xmlns:oel="http://schemas.microsoft.com/office/2019/extlst" xmlns:r="http://schemas.openxmlformats.org/officeDocument/2006/relationships" xmlns:m="http://schemas.openxmlformats.org/officeDocument/2006/math" xmlns:v="urn:schemas-microsoft-com:vml" xmlns:wp14="http://schemas.microsoft.com/office/word/2010/wordprocessingDrawing" xmlns:wp="http://schemas.openxmlformats.org/drawingml/2006/wordprocessingDrawing" xmlns:w10="urn:schemas-microsoft-com:office:word" xmlns:w="http://schemas.openxmlformats.org/wordprocessingml/2006/main" xmlns:w14="http://schemas.microsoft.com/office/word/2010/wordml" xmlns:w15="http://schemas.microsoft.com/office/word/2012/wordml" xmlns:w16cex="http://schemas.microsoft.com/office/word/2018/wordml/cex" xmlns:w16cid="http://schemas.microsoft.com/office/word/2016/wordml/cid" xmlns:w16="http://schemas.microsoft.com/office/word/2018/wordml" xmlns:w16du="http://schemas.microsoft.com/office/word/2023/wordml/word16du" xmlns:w16sdtdh="http://schemas.microsoft.com/office/word/2020/wordml/sdtdatahash" xmlns:w16sdtfl="http://schemas.microsoft.com/office/word/2024/wordml/sdtformatlock" xmlns:w16se="http://schemas.microsoft.com/office/word/2015/wordml/symex" xmlns:wpg="http://schemas.microsoft.com/office/word/2010/wordprocessingGroup" xmlns:wpi="http://schemas.microsoft.com/office/word/2010/wordprocessingInk" xmlns:wne="http://schemas.microsoft.com/office/word/2006/wordml" xmlns:wps="http://schemas.microsoft.com/office/word/2010/wordprocessingShape" mc:Ignorable="w14 w15 w16se w16cid w16 w16cex w16sdtdh w16sdtfl w16du wp14">
   <w:sdt>
     <w:sdtPr>
       <w:rPr>
@@ -28883,11 +28878,6 @@
         <w:docPartUnique/>
       </w:docPartObj>
     </w:sdtPr>
-    <w:sdtEndPr>
-      <w:rPr>
-        <w:rStyle w:val="af6"/>
-      </w:rPr>
-    </w:sdtEndPr>
     <w:sdtContent>
       <w:p>
         <w:pPr>
@@ -28960,7 +28950,7 @@
 </file>
 
 <file path=word/footer3.xml><?xml version="1.0" encoding="utf-8"?>
-<w:ftr xmlns:wpc="http://schemas.microsoft.com/office/word/2010/wordprocessingCanvas" xmlns:cx="http://schemas.microsoft.com/office/drawing/2014/chartex" xmlns:cx1="http://schemas.microsoft.com/office/drawing/2015/9/8/chartex" xmlns:cx2="http://schemas.microsoft.com/office/drawing/2015/10/21/chartex" xmlns:cx3="http://schemas.microsoft.com/office/drawing/2016/5/9/chartex" xmlns:cx4="http://schemas.microsoft.com/office/drawing/2016/5/10/chartex" xmlns:cx5="http://schemas.microsoft.com/office/drawing/2016/5/11/chartex" xmlns:cx6="http://schemas.microsoft.com/office/drawing/2016/5/12/chartex" xmlns:cx7="http://schemas.microsoft.com/office/drawing/2016/5/13/chartex" xmlns:cx8="http://schemas.microsoft.com/office/drawing/2016/5/14/chartex" xmlns:mc="http://schemas.openxmlformats.org/markup-compatibility/2006" xmlns:aink="http://schemas.microsoft.com/office/drawing/2016/ink" xmlns:am3d="http://schemas.microsoft.com/office/drawing/2017/model3d" xmlns:o="urn:schemas-microsoft-com:office:office" xmlns:r="http://schemas.openxmlformats.org/officeDocument/2006/relationships" xmlns:m="http://schemas.openxmlformats.org/officeDocument/2006/math" xmlns:v="urn:schemas-microsoft-com:vml" xmlns:wp14="http://schemas.microsoft.com/office/word/2010/wordprocessingDrawing" xmlns:wp="http://schemas.openxmlformats.org/drawingml/2006/wordprocessingDrawing" xmlns:w10="urn:schemas-microsoft-com:office:word" xmlns:w="http://schemas.openxmlformats.org/wordprocessingml/2006/main" xmlns:w14="http://schemas.microsoft.com/office/word/2010/wordml" xmlns:w15="http://schemas.microsoft.com/office/word/2012/wordml" xmlns:w16cex="http://schemas.microsoft.com/office/word/2018/wordml/cex" xmlns:w16cid="http://schemas.microsoft.com/office/word/2016/wordml/cid" xmlns:w16="http://schemas.microsoft.com/office/word/2018/wordml" xmlns:w16sdtdh="http://schemas.microsoft.com/office/word/2020/wordml/sdtdatahash" xmlns:w16se="http://schemas.microsoft.com/office/word/2015/wordml/symex" xmlns:wpg="http://schemas.microsoft.com/office/word/2010/wordprocessingGroup" xmlns:wpi="http://schemas.microsoft.com/office/word/2010/wordprocessingInk" xmlns:wne="http://schemas.microsoft.com/office/word/2006/wordml" xmlns:wps="http://schemas.microsoft.com/office/word/2010/wordprocessingShape" mc:Ignorable="w14 w15 w16se w16cid w16 w16cex w16sdtdh wp14">
+<w:ftr xmlns:wpc="http://schemas.microsoft.com/office/word/2010/wordprocessingCanvas" xmlns:cx="http://schemas.microsoft.com/office/drawing/2014/chartex" xmlns:cx1="http://schemas.microsoft.com/office/drawing/2015/9/8/chartex" xmlns:cx2="http://schemas.microsoft.com/office/drawing/2015/10/21/chartex" xmlns:cx3="http://schemas.microsoft.com/office/drawing/2016/5/9/chartex" xmlns:cx4="http://schemas.microsoft.com/office/drawing/2016/5/10/chartex" xmlns:cx5="http://schemas.microsoft.com/office/drawing/2016/5/11/chartex" xmlns:cx6="http://schemas.microsoft.com/office/drawing/2016/5/12/chartex" xmlns:cx7="http://schemas.microsoft.com/office/drawing/2016/5/13/chartex" xmlns:cx8="http://schemas.microsoft.com/office/drawing/2016/5/14/chartex" xmlns:mc="http://schemas.openxmlformats.org/markup-compatibility/2006" xmlns:aink="http://schemas.microsoft.com/office/drawing/2016/ink" xmlns:am3d="http://schemas.microsoft.com/office/drawing/2017/model3d" xmlns:o="urn:schemas-microsoft-com:office:office" xmlns:oel="http://schemas.microsoft.com/office/2019/extlst" xmlns:r="http://schemas.openxmlformats.org/officeDocument/2006/relationships" xmlns:m="http://schemas.openxmlformats.org/officeDocument/2006/math" xmlns:v="urn:schemas-microsoft-com:vml" xmlns:wp14="http://schemas.microsoft.com/office/word/2010/wordprocessingDrawing" xmlns:wp="http://schemas.openxmlformats.org/drawingml/2006/wordprocessingDrawing" xmlns:w10="urn:schemas-microsoft-com:office:word" xmlns:w="http://schemas.openxmlformats.org/wordprocessingml/2006/main" xmlns:w14="http://schemas.microsoft.com/office/word/2010/wordml" xmlns:w15="http://schemas.microsoft.com/office/word/2012/wordml" xmlns:w16cex="http://schemas.microsoft.com/office/word/2018/wordml/cex" xmlns:w16cid="http://schemas.microsoft.com/office/word/2016/wordml/cid" xmlns:w16="http://schemas.microsoft.com/office/word/2018/wordml" xmlns:w16du="http://schemas.microsoft.com/office/word/2023/wordml/word16du" xmlns:w16sdtdh="http://schemas.microsoft.com/office/word/2020/wordml/sdtdatahash" xmlns:w16sdtfl="http://schemas.microsoft.com/office/word/2024/wordml/sdtformatlock" xmlns:w16se="http://schemas.microsoft.com/office/word/2015/wordml/symex" xmlns:wpg="http://schemas.microsoft.com/office/word/2010/wordprocessingGroup" xmlns:wpi="http://schemas.microsoft.com/office/word/2010/wordprocessingInk" xmlns:wne="http://schemas.microsoft.com/office/word/2006/wordml" xmlns:wps="http://schemas.microsoft.com/office/word/2010/wordprocessingShape" mc:Ignorable="w14 w15 w16se w16cid w16 w16cex w16sdtdh w16sdtfl w16du wp14">
   <w:p>
     <w:pPr>
       <w:pStyle w:val="af4"/>
@@ -28976,7 +28966,7 @@
 </file>
 
 <file path=word/footnotes.xml><?xml version="1.0" encoding="utf-8"?>
-<w:footnotes xmlns:wpc="http://schemas.microsoft.com/office/word/2010/wordprocessingCanvas" xmlns:cx="http://schemas.microsoft.com/office/drawing/2014/chartex" xmlns:cx1="http://schemas.microsoft.com/office/drawing/2015/9/8/chartex" xmlns:cx2="http://schemas.microsoft.com/office/drawing/2015/10/21/chartex" xmlns:cx3="http://schemas.microsoft.com/office/drawing/2016/5/9/chartex" xmlns:cx4="http://schemas.microsoft.com/office/drawing/2016/5/10/chartex" xmlns:cx5="http://schemas.microsoft.com/office/drawing/2016/5/11/chartex" xmlns:cx6="http://schemas.microsoft.com/office/drawing/2016/5/12/chartex" xmlns:cx7="http://schemas.microsoft.com/office/drawing/2016/5/13/chartex" xmlns:cx8="http://schemas.microsoft.com/office/drawing/2016/5/14/chartex" xmlns:mc="http://schemas.openxmlformats.org/markup-compatibility/2006" xmlns:aink="http://schemas.microsoft.com/office/drawing/2016/ink" xmlns:am3d="http://schemas.microsoft.com/office/drawing/2017/model3d" xmlns:o="urn:schemas-microsoft-com:office:office" xmlns:r="http://schemas.openxmlformats.org/officeDocument/2006/relationships" xmlns:m="http://schemas.openxmlformats.org/officeDocument/2006/math" xmlns:v="urn:schemas-microsoft-com:vml" xmlns:wp14="http://schemas.microsoft.com/office/word/2010/wordprocessingDrawing" xmlns:wp="http://schemas.openxmlformats.org/drawingml/2006/wordprocessingDrawing" xmlns:w10="urn:schemas-microsoft-com:office:word" xmlns:w="http://schemas.openxmlformats.org/wordprocessingml/2006/main" xmlns:w14="http://schemas.microsoft.com/office/word/2010/wordml" xmlns:w15="http://schemas.microsoft.com/office/word/2012/wordml" xmlns:w16cex="http://schemas.microsoft.com/office/word/2018/wordml/cex" xmlns:w16cid="http://schemas.microsoft.com/office/word/2016/wordml/cid" xmlns:w16="http://schemas.microsoft.com/office/word/2018/wordml" xmlns:w16sdtdh="http://schemas.microsoft.com/office/word/2020/wordml/sdtdatahash" xmlns:w16se="http://schemas.microsoft.com/office/word/2015/wordml/symex" xmlns:wpg="http://schemas.microsoft.com/office/word/2010/wordprocessingGroup" xmlns:wpi="http://schemas.microsoft.com/office/word/2010/wordprocessingInk" xmlns:wne="http://schemas.microsoft.com/office/word/2006/wordml" xmlns:wps="http://schemas.microsoft.com/office/word/2010/wordprocessingShape" mc:Ignorable="w14 w15 w16se w16cid w16 w16cex w16sdtdh wp14">
+<w:footnotes xmlns:wpc="http://schemas.microsoft.com/office/word/2010/wordprocessingCanvas" xmlns:cx="http://schemas.microsoft.com/office/drawing/2014/chartex" xmlns:cx1="http://schemas.microsoft.com/office/drawing/2015/9/8/chartex" xmlns:cx2="http://schemas.microsoft.com/office/drawing/2015/10/21/chartex" xmlns:cx3="http://schemas.microsoft.com/office/drawing/2016/5/9/chartex" xmlns:cx4="http://schemas.microsoft.com/office/drawing/2016/5/10/chartex" xmlns:cx5="http://schemas.microsoft.com/office/drawing/2016/5/11/chartex" xmlns:cx6="http://schemas.microsoft.com/office/drawing/2016/5/12/chartex" xmlns:cx7="http://schemas.microsoft.com/office/drawing/2016/5/13/chartex" xmlns:cx8="http://schemas.microsoft.com/office/drawing/2016/5/14/chartex" xmlns:mc="http://schemas.openxmlformats.org/markup-compatibility/2006" xmlns:aink="http://schemas.microsoft.com/office/drawing/2016/ink" xmlns:am3d="http://schemas.microsoft.com/office/drawing/2017/model3d" xmlns:o="urn:schemas-microsoft-com:office:office" xmlns:oel="http://schemas.microsoft.com/office/2019/extlst" xmlns:r="http://schemas.openxmlformats.org/officeDocument/2006/relationships" xmlns:m="http://schemas.openxmlformats.org/officeDocument/2006/math" xmlns:v="urn:schemas-microsoft-com:vml" xmlns:wp14="http://schemas.microsoft.com/office/word/2010/wordprocessingDrawing" xmlns:wp="http://schemas.openxmlformats.org/drawingml/2006/wordprocessingDrawing" xmlns:w10="urn:schemas-microsoft-com:office:word" xmlns:w="http://schemas.openxmlformats.org/wordprocessingml/2006/main" xmlns:w14="http://schemas.microsoft.com/office/word/2010/wordml" xmlns:w15="http://schemas.microsoft.com/office/word/2012/wordml" xmlns:w16cex="http://schemas.microsoft.com/office/word/2018/wordml/cex" xmlns:w16cid="http://schemas.microsoft.com/office/word/2016/wordml/cid" xmlns:w16="http://schemas.microsoft.com/office/word/2018/wordml" xmlns:w16du="http://schemas.microsoft.com/office/word/2023/wordml/word16du" xmlns:w16sdtdh="http://schemas.microsoft.com/office/word/2020/wordml/sdtdatahash" xmlns:w16sdtfl="http://schemas.microsoft.com/office/word/2024/wordml/sdtformatlock" xmlns:w16se="http://schemas.microsoft.com/office/word/2015/wordml/symex" xmlns:wpg="http://schemas.microsoft.com/office/word/2010/wordprocessingGroup" xmlns:wpi="http://schemas.microsoft.com/office/word/2010/wordprocessingInk" xmlns:wne="http://schemas.microsoft.com/office/word/2006/wordml" xmlns:wps="http://schemas.microsoft.com/office/word/2010/wordprocessingShape" mc:Ignorable="w14 w15 w16se w16cid w16 w16cex w16sdtdh w16sdtfl w16du wp14">
   <w:footnote w:type="separator" w:id="-1">
     <w:p>
       <w:pPr>
@@ -29001,7 +28991,7 @@
 </file>
 
 <file path=word/numbering.xml><?xml version="1.0" encoding="utf-8"?>
-<w:numbering xmlns:wpc="http://schemas.microsoft.com/office/word/2010/wordprocessingCanvas" xmlns:cx="http://schemas.microsoft.com/office/drawing/2014/chartex" xmlns:cx1="http://schemas.microsoft.com/office/drawing/2015/9/8/chartex" xmlns:cx2="http://schemas.microsoft.com/office/drawing/2015/10/21/chartex" xmlns:cx3="http://schemas.microsoft.com/office/drawing/2016/5/9/chartex" xmlns:cx4="http://schemas.microsoft.com/office/drawing/2016/5/10/chartex" xmlns:cx5="http://schemas.microsoft.com/office/drawing/2016/5/11/chartex" xmlns:cx6="http://schemas.microsoft.com/office/drawing/2016/5/12/chartex" xmlns:cx7="http://schemas.microsoft.com/office/drawing/2016/5/13/chartex" xmlns:cx8="http://schemas.microsoft.com/office/drawing/2016/5/14/chartex" xmlns:mc="http://schemas.openxmlformats.org/markup-compatibility/2006" xmlns:aink="http://schemas.microsoft.com/office/drawing/2016/ink" xmlns:am3d="http://schemas.microsoft.com/office/drawing/2017/model3d" xmlns:o="urn:schemas-microsoft-com:office:office" xmlns:r="http://schemas.openxmlformats.org/officeDocument/2006/relationships" xmlns:m="http://schemas.openxmlformats.org/officeDocument/2006/math" xmlns:v="urn:schemas-microsoft-com:vml" xmlns:wp14="http://schemas.microsoft.com/office/word/2010/wordprocessingDrawing" xmlns:wp="http://schemas.openxmlformats.org/drawingml/2006/wordprocessingDrawing" xmlns:w10="urn:schemas-microsoft-com:office:word" xmlns:w="http://schemas.openxmlformats.org/wordprocessingml/2006/main" xmlns:w14="http://schemas.microsoft.com/office/word/2010/wordml" xmlns:w15="http://schemas.microsoft.com/office/word/2012/wordml" xmlns:w16cex="http://schemas.microsoft.com/office/word/2018/wordml/cex" xmlns:w16cid="http://schemas.microsoft.com/office/word/2016/wordml/cid" xmlns:w16="http://schemas.microsoft.com/office/word/2018/wordml" xmlns:w16sdtdh="http://schemas.microsoft.com/office/word/2020/wordml/sdtdatahash" xmlns:w16se="http://schemas.microsoft.com/office/word/2015/wordml/symex" xmlns:wpg="http://schemas.microsoft.com/office/word/2010/wordprocessingGroup" xmlns:wpi="http://schemas.microsoft.com/office/word/2010/wordprocessingInk" xmlns:wne="http://schemas.microsoft.com/office/word/2006/wordml" xmlns:wps="http://schemas.microsoft.com/office/word/2010/wordprocessingShape" mc:Ignorable="w14 w15 w16se w16cid w16 w16cex w16sdtdh wp14">
+<w:numbering xmlns:wpc="http://schemas.microsoft.com/office/word/2010/wordprocessingCanvas" xmlns:cx="http://schemas.microsoft.com/office/drawing/2014/chartex" xmlns:cx1="http://schemas.microsoft.com/office/drawing/2015/9/8/chartex" xmlns:cx2="http://schemas.microsoft.com/office/drawing/2015/10/21/chartex" xmlns:cx3="http://schemas.microsoft.com/office/drawing/2016/5/9/chartex" xmlns:cx4="http://schemas.microsoft.com/office/drawing/2016/5/10/chartex" xmlns:cx5="http://schemas.microsoft.com/office/drawing/2016/5/11/chartex" xmlns:cx6="http://schemas.microsoft.com/office/drawing/2016/5/12/chartex" xmlns:cx7="http://schemas.microsoft.com/office/drawing/2016/5/13/chartex" xmlns:cx8="http://schemas.microsoft.com/office/drawing/2016/5/14/chartex" xmlns:mc="http://schemas.openxmlformats.org/markup-compatibility/2006" xmlns:aink="http://schemas.microsoft.com/office/drawing/2016/ink" xmlns:am3d="http://schemas.microsoft.com/office/drawing/2017/model3d" xmlns:o="urn:schemas-microsoft-com:office:office" xmlns:oel="http://schemas.microsoft.com/office/2019/extlst" xmlns:r="http://schemas.openxmlformats.org/officeDocument/2006/relationships" xmlns:m="http://schemas.openxmlformats.org/officeDocument/2006/math" xmlns:v="urn:schemas-microsoft-com:vml" xmlns:wp14="http://schemas.microsoft.com/office/word/2010/wordprocessingDrawing" xmlns:wp="http://schemas.openxmlformats.org/drawingml/2006/wordprocessingDrawing" xmlns:w10="urn:schemas-microsoft-com:office:word" xmlns:w="http://schemas.openxmlformats.org/wordprocessingml/2006/main" xmlns:w14="http://schemas.microsoft.com/office/word/2010/wordml" xmlns:w15="http://schemas.microsoft.com/office/word/2012/wordml" xmlns:w16cex="http://schemas.microsoft.com/office/word/2018/wordml/cex" xmlns:w16cid="http://schemas.microsoft.com/office/word/2016/wordml/cid" xmlns:w16="http://schemas.microsoft.com/office/word/2018/wordml" xmlns:w16du="http://schemas.microsoft.com/office/word/2023/wordml/word16du" xmlns:w16sdtdh="http://schemas.microsoft.com/office/word/2020/wordml/sdtdatahash" xmlns:w16sdtfl="http://schemas.microsoft.com/office/word/2024/wordml/sdtformatlock" xmlns:w16se="http://schemas.microsoft.com/office/word/2015/wordml/symex" xmlns:wpg="http://schemas.microsoft.com/office/word/2010/wordprocessingGroup" xmlns:wpi="http://schemas.microsoft.com/office/word/2010/wordprocessingInk" xmlns:wne="http://schemas.microsoft.com/office/word/2006/wordml" xmlns:wps="http://schemas.microsoft.com/office/word/2010/wordprocessingShape" mc:Ignorable="w14 w15 w16se w16cid w16 w16cex w16sdtdh w16sdtfl w16du wp14">
   <w:abstractNum w:abstractNumId="0" w15:restartNumberingAfterBreak="0">
     <w:nsid w:val="00A99411"/>
     <w:multiLevelType w:val="multilevel"/>
@@ -29636,19 +29626,19 @@
       </w:rPr>
     </w:lvl>
   </w:abstractNum>
-  <w:num w:numId="1">
+  <w:num w:numId="1" w16cid:durableId="153110448">
     <w:abstractNumId w:val="4"/>
   </w:num>
-  <w:num w:numId="2">
+  <w:num w:numId="2" w16cid:durableId="503209583">
     <w:abstractNumId w:val="1"/>
   </w:num>
-  <w:num w:numId="3">
+  <w:num w:numId="3" w16cid:durableId="1744141601">
     <w:abstractNumId w:val="2"/>
   </w:num>
-  <w:num w:numId="4">
+  <w:num w:numId="4" w16cid:durableId="1306088605">
     <w:abstractNumId w:val="3"/>
   </w:num>
-  <w:num w:numId="5">
+  <w:num w:numId="5" w16cid:durableId="1181747408">
     <w:abstractNumId w:val="0"/>
     <w:lvlOverride w:ilvl="0">
       <w:startOverride w:val="1"/>
@@ -29678,14 +29668,14 @@
       <w:startOverride w:val="1"/>
     </w:lvlOverride>
   </w:num>
-  <w:num w:numId="6">
+  <w:num w:numId="6" w16cid:durableId="226838465">
     <w:abstractNumId w:val="5"/>
   </w:num>
 </w:numbering>
 </file>
 
 <file path=word/people.xml><?xml version="1.0" encoding="utf-8"?>
-<w15:people xmlns:wpc="http://schemas.microsoft.com/office/word/2010/wordprocessingCanvas" xmlns:cx="http://schemas.microsoft.com/office/drawing/2014/chartex" xmlns:cx1="http://schemas.microsoft.com/office/drawing/2015/9/8/chartex" xmlns:cx2="http://schemas.microsoft.com/office/drawing/2015/10/21/chartex" xmlns:cx3="http://schemas.microsoft.com/office/drawing/2016/5/9/chartex" xmlns:cx4="http://schemas.microsoft.com/office/drawing/2016/5/10/chartex" xmlns:cx5="http://schemas.microsoft.com/office/drawing/2016/5/11/chartex" xmlns:cx6="http://schemas.microsoft.com/office/drawing/2016/5/12/chartex" xmlns:cx7="http://schemas.microsoft.com/office/drawing/2016/5/13/chartex" xmlns:cx8="http://schemas.microsoft.com/office/drawing/2016/5/14/chartex" xmlns:mc="http://schemas.openxmlformats.org/markup-compatibility/2006" xmlns:aink="http://schemas.microsoft.com/office/drawing/2016/ink" xmlns:am3d="http://schemas.microsoft.com/office/drawing/2017/model3d" xmlns:o="urn:schemas-microsoft-com:office:office" xmlns:r="http://schemas.openxmlformats.org/officeDocument/2006/relationships" xmlns:m="http://schemas.openxmlformats.org/officeDocument/2006/math" xmlns:v="urn:schemas-microsoft-com:vml" xmlns:wp14="http://schemas.microsoft.com/office/word/2010/wordprocessingDrawing" xmlns:wp="http://schemas.openxmlformats.org/drawingml/2006/wordprocessingDrawing" xmlns:w10="urn:schemas-microsoft-com:office:word" xmlns:w="http://schemas.openxmlformats.org/wordprocessingml/2006/main" xmlns:w14="http://schemas.microsoft.com/office/word/2010/wordml" xmlns:w15="http://schemas.microsoft.com/office/word/2012/wordml" xmlns:w16cex="http://schemas.microsoft.com/office/word/2018/wordml/cex" xmlns:w16cid="http://schemas.microsoft.com/office/word/2016/wordml/cid" xmlns:w16="http://schemas.microsoft.com/office/word/2018/wordml" xmlns:w16sdtdh="http://schemas.microsoft.com/office/word/2020/wordml/sdtdatahash" xmlns:w16se="http://schemas.microsoft.com/office/word/2015/wordml/symex" xmlns:wpg="http://schemas.microsoft.com/office/word/2010/wordprocessingGroup" xmlns:wpi="http://schemas.microsoft.com/office/word/2010/wordprocessingInk" xmlns:wne="http://schemas.microsoft.com/office/word/2006/wordml" xmlns:wps="http://schemas.microsoft.com/office/word/2010/wordprocessingShape" mc:Ignorable="w14 w15 w16se w16cid w16 w16cex w16sdtdh wp14">
+<w15:people xmlns:wpc="http://schemas.microsoft.com/office/word/2010/wordprocessingCanvas" xmlns:cx="http://schemas.microsoft.com/office/drawing/2014/chartex" xmlns:cx1="http://schemas.microsoft.com/office/drawing/2015/9/8/chartex" xmlns:cx2="http://schemas.microsoft.com/office/drawing/2015/10/21/chartex" xmlns:cx3="http://schemas.microsoft.com/office/drawing/2016/5/9/chartex" xmlns:cx4="http://schemas.microsoft.com/office/drawing/2016/5/10/chartex" xmlns:cx5="http://schemas.microsoft.com/office/drawing/2016/5/11/chartex" xmlns:cx6="http://schemas.microsoft.com/office/drawing/2016/5/12/chartex" xmlns:cx7="http://schemas.microsoft.com/office/drawing/2016/5/13/chartex" xmlns:cx8="http://schemas.microsoft.com/office/drawing/2016/5/14/chartex" xmlns:mc="http://schemas.openxmlformats.org/markup-compatibility/2006" xmlns:aink="http://schemas.microsoft.com/office/drawing/2016/ink" xmlns:am3d="http://schemas.microsoft.com/office/drawing/2017/model3d" xmlns:o="urn:schemas-microsoft-com:office:office" xmlns:oel="http://schemas.microsoft.com/office/2019/extlst" xmlns:r="http://schemas.openxmlformats.org/officeDocument/2006/relationships" xmlns:m="http://schemas.openxmlformats.org/officeDocument/2006/math" xmlns:v="urn:schemas-microsoft-com:vml" xmlns:wp14="http://schemas.microsoft.com/office/word/2010/wordprocessingDrawing" xmlns:wp="http://schemas.openxmlformats.org/drawingml/2006/wordprocessingDrawing" xmlns:w10="urn:schemas-microsoft-com:office:word" xmlns:w="http://schemas.openxmlformats.org/wordprocessingml/2006/main" xmlns:w14="http://schemas.microsoft.com/office/word/2010/wordml" xmlns:w15="http://schemas.microsoft.com/office/word/2012/wordml" xmlns:w16cex="http://schemas.microsoft.com/office/word/2018/wordml/cex" xmlns:w16cid="http://schemas.microsoft.com/office/word/2016/wordml/cid" xmlns:w16="http://schemas.microsoft.com/office/word/2018/wordml" xmlns:w16du="http://schemas.microsoft.com/office/word/2023/wordml/word16du" xmlns:w16sdtdh="http://schemas.microsoft.com/office/word/2020/wordml/sdtdatahash" xmlns:w16sdtfl="http://schemas.microsoft.com/office/word/2024/wordml/sdtformatlock" xmlns:w16se="http://schemas.microsoft.com/office/word/2015/wordml/symex" xmlns:wpg="http://schemas.microsoft.com/office/word/2010/wordprocessingGroup" xmlns:wpi="http://schemas.microsoft.com/office/word/2010/wordprocessingInk" xmlns:wne="http://schemas.microsoft.com/office/word/2006/wordml" xmlns:wps="http://schemas.microsoft.com/office/word/2010/wordprocessingShape" mc:Ignorable="w14 w15 w16se w16cid w16 w16cex w16sdtdh w16sdtfl w16du wp14">
   <w15:person w15:author="Kalentyev Alexey">
     <w15:presenceInfo w15:providerId="Windows Live" w15:userId="da819b8650d7d997"/>
   </w15:person>
@@ -29696,7 +29686,7 @@
 </file>
 
 <file path=word/styles.xml><?xml version="1.0" encoding="utf-8"?>
-<w:styles xmlns:mc="http://schemas.openxmlformats.org/markup-compatibility/2006" xmlns:r="http://schemas.openxmlformats.org/officeDocument/2006/relationships" xmlns:w="http://schemas.openxmlformats.org/wordprocessingml/2006/main" xmlns:w14="http://schemas.microsoft.com/office/word/2010/wordml" xmlns:w15="http://schemas.microsoft.com/office/word/2012/wordml" xmlns:w16cex="http://schemas.microsoft.com/office/word/2018/wordml/cex" xmlns:w16cid="http://schemas.microsoft.com/office/word/2016/wordml/cid" xmlns:w16="http://schemas.microsoft.com/office/word/2018/wordml" xmlns:w16sdtdh="http://schemas.microsoft.com/office/word/2020/wordml/sdtdatahash" xmlns:w16se="http://schemas.microsoft.com/office/word/2015/wordml/symex" mc:Ignorable="w14 w15 w16se w16cid w16 w16cex w16sdtdh">
+<w:styles xmlns:mc="http://schemas.openxmlformats.org/markup-compatibility/2006" xmlns:r="http://schemas.openxmlformats.org/officeDocument/2006/relationships" xmlns:w="http://schemas.openxmlformats.org/wordprocessingml/2006/main" xmlns:w14="http://schemas.microsoft.com/office/word/2010/wordml" xmlns:w15="http://schemas.microsoft.com/office/word/2012/wordml" xmlns:w16cex="http://schemas.microsoft.com/office/word/2018/wordml/cex" xmlns:w16cid="http://schemas.microsoft.com/office/word/2016/wordml/cid" xmlns:w16="http://schemas.microsoft.com/office/word/2018/wordml" xmlns:w16du="http://schemas.microsoft.com/office/word/2023/wordml/word16du" xmlns:w16sdtdh="http://schemas.microsoft.com/office/word/2020/wordml/sdtdatahash" xmlns:w16sdtfl="http://schemas.microsoft.com/office/word/2024/wordml/sdtformatlock" xmlns:w16se="http://schemas.microsoft.com/office/word/2015/wordml/symex" mc:Ignorable="w14 w15 w16se w16cid w16 w16cex w16sdtdh w16sdtfl w16du">
   <w:docDefaults>
     <w:rPrDefault>
       <w:rPr>
@@ -32776,6 +32766,7 @@
     </c:plotArea>
     <c:plotVisOnly val="1"/>
     <c:dispBlanksAs val="gap"/>
+    <c:showDLblsOverMax val="0"/>
     <c:extLst>
       <c:ext xmlns:c16r3="http://schemas.microsoft.com/office/drawing/2017/03/chart" uri="{56B9EC1D-385E-4148-901F-78D8002777C0}">
         <c16r3:dataDisplayOptions16>
@@ -32783,7 +32774,6 @@
         </c16r3:dataDisplayOptions16>
       </c:ext>
     </c:extLst>
-    <c:showDLblsOverMax val="0"/>
   </c:chart>
   <c:spPr>
     <a:solidFill>
@@ -34300,6 +34290,7 @@
     </c:plotArea>
     <c:plotVisOnly val="1"/>
     <c:dispBlanksAs val="gap"/>
+    <c:showDLblsOverMax val="0"/>
     <c:extLst>
       <c:ext xmlns:c16r3="http://schemas.microsoft.com/office/drawing/2017/03/chart" uri="{56B9EC1D-385E-4148-901F-78D8002777C0}">
         <c16r3:dataDisplayOptions16>
@@ -34307,7 +34298,6 @@
         </c16r3:dataDisplayOptions16>
       </c:ext>
     </c:extLst>
-    <c:showDLblsOverMax val="0"/>
   </c:chart>
   <c:spPr>
     <a:solidFill>
@@ -34702,6 +34692,7 @@
     </c:plotArea>
     <c:plotVisOnly val="1"/>
     <c:dispBlanksAs val="gap"/>
+    <c:showDLblsOverMax val="0"/>
     <c:extLst>
       <c:ext xmlns:c16r3="http://schemas.microsoft.com/office/drawing/2017/03/chart" uri="{56B9EC1D-385E-4148-901F-78D8002777C0}">
         <c16r3:dataDisplayOptions16>
@@ -34709,7 +34700,6 @@
         </c16r3:dataDisplayOptions16>
       </c:ext>
     </c:extLst>
-    <c:showDLblsOverMax val="0"/>
   </c:chart>
   <c:spPr>
     <a:solidFill>
